--- a/4 курс/Metrology/606-22_РечукДМ_Лаб3.docx
+++ b/4 курс/Metrology/606-22_РечукДМ_Лаб3.docx
@@ -9,8 +9,6 @@
         <w:jc w:val="center"/>
         <w:rPr>
           <w:rFonts w:ascii="Times New Roman" w:hAnsi="Times New Roman" w:cs="Times New Roman"/>
-          <w:b/>
-          <w:bCs/>
           <w:sz w:val="28"/>
           <w:szCs w:val="28"/>
           <w:shd w:val="clear" w:color="auto" w:fill="FFFFFF"/>
@@ -19,13 +17,11 @@
       <w:r>
         <w:rPr>
           <w:rFonts w:ascii="Times New Roman" w:hAnsi="Times New Roman" w:cs="Times New Roman"/>
-          <w:b/>
-          <w:bCs/>
           <w:sz w:val="28"/>
           <w:szCs w:val="28"/>
           <w:shd w:val="clear" w:color="auto" w:fill="FFFFFF"/>
         </w:rPr>
-        <w:t>Бюджетное учреждение высшего образования Ханты-Мансийского автономного округа – Югры «Сургутский государственный университет»</w:t>
+        <w:t>БЮДЖЕТНОЕ УЧРЕЖДЕНИЕ ВЫСШЕГО ОБРАЗОВАНИЯ ХАНТЫ-МАНСИЙСКОГО АВТОНОМНОГО ОКРУГА – ЮГРЫ «СУРГУТСКИЙ ГОСУДАРСТВЕННЫЙ УНИВЕРСИТЕТ»</w:t>
       </w:r>
     </w:p>
     <w:p>
@@ -86,7 +82,16 @@
           <w:szCs w:val="28"/>
           <w:shd w:val="clear" w:color="auto" w:fill="FFFFFF"/>
         </w:rPr>
-        <w:t>ОТЧЕТ ПО ЛАБОРАТОРНОЙ РАБОТЕ №2</w:t>
+        <w:t>ОТЧЕТ ПО ЛАБОРАТОРНОЙ РАБОТЕ №</w:t>
+      </w:r>
+      <w:r>
+        <w:rPr>
+          <w:rFonts w:ascii="Times New Roman" w:hAnsi="Times New Roman" w:cs="Times New Roman"/>
+          <w:sz w:val="28"/>
+          <w:szCs w:val="28"/>
+          <w:shd w:val="clear" w:color="auto" w:fill="FFFFFF"/>
+        </w:rPr>
+        <w:t>3</w:t>
       </w:r>
     </w:p>
     <w:p>
@@ -208,7 +213,24 @@
           <w:szCs w:val="28"/>
           <w:shd w:val="clear" w:color="auto" w:fill="FFFFFF"/>
         </w:rPr>
-        <w:t>по теме: «Метрологические характеристики отсчетных устройств»</w:t>
+        <w:t>по теме: «</w:t>
+      </w:r>
+      <w:r>
+        <w:rPr>
+          <w:rFonts w:ascii="Times New Roman" w:hAnsi="Times New Roman" w:cs="Times New Roman"/>
+          <w:sz w:val="28"/>
+          <w:szCs w:val="28"/>
+        </w:rPr>
+        <w:t>Изучение паспорта цифрового измерительного прибора</w:t>
+      </w:r>
+      <w:r>
+        <w:rPr>
+          <w:rFonts w:ascii="Times New Roman" w:hAnsi="Times New Roman" w:cs="Times New Roman"/>
+          <w:sz w:val="28"/>
+          <w:szCs w:val="28"/>
+          <w:shd w:val="clear" w:color="auto" w:fill="FFFFFF"/>
+        </w:rPr>
+        <w:t>»</w:t>
       </w:r>
     </w:p>
     <w:p>
@@ -403,14 +425,11 @@
         <w:spacing w:before="0" w:after="0" w:line="360" w:lineRule="auto"/>
         <w:jc w:val="center"/>
         <w:rPr>
-          <w:rFonts w:ascii="Times New Roman" w:hAnsi="Times New Roman" w:cs="Times New Roman"/>
           <w:noProof/>
-          <w:color w:val="auto"/>
-          <w:sz w:val="28"/>
-          <w:szCs w:val="28"/>
         </w:rPr>
       </w:pPr>
       <w:bookmarkStart w:id="0" w:name="_Toc221953235"/>
+      <w:bookmarkStart w:id="1" w:name="_Toc223028920"/>
       <w:r>
         <w:rPr>
           <w:rFonts w:ascii="Times New Roman" w:hAnsi="Times New Roman" w:cs="Times New Roman"/>
@@ -423,6 +442,7 @@
         <w:t>СОДЕРЖАНИЕ</w:t>
       </w:r>
       <w:bookmarkEnd w:id="0"/>
+      <w:bookmarkEnd w:id="1"/>
       <w:r>
         <w:rPr>
           <w:rFonts w:ascii="Times New Roman" w:hAnsi="Times New Roman" w:cs="Times New Roman"/>
@@ -457,23 +477,24 @@
         <w:tabs>
           <w:tab w:val="right" w:leader="dot" w:pos="9345"/>
         </w:tabs>
+        <w:spacing w:after="0" w:line="360" w:lineRule="auto"/>
+        <w:jc w:val="both"/>
         <w:rPr>
           <w:rFonts w:ascii="Times New Roman" w:eastAsiaTheme="minorEastAsia" w:hAnsi="Times New Roman" w:cs="Times New Roman"/>
           <w:noProof/>
           <w:kern w:val="2"/>
           <w:sz w:val="28"/>
           <w:szCs w:val="28"/>
-          <w:lang w:eastAsia="ru-RU"/>
+          <w:lang w:eastAsia="ja-JP"/>
           <w14:ligatures w14:val="standardContextual"/>
         </w:rPr>
       </w:pPr>
-      <w:hyperlink w:anchor="_Toc221953236" w:history="1">
+      <w:hyperlink w:anchor="_Toc223028921" w:history="1">
         <w:r>
           <w:rPr>
             <w:rStyle w:val="ac"/>
             <w:rFonts w:ascii="Times New Roman" w:hAnsi="Times New Roman" w:cs="Times New Roman"/>
             <w:noProof/>
-            <w:color w:val="auto"/>
             <w:sz w:val="28"/>
             <w:szCs w:val="28"/>
           </w:rPr>
@@ -507,7 +528,7 @@
             <w:sz w:val="28"/>
             <w:szCs w:val="28"/>
           </w:rPr>
-          <w:instrText xml:space="preserve"> PAGEREF _Toc221953236 \h </w:instrText>
+          <w:instrText xml:space="preserve"> PAGEREF _Toc223028921 \h </w:instrText>
         </w:r>
         <w:r>
           <w:rPr>
@@ -556,27 +577,28 @@
         <w:tabs>
           <w:tab w:val="right" w:leader="dot" w:pos="9345"/>
         </w:tabs>
+        <w:spacing w:after="0" w:line="360" w:lineRule="auto"/>
+        <w:jc w:val="both"/>
         <w:rPr>
           <w:rFonts w:ascii="Times New Roman" w:eastAsiaTheme="minorEastAsia" w:hAnsi="Times New Roman" w:cs="Times New Roman"/>
           <w:noProof/>
           <w:kern w:val="2"/>
           <w:sz w:val="28"/>
           <w:szCs w:val="28"/>
-          <w:lang w:eastAsia="ru-RU"/>
+          <w:lang w:eastAsia="ja-JP"/>
           <w14:ligatures w14:val="standardContextual"/>
         </w:rPr>
       </w:pPr>
-      <w:hyperlink w:anchor="_Toc221953237" w:history="1">
+      <w:hyperlink w:anchor="_Toc223028922" w:history="1">
         <w:r>
           <w:rPr>
             <w:rStyle w:val="ac"/>
             <w:rFonts w:ascii="Times New Roman" w:hAnsi="Times New Roman" w:cs="Times New Roman"/>
             <w:noProof/>
-            <w:color w:val="auto"/>
             <w:sz w:val="28"/>
             <w:szCs w:val="28"/>
           </w:rPr>
-          <w:t>РАСЧЕТЫ</w:t>
+          <w:t>ВЫПОЛНЕНИЕ ЛАБОРАТОРНОЙ РАБОТЫ</w:t>
         </w:r>
         <w:r>
           <w:rPr>
@@ -606,7 +628,7 @@
             <w:sz w:val="28"/>
             <w:szCs w:val="28"/>
           </w:rPr>
-          <w:instrText xml:space="preserve"> PAGEREF _Toc221953237 \h </w:instrText>
+          <w:instrText xml:space="preserve"> PAGEREF _Toc223028922 \h </w:instrText>
         </w:r>
         <w:r>
           <w:rPr>
@@ -651,31 +673,50 @@
     </w:p>
     <w:p>
       <w:pPr>
-        <w:pStyle w:val="11"/>
+        <w:pStyle w:val="23"/>
         <w:tabs>
+          <w:tab w:val="left" w:pos="720"/>
           <w:tab w:val="right" w:leader="dot" w:pos="9345"/>
         </w:tabs>
-        <w:rPr>
-          <w:rFonts w:ascii="Times New Roman" w:eastAsiaTheme="minorEastAsia" w:hAnsi="Times New Roman" w:cs="Times New Roman"/>
+        <w:spacing w:after="0" w:line="360" w:lineRule="auto"/>
+        <w:ind w:left="0"/>
+        <w:jc w:val="both"/>
+        <w:rPr>
+          <w:rFonts w:ascii="Times New Roman" w:hAnsi="Times New Roman" w:cs="Times New Roman"/>
           <w:noProof/>
-          <w:kern w:val="2"/>
-          <w:sz w:val="28"/>
-          <w:szCs w:val="28"/>
-          <w:lang w:eastAsia="ru-RU"/>
-          <w14:ligatures w14:val="standardContextual"/>
-        </w:rPr>
-      </w:pPr>
-      <w:hyperlink w:anchor="_Toc221953238" w:history="1">
+          <w:sz w:val="28"/>
+          <w:szCs w:val="28"/>
+        </w:rPr>
+      </w:pPr>
+      <w:hyperlink w:anchor="_Toc223028923" w:history="1">
         <w:r>
           <w:rPr>
             <w:rStyle w:val="ac"/>
             <w:rFonts w:ascii="Times New Roman" w:hAnsi="Times New Roman" w:cs="Times New Roman"/>
             <w:noProof/>
-            <w:color w:val="auto"/>
             <w:sz w:val="28"/>
             <w:szCs w:val="28"/>
           </w:rPr>
-          <w:t>ЗАКЛЮЧЕНИЕ</w:t>
+          <w:t>1.</w:t>
+        </w:r>
+        <w:r>
+          <w:rPr>
+            <w:rFonts w:ascii="Times New Roman" w:hAnsi="Times New Roman" w:cs="Times New Roman"/>
+            <w:noProof/>
+            <w:sz w:val="28"/>
+            <w:szCs w:val="28"/>
+          </w:rPr>
+          <w:tab/>
+        </w:r>
+        <w:r>
+          <w:rPr>
+            <w:rStyle w:val="ac"/>
+            <w:rFonts w:ascii="Times New Roman" w:hAnsi="Times New Roman" w:cs="Times New Roman"/>
+            <w:noProof/>
+            <w:sz w:val="28"/>
+            <w:szCs w:val="28"/>
+          </w:rPr>
+          <w:t>Изучение паспорта вольтметра В7-58/2</w:t>
         </w:r>
         <w:r>
           <w:rPr>
@@ -705,7 +746,7 @@
             <w:sz w:val="28"/>
             <w:szCs w:val="28"/>
           </w:rPr>
-          <w:instrText xml:space="preserve"> PAGEREF _Toc221953238 \h </w:instrText>
+          <w:instrText xml:space="preserve"> PAGEREF _Toc223028923 \h </w:instrText>
         </w:r>
         <w:r>
           <w:rPr>
@@ -734,7 +775,7 @@
             <w:sz w:val="28"/>
             <w:szCs w:val="28"/>
           </w:rPr>
-          <w:t>6</w:t>
+          <w:t>4</w:t>
         </w:r>
         <w:r>
           <w:rPr>
@@ -750,31 +791,50 @@
     </w:p>
     <w:p>
       <w:pPr>
-        <w:pStyle w:val="11"/>
+        <w:pStyle w:val="23"/>
         <w:tabs>
+          <w:tab w:val="left" w:pos="720"/>
           <w:tab w:val="right" w:leader="dot" w:pos="9345"/>
         </w:tabs>
-        <w:rPr>
-          <w:rFonts w:ascii="Times New Roman" w:eastAsiaTheme="minorEastAsia" w:hAnsi="Times New Roman" w:cs="Times New Roman"/>
+        <w:spacing w:after="0" w:line="360" w:lineRule="auto"/>
+        <w:ind w:left="0"/>
+        <w:jc w:val="both"/>
+        <w:rPr>
+          <w:rFonts w:ascii="Times New Roman" w:hAnsi="Times New Roman" w:cs="Times New Roman"/>
           <w:noProof/>
-          <w:kern w:val="2"/>
-          <w:sz w:val="28"/>
-          <w:szCs w:val="28"/>
-          <w:lang w:eastAsia="ru-RU"/>
-          <w14:ligatures w14:val="standardContextual"/>
-        </w:rPr>
-      </w:pPr>
-      <w:hyperlink w:anchor="_Toc221953239" w:history="1">
+          <w:sz w:val="28"/>
+          <w:szCs w:val="28"/>
+        </w:rPr>
+      </w:pPr>
+      <w:hyperlink w:anchor="_Toc223028924" w:history="1">
         <w:r>
           <w:rPr>
             <w:rStyle w:val="ac"/>
             <w:rFonts w:ascii="Times New Roman" w:hAnsi="Times New Roman" w:cs="Times New Roman"/>
             <w:noProof/>
-            <w:color w:val="auto"/>
             <w:sz w:val="28"/>
             <w:szCs w:val="28"/>
           </w:rPr>
-          <w:t>СПИСОК ИСПОЛЬЗОВАННЫХ ИСТОЧНИКОВ</w:t>
+          <w:t>2.</w:t>
+        </w:r>
+        <w:r>
+          <w:rPr>
+            <w:rFonts w:ascii="Times New Roman" w:hAnsi="Times New Roman" w:cs="Times New Roman"/>
+            <w:noProof/>
+            <w:sz w:val="28"/>
+            <w:szCs w:val="28"/>
+          </w:rPr>
+          <w:tab/>
+        </w:r>
+        <w:r>
+          <w:rPr>
+            <w:rStyle w:val="ac"/>
+            <w:rFonts w:ascii="Times New Roman" w:hAnsi="Times New Roman" w:cs="Times New Roman"/>
+            <w:noProof/>
+            <w:sz w:val="28"/>
+            <w:szCs w:val="28"/>
+          </w:rPr>
+          <w:t>Изучение паспорта мультиметра MY-60</w:t>
         </w:r>
         <w:r>
           <w:rPr>
@@ -804,7 +864,125 @@
             <w:sz w:val="28"/>
             <w:szCs w:val="28"/>
           </w:rPr>
-          <w:instrText xml:space="preserve"> PAGEREF _Toc221953239 \h </w:instrText>
+          <w:instrText xml:space="preserve"> PAGEREF _Toc223028924 \h </w:instrText>
+        </w:r>
+        <w:r>
+          <w:rPr>
+            <w:rFonts w:ascii="Times New Roman" w:hAnsi="Times New Roman" w:cs="Times New Roman"/>
+            <w:noProof/>
+            <w:webHidden/>
+            <w:sz w:val="28"/>
+            <w:szCs w:val="28"/>
+          </w:rPr>
+        </w:r>
+        <w:r>
+          <w:rPr>
+            <w:rFonts w:ascii="Times New Roman" w:hAnsi="Times New Roman" w:cs="Times New Roman"/>
+            <w:noProof/>
+            <w:webHidden/>
+            <w:sz w:val="28"/>
+            <w:szCs w:val="28"/>
+          </w:rPr>
+          <w:fldChar w:fldCharType="separate"/>
+        </w:r>
+        <w:r>
+          <w:rPr>
+            <w:rFonts w:ascii="Times New Roman" w:hAnsi="Times New Roman" w:cs="Times New Roman"/>
+            <w:noProof/>
+            <w:webHidden/>
+            <w:sz w:val="28"/>
+            <w:szCs w:val="28"/>
+          </w:rPr>
+          <w:t>5</w:t>
+        </w:r>
+        <w:r>
+          <w:rPr>
+            <w:rFonts w:ascii="Times New Roman" w:hAnsi="Times New Roman" w:cs="Times New Roman"/>
+            <w:noProof/>
+            <w:webHidden/>
+            <w:sz w:val="28"/>
+            <w:szCs w:val="28"/>
+          </w:rPr>
+          <w:fldChar w:fldCharType="end"/>
+        </w:r>
+      </w:hyperlink>
+    </w:p>
+    <w:p>
+      <w:pPr>
+        <w:pStyle w:val="23"/>
+        <w:tabs>
+          <w:tab w:val="left" w:pos="720"/>
+          <w:tab w:val="right" w:leader="dot" w:pos="9345"/>
+        </w:tabs>
+        <w:spacing w:after="0" w:line="360" w:lineRule="auto"/>
+        <w:ind w:left="0"/>
+        <w:jc w:val="both"/>
+        <w:rPr>
+          <w:rFonts w:ascii="Times New Roman" w:hAnsi="Times New Roman" w:cs="Times New Roman"/>
+          <w:noProof/>
+          <w:sz w:val="28"/>
+          <w:szCs w:val="28"/>
+        </w:rPr>
+      </w:pPr>
+      <w:hyperlink w:anchor="_Toc223028925" w:history="1">
+        <w:r>
+          <w:rPr>
+            <w:rStyle w:val="ac"/>
+            <w:rFonts w:ascii="Times New Roman" w:hAnsi="Times New Roman" w:cs="Times New Roman"/>
+            <w:noProof/>
+            <w:sz w:val="28"/>
+            <w:szCs w:val="28"/>
+          </w:rPr>
+          <w:t>3.</w:t>
+        </w:r>
+        <w:r>
+          <w:rPr>
+            <w:rFonts w:ascii="Times New Roman" w:hAnsi="Times New Roman" w:cs="Times New Roman"/>
+            <w:noProof/>
+            <w:sz w:val="28"/>
+            <w:szCs w:val="28"/>
+          </w:rPr>
+          <w:tab/>
+        </w:r>
+        <w:r>
+          <w:rPr>
+            <w:rStyle w:val="ac"/>
+            <w:rFonts w:ascii="Times New Roman" w:hAnsi="Times New Roman" w:cs="Times New Roman"/>
+            <w:noProof/>
+            <w:sz w:val="28"/>
+            <w:szCs w:val="28"/>
+          </w:rPr>
+          <w:t>Изучение паспорта мультиметра UNI-T UT55</w:t>
+        </w:r>
+        <w:r>
+          <w:rPr>
+            <w:rFonts w:ascii="Times New Roman" w:hAnsi="Times New Roman" w:cs="Times New Roman"/>
+            <w:noProof/>
+            <w:webHidden/>
+            <w:sz w:val="28"/>
+            <w:szCs w:val="28"/>
+          </w:rPr>
+          <w:tab/>
+        </w:r>
+        <w:r>
+          <w:rPr>
+            <w:rFonts w:ascii="Times New Roman" w:hAnsi="Times New Roman" w:cs="Times New Roman"/>
+            <w:noProof/>
+            <w:webHidden/>
+            <w:sz w:val="28"/>
+            <w:szCs w:val="28"/>
+          </w:rPr>
+          <w:fldChar w:fldCharType="begin"/>
+        </w:r>
+        <w:r>
+          <w:rPr>
+            <w:rFonts w:ascii="Times New Roman" w:hAnsi="Times New Roman" w:cs="Times New Roman"/>
+            <w:noProof/>
+            <w:webHidden/>
+            <w:sz w:val="28"/>
+            <w:szCs w:val="28"/>
+          </w:rPr>
+          <w:instrText xml:space="preserve"> PAGEREF _Toc223028925 \h </w:instrText>
         </w:r>
         <w:r>
           <w:rPr>
@@ -849,6 +1027,206 @@
     </w:p>
     <w:p>
       <w:pPr>
+        <w:pStyle w:val="11"/>
+        <w:tabs>
+          <w:tab w:val="right" w:leader="dot" w:pos="9345"/>
+        </w:tabs>
+        <w:spacing w:after="0" w:line="360" w:lineRule="auto"/>
+        <w:jc w:val="both"/>
+        <w:rPr>
+          <w:rFonts w:ascii="Times New Roman" w:eastAsiaTheme="minorEastAsia" w:hAnsi="Times New Roman" w:cs="Times New Roman"/>
+          <w:noProof/>
+          <w:kern w:val="2"/>
+          <w:sz w:val="28"/>
+          <w:szCs w:val="28"/>
+          <w:lang w:eastAsia="ja-JP"/>
+          <w14:ligatures w14:val="standardContextual"/>
+        </w:rPr>
+      </w:pPr>
+      <w:hyperlink w:anchor="_Toc223028926" w:history="1">
+        <w:r>
+          <w:rPr>
+            <w:rStyle w:val="ac"/>
+            <w:rFonts w:ascii="Times New Roman" w:hAnsi="Times New Roman" w:cs="Times New Roman"/>
+            <w:noProof/>
+            <w:sz w:val="28"/>
+            <w:szCs w:val="28"/>
+          </w:rPr>
+          <w:t>ЗАКЛЮЧЕНИЕ</w:t>
+        </w:r>
+        <w:r>
+          <w:rPr>
+            <w:rFonts w:ascii="Times New Roman" w:hAnsi="Times New Roman" w:cs="Times New Roman"/>
+            <w:noProof/>
+            <w:webHidden/>
+            <w:sz w:val="28"/>
+            <w:szCs w:val="28"/>
+          </w:rPr>
+          <w:tab/>
+        </w:r>
+        <w:r>
+          <w:rPr>
+            <w:rFonts w:ascii="Times New Roman" w:hAnsi="Times New Roman" w:cs="Times New Roman"/>
+            <w:noProof/>
+            <w:webHidden/>
+            <w:sz w:val="28"/>
+            <w:szCs w:val="28"/>
+          </w:rPr>
+          <w:fldChar w:fldCharType="begin"/>
+        </w:r>
+        <w:r>
+          <w:rPr>
+            <w:rFonts w:ascii="Times New Roman" w:hAnsi="Times New Roman" w:cs="Times New Roman"/>
+            <w:noProof/>
+            <w:webHidden/>
+            <w:sz w:val="28"/>
+            <w:szCs w:val="28"/>
+          </w:rPr>
+          <w:instrText xml:space="preserve"> PAGEREF _Toc223028926 \h </w:instrText>
+        </w:r>
+        <w:r>
+          <w:rPr>
+            <w:rFonts w:ascii="Times New Roman" w:hAnsi="Times New Roman" w:cs="Times New Roman"/>
+            <w:noProof/>
+            <w:webHidden/>
+            <w:sz w:val="28"/>
+            <w:szCs w:val="28"/>
+          </w:rPr>
+        </w:r>
+        <w:r>
+          <w:rPr>
+            <w:rFonts w:ascii="Times New Roman" w:hAnsi="Times New Roman" w:cs="Times New Roman"/>
+            <w:noProof/>
+            <w:webHidden/>
+            <w:sz w:val="28"/>
+            <w:szCs w:val="28"/>
+          </w:rPr>
+          <w:fldChar w:fldCharType="separate"/>
+        </w:r>
+        <w:r>
+          <w:rPr>
+            <w:rFonts w:ascii="Times New Roman" w:hAnsi="Times New Roman" w:cs="Times New Roman"/>
+            <w:noProof/>
+            <w:webHidden/>
+            <w:sz w:val="28"/>
+            <w:szCs w:val="28"/>
+          </w:rPr>
+          <w:t>10</w:t>
+        </w:r>
+        <w:r>
+          <w:rPr>
+            <w:rFonts w:ascii="Times New Roman" w:hAnsi="Times New Roman" w:cs="Times New Roman"/>
+            <w:noProof/>
+            <w:webHidden/>
+            <w:sz w:val="28"/>
+            <w:szCs w:val="28"/>
+          </w:rPr>
+          <w:fldChar w:fldCharType="end"/>
+        </w:r>
+      </w:hyperlink>
+    </w:p>
+    <w:p>
+      <w:pPr>
+        <w:pStyle w:val="11"/>
+        <w:tabs>
+          <w:tab w:val="right" w:leader="dot" w:pos="9345"/>
+        </w:tabs>
+        <w:spacing w:after="0" w:line="360" w:lineRule="auto"/>
+        <w:jc w:val="both"/>
+        <w:rPr>
+          <w:rFonts w:ascii="Times New Roman" w:eastAsiaTheme="minorEastAsia" w:hAnsi="Times New Roman" w:cs="Times New Roman"/>
+          <w:noProof/>
+          <w:kern w:val="2"/>
+          <w:sz w:val="28"/>
+          <w:szCs w:val="28"/>
+          <w:lang w:eastAsia="ja-JP"/>
+          <w14:ligatures w14:val="standardContextual"/>
+        </w:rPr>
+      </w:pPr>
+      <w:hyperlink w:anchor="_Toc223028927" w:history="1">
+        <w:r>
+          <w:rPr>
+            <w:rStyle w:val="ac"/>
+            <w:rFonts w:ascii="Times New Roman" w:hAnsi="Times New Roman" w:cs="Times New Roman"/>
+            <w:noProof/>
+            <w:sz w:val="28"/>
+            <w:szCs w:val="28"/>
+          </w:rPr>
+          <w:t>СПИСОК ИСПОЛЬЗОВАННЫХ ИСТОЧНИКОВ</w:t>
+        </w:r>
+        <w:r>
+          <w:rPr>
+            <w:rFonts w:ascii="Times New Roman" w:hAnsi="Times New Roman" w:cs="Times New Roman"/>
+            <w:noProof/>
+            <w:webHidden/>
+            <w:sz w:val="28"/>
+            <w:szCs w:val="28"/>
+          </w:rPr>
+          <w:tab/>
+        </w:r>
+        <w:r>
+          <w:rPr>
+            <w:rFonts w:ascii="Times New Roman" w:hAnsi="Times New Roman" w:cs="Times New Roman"/>
+            <w:noProof/>
+            <w:webHidden/>
+            <w:sz w:val="28"/>
+            <w:szCs w:val="28"/>
+          </w:rPr>
+          <w:fldChar w:fldCharType="begin"/>
+        </w:r>
+        <w:r>
+          <w:rPr>
+            <w:rFonts w:ascii="Times New Roman" w:hAnsi="Times New Roman" w:cs="Times New Roman"/>
+            <w:noProof/>
+            <w:webHidden/>
+            <w:sz w:val="28"/>
+            <w:szCs w:val="28"/>
+          </w:rPr>
+          <w:instrText xml:space="preserve"> PAGEREF _Toc223028927 \h </w:instrText>
+        </w:r>
+        <w:r>
+          <w:rPr>
+            <w:rFonts w:ascii="Times New Roman" w:hAnsi="Times New Roman" w:cs="Times New Roman"/>
+            <w:noProof/>
+            <w:webHidden/>
+            <w:sz w:val="28"/>
+            <w:szCs w:val="28"/>
+          </w:rPr>
+        </w:r>
+        <w:r>
+          <w:rPr>
+            <w:rFonts w:ascii="Times New Roman" w:hAnsi="Times New Roman" w:cs="Times New Roman"/>
+            <w:noProof/>
+            <w:webHidden/>
+            <w:sz w:val="28"/>
+            <w:szCs w:val="28"/>
+          </w:rPr>
+          <w:fldChar w:fldCharType="separate"/>
+        </w:r>
+        <w:r>
+          <w:rPr>
+            <w:rFonts w:ascii="Times New Roman" w:hAnsi="Times New Roman" w:cs="Times New Roman"/>
+            <w:noProof/>
+            <w:webHidden/>
+            <w:sz w:val="28"/>
+            <w:szCs w:val="28"/>
+          </w:rPr>
+          <w:t>12</w:t>
+        </w:r>
+        <w:r>
+          <w:rPr>
+            <w:rFonts w:ascii="Times New Roman" w:hAnsi="Times New Roman" w:cs="Times New Roman"/>
+            <w:noProof/>
+            <w:webHidden/>
+            <w:sz w:val="28"/>
+            <w:szCs w:val="28"/>
+          </w:rPr>
+          <w:fldChar w:fldCharType="end"/>
+        </w:r>
+      </w:hyperlink>
+    </w:p>
+    <w:p>
+      <w:pPr>
         <w:spacing w:after="0" w:line="360" w:lineRule="auto"/>
         <w:jc w:val="both"/>
         <w:rPr>
@@ -887,7 +1265,7 @@
           <w:szCs w:val="28"/>
         </w:rPr>
       </w:pPr>
-      <w:bookmarkStart w:id="1" w:name="_Toc221953236"/>
+      <w:bookmarkStart w:id="2" w:name="_Toc223028921"/>
       <w:r>
         <w:rPr>
           <w:rFonts w:ascii="Times New Roman" w:hAnsi="Times New Roman" w:cs="Times New Roman"/>
@@ -899,11 +1277,79 @@
         <w:lastRenderedPageBreak/>
         <w:t>ВВЕДЕНИЕ</w:t>
       </w:r>
-      <w:bookmarkEnd w:id="1"/>
+      <w:bookmarkEnd w:id="2"/>
     </w:p>
     <w:p>
       <w:pPr>
-        <w:widowControl w:val="0"/>
+        <w:pStyle w:val="af7"/>
+        <w:spacing w:before="0" w:beforeAutospacing="0" w:after="0" w:afterAutospacing="0" w:line="360" w:lineRule="auto"/>
+        <w:ind w:firstLine="709"/>
+        <w:jc w:val="both"/>
+      </w:pPr>
+      <w:r>
+        <w:t>Цель работы — изучить характеристики цифровых измерительных приборов на основе анализа их паспортов и руководств по эксплуатации.</w:t>
+      </w:r>
+    </w:p>
+    <w:p>
+      <w:pPr>
+        <w:pStyle w:val="af7"/>
+        <w:spacing w:before="0" w:beforeAutospacing="0" w:after="0" w:afterAutospacing="0" w:line="360" w:lineRule="auto"/>
+        <w:ind w:firstLine="709"/>
+        <w:jc w:val="both"/>
+      </w:pPr>
+      <w:r>
+        <w:t>В ходе работы были определены классификационные признаки приборов, проанализированы их метрологические характеристики, условия эксплуатации и основные технические параметры.</w:t>
+      </w:r>
+    </w:p>
+    <w:p>
+      <w:pPr>
+        <w:pStyle w:val="af7"/>
+        <w:spacing w:before="0" w:beforeAutospacing="0" w:after="0" w:afterAutospacing="0" w:line="360" w:lineRule="auto"/>
+        <w:ind w:firstLine="709"/>
+        <w:jc w:val="both"/>
+      </w:pPr>
+      <w:r>
+        <w:t xml:space="preserve">Объектами исследования являлись универсальный вольтметр </w:t>
+      </w:r>
+      <w:r>
+        <w:rPr>
+          <w:rStyle w:val="af8"/>
+          <w:rFonts w:eastAsiaTheme="majorEastAsia"/>
+          <w:b w:val="0"/>
+          <w:bCs w:val="0"/>
+        </w:rPr>
+        <w:t>В7-58/2</w:t>
+      </w:r>
+      <w:r>
+        <w:t xml:space="preserve">, цифровые мультиметры </w:t>
+      </w:r>
+      <w:r>
+        <w:rPr>
+          <w:rStyle w:val="af8"/>
+          <w:rFonts w:eastAsiaTheme="majorEastAsia"/>
+          <w:b w:val="0"/>
+          <w:bCs w:val="0"/>
+        </w:rPr>
+        <w:t>MY-60</w:t>
+      </w:r>
+      <w:r>
+        <w:t xml:space="preserve"> и </w:t>
+      </w:r>
+      <w:r>
+        <w:rPr>
+          <w:rStyle w:val="af8"/>
+          <w:rFonts w:eastAsiaTheme="majorEastAsia"/>
+          <w:b w:val="0"/>
+          <w:bCs w:val="0"/>
+        </w:rPr>
+        <w:t>UNI-T UT55</w:t>
+      </w:r>
+      <w:r>
+        <w:t>.</w:t>
+      </w:r>
+    </w:p>
+    <w:p>
+      <w:pPr>
         <w:spacing w:after="0" w:line="360" w:lineRule="auto"/>
         <w:ind w:firstLine="709"/>
         <w:jc w:val="both"/>
@@ -919,12 +1365,103 @@
           <w:sz w:val="28"/>
           <w:szCs w:val="28"/>
         </w:rPr>
-        <w:t>Цель: изучить ключевые особенности отсчетных приборов и их метрологические свойства, а также освоить методику расчета метрологических характеристик для заданных устройств.</w:t>
+        <w:br w:type="page" w:clear="all"/>
       </w:r>
     </w:p>
     <w:p>
       <w:pPr>
-        <w:widowControl w:val="0"/>
+        <w:pStyle w:val="1"/>
+        <w:spacing w:before="0" w:after="0" w:line="360" w:lineRule="auto"/>
+        <w:jc w:val="center"/>
+        <w:rPr>
+          <w:rFonts w:ascii="Times New Roman" w:hAnsi="Times New Roman" w:cs="Times New Roman"/>
+          <w:b/>
+          <w:bCs/>
+          <w:sz w:val="28"/>
+          <w:szCs w:val="28"/>
+        </w:rPr>
+      </w:pPr>
+      <w:bookmarkStart w:id="3" w:name="_Toc166246139"/>
+      <w:bookmarkStart w:id="4" w:name="_Toc223014593"/>
+      <w:bookmarkStart w:id="5" w:name="_Toc223028922"/>
+      <w:r>
+        <w:rPr>
+          <w:rFonts w:ascii="Times New Roman" w:hAnsi="Times New Roman" w:cs="Times New Roman"/>
+          <w:b/>
+          <w:bCs/>
+          <w:color w:val="auto"/>
+          <w:sz w:val="28"/>
+          <w:szCs w:val="28"/>
+        </w:rPr>
+        <w:lastRenderedPageBreak/>
+        <w:t>ВЫПОЛНЕНИЕ ЛАБОРАТОРНОЙ РАБОТЫ</w:t>
+      </w:r>
+      <w:bookmarkEnd w:id="3"/>
+      <w:bookmarkEnd w:id="4"/>
+      <w:bookmarkEnd w:id="5"/>
+    </w:p>
+    <w:p>
+      <w:pPr>
+        <w:pStyle w:val="2"/>
+        <w:numPr>
+          <w:ilvl w:val="0"/>
+          <w:numId w:val="1"/>
+        </w:numPr>
+        <w:spacing w:before="0" w:after="0" w:line="360" w:lineRule="auto"/>
+        <w:ind w:left="0" w:firstLine="709"/>
+        <w:jc w:val="both"/>
+        <w:rPr>
+          <w:rFonts w:ascii="Times New Roman" w:hAnsi="Times New Roman" w:cs="Times New Roman"/>
+          <w:b/>
+          <w:bCs/>
+          <w:color w:val="auto"/>
+          <w:sz w:val="28"/>
+          <w:szCs w:val="28"/>
+        </w:rPr>
+      </w:pPr>
+      <w:bookmarkStart w:id="6" w:name="_Toc223014594"/>
+      <w:bookmarkStart w:id="7" w:name="_Toc223028923"/>
+      <w:r>
+        <w:rPr>
+          <w:rFonts w:ascii="Times New Roman" w:hAnsi="Times New Roman" w:cs="Times New Roman"/>
+          <w:bCs/>
+          <w:color w:val="auto"/>
+          <w:sz w:val="28"/>
+          <w:szCs w:val="28"/>
+        </w:rPr>
+        <w:t>Изучение паспорта вольтметра В7-58/2</w:t>
+      </w:r>
+      <w:bookmarkEnd w:id="6"/>
+      <w:bookmarkEnd w:id="7"/>
+    </w:p>
+    <w:p>
+      <w:pPr>
+        <w:pStyle w:val="a7"/>
+        <w:numPr>
+          <w:ilvl w:val="1"/>
+          <w:numId w:val="1"/>
+        </w:numPr>
+        <w:shd w:val="clear" w:color="auto" w:fill="FFFFFF" w:themeFill="background1"/>
+        <w:spacing w:after="0" w:line="360" w:lineRule="auto"/>
+        <w:ind w:left="0" w:firstLine="709"/>
+        <w:jc w:val="both"/>
+        <w:rPr>
+          <w:rFonts w:ascii="Times New Roman" w:hAnsi="Times New Roman" w:cs="Times New Roman"/>
+          <w:sz w:val="28"/>
+          <w:szCs w:val="28"/>
+        </w:rPr>
+      </w:pPr>
+      <w:r>
+        <w:rPr>
+          <w:rFonts w:ascii="Times New Roman" w:hAnsi="Times New Roman" w:cs="Times New Roman"/>
+          <w:sz w:val="28"/>
+          <w:szCs w:val="28"/>
+        </w:rPr>
+        <w:t>Классификационные признаки</w:t>
+      </w:r>
+    </w:p>
+    <w:p>
+      <w:pPr>
         <w:spacing w:after="0" w:line="360" w:lineRule="auto"/>
         <w:ind w:firstLine="709"/>
         <w:jc w:val="both"/>
@@ -940,12 +1477,431 @@
           <w:sz w:val="28"/>
           <w:szCs w:val="28"/>
         </w:rPr>
-        <w:t>Задачи:</w:t>
+        <w:t>Анализ документации позволяет отнести прибор к конкретному типу средств измерений. Классификация проводится по нескольким ключевым признакам, включая вид выходной величины и метрологическое назначение. Определение этих признаков необходимо для выбора правильной методики поверки и области применения прибора.</w:t>
       </w:r>
     </w:p>
     <w:p>
       <w:pPr>
-        <w:widowControl w:val="0"/>
+        <w:spacing w:after="0" w:line="360" w:lineRule="auto"/>
+        <w:rPr>
+          <w:rStyle w:val="ae"/>
+          <w:rFonts w:ascii="Times New Roman" w:eastAsia="Times New Roman" w:hAnsi="Times New Roman" w:cs="Times New Roman"/>
+          <w:bCs/>
+          <w:sz w:val="28"/>
+          <w:szCs w:val="28"/>
+        </w:rPr>
+      </w:pPr>
+      <w:r>
+        <w:rPr>
+          <w:rStyle w:val="ae"/>
+          <w:rFonts w:ascii="Times New Roman" w:eastAsia="Times New Roman" w:hAnsi="Times New Roman" w:cs="Times New Roman"/>
+          <w:bCs/>
+          <w:sz w:val="28"/>
+          <w:szCs w:val="28"/>
+        </w:rPr>
+        <w:t xml:space="preserve">Таблица </w:t>
+      </w:r>
+      <w:r>
+        <w:rPr>
+          <w:rFonts w:ascii="Times New Roman" w:hAnsi="Times New Roman" w:cs="Times New Roman"/>
+          <w:sz w:val="28"/>
+          <w:szCs w:val="28"/>
+        </w:rPr>
+        <w:fldChar w:fldCharType="begin"/>
+      </w:r>
+      <w:r>
+        <w:rPr>
+          <w:rFonts w:ascii="Times New Roman" w:hAnsi="Times New Roman" w:cs="Times New Roman"/>
+          <w:sz w:val="28"/>
+          <w:szCs w:val="28"/>
+        </w:rPr>
+        <w:instrText xml:space="preserve"> SEQ Таблица \* ARABIC </w:instrText>
+      </w:r>
+      <w:r>
+        <w:rPr>
+          <w:rFonts w:ascii="Times New Roman" w:hAnsi="Times New Roman" w:cs="Times New Roman"/>
+          <w:sz w:val="28"/>
+          <w:szCs w:val="28"/>
+        </w:rPr>
+        <w:fldChar w:fldCharType="separate"/>
+      </w:r>
+      <w:r>
+        <w:rPr>
+          <w:rFonts w:ascii="Times New Roman" w:hAnsi="Times New Roman" w:cs="Times New Roman"/>
+          <w:noProof/>
+          <w:sz w:val="28"/>
+          <w:szCs w:val="28"/>
+        </w:rPr>
+        <w:t>1</w:t>
+      </w:r>
+      <w:r>
+        <w:rPr>
+          <w:rFonts w:ascii="Times New Roman" w:hAnsi="Times New Roman" w:cs="Times New Roman"/>
+          <w:sz w:val="28"/>
+          <w:szCs w:val="28"/>
+        </w:rPr>
+        <w:fldChar w:fldCharType="end"/>
+      </w:r>
+      <w:r>
+        <w:rPr>
+          <w:rFonts w:ascii="Times New Roman" w:hAnsi="Times New Roman" w:cs="Times New Roman"/>
+          <w:sz w:val="28"/>
+          <w:szCs w:val="28"/>
+        </w:rPr>
+        <w:t xml:space="preserve"> </w:t>
+      </w:r>
+      <w:r>
+        <w:rPr>
+          <w:rStyle w:val="ae"/>
+          <w:rFonts w:ascii="Times New Roman" w:eastAsia="Times New Roman" w:hAnsi="Times New Roman" w:cs="Times New Roman"/>
+          <w:bCs/>
+          <w:sz w:val="28"/>
+          <w:szCs w:val="28"/>
+        </w:rPr>
+        <w:t>– Классификационные признаки СИ (В7-58/2)</w:t>
+      </w:r>
+    </w:p>
+    <w:tbl>
+      <w:tblPr>
+        <w:tblStyle w:val="ad"/>
+        <w:tblW w:w="0" w:type="auto"/>
+        <w:tblLook w:val="04A0" w:firstRow="1" w:lastRow="0" w:firstColumn="1" w:lastColumn="0" w:noHBand="0" w:noVBand="1"/>
+      </w:tblPr>
+      <w:tblGrid>
+        <w:gridCol w:w="4471"/>
+        <w:gridCol w:w="4874"/>
+      </w:tblGrid>
+      <w:tr>
+        <w:tc>
+          <w:tcPr>
+            <w:tcW w:w="0" w:type="auto"/>
+            <w:vAlign w:val="center"/>
+          </w:tcPr>
+          <w:p>
+            <w:pPr>
+              <w:pStyle w:val="af1"/>
+              <w:shd w:val="clear" w:color="auto" w:fill="FFFFFF" w:themeFill="background1"/>
+              <w:ind w:firstLine="0"/>
+              <w:rPr>
+                <w:bCs/>
+                <w:szCs w:val="28"/>
+              </w:rPr>
+            </w:pPr>
+            <w:r>
+              <w:rPr>
+                <w:bCs/>
+                <w:szCs w:val="28"/>
+                <w:shd w:val="clear" w:color="auto" w:fill="FFFFFF" w:themeFill="background1"/>
+              </w:rPr>
+              <w:t xml:space="preserve">Классификационный </w:t>
+            </w:r>
+            <w:r>
+              <w:rPr>
+                <w:bCs/>
+                <w:szCs w:val="28"/>
+              </w:rPr>
+              <w:t>признак</w:t>
+            </w:r>
+          </w:p>
+        </w:tc>
+        <w:tc>
+          <w:tcPr>
+            <w:tcW w:w="0" w:type="auto"/>
+            <w:vAlign w:val="center"/>
+          </w:tcPr>
+          <w:p>
+            <w:pPr>
+              <w:pStyle w:val="af1"/>
+              <w:shd w:val="clear" w:color="auto" w:fill="FFFFFF" w:themeFill="background1"/>
+              <w:ind w:firstLine="0"/>
+              <w:rPr>
+                <w:bCs/>
+                <w:szCs w:val="28"/>
+              </w:rPr>
+            </w:pPr>
+            <w:r>
+              <w:rPr>
+                <w:bCs/>
+                <w:szCs w:val="28"/>
+              </w:rPr>
+              <w:t>Характеристика</w:t>
+            </w:r>
+          </w:p>
+        </w:tc>
+      </w:tr>
+      <w:tr>
+        <w:tc>
+          <w:tcPr>
+            <w:tcW w:w="0" w:type="auto"/>
+            <w:vAlign w:val="center"/>
+            <w:hideMark/>
+          </w:tcPr>
+          <w:p>
+            <w:pPr>
+              <w:pStyle w:val="af"/>
+              <w:shd w:val="clear" w:color="auto" w:fill="FFFFFF" w:themeFill="background1"/>
+              <w:ind w:firstLine="0"/>
+              <w:jc w:val="center"/>
+              <w:rPr>
+                <w:bCs/>
+                <w:szCs w:val="28"/>
+              </w:rPr>
+            </w:pPr>
+            <w:r>
+              <w:rPr>
+                <w:bCs/>
+                <w:szCs w:val="28"/>
+              </w:rPr>
+              <w:t>По видам</w:t>
+            </w:r>
+          </w:p>
+        </w:tc>
+        <w:tc>
+          <w:tcPr>
+            <w:tcW w:w="0" w:type="auto"/>
+            <w:vAlign w:val="center"/>
+            <w:hideMark/>
+          </w:tcPr>
+          <w:p>
+            <w:pPr>
+              <w:pStyle w:val="af"/>
+              <w:shd w:val="clear" w:color="auto" w:fill="FFFFFF" w:themeFill="background1"/>
+              <w:ind w:firstLine="0"/>
+              <w:jc w:val="center"/>
+              <w:rPr>
+                <w:bCs/>
+                <w:szCs w:val="28"/>
+              </w:rPr>
+            </w:pPr>
+            <w:r>
+              <w:rPr>
+                <w:bCs/>
+                <w:szCs w:val="28"/>
+              </w:rPr>
+              <w:t>Измерительный прибор</w:t>
+            </w:r>
+          </w:p>
+        </w:tc>
+      </w:tr>
+      <w:tr>
+        <w:tc>
+          <w:tcPr>
+            <w:tcW w:w="0" w:type="auto"/>
+            <w:vAlign w:val="center"/>
+            <w:hideMark/>
+          </w:tcPr>
+          <w:p>
+            <w:pPr>
+              <w:pStyle w:val="af"/>
+              <w:shd w:val="clear" w:color="auto" w:fill="FFFFFF" w:themeFill="background1"/>
+              <w:ind w:firstLine="0"/>
+              <w:jc w:val="center"/>
+              <w:rPr>
+                <w:bCs/>
+                <w:szCs w:val="28"/>
+              </w:rPr>
+            </w:pPr>
+            <w:r>
+              <w:rPr>
+                <w:bCs/>
+                <w:szCs w:val="28"/>
+              </w:rPr>
+              <w:t>По виду выходной величины</w:t>
+            </w:r>
+          </w:p>
+        </w:tc>
+        <w:tc>
+          <w:tcPr>
+            <w:tcW w:w="0" w:type="auto"/>
+            <w:vAlign w:val="center"/>
+            <w:hideMark/>
+          </w:tcPr>
+          <w:p>
+            <w:pPr>
+              <w:pStyle w:val="af"/>
+              <w:shd w:val="clear" w:color="auto" w:fill="FFFFFF" w:themeFill="background1"/>
+              <w:ind w:firstLine="0"/>
+              <w:jc w:val="center"/>
+              <w:rPr>
+                <w:bCs/>
+                <w:szCs w:val="28"/>
+              </w:rPr>
+            </w:pPr>
+            <w:r>
+              <w:rPr>
+                <w:bCs/>
+                <w:szCs w:val="28"/>
+              </w:rPr>
+              <w:t>Цифровой</w:t>
+            </w:r>
+          </w:p>
+        </w:tc>
+      </w:tr>
+      <w:tr>
+        <w:tc>
+          <w:tcPr>
+            <w:tcW w:w="0" w:type="auto"/>
+            <w:vAlign w:val="center"/>
+            <w:hideMark/>
+          </w:tcPr>
+          <w:p>
+            <w:pPr>
+              <w:pStyle w:val="af"/>
+              <w:shd w:val="clear" w:color="auto" w:fill="FFFFFF" w:themeFill="background1"/>
+              <w:ind w:firstLine="0"/>
+              <w:jc w:val="center"/>
+              <w:rPr>
+                <w:bCs/>
+                <w:szCs w:val="28"/>
+              </w:rPr>
+            </w:pPr>
+            <w:r>
+              <w:rPr>
+                <w:bCs/>
+                <w:szCs w:val="28"/>
+              </w:rPr>
+              <w:t>По форме представления информации</w:t>
+            </w:r>
+          </w:p>
+        </w:tc>
+        <w:tc>
+          <w:tcPr>
+            <w:tcW w:w="0" w:type="auto"/>
+            <w:vAlign w:val="center"/>
+            <w:hideMark/>
+          </w:tcPr>
+          <w:p>
+            <w:pPr>
+              <w:pStyle w:val="af"/>
+              <w:shd w:val="clear" w:color="auto" w:fill="FFFFFF" w:themeFill="background1"/>
+              <w:ind w:firstLine="0"/>
+              <w:jc w:val="center"/>
+              <w:rPr>
+                <w:bCs/>
+                <w:szCs w:val="28"/>
+              </w:rPr>
+            </w:pPr>
+            <w:r>
+              <w:rPr>
+                <w:bCs/>
+                <w:szCs w:val="28"/>
+              </w:rPr>
+              <w:t>Показывающий (светодиодный индикатор)</w:t>
+            </w:r>
+          </w:p>
+        </w:tc>
+      </w:tr>
+      <w:tr>
+        <w:tc>
+          <w:tcPr>
+            <w:tcW w:w="0" w:type="auto"/>
+            <w:vAlign w:val="center"/>
+            <w:hideMark/>
+          </w:tcPr>
+          <w:p>
+            <w:pPr>
+              <w:pStyle w:val="af"/>
+              <w:shd w:val="clear" w:color="auto" w:fill="FFFFFF" w:themeFill="background1"/>
+              <w:ind w:firstLine="0"/>
+              <w:jc w:val="center"/>
+              <w:rPr>
+                <w:bCs/>
+                <w:szCs w:val="28"/>
+              </w:rPr>
+            </w:pPr>
+            <w:r>
+              <w:rPr>
+                <w:bCs/>
+                <w:szCs w:val="28"/>
+              </w:rPr>
+              <w:t>По метрологическому назначению</w:t>
+            </w:r>
+          </w:p>
+        </w:tc>
+        <w:tc>
+          <w:tcPr>
+            <w:tcW w:w="0" w:type="auto"/>
+            <w:vAlign w:val="center"/>
+            <w:hideMark/>
+          </w:tcPr>
+          <w:p>
+            <w:pPr>
+              <w:pStyle w:val="af"/>
+              <w:shd w:val="clear" w:color="auto" w:fill="FFFFFF" w:themeFill="background1"/>
+              <w:ind w:firstLine="0"/>
+              <w:jc w:val="center"/>
+              <w:rPr>
+                <w:bCs/>
+                <w:szCs w:val="28"/>
+              </w:rPr>
+            </w:pPr>
+            <w:r>
+              <w:rPr>
+                <w:bCs/>
+                <w:szCs w:val="28"/>
+              </w:rPr>
+              <w:t>Рабочее средство измерений (РСИ)</w:t>
+            </w:r>
+          </w:p>
+        </w:tc>
+      </w:tr>
+      <w:tr>
+        <w:tc>
+          <w:tcPr>
+            <w:tcW w:w="0" w:type="auto"/>
+            <w:vAlign w:val="center"/>
+            <w:hideMark/>
+          </w:tcPr>
+          <w:p>
+            <w:pPr>
+              <w:pStyle w:val="af"/>
+              <w:shd w:val="clear" w:color="auto" w:fill="FFFFFF" w:themeFill="background1"/>
+              <w:ind w:firstLine="0"/>
+              <w:jc w:val="center"/>
+              <w:rPr>
+                <w:bCs/>
+                <w:szCs w:val="28"/>
+              </w:rPr>
+            </w:pPr>
+            <w:r>
+              <w:rPr>
+                <w:bCs/>
+                <w:szCs w:val="28"/>
+              </w:rPr>
+              <w:t>По условиям применения</w:t>
+            </w:r>
+          </w:p>
+        </w:tc>
+        <w:tc>
+          <w:tcPr>
+            <w:tcW w:w="0" w:type="auto"/>
+            <w:vAlign w:val="center"/>
+            <w:hideMark/>
+          </w:tcPr>
+          <w:p>
+            <w:pPr>
+              <w:pStyle w:val="af"/>
+              <w:shd w:val="clear" w:color="auto" w:fill="FFFFFF" w:themeFill="background1"/>
+              <w:ind w:firstLine="0"/>
+              <w:jc w:val="center"/>
+              <w:rPr>
+                <w:bCs/>
+                <w:szCs w:val="28"/>
+              </w:rPr>
+            </w:pPr>
+            <w:r>
+              <w:rPr>
+                <w:bCs/>
+                <w:szCs w:val="28"/>
+              </w:rPr>
+              <w:t>Стационарный (питание от сети 220 В)</w:t>
+            </w:r>
+          </w:p>
+        </w:tc>
+      </w:tr>
+    </w:tbl>
+    <w:p>
+      <w:pPr>
         <w:spacing w:after="0" w:line="360" w:lineRule="auto"/>
         <w:ind w:firstLine="709"/>
         <w:jc w:val="both"/>
@@ -955,18 +1911,923 @@
           <w:szCs w:val="28"/>
         </w:rPr>
       </w:pPr>
-      <w:r>
-        <w:rPr>
-          <w:rFonts w:ascii="Times New Roman" w:hAnsi="Times New Roman" w:cs="Times New Roman"/>
-          <w:sz w:val="28"/>
-          <w:szCs w:val="28"/>
-        </w:rPr>
-        <w:t>Дать описание заданного отсчетного прибора, указать исходные параметры.</w:t>
-      </w:r>
     </w:p>
     <w:p>
       <w:pPr>
-        <w:widowControl w:val="0"/>
+        <w:pStyle w:val="a7"/>
+        <w:numPr>
+          <w:ilvl w:val="1"/>
+          <w:numId w:val="1"/>
+        </w:numPr>
+        <w:shd w:val="clear" w:color="auto" w:fill="FFFFFF" w:themeFill="background1"/>
+        <w:spacing w:after="0" w:line="360" w:lineRule="auto"/>
+        <w:ind w:left="0" w:firstLine="709"/>
+        <w:jc w:val="both"/>
+        <w:rPr>
+          <w:rFonts w:ascii="Times New Roman" w:hAnsi="Times New Roman" w:cs="Times New Roman"/>
+          <w:sz w:val="28"/>
+          <w:szCs w:val="28"/>
+        </w:rPr>
+      </w:pPr>
+      <w:r>
+        <w:rPr>
+          <w:rFonts w:ascii="Times New Roman" w:hAnsi="Times New Roman" w:cs="Times New Roman"/>
+          <w:sz w:val="28"/>
+          <w:szCs w:val="28"/>
+        </w:rPr>
+        <w:t>Основные метрологические характеристики</w:t>
+      </w:r>
+    </w:p>
+    <w:p>
+      <w:pPr>
+        <w:spacing w:after="0" w:line="360" w:lineRule="auto"/>
+        <w:jc w:val="both"/>
+        <w:rPr>
+          <w:rStyle w:val="ae"/>
+          <w:rFonts w:ascii="Times New Roman" w:eastAsia="Times New Roman" w:hAnsi="Times New Roman" w:cs="Times New Roman"/>
+          <w:bCs/>
+          <w:sz w:val="28"/>
+          <w:szCs w:val="28"/>
+        </w:rPr>
+      </w:pPr>
+      <w:r>
+        <w:rPr>
+          <w:rStyle w:val="ae"/>
+          <w:rFonts w:ascii="Times New Roman" w:hAnsi="Times New Roman" w:cs="Times New Roman"/>
+          <w:bCs/>
+          <w:sz w:val="28"/>
+          <w:szCs w:val="28"/>
+        </w:rPr>
+        <w:t xml:space="preserve">Таблица </w:t>
+      </w:r>
+      <w:r>
+        <w:rPr>
+          <w:rFonts w:ascii="Times New Roman" w:hAnsi="Times New Roman" w:cs="Times New Roman"/>
+          <w:sz w:val="28"/>
+          <w:szCs w:val="28"/>
+        </w:rPr>
+        <w:fldChar w:fldCharType="begin"/>
+      </w:r>
+      <w:r>
+        <w:rPr>
+          <w:rFonts w:ascii="Times New Roman" w:hAnsi="Times New Roman" w:cs="Times New Roman"/>
+          <w:sz w:val="28"/>
+          <w:szCs w:val="28"/>
+        </w:rPr>
+        <w:instrText xml:space="preserve"> SEQ Таблица \* ARABIC </w:instrText>
+      </w:r>
+      <w:r>
+        <w:rPr>
+          <w:rFonts w:ascii="Times New Roman" w:hAnsi="Times New Roman" w:cs="Times New Roman"/>
+          <w:sz w:val="28"/>
+          <w:szCs w:val="28"/>
+        </w:rPr>
+        <w:fldChar w:fldCharType="separate"/>
+      </w:r>
+      <w:r>
+        <w:rPr>
+          <w:rFonts w:ascii="Times New Roman" w:hAnsi="Times New Roman" w:cs="Times New Roman"/>
+          <w:noProof/>
+          <w:sz w:val="28"/>
+          <w:szCs w:val="28"/>
+        </w:rPr>
+        <w:t>2</w:t>
+      </w:r>
+      <w:r>
+        <w:rPr>
+          <w:rFonts w:ascii="Times New Roman" w:hAnsi="Times New Roman" w:cs="Times New Roman"/>
+          <w:sz w:val="28"/>
+          <w:szCs w:val="28"/>
+        </w:rPr>
+        <w:fldChar w:fldCharType="end"/>
+      </w:r>
+      <w:r>
+        <w:rPr>
+          <w:rStyle w:val="ae"/>
+          <w:rFonts w:ascii="Times New Roman" w:hAnsi="Times New Roman" w:cs="Times New Roman"/>
+          <w:bCs/>
+          <w:sz w:val="28"/>
+          <w:szCs w:val="28"/>
+        </w:rPr>
+        <w:t xml:space="preserve"> – Метрологические характеристики В7-58/2</w:t>
+      </w:r>
+    </w:p>
+    <w:tbl>
+      <w:tblPr>
+        <w:tblStyle w:val="ad"/>
+        <w:tblW w:w="0" w:type="auto"/>
+        <w:tblLook w:val="04A0" w:firstRow="1" w:lastRow="0" w:firstColumn="1" w:lastColumn="0" w:noHBand="0" w:noVBand="1"/>
+      </w:tblPr>
+      <w:tblGrid>
+        <w:gridCol w:w="2555"/>
+        <w:gridCol w:w="2199"/>
+        <w:gridCol w:w="2199"/>
+        <w:gridCol w:w="2392"/>
+      </w:tblGrid>
+      <w:tr>
+        <w:tc>
+          <w:tcPr>
+            <w:tcW w:w="0" w:type="auto"/>
+            <w:vAlign w:val="center"/>
+            <w:hideMark/>
+          </w:tcPr>
+          <w:p>
+            <w:pPr>
+              <w:pStyle w:val="af1"/>
+              <w:shd w:val="clear" w:color="auto" w:fill="FFFFFF" w:themeFill="background1"/>
+              <w:ind w:firstLine="0"/>
+              <w:rPr>
+                <w:bCs/>
+                <w:szCs w:val="28"/>
+              </w:rPr>
+            </w:pPr>
+            <w:r>
+              <w:rPr>
+                <w:bCs/>
+                <w:szCs w:val="28"/>
+              </w:rPr>
+              <w:t>Измеряемая величина</w:t>
+            </w:r>
+          </w:p>
+        </w:tc>
+        <w:tc>
+          <w:tcPr>
+            <w:tcW w:w="0" w:type="auto"/>
+            <w:vAlign w:val="center"/>
+            <w:hideMark/>
+          </w:tcPr>
+          <w:p>
+            <w:pPr>
+              <w:pStyle w:val="af1"/>
+              <w:shd w:val="clear" w:color="auto" w:fill="FFFFFF" w:themeFill="background1"/>
+              <w:ind w:firstLine="0"/>
+              <w:rPr>
+                <w:bCs/>
+                <w:szCs w:val="28"/>
+              </w:rPr>
+            </w:pPr>
+            <w:r>
+              <w:rPr>
+                <w:bCs/>
+                <w:szCs w:val="28"/>
+              </w:rPr>
+              <w:t>Диапазон измерений</w:t>
+            </w:r>
+          </w:p>
+        </w:tc>
+        <w:tc>
+          <w:tcPr>
+            <w:tcW w:w="0" w:type="auto"/>
+            <w:vAlign w:val="center"/>
+            <w:hideMark/>
+          </w:tcPr>
+          <w:p>
+            <w:pPr>
+              <w:pStyle w:val="af1"/>
+              <w:shd w:val="clear" w:color="auto" w:fill="FFFFFF" w:themeFill="background1"/>
+              <w:ind w:firstLine="0"/>
+              <w:rPr>
+                <w:bCs/>
+                <w:szCs w:val="28"/>
+              </w:rPr>
+            </w:pPr>
+            <w:r>
+              <w:rPr>
+                <w:bCs/>
+                <w:szCs w:val="28"/>
+              </w:rPr>
+              <w:t>Основная погрешность</w:t>
+            </w:r>
+          </w:p>
+        </w:tc>
+        <w:tc>
+          <w:tcPr>
+            <w:tcW w:w="0" w:type="auto"/>
+            <w:vAlign w:val="center"/>
+            <w:hideMark/>
+          </w:tcPr>
+          <w:p>
+            <w:pPr>
+              <w:pStyle w:val="af1"/>
+              <w:shd w:val="clear" w:color="auto" w:fill="FFFFFF" w:themeFill="background1"/>
+              <w:ind w:firstLine="0"/>
+              <w:rPr>
+                <w:bCs/>
+                <w:szCs w:val="28"/>
+              </w:rPr>
+            </w:pPr>
+            <w:r>
+              <w:rPr>
+                <w:bCs/>
+                <w:szCs w:val="28"/>
+              </w:rPr>
+              <w:t>Входное сопротивление</w:t>
+            </w:r>
+          </w:p>
+        </w:tc>
+      </w:tr>
+      <w:tr>
+        <w:tc>
+          <w:tcPr>
+            <w:tcW w:w="0" w:type="auto"/>
+            <w:vAlign w:val="center"/>
+            <w:hideMark/>
+          </w:tcPr>
+          <w:p>
+            <w:pPr>
+              <w:pStyle w:val="af"/>
+              <w:shd w:val="clear" w:color="auto" w:fill="FFFFFF" w:themeFill="background1"/>
+              <w:ind w:firstLine="0"/>
+              <w:jc w:val="center"/>
+              <w:rPr>
+                <w:bCs/>
+                <w:szCs w:val="28"/>
+              </w:rPr>
+            </w:pPr>
+            <w:r>
+              <w:rPr>
+                <w:bCs/>
+                <w:szCs w:val="28"/>
+              </w:rPr>
+              <w:t>Постоянное напряжение</w:t>
+            </w:r>
+          </w:p>
+        </w:tc>
+        <w:tc>
+          <w:tcPr>
+            <w:tcW w:w="0" w:type="auto"/>
+            <w:vAlign w:val="center"/>
+            <w:hideMark/>
+          </w:tcPr>
+          <w:p>
+            <w:pPr>
+              <w:pStyle w:val="af"/>
+              <w:shd w:val="clear" w:color="auto" w:fill="FFFFFF" w:themeFill="background1"/>
+              <w:ind w:firstLine="0"/>
+              <w:jc w:val="center"/>
+              <w:rPr>
+                <w:bCs/>
+                <w:szCs w:val="28"/>
+              </w:rPr>
+            </w:pPr>
+            <w:r>
+              <w:rPr>
+                <w:bCs/>
+                <w:szCs w:val="28"/>
+              </w:rPr>
+              <w:t>0,1 мВ – 1000 В</w:t>
+            </w:r>
+          </w:p>
+        </w:tc>
+        <w:tc>
+          <w:tcPr>
+            <w:tcW w:w="0" w:type="auto"/>
+            <w:vAlign w:val="center"/>
+            <w:hideMark/>
+          </w:tcPr>
+          <w:p>
+            <w:pPr>
+              <w:pStyle w:val="af"/>
+              <w:shd w:val="clear" w:color="auto" w:fill="FFFFFF" w:themeFill="background1"/>
+              <w:ind w:firstLine="0"/>
+              <w:jc w:val="center"/>
+              <w:rPr>
+                <w:bCs/>
+                <w:szCs w:val="28"/>
+              </w:rPr>
+            </w:pPr>
+            <w:proofErr w:type="gramStart"/>
+            <w:r>
+              <w:rPr>
+                <w:bCs/>
+                <w:szCs w:val="28"/>
+              </w:rPr>
+              <w:t>±(</w:t>
+            </w:r>
+            <w:proofErr w:type="gramEnd"/>
+            <w:r>
+              <w:rPr>
+                <w:bCs/>
+                <w:szCs w:val="28"/>
+              </w:rPr>
+              <w:t>0,5–1,5)%</w:t>
+            </w:r>
+          </w:p>
+        </w:tc>
+        <w:tc>
+          <w:tcPr>
+            <w:tcW w:w="0" w:type="auto"/>
+            <w:vAlign w:val="center"/>
+            <w:hideMark/>
+          </w:tcPr>
+          <w:p>
+            <w:pPr>
+              <w:pStyle w:val="af"/>
+              <w:shd w:val="clear" w:color="auto" w:fill="FFFFFF" w:themeFill="background1"/>
+              <w:ind w:firstLine="0"/>
+              <w:jc w:val="center"/>
+              <w:rPr>
+                <w:bCs/>
+                <w:szCs w:val="28"/>
+              </w:rPr>
+            </w:pPr>
+            <w:r>
+              <w:rPr>
+                <w:bCs/>
+                <w:szCs w:val="28"/>
+              </w:rPr>
+              <w:t>(10±0,5) МОм</w:t>
+            </w:r>
+          </w:p>
+        </w:tc>
+      </w:tr>
+      <w:tr>
+        <w:tc>
+          <w:tcPr>
+            <w:tcW w:w="0" w:type="auto"/>
+            <w:vAlign w:val="center"/>
+            <w:hideMark/>
+          </w:tcPr>
+          <w:p>
+            <w:pPr>
+              <w:pStyle w:val="af"/>
+              <w:shd w:val="clear" w:color="auto" w:fill="FFFFFF" w:themeFill="background1"/>
+              <w:ind w:firstLine="0"/>
+              <w:jc w:val="center"/>
+              <w:rPr>
+                <w:bCs/>
+                <w:szCs w:val="28"/>
+              </w:rPr>
+            </w:pPr>
+            <w:r>
+              <w:rPr>
+                <w:bCs/>
+                <w:szCs w:val="28"/>
+              </w:rPr>
+              <w:t>Переменное напряжение</w:t>
+            </w:r>
+          </w:p>
+        </w:tc>
+        <w:tc>
+          <w:tcPr>
+            <w:tcW w:w="0" w:type="auto"/>
+            <w:vAlign w:val="center"/>
+            <w:hideMark/>
+          </w:tcPr>
+          <w:p>
+            <w:pPr>
+              <w:pStyle w:val="af"/>
+              <w:shd w:val="clear" w:color="auto" w:fill="FFFFFF" w:themeFill="background1"/>
+              <w:ind w:firstLine="0"/>
+              <w:jc w:val="center"/>
+              <w:rPr>
+                <w:bCs/>
+                <w:szCs w:val="28"/>
+              </w:rPr>
+            </w:pPr>
+            <w:r>
+              <w:rPr>
+                <w:bCs/>
+                <w:szCs w:val="28"/>
+              </w:rPr>
+              <w:t>0,1 мВ – 700 В</w:t>
+            </w:r>
+          </w:p>
+        </w:tc>
+        <w:tc>
+          <w:tcPr>
+            <w:tcW w:w="0" w:type="auto"/>
+            <w:vAlign w:val="center"/>
+            <w:hideMark/>
+          </w:tcPr>
+          <w:p>
+            <w:pPr>
+              <w:pStyle w:val="af"/>
+              <w:shd w:val="clear" w:color="auto" w:fill="FFFFFF" w:themeFill="background1"/>
+              <w:ind w:firstLine="0"/>
+              <w:jc w:val="center"/>
+              <w:rPr>
+                <w:bCs/>
+                <w:szCs w:val="28"/>
+              </w:rPr>
+            </w:pPr>
+            <w:r>
+              <w:rPr>
+                <w:bCs/>
+                <w:szCs w:val="28"/>
+              </w:rPr>
+              <w:t>±1,5% (20 Гц – 20 кГц)</w:t>
+            </w:r>
+          </w:p>
+        </w:tc>
+        <w:tc>
+          <w:tcPr>
+            <w:tcW w:w="0" w:type="auto"/>
+            <w:vAlign w:val="center"/>
+            <w:hideMark/>
+          </w:tcPr>
+          <w:p>
+            <w:pPr>
+              <w:pStyle w:val="af"/>
+              <w:shd w:val="clear" w:color="auto" w:fill="FFFFFF" w:themeFill="background1"/>
+              <w:ind w:firstLine="0"/>
+              <w:jc w:val="center"/>
+              <w:rPr>
+                <w:bCs/>
+                <w:szCs w:val="28"/>
+              </w:rPr>
+            </w:pPr>
+            <w:r>
+              <w:rPr>
+                <w:bCs/>
+                <w:szCs w:val="28"/>
+              </w:rPr>
+              <w:t>(10±0,5) МОм</w:t>
+            </w:r>
+          </w:p>
+        </w:tc>
+      </w:tr>
+      <w:tr>
+        <w:tc>
+          <w:tcPr>
+            <w:tcW w:w="0" w:type="auto"/>
+            <w:vAlign w:val="center"/>
+            <w:hideMark/>
+          </w:tcPr>
+          <w:p>
+            <w:pPr>
+              <w:pStyle w:val="af"/>
+              <w:shd w:val="clear" w:color="auto" w:fill="FFFFFF" w:themeFill="background1"/>
+              <w:ind w:firstLine="0"/>
+              <w:jc w:val="center"/>
+              <w:rPr>
+                <w:bCs/>
+                <w:szCs w:val="28"/>
+              </w:rPr>
+            </w:pPr>
+            <w:r>
+              <w:rPr>
+                <w:bCs/>
+                <w:szCs w:val="28"/>
+              </w:rPr>
+              <w:t>Постоянный ток</w:t>
+            </w:r>
+          </w:p>
+        </w:tc>
+        <w:tc>
+          <w:tcPr>
+            <w:tcW w:w="0" w:type="auto"/>
+            <w:vAlign w:val="center"/>
+            <w:hideMark/>
+          </w:tcPr>
+          <w:p>
+            <w:pPr>
+              <w:pStyle w:val="af"/>
+              <w:shd w:val="clear" w:color="auto" w:fill="FFFFFF" w:themeFill="background1"/>
+              <w:ind w:firstLine="0"/>
+              <w:jc w:val="center"/>
+              <w:rPr>
+                <w:bCs/>
+                <w:szCs w:val="28"/>
+              </w:rPr>
+            </w:pPr>
+            <w:r>
+              <w:rPr>
+                <w:bCs/>
+                <w:szCs w:val="28"/>
+              </w:rPr>
+              <w:t>до 10 А</w:t>
+            </w:r>
+          </w:p>
+          <w:p>
+            <w:pPr>
+              <w:spacing w:line="360" w:lineRule="auto"/>
+              <w:ind w:firstLine="0"/>
+              <w:jc w:val="center"/>
+            </w:pPr>
+          </w:p>
+          <w:p>
+            <w:pPr>
+              <w:spacing w:line="360" w:lineRule="auto"/>
+              <w:ind w:firstLine="0"/>
+              <w:jc w:val="center"/>
+              <w:rPr>
+                <w:bCs/>
+                <w:sz w:val="28"/>
+                <w:szCs w:val="28"/>
+              </w:rPr>
+            </w:pPr>
+          </w:p>
+          <w:p>
+            <w:pPr>
+              <w:tabs>
+                <w:tab w:val="left" w:pos="1813"/>
+              </w:tabs>
+              <w:spacing w:line="360" w:lineRule="auto"/>
+              <w:ind w:firstLine="0"/>
+              <w:jc w:val="center"/>
+            </w:pPr>
+          </w:p>
+        </w:tc>
+        <w:tc>
+          <w:tcPr>
+            <w:tcW w:w="0" w:type="auto"/>
+            <w:vAlign w:val="center"/>
+            <w:hideMark/>
+          </w:tcPr>
+          <w:p>
+            <w:pPr>
+              <w:pStyle w:val="af"/>
+              <w:shd w:val="clear" w:color="auto" w:fill="FFFFFF" w:themeFill="background1"/>
+              <w:ind w:firstLine="0"/>
+              <w:jc w:val="center"/>
+              <w:rPr>
+                <w:bCs/>
+                <w:szCs w:val="28"/>
+              </w:rPr>
+            </w:pPr>
+            <w:proofErr w:type="gramStart"/>
+            <w:r>
+              <w:rPr>
+                <w:bCs/>
+                <w:szCs w:val="28"/>
+              </w:rPr>
+              <w:t>±(</w:t>
+            </w:r>
+            <w:proofErr w:type="gramEnd"/>
+            <w:r>
+              <w:rPr>
+                <w:bCs/>
+                <w:szCs w:val="28"/>
+              </w:rPr>
+              <w:t>0,8–2,0)%</w:t>
+            </w:r>
+          </w:p>
+        </w:tc>
+        <w:tc>
+          <w:tcPr>
+            <w:tcW w:w="0" w:type="auto"/>
+            <w:vAlign w:val="center"/>
+            <w:hideMark/>
+          </w:tcPr>
+          <w:p>
+            <w:pPr>
+              <w:pStyle w:val="af"/>
+              <w:shd w:val="clear" w:color="auto" w:fill="FFFFFF" w:themeFill="background1"/>
+              <w:ind w:firstLine="0"/>
+              <w:jc w:val="center"/>
+              <w:rPr>
+                <w:bCs/>
+                <w:szCs w:val="28"/>
+              </w:rPr>
+            </w:pPr>
+            <w:r>
+              <w:rPr>
+                <w:bCs/>
+                <w:szCs w:val="28"/>
+              </w:rPr>
+              <w:t>—</w:t>
+            </w:r>
+          </w:p>
+        </w:tc>
+      </w:tr>
+      <w:tr>
+        <w:tc>
+          <w:tcPr>
+            <w:tcW w:w="0" w:type="auto"/>
+            <w:vAlign w:val="center"/>
+            <w:hideMark/>
+          </w:tcPr>
+          <w:p>
+            <w:pPr>
+              <w:pStyle w:val="af"/>
+              <w:shd w:val="clear" w:color="auto" w:fill="FFFFFF" w:themeFill="background1"/>
+              <w:ind w:firstLine="0"/>
+              <w:jc w:val="center"/>
+              <w:rPr>
+                <w:bCs/>
+                <w:szCs w:val="28"/>
+              </w:rPr>
+            </w:pPr>
+            <w:r>
+              <w:rPr>
+                <w:bCs/>
+                <w:szCs w:val="28"/>
+              </w:rPr>
+              <w:lastRenderedPageBreak/>
+              <w:t>Переменный ток</w:t>
+            </w:r>
+          </w:p>
+        </w:tc>
+        <w:tc>
+          <w:tcPr>
+            <w:tcW w:w="0" w:type="auto"/>
+            <w:vAlign w:val="center"/>
+            <w:hideMark/>
+          </w:tcPr>
+          <w:p>
+            <w:pPr>
+              <w:pStyle w:val="af"/>
+              <w:shd w:val="clear" w:color="auto" w:fill="FFFFFF" w:themeFill="background1"/>
+              <w:ind w:firstLine="0"/>
+              <w:jc w:val="center"/>
+              <w:rPr>
+                <w:bCs/>
+                <w:szCs w:val="28"/>
+              </w:rPr>
+            </w:pPr>
+            <w:r>
+              <w:rPr>
+                <w:bCs/>
+                <w:szCs w:val="28"/>
+              </w:rPr>
+              <w:t>до 10 А</w:t>
+            </w:r>
+          </w:p>
+        </w:tc>
+        <w:tc>
+          <w:tcPr>
+            <w:tcW w:w="0" w:type="auto"/>
+            <w:vAlign w:val="center"/>
+            <w:hideMark/>
+          </w:tcPr>
+          <w:p>
+            <w:pPr>
+              <w:pStyle w:val="af"/>
+              <w:shd w:val="clear" w:color="auto" w:fill="FFFFFF" w:themeFill="background1"/>
+              <w:ind w:firstLine="0"/>
+              <w:jc w:val="center"/>
+              <w:rPr>
+                <w:bCs/>
+                <w:szCs w:val="28"/>
+              </w:rPr>
+            </w:pPr>
+            <w:r>
+              <w:rPr>
+                <w:bCs/>
+                <w:szCs w:val="28"/>
+              </w:rPr>
+              <w:t>—</w:t>
+            </w:r>
+          </w:p>
+        </w:tc>
+        <w:tc>
+          <w:tcPr>
+            <w:tcW w:w="0" w:type="auto"/>
+            <w:vAlign w:val="center"/>
+            <w:hideMark/>
+          </w:tcPr>
+          <w:p>
+            <w:pPr>
+              <w:pStyle w:val="af"/>
+              <w:shd w:val="clear" w:color="auto" w:fill="FFFFFF" w:themeFill="background1"/>
+              <w:ind w:firstLine="0"/>
+              <w:jc w:val="center"/>
+              <w:rPr>
+                <w:bCs/>
+                <w:szCs w:val="28"/>
+              </w:rPr>
+            </w:pPr>
+            <w:r>
+              <w:rPr>
+                <w:bCs/>
+                <w:szCs w:val="28"/>
+              </w:rPr>
+              <w:t>—</w:t>
+            </w:r>
+          </w:p>
+        </w:tc>
+      </w:tr>
+      <w:tr>
+        <w:tc>
+          <w:tcPr>
+            <w:tcW w:w="0" w:type="auto"/>
+            <w:vAlign w:val="center"/>
+            <w:hideMark/>
+          </w:tcPr>
+          <w:p>
+            <w:pPr>
+              <w:pStyle w:val="af"/>
+              <w:shd w:val="clear" w:color="auto" w:fill="FFFFFF" w:themeFill="background1"/>
+              <w:ind w:firstLine="0"/>
+              <w:jc w:val="center"/>
+              <w:rPr>
+                <w:bCs/>
+                <w:szCs w:val="28"/>
+              </w:rPr>
+            </w:pPr>
+            <w:r>
+              <w:rPr>
+                <w:bCs/>
+                <w:szCs w:val="28"/>
+              </w:rPr>
+              <w:t>Сопротивление</w:t>
+            </w:r>
+          </w:p>
+        </w:tc>
+        <w:tc>
+          <w:tcPr>
+            <w:tcW w:w="0" w:type="auto"/>
+            <w:vAlign w:val="center"/>
+            <w:hideMark/>
+          </w:tcPr>
+          <w:p>
+            <w:pPr>
+              <w:pStyle w:val="af"/>
+              <w:shd w:val="clear" w:color="auto" w:fill="FFFFFF" w:themeFill="background1"/>
+              <w:ind w:firstLine="0"/>
+              <w:jc w:val="center"/>
+              <w:rPr>
+                <w:bCs/>
+                <w:szCs w:val="28"/>
+              </w:rPr>
+            </w:pPr>
+            <w:r>
+              <w:rPr>
+                <w:bCs/>
+                <w:szCs w:val="28"/>
+              </w:rPr>
+              <w:t>до 20 МОм</w:t>
+            </w:r>
+          </w:p>
+        </w:tc>
+        <w:tc>
+          <w:tcPr>
+            <w:tcW w:w="0" w:type="auto"/>
+            <w:vAlign w:val="center"/>
+            <w:hideMark/>
+          </w:tcPr>
+          <w:p>
+            <w:pPr>
+              <w:pStyle w:val="af"/>
+              <w:shd w:val="clear" w:color="auto" w:fill="FFFFFF" w:themeFill="background1"/>
+              <w:ind w:firstLine="0"/>
+              <w:jc w:val="center"/>
+              <w:rPr>
+                <w:bCs/>
+                <w:szCs w:val="28"/>
+              </w:rPr>
+            </w:pPr>
+            <w:r>
+              <w:rPr>
+                <w:bCs/>
+                <w:szCs w:val="28"/>
+              </w:rPr>
+              <w:t>±0,8%</w:t>
+            </w:r>
+          </w:p>
+        </w:tc>
+        <w:tc>
+          <w:tcPr>
+            <w:tcW w:w="0" w:type="auto"/>
+            <w:vAlign w:val="center"/>
+            <w:hideMark/>
+          </w:tcPr>
+          <w:p>
+            <w:pPr>
+              <w:pStyle w:val="af"/>
+              <w:shd w:val="clear" w:color="auto" w:fill="FFFFFF" w:themeFill="background1"/>
+              <w:ind w:firstLine="0"/>
+              <w:jc w:val="center"/>
+              <w:rPr>
+                <w:bCs/>
+                <w:szCs w:val="28"/>
+              </w:rPr>
+            </w:pPr>
+            <w:r>
+              <w:rPr>
+                <w:bCs/>
+                <w:szCs w:val="28"/>
+              </w:rPr>
+              <w:t>—</w:t>
+            </w:r>
+          </w:p>
+        </w:tc>
+      </w:tr>
+      <w:tr>
+        <w:tc>
+          <w:tcPr>
+            <w:tcW w:w="0" w:type="auto"/>
+            <w:vAlign w:val="center"/>
+            <w:hideMark/>
+          </w:tcPr>
+          <w:p>
+            <w:pPr>
+              <w:pStyle w:val="af"/>
+              <w:shd w:val="clear" w:color="auto" w:fill="FFFFFF" w:themeFill="background1"/>
+              <w:ind w:firstLine="0"/>
+              <w:jc w:val="center"/>
+              <w:rPr>
+                <w:bCs/>
+                <w:szCs w:val="28"/>
+              </w:rPr>
+            </w:pPr>
+            <w:r>
+              <w:rPr>
+                <w:bCs/>
+                <w:szCs w:val="28"/>
+              </w:rPr>
+              <w:t>Разрешающая способность</w:t>
+            </w:r>
+          </w:p>
+        </w:tc>
+        <w:tc>
+          <w:tcPr>
+            <w:tcW w:w="0" w:type="auto"/>
+            <w:vAlign w:val="center"/>
+            <w:hideMark/>
+          </w:tcPr>
+          <w:p>
+            <w:pPr>
+              <w:pStyle w:val="af"/>
+              <w:shd w:val="clear" w:color="auto" w:fill="FFFFFF" w:themeFill="background1"/>
+              <w:ind w:firstLine="0"/>
+              <w:jc w:val="center"/>
+              <w:rPr>
+                <w:bCs/>
+                <w:szCs w:val="28"/>
+              </w:rPr>
+            </w:pPr>
+            <w:r>
+              <w:rPr>
+                <w:bCs/>
+                <w:szCs w:val="28"/>
+              </w:rPr>
+              <w:t>3½ разряда (1999 отсчетов)</w:t>
+            </w:r>
+          </w:p>
+        </w:tc>
+        <w:tc>
+          <w:tcPr>
+            <w:tcW w:w="0" w:type="auto"/>
+            <w:vAlign w:val="center"/>
+            <w:hideMark/>
+          </w:tcPr>
+          <w:p>
+            <w:pPr>
+              <w:pStyle w:val="af"/>
+              <w:shd w:val="clear" w:color="auto" w:fill="FFFFFF" w:themeFill="background1"/>
+              <w:ind w:firstLine="0"/>
+              <w:jc w:val="center"/>
+              <w:rPr>
+                <w:bCs/>
+                <w:szCs w:val="28"/>
+              </w:rPr>
+            </w:pPr>
+            <w:r>
+              <w:rPr>
+                <w:bCs/>
+                <w:szCs w:val="28"/>
+              </w:rPr>
+              <w:t>Входная</w:t>
+            </w:r>
+            <w:r>
+              <w:rPr>
+                <w:bCs/>
+                <w:szCs w:val="28"/>
+                <w:lang w:val="en-US"/>
+              </w:rPr>
+              <w:t xml:space="preserve"> </w:t>
+            </w:r>
+            <w:r>
+              <w:rPr>
+                <w:bCs/>
+                <w:szCs w:val="28"/>
+              </w:rPr>
+              <w:t>емкость</w:t>
+            </w:r>
+          </w:p>
+        </w:tc>
+        <w:tc>
+          <w:tcPr>
+            <w:tcW w:w="0" w:type="auto"/>
+            <w:vAlign w:val="center"/>
+            <w:hideMark/>
+          </w:tcPr>
+          <w:p>
+            <w:pPr>
+              <w:pStyle w:val="af"/>
+              <w:shd w:val="clear" w:color="auto" w:fill="FFFFFF" w:themeFill="background1"/>
+              <w:ind w:firstLine="0"/>
+              <w:jc w:val="center"/>
+              <w:rPr>
+                <w:bCs/>
+                <w:szCs w:val="28"/>
+              </w:rPr>
+            </w:pPr>
+            <w:r>
+              <w:rPr>
+                <w:bCs/>
+                <w:szCs w:val="28"/>
+              </w:rPr>
+              <w:t>не более 50 пФ</w:t>
+            </w:r>
+          </w:p>
+        </w:tc>
+      </w:tr>
+    </w:tbl>
+    <w:p>
+      <w:pPr>
         <w:spacing w:after="0" w:line="360" w:lineRule="auto"/>
         <w:ind w:firstLine="709"/>
         <w:jc w:val="both"/>
@@ -976,18 +2837,35 @@
           <w:szCs w:val="28"/>
         </w:rPr>
       </w:pPr>
-      <w:r>
-        <w:rPr>
-          <w:rFonts w:ascii="Times New Roman" w:hAnsi="Times New Roman" w:cs="Times New Roman"/>
-          <w:sz w:val="28"/>
-          <w:szCs w:val="28"/>
-        </w:rPr>
-        <w:t xml:space="preserve">На основе формул провести вычисления основных метрологических характеристик устройства: </w:t>
-      </w:r>
     </w:p>
     <w:p>
       <w:pPr>
-        <w:widowControl w:val="0"/>
+        <w:pStyle w:val="a7"/>
+        <w:numPr>
+          <w:ilvl w:val="1"/>
+          <w:numId w:val="1"/>
+        </w:numPr>
+        <w:shd w:val="clear" w:color="auto" w:fill="FFFFFF" w:themeFill="background1"/>
+        <w:spacing w:after="0" w:line="360" w:lineRule="auto"/>
+        <w:ind w:left="0" w:firstLine="709"/>
+        <w:jc w:val="both"/>
+        <w:rPr>
+          <w:rFonts w:ascii="Times New Roman" w:hAnsi="Times New Roman" w:cs="Times New Roman"/>
+          <w:sz w:val="28"/>
+          <w:szCs w:val="28"/>
+        </w:rPr>
+      </w:pPr>
+      <w:r>
+        <w:rPr>
+          <w:rFonts w:ascii="Times New Roman" w:hAnsi="Times New Roman" w:cs="Times New Roman"/>
+          <w:sz w:val="28"/>
+          <w:szCs w:val="28"/>
+        </w:rPr>
+        <w:t>Условия эксплуатации и общие данные</w:t>
+      </w:r>
+    </w:p>
+    <w:p>
+      <w:pPr>
         <w:spacing w:after="0" w:line="360" w:lineRule="auto"/>
         <w:ind w:firstLine="709"/>
         <w:jc w:val="both"/>
@@ -1003,12 +2881,646 @@
           <w:sz w:val="28"/>
           <w:szCs w:val="28"/>
         </w:rPr>
-        <w:t>диапазона измерений;</w:t>
+        <w:t>Данные взяты из разделов 1.1, 1.2 и 4 паспорта.</w:t>
       </w:r>
     </w:p>
     <w:p>
       <w:pPr>
-        <w:widowControl w:val="0"/>
+        <w:spacing w:after="0" w:line="360" w:lineRule="auto"/>
+        <w:jc w:val="both"/>
+        <w:rPr>
+          <w:rStyle w:val="ae"/>
+          <w:rFonts w:ascii="Times New Roman" w:hAnsi="Times New Roman" w:cs="Times New Roman"/>
+          <w:bCs/>
+          <w:sz w:val="28"/>
+          <w:szCs w:val="28"/>
+        </w:rPr>
+      </w:pPr>
+      <w:bookmarkStart w:id="8" w:name="_Hlk223012292"/>
+      <w:r>
+        <w:rPr>
+          <w:rStyle w:val="ae"/>
+          <w:rFonts w:ascii="Times New Roman" w:hAnsi="Times New Roman" w:cs="Times New Roman"/>
+          <w:bCs/>
+          <w:sz w:val="28"/>
+          <w:szCs w:val="28"/>
+        </w:rPr>
+        <w:t xml:space="preserve">Таблица </w:t>
+      </w:r>
+      <w:r>
+        <w:rPr>
+          <w:rFonts w:ascii="Times New Roman" w:hAnsi="Times New Roman" w:cs="Times New Roman"/>
+          <w:sz w:val="28"/>
+          <w:szCs w:val="28"/>
+        </w:rPr>
+        <w:fldChar w:fldCharType="begin"/>
+      </w:r>
+      <w:r>
+        <w:rPr>
+          <w:rFonts w:ascii="Times New Roman" w:hAnsi="Times New Roman" w:cs="Times New Roman"/>
+          <w:sz w:val="28"/>
+          <w:szCs w:val="28"/>
+        </w:rPr>
+        <w:instrText xml:space="preserve"> SEQ Таблица \* ARABIC </w:instrText>
+      </w:r>
+      <w:r>
+        <w:rPr>
+          <w:rFonts w:ascii="Times New Roman" w:hAnsi="Times New Roman" w:cs="Times New Roman"/>
+          <w:sz w:val="28"/>
+          <w:szCs w:val="28"/>
+        </w:rPr>
+        <w:fldChar w:fldCharType="separate"/>
+      </w:r>
+      <w:r>
+        <w:rPr>
+          <w:rFonts w:ascii="Times New Roman" w:hAnsi="Times New Roman" w:cs="Times New Roman"/>
+          <w:noProof/>
+          <w:sz w:val="28"/>
+          <w:szCs w:val="28"/>
+        </w:rPr>
+        <w:t>3</w:t>
+      </w:r>
+      <w:r>
+        <w:rPr>
+          <w:rFonts w:ascii="Times New Roman" w:hAnsi="Times New Roman" w:cs="Times New Roman"/>
+          <w:sz w:val="28"/>
+          <w:szCs w:val="28"/>
+        </w:rPr>
+        <w:fldChar w:fldCharType="end"/>
+      </w:r>
+      <w:r>
+        <w:rPr>
+          <w:rStyle w:val="ae"/>
+          <w:rFonts w:ascii="Times New Roman" w:hAnsi="Times New Roman" w:cs="Times New Roman"/>
+          <w:bCs/>
+          <w:sz w:val="28"/>
+          <w:szCs w:val="28"/>
+        </w:rPr>
+        <w:t xml:space="preserve"> </w:t>
+      </w:r>
+      <w:bookmarkEnd w:id="8"/>
+      <w:r>
+        <w:rPr>
+          <w:rStyle w:val="ae"/>
+          <w:rFonts w:ascii="Times New Roman" w:hAnsi="Times New Roman" w:cs="Times New Roman"/>
+          <w:bCs/>
+          <w:sz w:val="28"/>
+          <w:szCs w:val="28"/>
+        </w:rPr>
+        <w:t>– Эксплуатационные данные В7-58/2</w:t>
+      </w:r>
+    </w:p>
+    <w:tbl>
+      <w:tblPr>
+        <w:tblStyle w:val="ad"/>
+        <w:tblW w:w="0" w:type="auto"/>
+        <w:tblLook w:val="04A0" w:firstRow="1" w:lastRow="0" w:firstColumn="1" w:lastColumn="0" w:noHBand="0" w:noVBand="1"/>
+      </w:tblPr>
+      <w:tblGrid>
+        <w:gridCol w:w="4322"/>
+        <w:gridCol w:w="5023"/>
+      </w:tblGrid>
+      <w:tr>
+        <w:tc>
+          <w:tcPr>
+            <w:tcW w:w="0" w:type="auto"/>
+            <w:vAlign w:val="center"/>
+            <w:hideMark/>
+          </w:tcPr>
+          <w:p>
+            <w:pPr>
+              <w:pStyle w:val="af1"/>
+              <w:shd w:val="clear" w:color="auto" w:fill="FFFFFF" w:themeFill="background1"/>
+              <w:ind w:firstLine="0"/>
+              <w:rPr>
+                <w:bCs/>
+                <w:szCs w:val="28"/>
+              </w:rPr>
+            </w:pPr>
+            <w:r>
+              <w:rPr>
+                <w:bCs/>
+                <w:szCs w:val="28"/>
+              </w:rPr>
+              <w:t>Параметр</w:t>
+            </w:r>
+          </w:p>
+        </w:tc>
+        <w:tc>
+          <w:tcPr>
+            <w:tcW w:w="0" w:type="auto"/>
+            <w:vAlign w:val="center"/>
+            <w:hideMark/>
+          </w:tcPr>
+          <w:p>
+            <w:pPr>
+              <w:pStyle w:val="af1"/>
+              <w:shd w:val="clear" w:color="auto" w:fill="FFFFFF" w:themeFill="background1"/>
+              <w:ind w:firstLine="0"/>
+              <w:rPr>
+                <w:bCs/>
+                <w:szCs w:val="28"/>
+              </w:rPr>
+            </w:pPr>
+            <w:r>
+              <w:rPr>
+                <w:bCs/>
+                <w:szCs w:val="28"/>
+              </w:rPr>
+              <w:t>Значение</w:t>
+            </w:r>
+          </w:p>
+        </w:tc>
+      </w:tr>
+      <w:tr>
+        <w:tc>
+          <w:tcPr>
+            <w:tcW w:w="0" w:type="auto"/>
+            <w:vAlign w:val="center"/>
+            <w:hideMark/>
+          </w:tcPr>
+          <w:p>
+            <w:pPr>
+              <w:pStyle w:val="af"/>
+              <w:shd w:val="clear" w:color="auto" w:fill="FFFFFF" w:themeFill="background1"/>
+              <w:ind w:firstLine="0"/>
+              <w:jc w:val="center"/>
+              <w:rPr>
+                <w:bCs/>
+                <w:szCs w:val="28"/>
+              </w:rPr>
+            </w:pPr>
+            <w:r>
+              <w:rPr>
+                <w:bCs/>
+                <w:szCs w:val="28"/>
+              </w:rPr>
+              <w:t>Электропитание</w:t>
+            </w:r>
+          </w:p>
+        </w:tc>
+        <w:tc>
+          <w:tcPr>
+            <w:tcW w:w="0" w:type="auto"/>
+            <w:vAlign w:val="center"/>
+            <w:hideMark/>
+          </w:tcPr>
+          <w:p>
+            <w:pPr>
+              <w:pStyle w:val="af"/>
+              <w:shd w:val="clear" w:color="auto" w:fill="FFFFFF" w:themeFill="background1"/>
+              <w:ind w:firstLine="0"/>
+              <w:jc w:val="center"/>
+              <w:rPr>
+                <w:bCs/>
+                <w:szCs w:val="28"/>
+              </w:rPr>
+            </w:pPr>
+            <w:r>
+              <w:rPr>
+                <w:bCs/>
+                <w:szCs w:val="28"/>
+              </w:rPr>
+              <w:t>220±22 В, 50±1 Гц</w:t>
+            </w:r>
+          </w:p>
+        </w:tc>
+      </w:tr>
+      <w:tr>
+        <w:tc>
+          <w:tcPr>
+            <w:tcW w:w="0" w:type="auto"/>
+            <w:vAlign w:val="center"/>
+            <w:hideMark/>
+          </w:tcPr>
+          <w:p>
+            <w:pPr>
+              <w:pStyle w:val="af"/>
+              <w:shd w:val="clear" w:color="auto" w:fill="FFFFFF" w:themeFill="background1"/>
+              <w:ind w:firstLine="0"/>
+              <w:jc w:val="center"/>
+              <w:rPr>
+                <w:bCs/>
+                <w:szCs w:val="28"/>
+              </w:rPr>
+            </w:pPr>
+            <w:r>
+              <w:rPr>
+                <w:bCs/>
+                <w:szCs w:val="28"/>
+              </w:rPr>
+              <w:t>Потребляемая мощность</w:t>
+            </w:r>
+          </w:p>
+        </w:tc>
+        <w:tc>
+          <w:tcPr>
+            <w:tcW w:w="0" w:type="auto"/>
+            <w:vAlign w:val="center"/>
+            <w:hideMark/>
+          </w:tcPr>
+          <w:p>
+            <w:pPr>
+              <w:pStyle w:val="af"/>
+              <w:shd w:val="clear" w:color="auto" w:fill="FFFFFF" w:themeFill="background1"/>
+              <w:ind w:firstLine="0"/>
+              <w:jc w:val="center"/>
+              <w:rPr>
+                <w:bCs/>
+                <w:szCs w:val="28"/>
+              </w:rPr>
+            </w:pPr>
+            <w:r>
+              <w:rPr>
+                <w:bCs/>
+                <w:szCs w:val="28"/>
+              </w:rPr>
+              <w:t>не более 6 В·А</w:t>
+            </w:r>
+          </w:p>
+        </w:tc>
+      </w:tr>
+      <w:tr>
+        <w:tc>
+          <w:tcPr>
+            <w:tcW w:w="0" w:type="auto"/>
+            <w:vAlign w:val="center"/>
+            <w:hideMark/>
+          </w:tcPr>
+          <w:p>
+            <w:pPr>
+              <w:pStyle w:val="af"/>
+              <w:shd w:val="clear" w:color="auto" w:fill="FFFFFF" w:themeFill="background1"/>
+              <w:ind w:firstLine="0"/>
+              <w:jc w:val="center"/>
+              <w:rPr>
+                <w:bCs/>
+                <w:szCs w:val="28"/>
+              </w:rPr>
+            </w:pPr>
+            <w:r>
+              <w:rPr>
+                <w:bCs/>
+                <w:szCs w:val="28"/>
+              </w:rPr>
+              <w:t>Класс защиты по электробезопасности</w:t>
+            </w:r>
+          </w:p>
+        </w:tc>
+        <w:tc>
+          <w:tcPr>
+            <w:tcW w:w="0" w:type="auto"/>
+            <w:vAlign w:val="center"/>
+            <w:hideMark/>
+          </w:tcPr>
+          <w:p>
+            <w:pPr>
+              <w:pStyle w:val="af"/>
+              <w:shd w:val="clear" w:color="auto" w:fill="FFFFFF" w:themeFill="background1"/>
+              <w:ind w:firstLine="0"/>
+              <w:jc w:val="center"/>
+              <w:rPr>
+                <w:bCs/>
+                <w:szCs w:val="28"/>
+              </w:rPr>
+            </w:pPr>
+            <w:r>
+              <w:rPr>
+                <w:bCs/>
+                <w:szCs w:val="28"/>
+              </w:rPr>
+              <w:t>Класс I (ГОСТ 26104-89), заземление через вилку</w:t>
+            </w:r>
+          </w:p>
+        </w:tc>
+      </w:tr>
+      <w:tr>
+        <w:tc>
+          <w:tcPr>
+            <w:tcW w:w="0" w:type="auto"/>
+            <w:vAlign w:val="center"/>
+            <w:hideMark/>
+          </w:tcPr>
+          <w:p>
+            <w:pPr>
+              <w:pStyle w:val="af"/>
+              <w:shd w:val="clear" w:color="auto" w:fill="FFFFFF" w:themeFill="background1"/>
+              <w:ind w:firstLine="0"/>
+              <w:jc w:val="center"/>
+              <w:rPr>
+                <w:bCs/>
+                <w:szCs w:val="28"/>
+              </w:rPr>
+            </w:pPr>
+            <w:r>
+              <w:rPr>
+                <w:bCs/>
+                <w:szCs w:val="28"/>
+              </w:rPr>
+              <w:t>Рабочая температура</w:t>
+            </w:r>
+          </w:p>
+        </w:tc>
+        <w:tc>
+          <w:tcPr>
+            <w:tcW w:w="0" w:type="auto"/>
+            <w:vAlign w:val="center"/>
+            <w:hideMark/>
+          </w:tcPr>
+          <w:p>
+            <w:pPr>
+              <w:pStyle w:val="af"/>
+              <w:shd w:val="clear" w:color="auto" w:fill="FFFFFF" w:themeFill="background1"/>
+              <w:ind w:firstLine="0"/>
+              <w:jc w:val="center"/>
+              <w:rPr>
+                <w:bCs/>
+                <w:szCs w:val="28"/>
+              </w:rPr>
+            </w:pPr>
+            <w:r>
+              <w:rPr>
+                <w:bCs/>
+                <w:szCs w:val="28"/>
+              </w:rPr>
+              <w:t>от +5 до +40 °С</w:t>
+            </w:r>
+          </w:p>
+        </w:tc>
+      </w:tr>
+      <w:tr>
+        <w:tc>
+          <w:tcPr>
+            <w:tcW w:w="0" w:type="auto"/>
+            <w:vAlign w:val="center"/>
+            <w:hideMark/>
+          </w:tcPr>
+          <w:p>
+            <w:pPr>
+              <w:pStyle w:val="af"/>
+              <w:shd w:val="clear" w:color="auto" w:fill="FFFFFF" w:themeFill="background1"/>
+              <w:ind w:firstLine="0"/>
+              <w:jc w:val="center"/>
+              <w:rPr>
+                <w:bCs/>
+                <w:szCs w:val="28"/>
+              </w:rPr>
+            </w:pPr>
+            <w:r>
+              <w:rPr>
+                <w:bCs/>
+                <w:szCs w:val="28"/>
+              </w:rPr>
+              <w:t>Габаритные размеры</w:t>
+            </w:r>
+          </w:p>
+        </w:tc>
+        <w:tc>
+          <w:tcPr>
+            <w:tcW w:w="0" w:type="auto"/>
+            <w:vAlign w:val="center"/>
+            <w:hideMark/>
+          </w:tcPr>
+          <w:p>
+            <w:pPr>
+              <w:pStyle w:val="af"/>
+              <w:shd w:val="clear" w:color="auto" w:fill="FFFFFF" w:themeFill="background1"/>
+              <w:ind w:firstLine="0"/>
+              <w:jc w:val="center"/>
+              <w:rPr>
+                <w:bCs/>
+                <w:szCs w:val="28"/>
+              </w:rPr>
+            </w:pPr>
+            <w:r>
+              <w:rPr>
+                <w:bCs/>
+                <w:szCs w:val="28"/>
+              </w:rPr>
+              <w:t>не более 242×245×70 мм</w:t>
+            </w:r>
+          </w:p>
+        </w:tc>
+      </w:tr>
+      <w:tr>
+        <w:tc>
+          <w:tcPr>
+            <w:tcW w:w="0" w:type="auto"/>
+            <w:vAlign w:val="center"/>
+            <w:hideMark/>
+          </w:tcPr>
+          <w:p>
+            <w:pPr>
+              <w:pStyle w:val="af"/>
+              <w:shd w:val="clear" w:color="auto" w:fill="FFFFFF" w:themeFill="background1"/>
+              <w:ind w:firstLine="0"/>
+              <w:jc w:val="center"/>
+              <w:rPr>
+                <w:bCs/>
+                <w:szCs w:val="28"/>
+              </w:rPr>
+            </w:pPr>
+            <w:r>
+              <w:rPr>
+                <w:bCs/>
+                <w:szCs w:val="28"/>
+              </w:rPr>
+              <w:t>Масса</w:t>
+            </w:r>
+          </w:p>
+        </w:tc>
+        <w:tc>
+          <w:tcPr>
+            <w:tcW w:w="0" w:type="auto"/>
+            <w:vAlign w:val="center"/>
+            <w:hideMark/>
+          </w:tcPr>
+          <w:p>
+            <w:pPr>
+              <w:pStyle w:val="af"/>
+              <w:shd w:val="clear" w:color="auto" w:fill="FFFFFF" w:themeFill="background1"/>
+              <w:ind w:firstLine="0"/>
+              <w:jc w:val="center"/>
+              <w:rPr>
+                <w:bCs/>
+                <w:szCs w:val="28"/>
+              </w:rPr>
+            </w:pPr>
+            <w:r>
+              <w:rPr>
+                <w:bCs/>
+                <w:szCs w:val="28"/>
+              </w:rPr>
+              <w:t>не более 1,3 кг</w:t>
+            </w:r>
+          </w:p>
+        </w:tc>
+      </w:tr>
+      <w:tr>
+        <w:tc>
+          <w:tcPr>
+            <w:tcW w:w="0" w:type="auto"/>
+            <w:vAlign w:val="center"/>
+            <w:hideMark/>
+          </w:tcPr>
+          <w:p>
+            <w:pPr>
+              <w:pStyle w:val="af"/>
+              <w:shd w:val="clear" w:color="auto" w:fill="FFFFFF" w:themeFill="background1"/>
+              <w:ind w:firstLine="0"/>
+              <w:jc w:val="center"/>
+              <w:rPr>
+                <w:bCs/>
+                <w:szCs w:val="28"/>
+              </w:rPr>
+            </w:pPr>
+            <w:r>
+              <w:rPr>
+                <w:bCs/>
+                <w:szCs w:val="28"/>
+              </w:rPr>
+              <w:t>Межповерочный интервал</w:t>
+            </w:r>
+          </w:p>
+        </w:tc>
+        <w:tc>
+          <w:tcPr>
+            <w:tcW w:w="0" w:type="auto"/>
+            <w:vAlign w:val="center"/>
+            <w:hideMark/>
+          </w:tcPr>
+          <w:p>
+            <w:pPr>
+              <w:pStyle w:val="af"/>
+              <w:shd w:val="clear" w:color="auto" w:fill="FFFFFF" w:themeFill="background1"/>
+              <w:ind w:firstLine="0"/>
+              <w:jc w:val="center"/>
+              <w:rPr>
+                <w:bCs/>
+                <w:szCs w:val="28"/>
+              </w:rPr>
+            </w:pPr>
+            <w:r>
+              <w:rPr>
+                <w:bCs/>
+                <w:szCs w:val="28"/>
+              </w:rPr>
+              <w:t>1 год</w:t>
+            </w:r>
+          </w:p>
+        </w:tc>
+      </w:tr>
+      <w:tr>
+        <w:tc>
+          <w:tcPr>
+            <w:tcW w:w="0" w:type="auto"/>
+            <w:vAlign w:val="center"/>
+            <w:hideMark/>
+          </w:tcPr>
+          <w:p>
+            <w:pPr>
+              <w:pStyle w:val="af"/>
+              <w:shd w:val="clear" w:color="auto" w:fill="FFFFFF" w:themeFill="background1"/>
+              <w:ind w:firstLine="0"/>
+              <w:jc w:val="center"/>
+              <w:rPr>
+                <w:bCs/>
+                <w:szCs w:val="28"/>
+              </w:rPr>
+            </w:pPr>
+            <w:r>
+              <w:rPr>
+                <w:bCs/>
+                <w:szCs w:val="28"/>
+              </w:rPr>
+              <w:t>Наработка на отказ</w:t>
+            </w:r>
+          </w:p>
+        </w:tc>
+        <w:tc>
+          <w:tcPr>
+            <w:tcW w:w="0" w:type="auto"/>
+            <w:vAlign w:val="center"/>
+            <w:hideMark/>
+          </w:tcPr>
+          <w:p>
+            <w:pPr>
+              <w:pStyle w:val="af"/>
+              <w:shd w:val="clear" w:color="auto" w:fill="FFFFFF" w:themeFill="background1"/>
+              <w:ind w:firstLine="0"/>
+              <w:jc w:val="center"/>
+              <w:rPr>
+                <w:bCs/>
+                <w:szCs w:val="28"/>
+              </w:rPr>
+            </w:pPr>
+            <w:r>
+              <w:rPr>
+                <w:bCs/>
+                <w:szCs w:val="28"/>
+              </w:rPr>
+              <w:t>не менее 15000 ч</w:t>
+            </w:r>
+          </w:p>
+        </w:tc>
+      </w:tr>
+      <w:tr>
+        <w:tc>
+          <w:tcPr>
+            <w:tcW w:w="0" w:type="auto"/>
+            <w:vAlign w:val="center"/>
+            <w:hideMark/>
+          </w:tcPr>
+          <w:p>
+            <w:pPr>
+              <w:pStyle w:val="af"/>
+              <w:shd w:val="clear" w:color="auto" w:fill="FFFFFF" w:themeFill="background1"/>
+              <w:ind w:firstLine="0"/>
+              <w:jc w:val="center"/>
+              <w:rPr>
+                <w:bCs/>
+                <w:szCs w:val="28"/>
+              </w:rPr>
+            </w:pPr>
+            <w:r>
+              <w:rPr>
+                <w:bCs/>
+                <w:szCs w:val="28"/>
+              </w:rPr>
+              <w:t>Гарантийный срок</w:t>
+            </w:r>
+          </w:p>
+        </w:tc>
+        <w:tc>
+          <w:tcPr>
+            <w:tcW w:w="0" w:type="auto"/>
+            <w:vAlign w:val="center"/>
+            <w:hideMark/>
+          </w:tcPr>
+          <w:p>
+            <w:pPr>
+              <w:pStyle w:val="af"/>
+              <w:shd w:val="clear" w:color="auto" w:fill="FFFFFF" w:themeFill="background1"/>
+              <w:ind w:firstLine="0"/>
+              <w:jc w:val="center"/>
+              <w:rPr>
+                <w:bCs/>
+                <w:szCs w:val="28"/>
+              </w:rPr>
+            </w:pPr>
+            <w:r>
+              <w:rPr>
+                <w:bCs/>
+                <w:szCs w:val="28"/>
+              </w:rPr>
+              <w:t>18 месяцев</w:t>
+            </w:r>
+          </w:p>
+        </w:tc>
+      </w:tr>
+    </w:tbl>
+    <w:p>
+      <w:pPr>
         <w:spacing w:after="0" w:line="360" w:lineRule="auto"/>
         <w:ind w:firstLine="709"/>
         <w:jc w:val="both"/>
@@ -1018,18 +3530,69 @@
           <w:szCs w:val="28"/>
         </w:rPr>
       </w:pPr>
-      <w:r>
-        <w:rPr>
-          <w:rFonts w:ascii="Times New Roman" w:hAnsi="Times New Roman" w:cs="Times New Roman"/>
-          <w:sz w:val="28"/>
-          <w:szCs w:val="28"/>
-        </w:rPr>
-        <w:t>предела измерений;</w:t>
-      </w:r>
     </w:p>
     <w:p>
       <w:pPr>
-        <w:widowControl w:val="0"/>
+        <w:pStyle w:val="2"/>
+        <w:numPr>
+          <w:ilvl w:val="0"/>
+          <w:numId w:val="1"/>
+        </w:numPr>
+        <w:spacing w:before="0" w:after="0" w:line="360" w:lineRule="auto"/>
+        <w:ind w:left="0" w:firstLine="709"/>
+        <w:jc w:val="both"/>
+        <w:rPr>
+          <w:rFonts w:ascii="Times New Roman" w:hAnsi="Times New Roman" w:cs="Times New Roman"/>
+          <w:b/>
+          <w:bCs/>
+          <w:color w:val="auto"/>
+          <w:sz w:val="28"/>
+          <w:szCs w:val="28"/>
+        </w:rPr>
+      </w:pPr>
+      <w:bookmarkStart w:id="9" w:name="_Toc223014595"/>
+      <w:bookmarkStart w:id="10" w:name="_Toc223028924"/>
+      <w:r>
+        <w:rPr>
+          <w:rFonts w:ascii="Times New Roman" w:hAnsi="Times New Roman" w:cs="Times New Roman"/>
+          <w:bCs/>
+          <w:color w:val="auto"/>
+          <w:sz w:val="28"/>
+          <w:szCs w:val="28"/>
+        </w:rPr>
+        <w:t>Изучение паспорта мультиметра MY-60</w:t>
+      </w:r>
+      <w:bookmarkEnd w:id="9"/>
+      <w:bookmarkEnd w:id="10"/>
+    </w:p>
+    <w:p>
+      <w:pPr>
+        <w:pStyle w:val="a7"/>
+        <w:numPr>
+          <w:ilvl w:val="1"/>
+          <w:numId w:val="1"/>
+        </w:numPr>
+        <w:shd w:val="clear" w:color="auto" w:fill="FFFFFF" w:themeFill="background1"/>
+        <w:spacing w:after="0" w:line="360" w:lineRule="auto"/>
+        <w:ind w:left="0" w:firstLine="709"/>
+        <w:jc w:val="both"/>
+        <w:rPr>
+          <w:rFonts w:ascii="Times New Roman" w:hAnsi="Times New Roman" w:cs="Times New Roman"/>
+          <w:sz w:val="28"/>
+          <w:szCs w:val="28"/>
+        </w:rPr>
+      </w:pPr>
+      <w:r>
+        <w:rPr>
+          <w:rFonts w:ascii="Times New Roman" w:hAnsi="Times New Roman" w:cs="Times New Roman"/>
+          <w:sz w:val="28"/>
+          <w:szCs w:val="28"/>
+        </w:rPr>
+        <w:t>Классификационные признаки</w:t>
+      </w:r>
+    </w:p>
+    <w:p>
+      <w:pPr>
         <w:spacing w:after="0" w:line="360" w:lineRule="auto"/>
         <w:ind w:firstLine="709"/>
         <w:jc w:val="both"/>
@@ -1045,12 +3608,419 @@
           <w:sz w:val="28"/>
           <w:szCs w:val="28"/>
         </w:rPr>
-        <w:t>значения деления шкалы;</w:t>
+        <w:t>На основании изучения инструкции по эксплуатации.</w:t>
       </w:r>
     </w:p>
     <w:p>
       <w:pPr>
-        <w:widowControl w:val="0"/>
+        <w:spacing w:after="0" w:line="360" w:lineRule="auto"/>
+        <w:jc w:val="both"/>
+        <w:rPr>
+          <w:rStyle w:val="ae"/>
+          <w:rFonts w:ascii="Times New Roman" w:hAnsi="Times New Roman" w:cs="Times New Roman"/>
+          <w:bCs/>
+          <w:sz w:val="28"/>
+          <w:szCs w:val="28"/>
+        </w:rPr>
+      </w:pPr>
+      <w:r>
+        <w:rPr>
+          <w:rStyle w:val="ae"/>
+          <w:rFonts w:ascii="Times New Roman" w:hAnsi="Times New Roman" w:cs="Times New Roman"/>
+          <w:bCs/>
+          <w:sz w:val="28"/>
+          <w:szCs w:val="28"/>
+        </w:rPr>
+        <w:t xml:space="preserve">Таблица </w:t>
+      </w:r>
+      <w:r>
+        <w:rPr>
+          <w:rFonts w:ascii="Times New Roman" w:hAnsi="Times New Roman" w:cs="Times New Roman"/>
+          <w:sz w:val="28"/>
+          <w:szCs w:val="28"/>
+        </w:rPr>
+        <w:fldChar w:fldCharType="begin"/>
+      </w:r>
+      <w:r>
+        <w:rPr>
+          <w:rFonts w:ascii="Times New Roman" w:hAnsi="Times New Roman" w:cs="Times New Roman"/>
+          <w:sz w:val="28"/>
+          <w:szCs w:val="28"/>
+        </w:rPr>
+        <w:instrText xml:space="preserve"> SEQ Таблица \* ARABIC </w:instrText>
+      </w:r>
+      <w:r>
+        <w:rPr>
+          <w:rFonts w:ascii="Times New Roman" w:hAnsi="Times New Roman" w:cs="Times New Roman"/>
+          <w:sz w:val="28"/>
+          <w:szCs w:val="28"/>
+        </w:rPr>
+        <w:fldChar w:fldCharType="separate"/>
+      </w:r>
+      <w:r>
+        <w:rPr>
+          <w:rFonts w:ascii="Times New Roman" w:hAnsi="Times New Roman" w:cs="Times New Roman"/>
+          <w:noProof/>
+          <w:sz w:val="28"/>
+          <w:szCs w:val="28"/>
+        </w:rPr>
+        <w:t>4</w:t>
+      </w:r>
+      <w:r>
+        <w:rPr>
+          <w:rFonts w:ascii="Times New Roman" w:hAnsi="Times New Roman" w:cs="Times New Roman"/>
+          <w:sz w:val="28"/>
+          <w:szCs w:val="28"/>
+        </w:rPr>
+        <w:fldChar w:fldCharType="end"/>
+      </w:r>
+      <w:r>
+        <w:rPr>
+          <w:rStyle w:val="ae"/>
+          <w:rFonts w:ascii="Times New Roman" w:hAnsi="Times New Roman" w:cs="Times New Roman"/>
+          <w:bCs/>
+          <w:sz w:val="28"/>
+          <w:szCs w:val="28"/>
+        </w:rPr>
+        <w:t xml:space="preserve"> – Классификационные признаки СИ (MY-60)</w:t>
+      </w:r>
+    </w:p>
+    <w:tbl>
+      <w:tblPr>
+        <w:tblStyle w:val="ad"/>
+        <w:tblW w:w="0" w:type="auto"/>
+        <w:tblLook w:val="04A0" w:firstRow="1" w:lastRow="0" w:firstColumn="1" w:lastColumn="0" w:noHBand="0" w:noVBand="1"/>
+      </w:tblPr>
+      <w:tblGrid>
+        <w:gridCol w:w="4796"/>
+        <w:gridCol w:w="4534"/>
+      </w:tblGrid>
+      <w:tr>
+        <w:tc>
+          <w:tcPr>
+            <w:tcW w:w="0" w:type="auto"/>
+            <w:vAlign w:val="center"/>
+            <w:hideMark/>
+          </w:tcPr>
+          <w:p>
+            <w:pPr>
+              <w:pStyle w:val="af1"/>
+              <w:shd w:val="clear" w:color="auto" w:fill="FFFFFF" w:themeFill="background1"/>
+              <w:ind w:firstLine="0"/>
+              <w:rPr>
+                <w:bCs/>
+                <w:szCs w:val="28"/>
+              </w:rPr>
+            </w:pPr>
+            <w:r>
+              <w:rPr>
+                <w:bCs/>
+                <w:szCs w:val="28"/>
+              </w:rPr>
+              <w:t>Классификационный признак</w:t>
+            </w:r>
+          </w:p>
+        </w:tc>
+        <w:tc>
+          <w:tcPr>
+            <w:tcW w:w="0" w:type="auto"/>
+            <w:vAlign w:val="center"/>
+            <w:hideMark/>
+          </w:tcPr>
+          <w:p>
+            <w:pPr>
+              <w:pStyle w:val="af1"/>
+              <w:shd w:val="clear" w:color="auto" w:fill="FFFFFF" w:themeFill="background1"/>
+              <w:ind w:firstLine="0"/>
+              <w:rPr>
+                <w:bCs/>
+                <w:szCs w:val="28"/>
+              </w:rPr>
+            </w:pPr>
+            <w:r>
+              <w:rPr>
+                <w:bCs/>
+                <w:szCs w:val="28"/>
+              </w:rPr>
+              <w:t>Характеристика</w:t>
+            </w:r>
+          </w:p>
+        </w:tc>
+      </w:tr>
+      <w:tr>
+        <w:tc>
+          <w:tcPr>
+            <w:tcW w:w="0" w:type="auto"/>
+            <w:vAlign w:val="center"/>
+            <w:hideMark/>
+          </w:tcPr>
+          <w:p>
+            <w:pPr>
+              <w:pStyle w:val="af"/>
+              <w:shd w:val="clear" w:color="auto" w:fill="FFFFFF" w:themeFill="background1"/>
+              <w:ind w:firstLine="0"/>
+              <w:jc w:val="center"/>
+              <w:rPr>
+                <w:bCs/>
+                <w:szCs w:val="28"/>
+              </w:rPr>
+            </w:pPr>
+            <w:r>
+              <w:rPr>
+                <w:bCs/>
+                <w:szCs w:val="28"/>
+              </w:rPr>
+              <w:t>По видам</w:t>
+            </w:r>
+          </w:p>
+        </w:tc>
+        <w:tc>
+          <w:tcPr>
+            <w:tcW w:w="0" w:type="auto"/>
+            <w:vAlign w:val="center"/>
+            <w:hideMark/>
+          </w:tcPr>
+          <w:p>
+            <w:pPr>
+              <w:pStyle w:val="af"/>
+              <w:shd w:val="clear" w:color="auto" w:fill="FFFFFF" w:themeFill="background1"/>
+              <w:ind w:firstLine="0"/>
+              <w:jc w:val="center"/>
+              <w:rPr>
+                <w:bCs/>
+                <w:szCs w:val="28"/>
+              </w:rPr>
+            </w:pPr>
+            <w:r>
+              <w:rPr>
+                <w:bCs/>
+                <w:szCs w:val="28"/>
+              </w:rPr>
+              <w:t>Измерительный прибор</w:t>
+            </w:r>
+          </w:p>
+        </w:tc>
+      </w:tr>
+      <w:tr>
+        <w:tc>
+          <w:tcPr>
+            <w:tcW w:w="0" w:type="auto"/>
+            <w:vAlign w:val="center"/>
+            <w:hideMark/>
+          </w:tcPr>
+          <w:p>
+            <w:pPr>
+              <w:pStyle w:val="af"/>
+              <w:shd w:val="clear" w:color="auto" w:fill="FFFFFF" w:themeFill="background1"/>
+              <w:ind w:firstLine="0"/>
+              <w:jc w:val="center"/>
+              <w:rPr>
+                <w:bCs/>
+                <w:szCs w:val="28"/>
+              </w:rPr>
+            </w:pPr>
+            <w:r>
+              <w:rPr>
+                <w:bCs/>
+                <w:szCs w:val="28"/>
+              </w:rPr>
+              <w:t>По виду выходной величины</w:t>
+            </w:r>
+          </w:p>
+        </w:tc>
+        <w:tc>
+          <w:tcPr>
+            <w:tcW w:w="0" w:type="auto"/>
+            <w:vAlign w:val="center"/>
+            <w:hideMark/>
+          </w:tcPr>
+          <w:p>
+            <w:pPr>
+              <w:pStyle w:val="af"/>
+              <w:shd w:val="clear" w:color="auto" w:fill="FFFFFF" w:themeFill="background1"/>
+              <w:ind w:firstLine="0"/>
+              <w:jc w:val="center"/>
+              <w:rPr>
+                <w:bCs/>
+                <w:szCs w:val="28"/>
+              </w:rPr>
+            </w:pPr>
+            <w:r>
+              <w:rPr>
+                <w:bCs/>
+                <w:szCs w:val="28"/>
+              </w:rPr>
+              <w:t>Цифровой</w:t>
+            </w:r>
+          </w:p>
+        </w:tc>
+      </w:tr>
+      <w:tr>
+        <w:tc>
+          <w:tcPr>
+            <w:tcW w:w="0" w:type="auto"/>
+            <w:vAlign w:val="center"/>
+            <w:hideMark/>
+          </w:tcPr>
+          <w:p>
+            <w:pPr>
+              <w:pStyle w:val="af"/>
+              <w:shd w:val="clear" w:color="auto" w:fill="FFFFFF" w:themeFill="background1"/>
+              <w:ind w:firstLine="0"/>
+              <w:jc w:val="center"/>
+              <w:rPr>
+                <w:bCs/>
+                <w:szCs w:val="28"/>
+              </w:rPr>
+            </w:pPr>
+            <w:r>
+              <w:rPr>
+                <w:bCs/>
+                <w:szCs w:val="28"/>
+              </w:rPr>
+              <w:t>По форме представления информации</w:t>
+            </w:r>
+          </w:p>
+        </w:tc>
+        <w:tc>
+          <w:tcPr>
+            <w:tcW w:w="0" w:type="auto"/>
+            <w:vAlign w:val="center"/>
+            <w:hideMark/>
+          </w:tcPr>
+          <w:p>
+            <w:pPr>
+              <w:pStyle w:val="af"/>
+              <w:shd w:val="clear" w:color="auto" w:fill="FFFFFF" w:themeFill="background1"/>
+              <w:ind w:firstLine="0"/>
+              <w:jc w:val="center"/>
+              <w:rPr>
+                <w:bCs/>
+                <w:szCs w:val="28"/>
+              </w:rPr>
+            </w:pPr>
+            <w:r>
+              <w:rPr>
+                <w:bCs/>
+                <w:szCs w:val="28"/>
+              </w:rPr>
+              <w:t>Показывающий (ЖК-дисплей)</w:t>
+            </w:r>
+          </w:p>
+        </w:tc>
+      </w:tr>
+      <w:tr>
+        <w:tc>
+          <w:tcPr>
+            <w:tcW w:w="0" w:type="auto"/>
+            <w:vAlign w:val="center"/>
+            <w:hideMark/>
+          </w:tcPr>
+          <w:p>
+            <w:pPr>
+              <w:pStyle w:val="af"/>
+              <w:shd w:val="clear" w:color="auto" w:fill="FFFFFF" w:themeFill="background1"/>
+              <w:ind w:firstLine="0"/>
+              <w:jc w:val="center"/>
+              <w:rPr>
+                <w:bCs/>
+                <w:szCs w:val="28"/>
+              </w:rPr>
+            </w:pPr>
+            <w:r>
+              <w:rPr>
+                <w:bCs/>
+                <w:szCs w:val="28"/>
+              </w:rPr>
+              <w:t>По метрологическому назначению</w:t>
+            </w:r>
+          </w:p>
+        </w:tc>
+        <w:tc>
+          <w:tcPr>
+            <w:tcW w:w="0" w:type="auto"/>
+            <w:vAlign w:val="center"/>
+            <w:hideMark/>
+          </w:tcPr>
+          <w:p>
+            <w:pPr>
+              <w:pStyle w:val="af"/>
+              <w:shd w:val="clear" w:color="auto" w:fill="FFFFFF" w:themeFill="background1"/>
+              <w:ind w:firstLine="0"/>
+              <w:jc w:val="center"/>
+              <w:rPr>
+                <w:bCs/>
+                <w:szCs w:val="28"/>
+              </w:rPr>
+            </w:pPr>
+            <w:r>
+              <w:rPr>
+                <w:bCs/>
+                <w:szCs w:val="28"/>
+              </w:rPr>
+              <w:t>Рабочее средство измерений (РСИ)</w:t>
+            </w:r>
+          </w:p>
+        </w:tc>
+      </w:tr>
+      <w:tr>
+        <w:tc>
+          <w:tcPr>
+            <w:tcW w:w="0" w:type="auto"/>
+            <w:vAlign w:val="center"/>
+            <w:hideMark/>
+          </w:tcPr>
+          <w:p>
+            <w:pPr>
+              <w:pStyle w:val="af"/>
+              <w:shd w:val="clear" w:color="auto" w:fill="FFFFFF" w:themeFill="background1"/>
+              <w:ind w:firstLine="0"/>
+              <w:jc w:val="center"/>
+              <w:rPr>
+                <w:bCs/>
+                <w:szCs w:val="28"/>
+              </w:rPr>
+            </w:pPr>
+            <w:r>
+              <w:rPr>
+                <w:bCs/>
+                <w:szCs w:val="28"/>
+              </w:rPr>
+              <w:lastRenderedPageBreak/>
+              <w:t>По условиям применения</w:t>
+            </w:r>
+          </w:p>
+        </w:tc>
+        <w:tc>
+          <w:tcPr>
+            <w:tcW w:w="0" w:type="auto"/>
+            <w:vAlign w:val="center"/>
+            <w:hideMark/>
+          </w:tcPr>
+          <w:p>
+            <w:pPr>
+              <w:pStyle w:val="af"/>
+              <w:shd w:val="clear" w:color="auto" w:fill="FFFFFF" w:themeFill="background1"/>
+              <w:ind w:firstLine="0"/>
+              <w:jc w:val="center"/>
+              <w:rPr>
+                <w:bCs/>
+                <w:szCs w:val="28"/>
+              </w:rPr>
+            </w:pPr>
+            <w:r>
+              <w:rPr>
+                <w:bCs/>
+                <w:szCs w:val="28"/>
+              </w:rPr>
+              <w:t>Портативный (автономное питание)</w:t>
+            </w:r>
+          </w:p>
+        </w:tc>
+      </w:tr>
+    </w:tbl>
+    <w:p>
+      <w:pPr>
         <w:spacing w:after="0" w:line="360" w:lineRule="auto"/>
         <w:ind w:firstLine="709"/>
         <w:jc w:val="both"/>
@@ -1060,18 +4030,35 @@
           <w:szCs w:val="28"/>
         </w:rPr>
       </w:pPr>
-      <w:r>
-        <w:rPr>
-          <w:rFonts w:ascii="Times New Roman" w:hAnsi="Times New Roman" w:cs="Times New Roman"/>
-          <w:sz w:val="28"/>
-          <w:szCs w:val="28"/>
-        </w:rPr>
-        <w:t>чувствительности прибора.</w:t>
-      </w:r>
     </w:p>
     <w:p>
       <w:pPr>
-        <w:widowControl w:val="0"/>
+        <w:pStyle w:val="a7"/>
+        <w:numPr>
+          <w:ilvl w:val="1"/>
+          <w:numId w:val="1"/>
+        </w:numPr>
+        <w:shd w:val="clear" w:color="auto" w:fill="FFFFFF" w:themeFill="background1"/>
+        <w:spacing w:after="0" w:line="360" w:lineRule="auto"/>
+        <w:ind w:left="0" w:firstLine="709"/>
+        <w:jc w:val="both"/>
+        <w:rPr>
+          <w:rFonts w:ascii="Times New Roman" w:hAnsi="Times New Roman" w:cs="Times New Roman"/>
+          <w:sz w:val="28"/>
+          <w:szCs w:val="28"/>
+        </w:rPr>
+      </w:pPr>
+      <w:r>
+        <w:rPr>
+          <w:rFonts w:ascii="Times New Roman" w:hAnsi="Times New Roman" w:cs="Times New Roman"/>
+          <w:sz w:val="28"/>
+          <w:szCs w:val="28"/>
+        </w:rPr>
+        <w:t>Основные метрологические характеристики</w:t>
+      </w:r>
+    </w:p>
+    <w:p>
+      <w:pPr>
         <w:spacing w:after="0" w:line="360" w:lineRule="auto"/>
         <w:ind w:firstLine="709"/>
         <w:jc w:val="both"/>
@@ -1087,12 +4074,1198 @@
           <w:sz w:val="28"/>
           <w:szCs w:val="28"/>
         </w:rPr>
-        <w:t>С использованием данных из таблицы и формул определить тип и величину класса точности прибора в зависимости от его конструкции.</w:t>
+        <w:t>Данные взяты из раздела «СПЕЦИФИКАЦИЯ» инструкции.</w:t>
       </w:r>
     </w:p>
     <w:p>
       <w:pPr>
-        <w:widowControl w:val="0"/>
+        <w:spacing w:after="0" w:line="360" w:lineRule="auto"/>
+        <w:jc w:val="both"/>
+        <w:rPr>
+          <w:rStyle w:val="ae"/>
+          <w:rFonts w:ascii="Times New Roman" w:hAnsi="Times New Roman" w:cs="Times New Roman"/>
+          <w:bCs/>
+          <w:sz w:val="28"/>
+          <w:szCs w:val="28"/>
+        </w:rPr>
+      </w:pPr>
+      <w:r>
+        <w:rPr>
+          <w:rStyle w:val="ae"/>
+          <w:rFonts w:ascii="Times New Roman" w:hAnsi="Times New Roman" w:cs="Times New Roman"/>
+          <w:bCs/>
+          <w:sz w:val="28"/>
+          <w:szCs w:val="28"/>
+        </w:rPr>
+        <w:t xml:space="preserve">Таблица </w:t>
+      </w:r>
+      <w:r>
+        <w:rPr>
+          <w:rFonts w:ascii="Times New Roman" w:hAnsi="Times New Roman" w:cs="Times New Roman"/>
+          <w:sz w:val="28"/>
+          <w:szCs w:val="28"/>
+        </w:rPr>
+        <w:fldChar w:fldCharType="begin"/>
+      </w:r>
+      <w:r>
+        <w:rPr>
+          <w:rFonts w:ascii="Times New Roman" w:hAnsi="Times New Roman" w:cs="Times New Roman"/>
+          <w:sz w:val="28"/>
+          <w:szCs w:val="28"/>
+        </w:rPr>
+        <w:instrText xml:space="preserve"> SEQ Таблица \* ARABIC </w:instrText>
+      </w:r>
+      <w:r>
+        <w:rPr>
+          <w:rFonts w:ascii="Times New Roman" w:hAnsi="Times New Roman" w:cs="Times New Roman"/>
+          <w:sz w:val="28"/>
+          <w:szCs w:val="28"/>
+        </w:rPr>
+        <w:fldChar w:fldCharType="separate"/>
+      </w:r>
+      <w:r>
+        <w:rPr>
+          <w:rFonts w:ascii="Times New Roman" w:hAnsi="Times New Roman" w:cs="Times New Roman"/>
+          <w:noProof/>
+          <w:sz w:val="28"/>
+          <w:szCs w:val="28"/>
+        </w:rPr>
+        <w:t>5</w:t>
+      </w:r>
+      <w:r>
+        <w:rPr>
+          <w:rFonts w:ascii="Times New Roman" w:hAnsi="Times New Roman" w:cs="Times New Roman"/>
+          <w:sz w:val="28"/>
+          <w:szCs w:val="28"/>
+        </w:rPr>
+        <w:fldChar w:fldCharType="end"/>
+      </w:r>
+      <w:r>
+        <w:rPr>
+          <w:rStyle w:val="ae"/>
+          <w:rFonts w:ascii="Times New Roman" w:hAnsi="Times New Roman" w:cs="Times New Roman"/>
+          <w:bCs/>
+          <w:sz w:val="28"/>
+          <w:szCs w:val="28"/>
+        </w:rPr>
+        <w:t xml:space="preserve"> – Метрологические характеристики MY-60</w:t>
+      </w:r>
+    </w:p>
+    <w:tbl>
+      <w:tblPr>
+        <w:tblStyle w:val="ad"/>
+        <w:tblW w:w="0" w:type="auto"/>
+        <w:tblLook w:val="04A0" w:firstRow="1" w:lastRow="0" w:firstColumn="1" w:lastColumn="0" w:noHBand="0" w:noVBand="1"/>
+      </w:tblPr>
+      <w:tblGrid>
+        <w:gridCol w:w="2542"/>
+        <w:gridCol w:w="2178"/>
+        <w:gridCol w:w="2245"/>
+        <w:gridCol w:w="2380"/>
+      </w:tblGrid>
+      <w:tr>
+        <w:tc>
+          <w:tcPr>
+            <w:tcW w:w="0" w:type="auto"/>
+            <w:vAlign w:val="center"/>
+            <w:hideMark/>
+          </w:tcPr>
+          <w:p>
+            <w:pPr>
+              <w:pStyle w:val="af1"/>
+              <w:shd w:val="clear" w:color="auto" w:fill="FFFFFF" w:themeFill="background1"/>
+              <w:ind w:firstLine="0"/>
+              <w:rPr>
+                <w:bCs/>
+                <w:szCs w:val="28"/>
+              </w:rPr>
+            </w:pPr>
+            <w:r>
+              <w:rPr>
+                <w:bCs/>
+                <w:szCs w:val="28"/>
+              </w:rPr>
+              <w:t>Измеряемая величина</w:t>
+            </w:r>
+          </w:p>
+        </w:tc>
+        <w:tc>
+          <w:tcPr>
+            <w:tcW w:w="0" w:type="auto"/>
+            <w:vAlign w:val="center"/>
+            <w:hideMark/>
+          </w:tcPr>
+          <w:p>
+            <w:pPr>
+              <w:pStyle w:val="af1"/>
+              <w:shd w:val="clear" w:color="auto" w:fill="FFFFFF" w:themeFill="background1"/>
+              <w:ind w:firstLine="0"/>
+              <w:rPr>
+                <w:bCs/>
+                <w:szCs w:val="28"/>
+              </w:rPr>
+            </w:pPr>
+            <w:r>
+              <w:rPr>
+                <w:bCs/>
+                <w:szCs w:val="28"/>
+              </w:rPr>
+              <w:t>Диапазон измерений</w:t>
+            </w:r>
+          </w:p>
+        </w:tc>
+        <w:tc>
+          <w:tcPr>
+            <w:tcW w:w="0" w:type="auto"/>
+            <w:vAlign w:val="center"/>
+            <w:hideMark/>
+          </w:tcPr>
+          <w:p>
+            <w:pPr>
+              <w:pStyle w:val="af1"/>
+              <w:shd w:val="clear" w:color="auto" w:fill="FFFFFF" w:themeFill="background1"/>
+              <w:ind w:firstLine="0"/>
+              <w:rPr>
+                <w:bCs/>
+                <w:szCs w:val="28"/>
+              </w:rPr>
+            </w:pPr>
+            <w:r>
+              <w:rPr>
+                <w:bCs/>
+                <w:szCs w:val="28"/>
+              </w:rPr>
+              <w:t>Основная погрешность</w:t>
+            </w:r>
+          </w:p>
+        </w:tc>
+        <w:tc>
+          <w:tcPr>
+            <w:tcW w:w="0" w:type="auto"/>
+            <w:vAlign w:val="center"/>
+            <w:hideMark/>
+          </w:tcPr>
+          <w:p>
+            <w:pPr>
+              <w:pStyle w:val="af1"/>
+              <w:shd w:val="clear" w:color="auto" w:fill="FFFFFF" w:themeFill="background1"/>
+              <w:ind w:firstLine="0"/>
+              <w:rPr>
+                <w:bCs/>
+                <w:szCs w:val="28"/>
+              </w:rPr>
+            </w:pPr>
+            <w:r>
+              <w:rPr>
+                <w:bCs/>
+                <w:szCs w:val="28"/>
+              </w:rPr>
+              <w:t>Входное сопротивление</w:t>
+            </w:r>
+          </w:p>
+        </w:tc>
+      </w:tr>
+      <w:tr>
+        <w:tc>
+          <w:tcPr>
+            <w:tcW w:w="0" w:type="auto"/>
+            <w:vAlign w:val="center"/>
+            <w:hideMark/>
+          </w:tcPr>
+          <w:p>
+            <w:pPr>
+              <w:pStyle w:val="af"/>
+              <w:shd w:val="clear" w:color="auto" w:fill="FFFFFF" w:themeFill="background1"/>
+              <w:ind w:firstLine="0"/>
+              <w:jc w:val="center"/>
+              <w:rPr>
+                <w:bCs/>
+                <w:szCs w:val="28"/>
+              </w:rPr>
+            </w:pPr>
+            <w:r>
+              <w:rPr>
+                <w:bCs/>
+                <w:szCs w:val="28"/>
+              </w:rPr>
+              <w:t>Постоянное напряжение</w:t>
+            </w:r>
+          </w:p>
+        </w:tc>
+        <w:tc>
+          <w:tcPr>
+            <w:tcW w:w="0" w:type="auto"/>
+            <w:vAlign w:val="center"/>
+            <w:hideMark/>
+          </w:tcPr>
+          <w:p>
+            <w:pPr>
+              <w:pStyle w:val="af"/>
+              <w:shd w:val="clear" w:color="auto" w:fill="FFFFFF" w:themeFill="background1"/>
+              <w:ind w:firstLine="0"/>
+              <w:jc w:val="center"/>
+              <w:rPr>
+                <w:bCs/>
+                <w:szCs w:val="28"/>
+              </w:rPr>
+            </w:pPr>
+            <w:r>
+              <w:rPr>
+                <w:bCs/>
+                <w:szCs w:val="28"/>
+              </w:rPr>
+              <w:t>0,1 мВ – 1000 В</w:t>
+            </w:r>
+          </w:p>
+        </w:tc>
+        <w:tc>
+          <w:tcPr>
+            <w:tcW w:w="0" w:type="auto"/>
+            <w:vAlign w:val="center"/>
+            <w:hideMark/>
+          </w:tcPr>
+          <w:p>
+            <w:pPr>
+              <w:pStyle w:val="af"/>
+              <w:shd w:val="clear" w:color="auto" w:fill="FFFFFF" w:themeFill="background1"/>
+              <w:ind w:firstLine="0"/>
+              <w:jc w:val="center"/>
+              <w:rPr>
+                <w:bCs/>
+                <w:szCs w:val="28"/>
+              </w:rPr>
+            </w:pPr>
+            <w:proofErr w:type="gramStart"/>
+            <w:r>
+              <w:rPr>
+                <w:bCs/>
+                <w:szCs w:val="28"/>
+              </w:rPr>
+              <w:t>±(</w:t>
+            </w:r>
+            <w:proofErr w:type="gramEnd"/>
+            <w:r>
+              <w:rPr>
+                <w:bCs/>
+                <w:szCs w:val="28"/>
+              </w:rPr>
+              <w:t xml:space="preserve">0,5–0,8)% ±1 </w:t>
+            </w:r>
+            <w:proofErr w:type="spellStart"/>
+            <w:r>
+              <w:rPr>
+                <w:bCs/>
+                <w:szCs w:val="28"/>
+              </w:rPr>
+              <w:t>ед.сч</w:t>
+            </w:r>
+            <w:proofErr w:type="spellEnd"/>
+            <w:r>
+              <w:rPr>
+                <w:bCs/>
+                <w:szCs w:val="28"/>
+              </w:rPr>
+              <w:t>.</w:t>
+            </w:r>
+          </w:p>
+        </w:tc>
+        <w:tc>
+          <w:tcPr>
+            <w:tcW w:w="0" w:type="auto"/>
+            <w:vAlign w:val="center"/>
+            <w:hideMark/>
+          </w:tcPr>
+          <w:p>
+            <w:pPr>
+              <w:pStyle w:val="af"/>
+              <w:shd w:val="clear" w:color="auto" w:fill="FFFFFF" w:themeFill="background1"/>
+              <w:ind w:firstLine="0"/>
+              <w:jc w:val="center"/>
+              <w:rPr>
+                <w:bCs/>
+                <w:szCs w:val="28"/>
+              </w:rPr>
+            </w:pPr>
+            <w:r>
+              <w:rPr>
+                <w:bCs/>
+                <w:szCs w:val="28"/>
+              </w:rPr>
+              <w:t>10 МОм</w:t>
+            </w:r>
+          </w:p>
+        </w:tc>
+      </w:tr>
+      <w:tr>
+        <w:tc>
+          <w:tcPr>
+            <w:tcW w:w="0" w:type="auto"/>
+            <w:vAlign w:val="center"/>
+            <w:hideMark/>
+          </w:tcPr>
+          <w:p>
+            <w:pPr>
+              <w:pStyle w:val="af"/>
+              <w:shd w:val="clear" w:color="auto" w:fill="FFFFFF" w:themeFill="background1"/>
+              <w:ind w:firstLine="0"/>
+              <w:jc w:val="center"/>
+              <w:rPr>
+                <w:bCs/>
+                <w:szCs w:val="28"/>
+              </w:rPr>
+            </w:pPr>
+            <w:r>
+              <w:rPr>
+                <w:bCs/>
+                <w:szCs w:val="28"/>
+              </w:rPr>
+              <w:t>Переменное напряжение</w:t>
+            </w:r>
+          </w:p>
+        </w:tc>
+        <w:tc>
+          <w:tcPr>
+            <w:tcW w:w="0" w:type="auto"/>
+            <w:vAlign w:val="center"/>
+            <w:hideMark/>
+          </w:tcPr>
+          <w:p>
+            <w:pPr>
+              <w:pStyle w:val="af"/>
+              <w:shd w:val="clear" w:color="auto" w:fill="FFFFFF" w:themeFill="background1"/>
+              <w:ind w:firstLine="0"/>
+              <w:jc w:val="center"/>
+              <w:rPr>
+                <w:bCs/>
+                <w:szCs w:val="28"/>
+              </w:rPr>
+            </w:pPr>
+            <w:r>
+              <w:rPr>
+                <w:bCs/>
+                <w:szCs w:val="28"/>
+              </w:rPr>
+              <w:t>0,1 мВ – 700 В</w:t>
+            </w:r>
+          </w:p>
+        </w:tc>
+        <w:tc>
+          <w:tcPr>
+            <w:tcW w:w="0" w:type="auto"/>
+            <w:vAlign w:val="center"/>
+            <w:hideMark/>
+          </w:tcPr>
+          <w:p>
+            <w:pPr>
+              <w:pStyle w:val="af"/>
+              <w:shd w:val="clear" w:color="auto" w:fill="FFFFFF" w:themeFill="background1"/>
+              <w:ind w:firstLine="0"/>
+              <w:jc w:val="center"/>
+              <w:rPr>
+                <w:bCs/>
+                <w:szCs w:val="28"/>
+              </w:rPr>
+            </w:pPr>
+            <w:proofErr w:type="gramStart"/>
+            <w:r>
+              <w:rPr>
+                <w:bCs/>
+                <w:szCs w:val="28"/>
+              </w:rPr>
+              <w:t>±(</w:t>
+            </w:r>
+            <w:proofErr w:type="gramEnd"/>
+            <w:r>
+              <w:rPr>
+                <w:bCs/>
+                <w:szCs w:val="28"/>
+              </w:rPr>
+              <w:t xml:space="preserve">0,8–1,2)% ±3 </w:t>
+            </w:r>
+            <w:proofErr w:type="spellStart"/>
+            <w:r>
+              <w:rPr>
+                <w:bCs/>
+                <w:szCs w:val="28"/>
+              </w:rPr>
+              <w:t>ед.сч</w:t>
+            </w:r>
+            <w:proofErr w:type="spellEnd"/>
+            <w:r>
+              <w:rPr>
+                <w:bCs/>
+                <w:szCs w:val="28"/>
+              </w:rPr>
+              <w:t>.</w:t>
+            </w:r>
+          </w:p>
+        </w:tc>
+        <w:tc>
+          <w:tcPr>
+            <w:tcW w:w="0" w:type="auto"/>
+            <w:vAlign w:val="center"/>
+            <w:hideMark/>
+          </w:tcPr>
+          <w:p>
+            <w:pPr>
+              <w:pStyle w:val="af"/>
+              <w:shd w:val="clear" w:color="auto" w:fill="FFFFFF" w:themeFill="background1"/>
+              <w:ind w:firstLine="0"/>
+              <w:jc w:val="center"/>
+              <w:rPr>
+                <w:bCs/>
+                <w:szCs w:val="28"/>
+              </w:rPr>
+            </w:pPr>
+            <w:r>
+              <w:rPr>
+                <w:bCs/>
+                <w:szCs w:val="28"/>
+              </w:rPr>
+              <w:t>10 МОм</w:t>
+            </w:r>
+          </w:p>
+        </w:tc>
+      </w:tr>
+      <w:tr>
+        <w:tc>
+          <w:tcPr>
+            <w:tcW w:w="0" w:type="auto"/>
+            <w:vAlign w:val="center"/>
+            <w:hideMark/>
+          </w:tcPr>
+          <w:p>
+            <w:pPr>
+              <w:pStyle w:val="af"/>
+              <w:shd w:val="clear" w:color="auto" w:fill="FFFFFF" w:themeFill="background1"/>
+              <w:ind w:firstLine="0"/>
+              <w:jc w:val="center"/>
+              <w:rPr>
+                <w:bCs/>
+                <w:szCs w:val="28"/>
+              </w:rPr>
+            </w:pPr>
+            <w:r>
+              <w:rPr>
+                <w:bCs/>
+                <w:szCs w:val="28"/>
+              </w:rPr>
+              <w:t>Постоянный ток</w:t>
+            </w:r>
+          </w:p>
+        </w:tc>
+        <w:tc>
+          <w:tcPr>
+            <w:tcW w:w="0" w:type="auto"/>
+            <w:vAlign w:val="center"/>
+            <w:hideMark/>
+          </w:tcPr>
+          <w:p>
+            <w:pPr>
+              <w:pStyle w:val="af"/>
+              <w:shd w:val="clear" w:color="auto" w:fill="FFFFFF" w:themeFill="background1"/>
+              <w:ind w:firstLine="0"/>
+              <w:jc w:val="center"/>
+              <w:rPr>
+                <w:bCs/>
+                <w:szCs w:val="28"/>
+              </w:rPr>
+            </w:pPr>
+            <w:r>
+              <w:rPr>
+                <w:bCs/>
+                <w:szCs w:val="28"/>
+              </w:rPr>
+              <w:t>1 мкА – 10 А</w:t>
+            </w:r>
+          </w:p>
+        </w:tc>
+        <w:tc>
+          <w:tcPr>
+            <w:tcW w:w="0" w:type="auto"/>
+            <w:vAlign w:val="center"/>
+            <w:hideMark/>
+          </w:tcPr>
+          <w:p>
+            <w:pPr>
+              <w:pStyle w:val="af"/>
+              <w:shd w:val="clear" w:color="auto" w:fill="FFFFFF" w:themeFill="background1"/>
+              <w:ind w:firstLine="0"/>
+              <w:jc w:val="center"/>
+              <w:rPr>
+                <w:bCs/>
+                <w:szCs w:val="28"/>
+              </w:rPr>
+            </w:pPr>
+            <w:proofErr w:type="gramStart"/>
+            <w:r>
+              <w:rPr>
+                <w:bCs/>
+                <w:szCs w:val="28"/>
+              </w:rPr>
+              <w:t>±(</w:t>
+            </w:r>
+            <w:proofErr w:type="gramEnd"/>
+            <w:r>
+              <w:rPr>
+                <w:bCs/>
+                <w:szCs w:val="28"/>
+              </w:rPr>
+              <w:t xml:space="preserve">0,8–2,0)% ±1–5 </w:t>
+            </w:r>
+            <w:proofErr w:type="spellStart"/>
+            <w:r>
+              <w:rPr>
+                <w:bCs/>
+                <w:szCs w:val="28"/>
+              </w:rPr>
+              <w:t>ед.сч</w:t>
+            </w:r>
+            <w:proofErr w:type="spellEnd"/>
+            <w:r>
+              <w:rPr>
+                <w:bCs/>
+                <w:szCs w:val="28"/>
+              </w:rPr>
+              <w:t>.</w:t>
+            </w:r>
+          </w:p>
+        </w:tc>
+        <w:tc>
+          <w:tcPr>
+            <w:tcW w:w="0" w:type="auto"/>
+            <w:vAlign w:val="center"/>
+            <w:hideMark/>
+          </w:tcPr>
+          <w:p>
+            <w:pPr>
+              <w:pStyle w:val="af"/>
+              <w:shd w:val="clear" w:color="auto" w:fill="FFFFFF" w:themeFill="background1"/>
+              <w:ind w:firstLine="0"/>
+              <w:jc w:val="center"/>
+              <w:rPr>
+                <w:bCs/>
+                <w:szCs w:val="28"/>
+              </w:rPr>
+            </w:pPr>
+            <w:r>
+              <w:rPr>
+                <w:bCs/>
+                <w:szCs w:val="28"/>
+              </w:rPr>
+              <w:t>—</w:t>
+            </w:r>
+          </w:p>
+        </w:tc>
+      </w:tr>
+      <w:tr>
+        <w:tc>
+          <w:tcPr>
+            <w:tcW w:w="0" w:type="auto"/>
+            <w:vAlign w:val="center"/>
+            <w:hideMark/>
+          </w:tcPr>
+          <w:p>
+            <w:pPr>
+              <w:pStyle w:val="af"/>
+              <w:shd w:val="clear" w:color="auto" w:fill="FFFFFF" w:themeFill="background1"/>
+              <w:ind w:firstLine="0"/>
+              <w:jc w:val="center"/>
+              <w:rPr>
+                <w:bCs/>
+                <w:szCs w:val="28"/>
+              </w:rPr>
+            </w:pPr>
+            <w:r>
+              <w:rPr>
+                <w:bCs/>
+                <w:szCs w:val="28"/>
+              </w:rPr>
+              <w:t>Переменный ток</w:t>
+            </w:r>
+          </w:p>
+        </w:tc>
+        <w:tc>
+          <w:tcPr>
+            <w:tcW w:w="0" w:type="auto"/>
+            <w:vAlign w:val="center"/>
+            <w:hideMark/>
+          </w:tcPr>
+          <w:p>
+            <w:pPr>
+              <w:pStyle w:val="af"/>
+              <w:shd w:val="clear" w:color="auto" w:fill="FFFFFF" w:themeFill="background1"/>
+              <w:ind w:firstLine="0"/>
+              <w:jc w:val="center"/>
+              <w:rPr>
+                <w:bCs/>
+                <w:szCs w:val="28"/>
+              </w:rPr>
+            </w:pPr>
+            <w:r>
+              <w:rPr>
+                <w:bCs/>
+                <w:szCs w:val="28"/>
+              </w:rPr>
+              <w:t>1 мкА – 10 А</w:t>
+            </w:r>
+          </w:p>
+        </w:tc>
+        <w:tc>
+          <w:tcPr>
+            <w:tcW w:w="0" w:type="auto"/>
+            <w:vAlign w:val="center"/>
+            <w:hideMark/>
+          </w:tcPr>
+          <w:p>
+            <w:pPr>
+              <w:pStyle w:val="af"/>
+              <w:shd w:val="clear" w:color="auto" w:fill="FFFFFF" w:themeFill="background1"/>
+              <w:ind w:firstLine="0"/>
+              <w:jc w:val="center"/>
+              <w:rPr>
+                <w:bCs/>
+                <w:szCs w:val="28"/>
+              </w:rPr>
+            </w:pPr>
+            <w:proofErr w:type="gramStart"/>
+            <w:r>
+              <w:rPr>
+                <w:bCs/>
+                <w:szCs w:val="28"/>
+              </w:rPr>
+              <w:t>±(</w:t>
+            </w:r>
+            <w:proofErr w:type="gramEnd"/>
+            <w:r>
+              <w:rPr>
+                <w:bCs/>
+                <w:szCs w:val="28"/>
+              </w:rPr>
+              <w:t xml:space="preserve">1,0–3,0)% ±3–7 </w:t>
+            </w:r>
+            <w:proofErr w:type="spellStart"/>
+            <w:r>
+              <w:rPr>
+                <w:bCs/>
+                <w:szCs w:val="28"/>
+              </w:rPr>
+              <w:t>ед.сч</w:t>
+            </w:r>
+            <w:proofErr w:type="spellEnd"/>
+            <w:r>
+              <w:rPr>
+                <w:bCs/>
+                <w:szCs w:val="28"/>
+              </w:rPr>
+              <w:t>.</w:t>
+            </w:r>
+          </w:p>
+        </w:tc>
+        <w:tc>
+          <w:tcPr>
+            <w:tcW w:w="0" w:type="auto"/>
+            <w:vAlign w:val="center"/>
+            <w:hideMark/>
+          </w:tcPr>
+          <w:p>
+            <w:pPr>
+              <w:pStyle w:val="af"/>
+              <w:shd w:val="clear" w:color="auto" w:fill="FFFFFF" w:themeFill="background1"/>
+              <w:ind w:firstLine="0"/>
+              <w:jc w:val="center"/>
+              <w:rPr>
+                <w:bCs/>
+                <w:szCs w:val="28"/>
+              </w:rPr>
+            </w:pPr>
+            <w:r>
+              <w:rPr>
+                <w:bCs/>
+                <w:szCs w:val="28"/>
+              </w:rPr>
+              <w:t>—</w:t>
+            </w:r>
+          </w:p>
+        </w:tc>
+      </w:tr>
+      <w:tr>
+        <w:tc>
+          <w:tcPr>
+            <w:tcW w:w="0" w:type="auto"/>
+            <w:vAlign w:val="center"/>
+            <w:hideMark/>
+          </w:tcPr>
+          <w:p>
+            <w:pPr>
+              <w:pStyle w:val="af"/>
+              <w:shd w:val="clear" w:color="auto" w:fill="FFFFFF" w:themeFill="background1"/>
+              <w:ind w:firstLine="0"/>
+              <w:jc w:val="center"/>
+              <w:rPr>
+                <w:bCs/>
+                <w:szCs w:val="28"/>
+              </w:rPr>
+            </w:pPr>
+            <w:r>
+              <w:rPr>
+                <w:bCs/>
+                <w:szCs w:val="28"/>
+              </w:rPr>
+              <w:t>Сопротивление</w:t>
+            </w:r>
+          </w:p>
+        </w:tc>
+        <w:tc>
+          <w:tcPr>
+            <w:tcW w:w="0" w:type="auto"/>
+            <w:vAlign w:val="center"/>
+            <w:hideMark/>
+          </w:tcPr>
+          <w:p>
+            <w:pPr>
+              <w:pStyle w:val="af"/>
+              <w:shd w:val="clear" w:color="auto" w:fill="FFFFFF" w:themeFill="background1"/>
+              <w:ind w:firstLine="0"/>
+              <w:jc w:val="center"/>
+              <w:rPr>
+                <w:bCs/>
+                <w:szCs w:val="28"/>
+              </w:rPr>
+            </w:pPr>
+            <w:r>
+              <w:rPr>
+                <w:bCs/>
+                <w:szCs w:val="28"/>
+              </w:rPr>
+              <w:t>0,1 Ом – 200 МОм</w:t>
+            </w:r>
+          </w:p>
+        </w:tc>
+        <w:tc>
+          <w:tcPr>
+            <w:tcW w:w="0" w:type="auto"/>
+            <w:vAlign w:val="center"/>
+            <w:hideMark/>
+          </w:tcPr>
+          <w:p>
+            <w:pPr>
+              <w:pStyle w:val="af"/>
+              <w:shd w:val="clear" w:color="auto" w:fill="FFFFFF" w:themeFill="background1"/>
+              <w:ind w:firstLine="0"/>
+              <w:jc w:val="center"/>
+              <w:rPr>
+                <w:bCs/>
+                <w:szCs w:val="28"/>
+              </w:rPr>
+            </w:pPr>
+            <w:proofErr w:type="gramStart"/>
+            <w:r>
+              <w:rPr>
+                <w:bCs/>
+                <w:szCs w:val="28"/>
+              </w:rPr>
+              <w:t>±(</w:t>
+            </w:r>
+            <w:proofErr w:type="gramEnd"/>
+            <w:r>
+              <w:rPr>
+                <w:bCs/>
+                <w:szCs w:val="28"/>
+              </w:rPr>
+              <w:t xml:space="preserve">0,8–5,0)% ±1–10 </w:t>
+            </w:r>
+            <w:proofErr w:type="spellStart"/>
+            <w:r>
+              <w:rPr>
+                <w:bCs/>
+                <w:szCs w:val="28"/>
+              </w:rPr>
+              <w:t>ед.сч</w:t>
+            </w:r>
+            <w:proofErr w:type="spellEnd"/>
+            <w:r>
+              <w:rPr>
+                <w:bCs/>
+                <w:szCs w:val="28"/>
+              </w:rPr>
+              <w:t>.</w:t>
+            </w:r>
+          </w:p>
+        </w:tc>
+        <w:tc>
+          <w:tcPr>
+            <w:tcW w:w="0" w:type="auto"/>
+            <w:vAlign w:val="center"/>
+            <w:hideMark/>
+          </w:tcPr>
+          <w:p>
+            <w:pPr>
+              <w:pStyle w:val="af"/>
+              <w:shd w:val="clear" w:color="auto" w:fill="FFFFFF" w:themeFill="background1"/>
+              <w:ind w:firstLine="0"/>
+              <w:jc w:val="center"/>
+              <w:rPr>
+                <w:bCs/>
+                <w:szCs w:val="28"/>
+              </w:rPr>
+            </w:pPr>
+            <w:r>
+              <w:rPr>
+                <w:bCs/>
+                <w:szCs w:val="28"/>
+              </w:rPr>
+              <w:t>—</w:t>
+            </w:r>
+          </w:p>
+        </w:tc>
+      </w:tr>
+      <w:tr>
+        <w:tc>
+          <w:tcPr>
+            <w:tcW w:w="0" w:type="auto"/>
+            <w:vAlign w:val="center"/>
+            <w:hideMark/>
+          </w:tcPr>
+          <w:p>
+            <w:pPr>
+              <w:pStyle w:val="af"/>
+              <w:shd w:val="clear" w:color="auto" w:fill="FFFFFF" w:themeFill="background1"/>
+              <w:ind w:firstLine="0"/>
+              <w:jc w:val="center"/>
+              <w:rPr>
+                <w:bCs/>
+                <w:szCs w:val="28"/>
+              </w:rPr>
+            </w:pPr>
+            <w:r>
+              <w:rPr>
+                <w:bCs/>
+                <w:szCs w:val="28"/>
+              </w:rPr>
+              <w:t>Емкость</w:t>
+            </w:r>
+          </w:p>
+        </w:tc>
+        <w:tc>
+          <w:tcPr>
+            <w:tcW w:w="0" w:type="auto"/>
+            <w:vAlign w:val="center"/>
+            <w:hideMark/>
+          </w:tcPr>
+          <w:p>
+            <w:pPr>
+              <w:pStyle w:val="af"/>
+              <w:shd w:val="clear" w:color="auto" w:fill="FFFFFF" w:themeFill="background1"/>
+              <w:ind w:firstLine="0"/>
+              <w:jc w:val="center"/>
+              <w:rPr>
+                <w:bCs/>
+                <w:szCs w:val="28"/>
+              </w:rPr>
+            </w:pPr>
+            <w:r>
+              <w:rPr>
+                <w:bCs/>
+                <w:szCs w:val="28"/>
+              </w:rPr>
+              <w:t>1 пФ – 20 мкФ</w:t>
+            </w:r>
+          </w:p>
+        </w:tc>
+        <w:tc>
+          <w:tcPr>
+            <w:tcW w:w="0" w:type="auto"/>
+            <w:vAlign w:val="center"/>
+            <w:hideMark/>
+          </w:tcPr>
+          <w:p>
+            <w:pPr>
+              <w:pStyle w:val="af"/>
+              <w:shd w:val="clear" w:color="auto" w:fill="FFFFFF" w:themeFill="background1"/>
+              <w:ind w:firstLine="0"/>
+              <w:jc w:val="center"/>
+              <w:rPr>
+                <w:bCs/>
+                <w:szCs w:val="28"/>
+              </w:rPr>
+            </w:pPr>
+            <w:r>
+              <w:rPr>
+                <w:bCs/>
+                <w:szCs w:val="28"/>
+              </w:rPr>
+              <w:t xml:space="preserve">±4,0% ±3 </w:t>
+            </w:r>
+            <w:proofErr w:type="spellStart"/>
+            <w:r>
+              <w:rPr>
+                <w:bCs/>
+                <w:szCs w:val="28"/>
+              </w:rPr>
+              <w:t>ед.сч</w:t>
+            </w:r>
+            <w:proofErr w:type="spellEnd"/>
+            <w:r>
+              <w:rPr>
+                <w:bCs/>
+                <w:szCs w:val="28"/>
+              </w:rPr>
+              <w:t>.</w:t>
+            </w:r>
+          </w:p>
+        </w:tc>
+        <w:tc>
+          <w:tcPr>
+            <w:tcW w:w="0" w:type="auto"/>
+            <w:vAlign w:val="center"/>
+            <w:hideMark/>
+          </w:tcPr>
+          <w:p>
+            <w:pPr>
+              <w:pStyle w:val="af"/>
+              <w:shd w:val="clear" w:color="auto" w:fill="FFFFFF" w:themeFill="background1"/>
+              <w:ind w:firstLine="0"/>
+              <w:jc w:val="center"/>
+              <w:rPr>
+                <w:bCs/>
+                <w:szCs w:val="28"/>
+              </w:rPr>
+            </w:pPr>
+            <w:r>
+              <w:rPr>
+                <w:bCs/>
+                <w:szCs w:val="28"/>
+              </w:rPr>
+              <w:t>—</w:t>
+            </w:r>
+          </w:p>
+        </w:tc>
+      </w:tr>
+      <w:tr>
+        <w:tc>
+          <w:tcPr>
+            <w:tcW w:w="0" w:type="auto"/>
+            <w:vAlign w:val="center"/>
+            <w:hideMark/>
+          </w:tcPr>
+          <w:p>
+            <w:pPr>
+              <w:pStyle w:val="af"/>
+              <w:shd w:val="clear" w:color="auto" w:fill="FFFFFF" w:themeFill="background1"/>
+              <w:ind w:firstLine="0"/>
+              <w:jc w:val="center"/>
+              <w:rPr>
+                <w:bCs/>
+                <w:szCs w:val="28"/>
+              </w:rPr>
+            </w:pPr>
+            <w:r>
+              <w:rPr>
+                <w:bCs/>
+                <w:szCs w:val="28"/>
+              </w:rPr>
+              <w:t>Температура</w:t>
+            </w:r>
+          </w:p>
+        </w:tc>
+        <w:tc>
+          <w:tcPr>
+            <w:tcW w:w="0" w:type="auto"/>
+            <w:vAlign w:val="center"/>
+            <w:hideMark/>
+          </w:tcPr>
+          <w:p>
+            <w:pPr>
+              <w:pStyle w:val="af"/>
+              <w:shd w:val="clear" w:color="auto" w:fill="FFFFFF" w:themeFill="background1"/>
+              <w:ind w:firstLine="0"/>
+              <w:jc w:val="center"/>
+              <w:rPr>
+                <w:bCs/>
+                <w:szCs w:val="28"/>
+              </w:rPr>
+            </w:pPr>
+            <w:r>
+              <w:rPr>
+                <w:bCs/>
+                <w:szCs w:val="28"/>
+              </w:rPr>
+              <w:t>-20°C – +1000°C</w:t>
+            </w:r>
+          </w:p>
+        </w:tc>
+        <w:tc>
+          <w:tcPr>
+            <w:tcW w:w="0" w:type="auto"/>
+            <w:vAlign w:val="center"/>
+            <w:hideMark/>
+          </w:tcPr>
+          <w:p>
+            <w:pPr>
+              <w:pStyle w:val="af"/>
+              <w:shd w:val="clear" w:color="auto" w:fill="FFFFFF" w:themeFill="background1"/>
+              <w:ind w:firstLine="0"/>
+              <w:jc w:val="center"/>
+              <w:rPr>
+                <w:bCs/>
+                <w:szCs w:val="28"/>
+              </w:rPr>
+            </w:pPr>
+            <w:proofErr w:type="gramStart"/>
+            <w:r>
+              <w:rPr>
+                <w:bCs/>
+                <w:szCs w:val="28"/>
+              </w:rPr>
+              <w:t>±(</w:t>
+            </w:r>
+            <w:proofErr w:type="gramEnd"/>
+            <w:r>
+              <w:rPr>
+                <w:bCs/>
+                <w:szCs w:val="28"/>
+              </w:rPr>
+              <w:t>1,0–5,0)%</w:t>
+            </w:r>
+          </w:p>
+        </w:tc>
+        <w:tc>
+          <w:tcPr>
+            <w:tcW w:w="0" w:type="auto"/>
+            <w:vAlign w:val="center"/>
+            <w:hideMark/>
+          </w:tcPr>
+          <w:p>
+            <w:pPr>
+              <w:pStyle w:val="af"/>
+              <w:shd w:val="clear" w:color="auto" w:fill="FFFFFF" w:themeFill="background1"/>
+              <w:ind w:firstLine="0"/>
+              <w:jc w:val="center"/>
+              <w:rPr>
+                <w:bCs/>
+                <w:szCs w:val="28"/>
+              </w:rPr>
+            </w:pPr>
+            <w:r>
+              <w:rPr>
+                <w:bCs/>
+                <w:szCs w:val="28"/>
+              </w:rPr>
+              <w:t>—</w:t>
+            </w:r>
+          </w:p>
+        </w:tc>
+      </w:tr>
+      <w:tr>
+        <w:tc>
+          <w:tcPr>
+            <w:tcW w:w="0" w:type="auto"/>
+            <w:vAlign w:val="center"/>
+            <w:hideMark/>
+          </w:tcPr>
+          <w:p>
+            <w:pPr>
+              <w:pStyle w:val="af"/>
+              <w:shd w:val="clear" w:color="auto" w:fill="FFFFFF" w:themeFill="background1"/>
+              <w:ind w:firstLine="0"/>
+              <w:jc w:val="center"/>
+              <w:rPr>
+                <w:bCs/>
+                <w:szCs w:val="28"/>
+              </w:rPr>
+            </w:pPr>
+            <w:r>
+              <w:rPr>
+                <w:bCs/>
+                <w:szCs w:val="28"/>
+              </w:rPr>
+              <w:t>Разрешающая способность</w:t>
+            </w:r>
+          </w:p>
+        </w:tc>
+        <w:tc>
+          <w:tcPr>
+            <w:tcW w:w="0" w:type="auto"/>
+            <w:vAlign w:val="center"/>
+            <w:hideMark/>
+          </w:tcPr>
+          <w:p>
+            <w:pPr>
+              <w:pStyle w:val="af"/>
+              <w:shd w:val="clear" w:color="auto" w:fill="FFFFFF" w:themeFill="background1"/>
+              <w:ind w:firstLine="0"/>
+              <w:jc w:val="center"/>
+              <w:rPr>
+                <w:bCs/>
+                <w:szCs w:val="28"/>
+              </w:rPr>
+            </w:pPr>
+            <w:r>
+              <w:rPr>
+                <w:bCs/>
+                <w:szCs w:val="28"/>
+              </w:rPr>
+              <w:t>3½ разряда (1999 отсчетов)</w:t>
+            </w:r>
+          </w:p>
+        </w:tc>
+        <w:tc>
+          <w:tcPr>
+            <w:tcW w:w="0" w:type="auto"/>
+            <w:vAlign w:val="center"/>
+            <w:hideMark/>
+          </w:tcPr>
+          <w:p>
+            <w:pPr>
+              <w:pStyle w:val="af"/>
+              <w:shd w:val="clear" w:color="auto" w:fill="FFFFFF" w:themeFill="background1"/>
+              <w:ind w:firstLine="0"/>
+              <w:jc w:val="center"/>
+              <w:rPr>
+                <w:bCs/>
+                <w:szCs w:val="28"/>
+              </w:rPr>
+            </w:pPr>
+            <w:r>
+              <w:rPr>
+                <w:bCs/>
+                <w:szCs w:val="28"/>
+              </w:rPr>
+              <w:t>Время измерения</w:t>
+            </w:r>
+          </w:p>
+        </w:tc>
+        <w:tc>
+          <w:tcPr>
+            <w:tcW w:w="0" w:type="auto"/>
+            <w:vAlign w:val="center"/>
+            <w:hideMark/>
+          </w:tcPr>
+          <w:p>
+            <w:pPr>
+              <w:pStyle w:val="af"/>
+              <w:shd w:val="clear" w:color="auto" w:fill="FFFFFF" w:themeFill="background1"/>
+              <w:ind w:firstLine="0"/>
+              <w:jc w:val="center"/>
+              <w:rPr>
+                <w:bCs/>
+                <w:szCs w:val="28"/>
+              </w:rPr>
+            </w:pPr>
+            <w:r>
+              <w:rPr>
+                <w:bCs/>
+                <w:szCs w:val="28"/>
+              </w:rPr>
+              <w:t>2–3 с</w:t>
+            </w:r>
+          </w:p>
+        </w:tc>
+      </w:tr>
+    </w:tbl>
+    <w:p>
+      <w:pPr>
         <w:spacing w:after="0" w:line="360" w:lineRule="auto"/>
         <w:ind w:firstLine="709"/>
         <w:jc w:val="both"/>
@@ -1102,33 +5275,4422 @@
           <w:szCs w:val="28"/>
         </w:rPr>
       </w:pPr>
-      <w:r>
-        <w:rPr>
-          <w:rFonts w:ascii="Times New Roman" w:hAnsi="Times New Roman" w:cs="Times New Roman"/>
-          <w:sz w:val="28"/>
-          <w:szCs w:val="28"/>
-        </w:rPr>
-        <w:t>Рассчитать основную относительную или приведенную погрешность прибора в нормальных условиях эксплуатации, а затем, применяя зависимости, вычислить его абсолютную погрешность.</w:t>
-      </w:r>
     </w:p>
     <w:p>
-      <w:r>
-        <w:rPr>
-          <w:rFonts w:ascii="Times New Roman" w:hAnsi="Times New Roman" w:cs="Times New Roman"/>
-          <w:sz w:val="28"/>
-          <w:szCs w:val="28"/>
-        </w:rPr>
-        <w:t>По формулам определить суммарную относительную погрешность устройства в условиях, отличающихся от нормальных</w:t>
+      <w:pPr>
+        <w:pStyle w:val="a7"/>
+        <w:numPr>
+          <w:ilvl w:val="1"/>
+          <w:numId w:val="1"/>
+        </w:numPr>
+        <w:shd w:val="clear" w:color="auto" w:fill="FFFFFF" w:themeFill="background1"/>
+        <w:spacing w:after="0" w:line="360" w:lineRule="auto"/>
+        <w:ind w:left="0" w:firstLine="709"/>
+        <w:jc w:val="both"/>
+        <w:rPr>
+          <w:rFonts w:ascii="Times New Roman" w:hAnsi="Times New Roman" w:cs="Times New Roman"/>
+          <w:sz w:val="28"/>
+          <w:szCs w:val="28"/>
+        </w:rPr>
+      </w:pPr>
+      <w:r>
+        <w:rPr>
+          <w:rFonts w:ascii="Times New Roman" w:hAnsi="Times New Roman" w:cs="Times New Roman"/>
+          <w:sz w:val="28"/>
+          <w:szCs w:val="28"/>
+        </w:rPr>
+        <w:t>Условия эксплуатации и общие данные</w:t>
+      </w:r>
+    </w:p>
+    <w:p>
+      <w:pPr>
+        <w:spacing w:after="0" w:line="360" w:lineRule="auto"/>
+        <w:ind w:firstLine="709"/>
+        <w:jc w:val="both"/>
+        <w:rPr>
+          <w:rFonts w:ascii="Times New Roman" w:hAnsi="Times New Roman" w:cs="Times New Roman"/>
+          <w:sz w:val="28"/>
+          <w:szCs w:val="28"/>
+        </w:rPr>
+      </w:pPr>
+      <w:r>
+        <w:rPr>
+          <w:rFonts w:ascii="Times New Roman" w:hAnsi="Times New Roman" w:cs="Times New Roman"/>
+          <w:sz w:val="28"/>
+          <w:szCs w:val="28"/>
+        </w:rPr>
+        <w:t>Данные взяты из раздела «ОБЩИЕ ТЕХНИЧЕСКИЕ ХАРАКТЕРИСТИКИ».</w:t>
+      </w:r>
+    </w:p>
+    <w:p>
+      <w:pPr>
+        <w:spacing w:after="0" w:line="360" w:lineRule="auto"/>
+        <w:jc w:val="both"/>
+        <w:rPr>
+          <w:rStyle w:val="ae"/>
+          <w:rFonts w:ascii="Times New Roman" w:hAnsi="Times New Roman" w:cs="Times New Roman"/>
+          <w:bCs/>
+          <w:sz w:val="28"/>
+          <w:szCs w:val="28"/>
+        </w:rPr>
+      </w:pPr>
+      <w:r>
+        <w:rPr>
+          <w:rStyle w:val="ae"/>
+          <w:rFonts w:ascii="Times New Roman" w:hAnsi="Times New Roman" w:cs="Times New Roman"/>
+          <w:bCs/>
+          <w:sz w:val="28"/>
+          <w:szCs w:val="28"/>
+        </w:rPr>
+        <w:t xml:space="preserve">Таблица </w:t>
+      </w:r>
+      <w:r>
+        <w:rPr>
+          <w:rFonts w:ascii="Times New Roman" w:hAnsi="Times New Roman" w:cs="Times New Roman"/>
+          <w:sz w:val="28"/>
+          <w:szCs w:val="28"/>
+        </w:rPr>
+        <w:fldChar w:fldCharType="begin"/>
+      </w:r>
+      <w:r>
+        <w:rPr>
+          <w:rFonts w:ascii="Times New Roman" w:hAnsi="Times New Roman" w:cs="Times New Roman"/>
+          <w:sz w:val="28"/>
+          <w:szCs w:val="28"/>
+        </w:rPr>
+        <w:instrText xml:space="preserve"> SEQ Таблица \* ARABIC </w:instrText>
+      </w:r>
+      <w:r>
+        <w:rPr>
+          <w:rFonts w:ascii="Times New Roman" w:hAnsi="Times New Roman" w:cs="Times New Roman"/>
+          <w:sz w:val="28"/>
+          <w:szCs w:val="28"/>
+        </w:rPr>
+        <w:fldChar w:fldCharType="separate"/>
+      </w:r>
+      <w:r>
+        <w:rPr>
+          <w:rFonts w:ascii="Times New Roman" w:hAnsi="Times New Roman" w:cs="Times New Roman"/>
+          <w:noProof/>
+          <w:sz w:val="28"/>
+          <w:szCs w:val="28"/>
+        </w:rPr>
+        <w:t>6</w:t>
+      </w:r>
+      <w:r>
+        <w:rPr>
+          <w:rFonts w:ascii="Times New Roman" w:hAnsi="Times New Roman" w:cs="Times New Roman"/>
+          <w:sz w:val="28"/>
+          <w:szCs w:val="28"/>
+        </w:rPr>
+        <w:fldChar w:fldCharType="end"/>
+      </w:r>
+      <w:r>
+        <w:rPr>
+          <w:rStyle w:val="ae"/>
+          <w:rFonts w:ascii="Times New Roman" w:hAnsi="Times New Roman" w:cs="Times New Roman"/>
+          <w:bCs/>
+          <w:sz w:val="28"/>
+          <w:szCs w:val="28"/>
+        </w:rPr>
+        <w:t xml:space="preserve"> – Эксплуатационные данные MY-60</w:t>
+      </w:r>
+    </w:p>
+    <w:tbl>
+      <w:tblPr>
+        <w:tblStyle w:val="ad"/>
+        <w:tblW w:w="0" w:type="auto"/>
+        <w:tblLook w:val="04A0" w:firstRow="1" w:lastRow="0" w:firstColumn="1" w:lastColumn="0" w:noHBand="0" w:noVBand="1"/>
+      </w:tblPr>
+      <w:tblGrid>
+        <w:gridCol w:w="4851"/>
+        <w:gridCol w:w="4269"/>
+      </w:tblGrid>
+      <w:tr>
+        <w:tc>
+          <w:tcPr>
+            <w:tcW w:w="0" w:type="auto"/>
+            <w:vAlign w:val="center"/>
+            <w:hideMark/>
+          </w:tcPr>
+          <w:p>
+            <w:pPr>
+              <w:pStyle w:val="af1"/>
+              <w:shd w:val="clear" w:color="auto" w:fill="FFFFFF" w:themeFill="background1"/>
+              <w:ind w:firstLine="0"/>
+              <w:rPr>
+                <w:bCs/>
+                <w:szCs w:val="28"/>
+              </w:rPr>
+            </w:pPr>
+            <w:r>
+              <w:rPr>
+                <w:bCs/>
+                <w:szCs w:val="28"/>
+              </w:rPr>
+              <w:t>Параметр</w:t>
+            </w:r>
+          </w:p>
+        </w:tc>
+        <w:tc>
+          <w:tcPr>
+            <w:tcW w:w="0" w:type="auto"/>
+            <w:vAlign w:val="center"/>
+            <w:hideMark/>
+          </w:tcPr>
+          <w:p>
+            <w:pPr>
+              <w:pStyle w:val="af1"/>
+              <w:shd w:val="clear" w:color="auto" w:fill="FFFFFF" w:themeFill="background1"/>
+              <w:ind w:firstLine="0"/>
+              <w:rPr>
+                <w:bCs/>
+                <w:szCs w:val="28"/>
+              </w:rPr>
+            </w:pPr>
+            <w:r>
+              <w:rPr>
+                <w:bCs/>
+                <w:szCs w:val="28"/>
+              </w:rPr>
+              <w:t>Значение</w:t>
+            </w:r>
+          </w:p>
+        </w:tc>
+      </w:tr>
+      <w:tr>
+        <w:tc>
+          <w:tcPr>
+            <w:tcW w:w="0" w:type="auto"/>
+            <w:vAlign w:val="center"/>
+            <w:hideMark/>
+          </w:tcPr>
+          <w:p>
+            <w:pPr>
+              <w:pStyle w:val="af"/>
+              <w:shd w:val="clear" w:color="auto" w:fill="FFFFFF" w:themeFill="background1"/>
+              <w:ind w:firstLine="0"/>
+              <w:jc w:val="center"/>
+              <w:rPr>
+                <w:bCs/>
+                <w:szCs w:val="28"/>
+              </w:rPr>
+            </w:pPr>
+            <w:r>
+              <w:rPr>
+                <w:bCs/>
+                <w:szCs w:val="28"/>
+              </w:rPr>
+              <w:t>Электропитание</w:t>
+            </w:r>
+          </w:p>
+        </w:tc>
+        <w:tc>
+          <w:tcPr>
+            <w:tcW w:w="0" w:type="auto"/>
+            <w:vAlign w:val="center"/>
+            <w:hideMark/>
+          </w:tcPr>
+          <w:p>
+            <w:pPr>
+              <w:pStyle w:val="af"/>
+              <w:shd w:val="clear" w:color="auto" w:fill="FFFFFF" w:themeFill="background1"/>
+              <w:ind w:firstLine="0"/>
+              <w:jc w:val="center"/>
+              <w:rPr>
+                <w:bCs/>
+                <w:szCs w:val="28"/>
+              </w:rPr>
+            </w:pPr>
+            <w:r>
+              <w:rPr>
+                <w:bCs/>
+                <w:szCs w:val="28"/>
+              </w:rPr>
+              <w:t>Батарейка 9 В (NEDA 1604, 6F22)</w:t>
+            </w:r>
+          </w:p>
+        </w:tc>
+      </w:tr>
+      <w:tr>
+        <w:tc>
+          <w:tcPr>
+            <w:tcW w:w="0" w:type="auto"/>
+            <w:vAlign w:val="center"/>
+            <w:hideMark/>
+          </w:tcPr>
+          <w:p>
+            <w:pPr>
+              <w:pStyle w:val="af"/>
+              <w:shd w:val="clear" w:color="auto" w:fill="FFFFFF" w:themeFill="background1"/>
+              <w:ind w:firstLine="0"/>
+              <w:jc w:val="center"/>
+              <w:rPr>
+                <w:bCs/>
+                <w:szCs w:val="28"/>
+              </w:rPr>
+            </w:pPr>
+            <w:r>
+              <w:rPr>
+                <w:bCs/>
+                <w:szCs w:val="28"/>
+              </w:rPr>
+              <w:lastRenderedPageBreak/>
+              <w:t>Класс защиты по электробезопасности</w:t>
+            </w:r>
+          </w:p>
+        </w:tc>
+        <w:tc>
+          <w:tcPr>
+            <w:tcW w:w="0" w:type="auto"/>
+            <w:vAlign w:val="center"/>
+            <w:hideMark/>
+          </w:tcPr>
+          <w:p>
+            <w:pPr>
+              <w:pStyle w:val="af"/>
+              <w:shd w:val="clear" w:color="auto" w:fill="FFFFFF" w:themeFill="background1"/>
+              <w:ind w:firstLine="0"/>
+              <w:jc w:val="center"/>
+              <w:rPr>
+                <w:bCs/>
+                <w:szCs w:val="28"/>
+              </w:rPr>
+            </w:pPr>
+            <w:r>
+              <w:rPr>
+                <w:bCs/>
+                <w:szCs w:val="28"/>
+              </w:rPr>
+              <w:t>Класс II (двойная изоляция)</w:t>
+            </w:r>
+          </w:p>
+        </w:tc>
+      </w:tr>
+      <w:tr>
+        <w:tc>
+          <w:tcPr>
+            <w:tcW w:w="0" w:type="auto"/>
+            <w:vAlign w:val="center"/>
+            <w:hideMark/>
+          </w:tcPr>
+          <w:p>
+            <w:pPr>
+              <w:pStyle w:val="af"/>
+              <w:shd w:val="clear" w:color="auto" w:fill="FFFFFF" w:themeFill="background1"/>
+              <w:ind w:firstLine="0"/>
+              <w:jc w:val="center"/>
+              <w:rPr>
+                <w:bCs/>
+                <w:szCs w:val="28"/>
+              </w:rPr>
+            </w:pPr>
+            <w:r>
+              <w:rPr>
+                <w:bCs/>
+                <w:szCs w:val="28"/>
+              </w:rPr>
+              <w:t>Рабочая температура</w:t>
+            </w:r>
+          </w:p>
+        </w:tc>
+        <w:tc>
+          <w:tcPr>
+            <w:tcW w:w="0" w:type="auto"/>
+            <w:vAlign w:val="center"/>
+            <w:hideMark/>
+          </w:tcPr>
+          <w:p>
+            <w:pPr>
+              <w:pStyle w:val="af"/>
+              <w:shd w:val="clear" w:color="auto" w:fill="FFFFFF" w:themeFill="background1"/>
+              <w:ind w:firstLine="0"/>
+              <w:jc w:val="center"/>
+              <w:rPr>
+                <w:bCs/>
+                <w:szCs w:val="28"/>
+              </w:rPr>
+            </w:pPr>
+            <w:r>
+              <w:rPr>
+                <w:bCs/>
+                <w:szCs w:val="28"/>
+              </w:rPr>
+              <w:t>от 0 до +40 °С</w:t>
+            </w:r>
+          </w:p>
+        </w:tc>
+      </w:tr>
+      <w:tr>
+        <w:tc>
+          <w:tcPr>
+            <w:tcW w:w="0" w:type="auto"/>
+            <w:vAlign w:val="center"/>
+            <w:hideMark/>
+          </w:tcPr>
+          <w:p>
+            <w:pPr>
+              <w:pStyle w:val="af"/>
+              <w:shd w:val="clear" w:color="auto" w:fill="FFFFFF" w:themeFill="background1"/>
+              <w:ind w:firstLine="0"/>
+              <w:jc w:val="center"/>
+              <w:rPr>
+                <w:bCs/>
+                <w:szCs w:val="28"/>
+              </w:rPr>
+            </w:pPr>
+            <w:r>
+              <w:rPr>
+                <w:bCs/>
+                <w:szCs w:val="28"/>
+              </w:rPr>
+              <w:t>Температура хранения</w:t>
+            </w:r>
+          </w:p>
+        </w:tc>
+        <w:tc>
+          <w:tcPr>
+            <w:tcW w:w="0" w:type="auto"/>
+            <w:vAlign w:val="center"/>
+            <w:hideMark/>
+          </w:tcPr>
+          <w:p>
+            <w:pPr>
+              <w:pStyle w:val="af"/>
+              <w:shd w:val="clear" w:color="auto" w:fill="FFFFFF" w:themeFill="background1"/>
+              <w:ind w:firstLine="0"/>
+              <w:jc w:val="center"/>
+              <w:rPr>
+                <w:bCs/>
+                <w:szCs w:val="28"/>
+              </w:rPr>
+            </w:pPr>
+            <w:r>
+              <w:rPr>
+                <w:bCs/>
+                <w:szCs w:val="28"/>
+              </w:rPr>
+              <w:t>от -10 до +50 °С</w:t>
+            </w:r>
+          </w:p>
+        </w:tc>
+      </w:tr>
+      <w:tr>
+        <w:tc>
+          <w:tcPr>
+            <w:tcW w:w="0" w:type="auto"/>
+            <w:vAlign w:val="center"/>
+            <w:hideMark/>
+          </w:tcPr>
+          <w:p>
+            <w:pPr>
+              <w:pStyle w:val="af"/>
+              <w:shd w:val="clear" w:color="auto" w:fill="FFFFFF" w:themeFill="background1"/>
+              <w:ind w:firstLine="0"/>
+              <w:jc w:val="center"/>
+              <w:rPr>
+                <w:bCs/>
+                <w:szCs w:val="28"/>
+              </w:rPr>
+            </w:pPr>
+            <w:r>
+              <w:rPr>
+                <w:bCs/>
+                <w:szCs w:val="28"/>
+              </w:rPr>
+              <w:t>Габаритные размеры</w:t>
+            </w:r>
+          </w:p>
+        </w:tc>
+        <w:tc>
+          <w:tcPr>
+            <w:tcW w:w="0" w:type="auto"/>
+            <w:vAlign w:val="center"/>
+            <w:hideMark/>
+          </w:tcPr>
+          <w:p>
+            <w:pPr>
+              <w:pStyle w:val="af"/>
+              <w:shd w:val="clear" w:color="auto" w:fill="FFFFFF" w:themeFill="background1"/>
+              <w:ind w:firstLine="0"/>
+              <w:jc w:val="center"/>
+              <w:rPr>
+                <w:bCs/>
+                <w:szCs w:val="28"/>
+              </w:rPr>
+            </w:pPr>
+            <w:r>
+              <w:rPr>
+                <w:bCs/>
+                <w:szCs w:val="28"/>
+              </w:rPr>
+              <w:t>91×189×31,5 мм</w:t>
+            </w:r>
+          </w:p>
+        </w:tc>
+      </w:tr>
+      <w:tr>
+        <w:tc>
+          <w:tcPr>
+            <w:tcW w:w="0" w:type="auto"/>
+            <w:vAlign w:val="center"/>
+            <w:hideMark/>
+          </w:tcPr>
+          <w:p>
+            <w:pPr>
+              <w:pStyle w:val="af"/>
+              <w:shd w:val="clear" w:color="auto" w:fill="FFFFFF" w:themeFill="background1"/>
+              <w:ind w:firstLine="0"/>
+              <w:jc w:val="center"/>
+              <w:rPr>
+                <w:bCs/>
+                <w:szCs w:val="28"/>
+              </w:rPr>
+            </w:pPr>
+            <w:r>
+              <w:rPr>
+                <w:bCs/>
+                <w:szCs w:val="28"/>
+              </w:rPr>
+              <w:t>Масса</w:t>
+            </w:r>
+          </w:p>
+        </w:tc>
+        <w:tc>
+          <w:tcPr>
+            <w:tcW w:w="0" w:type="auto"/>
+            <w:vAlign w:val="center"/>
+            <w:hideMark/>
+          </w:tcPr>
+          <w:p>
+            <w:pPr>
+              <w:pStyle w:val="af"/>
+              <w:shd w:val="clear" w:color="auto" w:fill="FFFFFF" w:themeFill="background1"/>
+              <w:ind w:firstLine="0"/>
+              <w:jc w:val="center"/>
+              <w:rPr>
+                <w:bCs/>
+                <w:szCs w:val="28"/>
+              </w:rPr>
+            </w:pPr>
+            <w:r>
+              <w:rPr>
+                <w:bCs/>
+                <w:szCs w:val="28"/>
+              </w:rPr>
+              <w:t>310 г (с батарейкой)</w:t>
+            </w:r>
+          </w:p>
+        </w:tc>
+      </w:tr>
+      <w:tr>
+        <w:tc>
+          <w:tcPr>
+            <w:tcW w:w="0" w:type="auto"/>
+            <w:vAlign w:val="center"/>
+            <w:hideMark/>
+          </w:tcPr>
+          <w:p>
+            <w:pPr>
+              <w:pStyle w:val="af"/>
+              <w:shd w:val="clear" w:color="auto" w:fill="FFFFFF" w:themeFill="background1"/>
+              <w:ind w:firstLine="0"/>
+              <w:jc w:val="center"/>
+              <w:rPr>
+                <w:bCs/>
+                <w:szCs w:val="28"/>
+              </w:rPr>
+            </w:pPr>
+            <w:r>
+              <w:rPr>
+                <w:bCs/>
+                <w:szCs w:val="28"/>
+              </w:rPr>
+              <w:t>Автоотключение питания</w:t>
+            </w:r>
+          </w:p>
+        </w:tc>
+        <w:tc>
+          <w:tcPr>
+            <w:tcW w:w="0" w:type="auto"/>
+            <w:vAlign w:val="center"/>
+            <w:hideMark/>
+          </w:tcPr>
+          <w:p>
+            <w:pPr>
+              <w:pStyle w:val="af"/>
+              <w:shd w:val="clear" w:color="auto" w:fill="FFFFFF" w:themeFill="background1"/>
+              <w:ind w:firstLine="0"/>
+              <w:jc w:val="center"/>
+              <w:rPr>
+                <w:bCs/>
+                <w:szCs w:val="28"/>
+              </w:rPr>
+            </w:pPr>
+            <w:r>
+              <w:rPr>
+                <w:bCs/>
+                <w:szCs w:val="28"/>
+              </w:rPr>
+              <w:t>Через 40 минут</w:t>
+            </w:r>
+          </w:p>
+        </w:tc>
+      </w:tr>
+      <w:tr>
+        <w:tc>
+          <w:tcPr>
+            <w:tcW w:w="0" w:type="auto"/>
+            <w:vAlign w:val="center"/>
+            <w:hideMark/>
+          </w:tcPr>
+          <w:p>
+            <w:pPr>
+              <w:pStyle w:val="af"/>
+              <w:shd w:val="clear" w:color="auto" w:fill="FFFFFF" w:themeFill="background1"/>
+              <w:ind w:firstLine="0"/>
+              <w:jc w:val="center"/>
+              <w:rPr>
+                <w:bCs/>
+                <w:szCs w:val="28"/>
+              </w:rPr>
+            </w:pPr>
+            <w:r>
+              <w:rPr>
+                <w:bCs/>
+                <w:szCs w:val="28"/>
+              </w:rPr>
+              <w:t>Предохранитель</w:t>
+            </w:r>
+          </w:p>
+        </w:tc>
+        <w:tc>
+          <w:tcPr>
+            <w:tcW w:w="0" w:type="auto"/>
+            <w:vAlign w:val="center"/>
+            <w:hideMark/>
+          </w:tcPr>
+          <w:p>
+            <w:pPr>
+              <w:pStyle w:val="af"/>
+              <w:shd w:val="clear" w:color="auto" w:fill="FFFFFF" w:themeFill="background1"/>
+              <w:ind w:firstLine="0"/>
+              <w:jc w:val="center"/>
+              <w:rPr>
+                <w:bCs/>
+                <w:szCs w:val="28"/>
+              </w:rPr>
+            </w:pPr>
+            <w:r>
+              <w:rPr>
+                <w:bCs/>
+                <w:szCs w:val="28"/>
+              </w:rPr>
+              <w:t>F 200 мА/250 В</w:t>
+            </w:r>
+          </w:p>
+        </w:tc>
+      </w:tr>
+    </w:tbl>
+    <w:p>
+      <w:pPr>
+        <w:spacing w:after="0" w:line="360" w:lineRule="auto"/>
+        <w:ind w:firstLine="709"/>
+        <w:jc w:val="both"/>
+        <w:rPr>
+          <w:rFonts w:ascii="Times New Roman" w:hAnsi="Times New Roman" w:cs="Times New Roman"/>
+          <w:sz w:val="28"/>
+          <w:szCs w:val="28"/>
+        </w:rPr>
+      </w:pPr>
+    </w:p>
+    <w:p>
+      <w:pPr>
+        <w:pStyle w:val="2"/>
+        <w:numPr>
+          <w:ilvl w:val="0"/>
+          <w:numId w:val="1"/>
+        </w:numPr>
+        <w:spacing w:before="0" w:after="0" w:line="360" w:lineRule="auto"/>
+        <w:ind w:left="0" w:firstLine="709"/>
+        <w:jc w:val="both"/>
+        <w:rPr>
+          <w:rFonts w:ascii="Times New Roman" w:hAnsi="Times New Roman" w:cs="Times New Roman"/>
+          <w:b/>
+          <w:bCs/>
+          <w:color w:val="auto"/>
+          <w:sz w:val="28"/>
+          <w:szCs w:val="28"/>
+        </w:rPr>
+      </w:pPr>
+      <w:bookmarkStart w:id="11" w:name="_Toc223014596"/>
+      <w:bookmarkStart w:id="12" w:name="_Toc223028925"/>
+      <w:r>
+        <w:rPr>
+          <w:rFonts w:ascii="Times New Roman" w:hAnsi="Times New Roman" w:cs="Times New Roman"/>
+          <w:bCs/>
+          <w:color w:val="auto"/>
+          <w:sz w:val="28"/>
+          <w:szCs w:val="28"/>
+        </w:rPr>
+        <w:t>Изучение паспорта мультиметра UNI-T UT55</w:t>
+      </w:r>
+      <w:bookmarkEnd w:id="11"/>
+      <w:bookmarkEnd w:id="12"/>
+    </w:p>
+    <w:p>
+      <w:pPr>
+        <w:pStyle w:val="a7"/>
+        <w:numPr>
+          <w:ilvl w:val="1"/>
+          <w:numId w:val="1"/>
+        </w:numPr>
+        <w:shd w:val="clear" w:color="auto" w:fill="FFFFFF" w:themeFill="background1"/>
+        <w:spacing w:after="0" w:line="360" w:lineRule="auto"/>
+        <w:ind w:left="0" w:firstLine="709"/>
+        <w:jc w:val="both"/>
+        <w:rPr>
+          <w:rFonts w:ascii="Times New Roman" w:hAnsi="Times New Roman" w:cs="Times New Roman"/>
+          <w:sz w:val="28"/>
+          <w:szCs w:val="28"/>
+        </w:rPr>
+      </w:pPr>
+      <w:r>
+        <w:rPr>
+          <w:rFonts w:ascii="Times New Roman" w:hAnsi="Times New Roman" w:cs="Times New Roman"/>
+          <w:sz w:val="28"/>
+          <w:szCs w:val="28"/>
+        </w:rPr>
+        <w:t>Классификационные признаки</w:t>
+      </w:r>
+    </w:p>
+    <w:p>
+      <w:pPr>
+        <w:spacing w:after="0" w:line="360" w:lineRule="auto"/>
+        <w:ind w:firstLine="709"/>
+        <w:jc w:val="both"/>
+        <w:rPr>
+          <w:rFonts w:ascii="Times New Roman" w:hAnsi="Times New Roman" w:cs="Times New Roman"/>
+          <w:sz w:val="28"/>
+          <w:szCs w:val="28"/>
+        </w:rPr>
+      </w:pPr>
+      <w:r>
+        <w:rPr>
+          <w:rFonts w:ascii="Times New Roman" w:hAnsi="Times New Roman" w:cs="Times New Roman"/>
+          <w:sz w:val="28"/>
+          <w:szCs w:val="28"/>
+        </w:rPr>
+        <w:t xml:space="preserve">На основании изучения </w:t>
+      </w:r>
+      <w:proofErr w:type="spellStart"/>
+      <w:r>
+        <w:rPr>
+          <w:rFonts w:ascii="Times New Roman" w:hAnsi="Times New Roman" w:cs="Times New Roman"/>
+          <w:sz w:val="28"/>
+          <w:szCs w:val="28"/>
+        </w:rPr>
+        <w:t>Operating</w:t>
+      </w:r>
+      <w:proofErr w:type="spellEnd"/>
+      <w:r>
+        <w:rPr>
+          <w:rFonts w:ascii="Times New Roman" w:hAnsi="Times New Roman" w:cs="Times New Roman"/>
+          <w:sz w:val="28"/>
+          <w:szCs w:val="28"/>
+        </w:rPr>
+        <w:t xml:space="preserve"> </w:t>
+      </w:r>
+      <w:proofErr w:type="spellStart"/>
+      <w:r>
+        <w:rPr>
+          <w:rFonts w:ascii="Times New Roman" w:hAnsi="Times New Roman" w:cs="Times New Roman"/>
+          <w:sz w:val="28"/>
+          <w:szCs w:val="28"/>
+        </w:rPr>
+        <w:t>Manual</w:t>
+      </w:r>
+      <w:proofErr w:type="spellEnd"/>
+      <w:r>
+        <w:rPr>
+          <w:rFonts w:ascii="Times New Roman" w:hAnsi="Times New Roman" w:cs="Times New Roman"/>
+          <w:sz w:val="28"/>
+          <w:szCs w:val="28"/>
+        </w:rPr>
+        <w:t xml:space="preserve"> UT51-55.</w:t>
+      </w:r>
+    </w:p>
+    <w:p>
+      <w:pPr>
+        <w:spacing w:after="0" w:line="360" w:lineRule="auto"/>
+        <w:jc w:val="both"/>
+        <w:rPr>
+          <w:rStyle w:val="ae"/>
+          <w:rFonts w:ascii="Times New Roman" w:hAnsi="Times New Roman" w:cs="Times New Roman"/>
+          <w:bCs/>
+          <w:sz w:val="28"/>
+          <w:szCs w:val="28"/>
+        </w:rPr>
+      </w:pPr>
+      <w:r>
+        <w:rPr>
+          <w:rStyle w:val="ae"/>
+          <w:rFonts w:ascii="Times New Roman" w:hAnsi="Times New Roman" w:cs="Times New Roman"/>
+          <w:bCs/>
+          <w:sz w:val="28"/>
+          <w:szCs w:val="28"/>
+        </w:rPr>
+        <w:t xml:space="preserve">Таблица </w:t>
+      </w:r>
+      <w:r>
+        <w:rPr>
+          <w:rFonts w:ascii="Times New Roman" w:hAnsi="Times New Roman" w:cs="Times New Roman"/>
+          <w:sz w:val="28"/>
+          <w:szCs w:val="28"/>
+        </w:rPr>
+        <w:fldChar w:fldCharType="begin"/>
+      </w:r>
+      <w:r>
+        <w:rPr>
+          <w:rFonts w:ascii="Times New Roman" w:hAnsi="Times New Roman" w:cs="Times New Roman"/>
+          <w:sz w:val="28"/>
+          <w:szCs w:val="28"/>
+        </w:rPr>
+        <w:instrText xml:space="preserve"> SEQ Таблица \* ARABIC </w:instrText>
+      </w:r>
+      <w:r>
+        <w:rPr>
+          <w:rFonts w:ascii="Times New Roman" w:hAnsi="Times New Roman" w:cs="Times New Roman"/>
+          <w:sz w:val="28"/>
+          <w:szCs w:val="28"/>
+        </w:rPr>
+        <w:fldChar w:fldCharType="separate"/>
+      </w:r>
+      <w:r>
+        <w:rPr>
+          <w:rFonts w:ascii="Times New Roman" w:hAnsi="Times New Roman" w:cs="Times New Roman"/>
+          <w:noProof/>
+          <w:sz w:val="28"/>
+          <w:szCs w:val="28"/>
+        </w:rPr>
+        <w:t>7</w:t>
+      </w:r>
+      <w:r>
+        <w:rPr>
+          <w:rFonts w:ascii="Times New Roman" w:hAnsi="Times New Roman" w:cs="Times New Roman"/>
+          <w:sz w:val="28"/>
+          <w:szCs w:val="28"/>
+        </w:rPr>
+        <w:fldChar w:fldCharType="end"/>
+      </w:r>
+      <w:r>
+        <w:rPr>
+          <w:rStyle w:val="ae"/>
+          <w:rFonts w:ascii="Times New Roman" w:hAnsi="Times New Roman" w:cs="Times New Roman"/>
+          <w:bCs/>
+          <w:sz w:val="28"/>
+          <w:szCs w:val="28"/>
+        </w:rPr>
+        <w:t xml:space="preserve"> – Классификационные признаки СИ (UT55)</w:t>
+      </w:r>
+    </w:p>
+    <w:tbl>
+      <w:tblPr>
+        <w:tblStyle w:val="ad"/>
+        <w:tblW w:w="0" w:type="auto"/>
+        <w:tblLook w:val="04A0" w:firstRow="1" w:lastRow="0" w:firstColumn="1" w:lastColumn="0" w:noHBand="0" w:noVBand="1"/>
+      </w:tblPr>
+      <w:tblGrid>
+        <w:gridCol w:w="4796"/>
+        <w:gridCol w:w="4534"/>
+      </w:tblGrid>
+      <w:tr>
+        <w:tc>
+          <w:tcPr>
+            <w:tcW w:w="0" w:type="auto"/>
+            <w:vAlign w:val="center"/>
+            <w:hideMark/>
+          </w:tcPr>
+          <w:p>
+            <w:pPr>
+              <w:pStyle w:val="af1"/>
+              <w:shd w:val="clear" w:color="auto" w:fill="FFFFFF" w:themeFill="background1"/>
+              <w:ind w:firstLine="0"/>
+              <w:rPr>
+                <w:bCs/>
+                <w:szCs w:val="28"/>
+              </w:rPr>
+            </w:pPr>
+            <w:r>
+              <w:rPr>
+                <w:bCs/>
+                <w:szCs w:val="28"/>
+              </w:rPr>
+              <w:t>Классификационный признак</w:t>
+            </w:r>
+          </w:p>
+        </w:tc>
+        <w:tc>
+          <w:tcPr>
+            <w:tcW w:w="0" w:type="auto"/>
+            <w:vAlign w:val="center"/>
+            <w:hideMark/>
+          </w:tcPr>
+          <w:p>
+            <w:pPr>
+              <w:pStyle w:val="af1"/>
+              <w:shd w:val="clear" w:color="auto" w:fill="FFFFFF" w:themeFill="background1"/>
+              <w:ind w:firstLine="0"/>
+              <w:rPr>
+                <w:bCs/>
+                <w:szCs w:val="28"/>
+              </w:rPr>
+            </w:pPr>
+            <w:r>
+              <w:rPr>
+                <w:bCs/>
+                <w:szCs w:val="28"/>
+              </w:rPr>
+              <w:t>Характеристика</w:t>
+            </w:r>
+          </w:p>
+        </w:tc>
+      </w:tr>
+      <w:tr>
+        <w:tc>
+          <w:tcPr>
+            <w:tcW w:w="0" w:type="auto"/>
+            <w:vAlign w:val="center"/>
+            <w:hideMark/>
+          </w:tcPr>
+          <w:p>
+            <w:pPr>
+              <w:pStyle w:val="af"/>
+              <w:shd w:val="clear" w:color="auto" w:fill="FFFFFF" w:themeFill="background1"/>
+              <w:ind w:firstLine="0"/>
+              <w:jc w:val="center"/>
+              <w:rPr>
+                <w:bCs/>
+                <w:szCs w:val="28"/>
+              </w:rPr>
+            </w:pPr>
+            <w:r>
+              <w:rPr>
+                <w:rFonts w:eastAsia="Arial"/>
+                <w:bCs/>
+                <w:szCs w:val="28"/>
+              </w:rPr>
+              <w:t>По видам</w:t>
+            </w:r>
+          </w:p>
+        </w:tc>
+        <w:tc>
+          <w:tcPr>
+            <w:tcW w:w="0" w:type="auto"/>
+            <w:vAlign w:val="center"/>
+            <w:hideMark/>
+          </w:tcPr>
+          <w:p>
+            <w:pPr>
+              <w:pStyle w:val="af"/>
+              <w:shd w:val="clear" w:color="auto" w:fill="FFFFFF" w:themeFill="background1"/>
+              <w:ind w:firstLine="0"/>
+              <w:jc w:val="center"/>
+              <w:rPr>
+                <w:bCs/>
+                <w:szCs w:val="28"/>
+              </w:rPr>
+            </w:pPr>
+            <w:r>
+              <w:rPr>
+                <w:rFonts w:eastAsia="Arial"/>
+                <w:bCs/>
+                <w:szCs w:val="28"/>
+              </w:rPr>
+              <w:t>Измерительный прибор</w:t>
+            </w:r>
+          </w:p>
+        </w:tc>
+      </w:tr>
+      <w:tr>
+        <w:tc>
+          <w:tcPr>
+            <w:tcW w:w="0" w:type="auto"/>
+            <w:vAlign w:val="center"/>
+            <w:hideMark/>
+          </w:tcPr>
+          <w:p>
+            <w:pPr>
+              <w:pStyle w:val="af"/>
+              <w:shd w:val="clear" w:color="auto" w:fill="FFFFFF" w:themeFill="background1"/>
+              <w:ind w:firstLine="0"/>
+              <w:jc w:val="center"/>
+              <w:rPr>
+                <w:bCs/>
+                <w:szCs w:val="28"/>
+              </w:rPr>
+            </w:pPr>
+            <w:r>
+              <w:rPr>
+                <w:rFonts w:eastAsia="Arial"/>
+                <w:bCs/>
+                <w:szCs w:val="28"/>
+              </w:rPr>
+              <w:t>По виду выходной величины</w:t>
+            </w:r>
+          </w:p>
+        </w:tc>
+        <w:tc>
+          <w:tcPr>
+            <w:tcW w:w="0" w:type="auto"/>
+            <w:vAlign w:val="center"/>
+            <w:hideMark/>
+          </w:tcPr>
+          <w:p>
+            <w:pPr>
+              <w:pStyle w:val="af"/>
+              <w:shd w:val="clear" w:color="auto" w:fill="FFFFFF" w:themeFill="background1"/>
+              <w:ind w:firstLine="0"/>
+              <w:jc w:val="center"/>
+              <w:rPr>
+                <w:bCs/>
+                <w:szCs w:val="28"/>
+              </w:rPr>
+            </w:pPr>
+            <w:r>
+              <w:rPr>
+                <w:rFonts w:eastAsia="Arial"/>
+                <w:bCs/>
+                <w:szCs w:val="28"/>
+              </w:rPr>
+              <w:t>Цифровой</w:t>
+            </w:r>
+          </w:p>
+        </w:tc>
+      </w:tr>
+      <w:tr>
+        <w:tc>
+          <w:tcPr>
+            <w:tcW w:w="0" w:type="auto"/>
+            <w:vAlign w:val="center"/>
+            <w:hideMark/>
+          </w:tcPr>
+          <w:p>
+            <w:pPr>
+              <w:pStyle w:val="af"/>
+              <w:shd w:val="clear" w:color="auto" w:fill="FFFFFF" w:themeFill="background1"/>
+              <w:ind w:firstLine="0"/>
+              <w:jc w:val="center"/>
+              <w:rPr>
+                <w:bCs/>
+                <w:szCs w:val="28"/>
+              </w:rPr>
+            </w:pPr>
+            <w:r>
+              <w:rPr>
+                <w:rFonts w:eastAsia="Arial"/>
+                <w:bCs/>
+                <w:szCs w:val="28"/>
+              </w:rPr>
+              <w:t>По форме представления информации</w:t>
+            </w:r>
+          </w:p>
+        </w:tc>
+        <w:tc>
+          <w:tcPr>
+            <w:tcW w:w="0" w:type="auto"/>
+            <w:vAlign w:val="center"/>
+            <w:hideMark/>
+          </w:tcPr>
+          <w:p>
+            <w:pPr>
+              <w:pStyle w:val="af"/>
+              <w:shd w:val="clear" w:color="auto" w:fill="FFFFFF" w:themeFill="background1"/>
+              <w:ind w:firstLine="0"/>
+              <w:jc w:val="center"/>
+              <w:rPr>
+                <w:bCs/>
+                <w:szCs w:val="28"/>
+              </w:rPr>
+            </w:pPr>
+            <w:r>
+              <w:rPr>
+                <w:rFonts w:eastAsia="Arial"/>
+                <w:bCs/>
+                <w:szCs w:val="28"/>
+              </w:rPr>
+              <w:t>Показывающий (ЖК-дисплей)</w:t>
+            </w:r>
+          </w:p>
+        </w:tc>
+      </w:tr>
+      <w:tr>
+        <w:tc>
+          <w:tcPr>
+            <w:tcW w:w="0" w:type="auto"/>
+            <w:vAlign w:val="center"/>
+            <w:hideMark/>
+          </w:tcPr>
+          <w:p>
+            <w:pPr>
+              <w:pStyle w:val="af"/>
+              <w:shd w:val="clear" w:color="auto" w:fill="FFFFFF" w:themeFill="background1"/>
+              <w:ind w:firstLine="0"/>
+              <w:jc w:val="center"/>
+              <w:rPr>
+                <w:bCs/>
+                <w:szCs w:val="28"/>
+              </w:rPr>
+            </w:pPr>
+            <w:r>
+              <w:rPr>
+                <w:rFonts w:eastAsia="Arial"/>
+                <w:bCs/>
+                <w:szCs w:val="28"/>
+              </w:rPr>
+              <w:t>По метрологическому назначению</w:t>
+            </w:r>
+          </w:p>
+        </w:tc>
+        <w:tc>
+          <w:tcPr>
+            <w:tcW w:w="0" w:type="auto"/>
+            <w:vAlign w:val="center"/>
+            <w:hideMark/>
+          </w:tcPr>
+          <w:p>
+            <w:pPr>
+              <w:pStyle w:val="af"/>
+              <w:shd w:val="clear" w:color="auto" w:fill="FFFFFF" w:themeFill="background1"/>
+              <w:ind w:firstLine="0"/>
+              <w:jc w:val="center"/>
+              <w:rPr>
+                <w:bCs/>
+                <w:szCs w:val="28"/>
+              </w:rPr>
+            </w:pPr>
+            <w:r>
+              <w:rPr>
+                <w:rFonts w:eastAsia="Arial"/>
+                <w:bCs/>
+                <w:szCs w:val="28"/>
+              </w:rPr>
+              <w:t>Рабочее средство измерений (РСИ)</w:t>
+            </w:r>
+          </w:p>
+        </w:tc>
+      </w:tr>
+      <w:tr>
+        <w:tc>
+          <w:tcPr>
+            <w:tcW w:w="0" w:type="auto"/>
+            <w:vAlign w:val="center"/>
+            <w:hideMark/>
+          </w:tcPr>
+          <w:p>
+            <w:pPr>
+              <w:pStyle w:val="af"/>
+              <w:shd w:val="clear" w:color="auto" w:fill="FFFFFF" w:themeFill="background1"/>
+              <w:ind w:firstLine="0"/>
+              <w:jc w:val="center"/>
+              <w:rPr>
+                <w:bCs/>
+                <w:szCs w:val="28"/>
+              </w:rPr>
+            </w:pPr>
+            <w:r>
+              <w:rPr>
+                <w:rFonts w:eastAsia="Arial"/>
+                <w:bCs/>
+                <w:szCs w:val="28"/>
+              </w:rPr>
+              <w:t>По условиям применения</w:t>
+            </w:r>
+          </w:p>
+        </w:tc>
+        <w:tc>
+          <w:tcPr>
+            <w:tcW w:w="0" w:type="auto"/>
+            <w:vAlign w:val="center"/>
+            <w:hideMark/>
+          </w:tcPr>
+          <w:p>
+            <w:pPr>
+              <w:pStyle w:val="af"/>
+              <w:shd w:val="clear" w:color="auto" w:fill="FFFFFF" w:themeFill="background1"/>
+              <w:ind w:firstLine="0"/>
+              <w:jc w:val="center"/>
+              <w:rPr>
+                <w:bCs/>
+                <w:szCs w:val="28"/>
+              </w:rPr>
+            </w:pPr>
+            <w:r>
+              <w:rPr>
+                <w:rFonts w:eastAsia="Arial"/>
+                <w:bCs/>
+                <w:szCs w:val="28"/>
+              </w:rPr>
+              <w:t>Портативный (автономное питание)</w:t>
+            </w:r>
+          </w:p>
+        </w:tc>
+      </w:tr>
+    </w:tbl>
+    <w:p>
+      <w:pPr>
+        <w:spacing w:after="0" w:line="360" w:lineRule="auto"/>
+        <w:ind w:firstLine="709"/>
+        <w:jc w:val="both"/>
+        <w:rPr>
+          <w:rFonts w:ascii="Times New Roman" w:hAnsi="Times New Roman" w:cs="Times New Roman"/>
+          <w:sz w:val="28"/>
+          <w:szCs w:val="28"/>
+        </w:rPr>
+      </w:pPr>
+    </w:p>
+    <w:p>
+      <w:pPr>
+        <w:pStyle w:val="a7"/>
+        <w:numPr>
+          <w:ilvl w:val="1"/>
+          <w:numId w:val="1"/>
+        </w:numPr>
+        <w:shd w:val="clear" w:color="auto" w:fill="FFFFFF" w:themeFill="background1"/>
+        <w:spacing w:after="0" w:line="360" w:lineRule="auto"/>
+        <w:ind w:left="0" w:firstLine="709"/>
+        <w:jc w:val="both"/>
+        <w:rPr>
+          <w:rFonts w:ascii="Times New Roman" w:hAnsi="Times New Roman" w:cs="Times New Roman"/>
+          <w:sz w:val="28"/>
+          <w:szCs w:val="28"/>
+        </w:rPr>
+      </w:pPr>
+      <w:r>
+        <w:rPr>
+          <w:rFonts w:ascii="Times New Roman" w:hAnsi="Times New Roman" w:cs="Times New Roman"/>
+          <w:sz w:val="28"/>
+          <w:szCs w:val="28"/>
+        </w:rPr>
+        <w:t>Основные метрологические характеристики</w:t>
+      </w:r>
+    </w:p>
+    <w:p>
+      <w:pPr>
+        <w:spacing w:after="0" w:line="360" w:lineRule="auto"/>
+        <w:ind w:firstLine="709"/>
+        <w:jc w:val="both"/>
+        <w:rPr>
+          <w:rFonts w:ascii="Times New Roman" w:hAnsi="Times New Roman" w:cs="Times New Roman"/>
+          <w:sz w:val="28"/>
+          <w:szCs w:val="28"/>
+        </w:rPr>
+      </w:pPr>
+      <w:r>
+        <w:rPr>
+          <w:rFonts w:ascii="Times New Roman" w:hAnsi="Times New Roman" w:cs="Times New Roman"/>
+          <w:sz w:val="28"/>
+          <w:szCs w:val="28"/>
+        </w:rPr>
+        <w:t>Данные взяты из раздела B «</w:t>
+      </w:r>
+      <w:proofErr w:type="spellStart"/>
+      <w:r>
+        <w:rPr>
+          <w:rFonts w:ascii="Times New Roman" w:hAnsi="Times New Roman" w:cs="Times New Roman"/>
+          <w:sz w:val="28"/>
+          <w:szCs w:val="28"/>
+        </w:rPr>
+        <w:t>Specifications</w:t>
+      </w:r>
+      <w:proofErr w:type="spellEnd"/>
+      <w:r>
+        <w:rPr>
+          <w:rFonts w:ascii="Times New Roman" w:hAnsi="Times New Roman" w:cs="Times New Roman"/>
+          <w:sz w:val="28"/>
+          <w:szCs w:val="28"/>
+        </w:rPr>
+        <w:t>» (модель UT55).</w:t>
+      </w:r>
+    </w:p>
+    <w:p>
+      <w:pPr>
+        <w:spacing w:after="0" w:line="360" w:lineRule="auto"/>
+        <w:jc w:val="both"/>
+        <w:rPr>
+          <w:rStyle w:val="ae"/>
+          <w:rFonts w:ascii="Times New Roman" w:hAnsi="Times New Roman" w:cs="Times New Roman"/>
+          <w:bCs/>
+          <w:sz w:val="28"/>
+          <w:szCs w:val="28"/>
+        </w:rPr>
+      </w:pPr>
+      <w:bookmarkStart w:id="13" w:name="_Hlk223012877"/>
+      <w:r>
+        <w:rPr>
+          <w:rStyle w:val="ae"/>
+          <w:rFonts w:ascii="Times New Roman" w:hAnsi="Times New Roman" w:cs="Times New Roman"/>
+          <w:bCs/>
+          <w:sz w:val="28"/>
+          <w:szCs w:val="28"/>
+        </w:rPr>
+        <w:t xml:space="preserve">Таблица </w:t>
+      </w:r>
+      <w:r>
+        <w:rPr>
+          <w:rFonts w:ascii="Times New Roman" w:hAnsi="Times New Roman" w:cs="Times New Roman"/>
+          <w:sz w:val="28"/>
+          <w:szCs w:val="28"/>
+        </w:rPr>
+        <w:fldChar w:fldCharType="begin"/>
+      </w:r>
+      <w:r>
+        <w:rPr>
+          <w:rFonts w:ascii="Times New Roman" w:hAnsi="Times New Roman" w:cs="Times New Roman"/>
+          <w:sz w:val="28"/>
+          <w:szCs w:val="28"/>
+        </w:rPr>
+        <w:instrText xml:space="preserve"> SEQ Таблица \* ARABIC </w:instrText>
+      </w:r>
+      <w:r>
+        <w:rPr>
+          <w:rFonts w:ascii="Times New Roman" w:hAnsi="Times New Roman" w:cs="Times New Roman"/>
+          <w:sz w:val="28"/>
+          <w:szCs w:val="28"/>
+        </w:rPr>
+        <w:fldChar w:fldCharType="separate"/>
+      </w:r>
+      <w:r>
+        <w:rPr>
+          <w:rFonts w:ascii="Times New Roman" w:hAnsi="Times New Roman" w:cs="Times New Roman"/>
+          <w:noProof/>
+          <w:sz w:val="28"/>
+          <w:szCs w:val="28"/>
+        </w:rPr>
+        <w:t>8</w:t>
+      </w:r>
+      <w:r>
+        <w:rPr>
+          <w:rFonts w:ascii="Times New Roman" w:hAnsi="Times New Roman" w:cs="Times New Roman"/>
+          <w:sz w:val="28"/>
+          <w:szCs w:val="28"/>
+        </w:rPr>
+        <w:fldChar w:fldCharType="end"/>
+      </w:r>
+      <w:r>
+        <w:rPr>
+          <w:rStyle w:val="ae"/>
+          <w:rFonts w:ascii="Times New Roman" w:hAnsi="Times New Roman" w:cs="Times New Roman"/>
+          <w:bCs/>
+          <w:sz w:val="28"/>
+          <w:szCs w:val="28"/>
+        </w:rPr>
+        <w:t xml:space="preserve"> </w:t>
+      </w:r>
+      <w:bookmarkEnd w:id="13"/>
+      <w:r>
+        <w:rPr>
+          <w:rStyle w:val="ae"/>
+          <w:rFonts w:ascii="Times New Roman" w:hAnsi="Times New Roman" w:cs="Times New Roman"/>
+          <w:bCs/>
+          <w:sz w:val="28"/>
+          <w:szCs w:val="28"/>
+        </w:rPr>
+        <w:t>– Метрологические характеристики UT55</w:t>
+      </w:r>
+    </w:p>
+    <w:tbl>
+      <w:tblPr>
+        <w:tblStyle w:val="ad"/>
+        <w:tblW w:w="0" w:type="auto"/>
+        <w:tblLook w:val="04A0" w:firstRow="1" w:lastRow="0" w:firstColumn="1" w:lastColumn="0" w:noHBand="0" w:noVBand="1"/>
+      </w:tblPr>
+      <w:tblGrid>
+        <w:gridCol w:w="2415"/>
+        <w:gridCol w:w="1996"/>
+        <w:gridCol w:w="2524"/>
+        <w:gridCol w:w="2410"/>
+      </w:tblGrid>
+      <w:tr>
+        <w:tc>
+          <w:tcPr>
+            <w:tcW w:w="0" w:type="auto"/>
+            <w:vAlign w:val="center"/>
+            <w:hideMark/>
+          </w:tcPr>
+          <w:p>
+            <w:pPr>
+              <w:pStyle w:val="af1"/>
+              <w:shd w:val="clear" w:color="auto" w:fill="FFFFFF" w:themeFill="background1"/>
+              <w:ind w:firstLine="0"/>
+              <w:rPr>
+                <w:bCs/>
+                <w:szCs w:val="28"/>
+              </w:rPr>
+            </w:pPr>
+            <w:r>
+              <w:rPr>
+                <w:bCs/>
+                <w:szCs w:val="28"/>
+              </w:rPr>
+              <w:t>Измеряемая величина</w:t>
+            </w:r>
+          </w:p>
+        </w:tc>
+        <w:tc>
+          <w:tcPr>
+            <w:tcW w:w="0" w:type="auto"/>
+            <w:vAlign w:val="center"/>
+            <w:hideMark/>
+          </w:tcPr>
+          <w:p>
+            <w:pPr>
+              <w:pStyle w:val="af1"/>
+              <w:shd w:val="clear" w:color="auto" w:fill="FFFFFF" w:themeFill="background1"/>
+              <w:ind w:firstLine="0"/>
+              <w:rPr>
+                <w:bCs/>
+                <w:szCs w:val="28"/>
+              </w:rPr>
+            </w:pPr>
+            <w:r>
+              <w:rPr>
+                <w:bCs/>
+                <w:szCs w:val="28"/>
+              </w:rPr>
+              <w:t>Диапазон измерений</w:t>
+            </w:r>
+          </w:p>
+        </w:tc>
+        <w:tc>
+          <w:tcPr>
+            <w:tcW w:w="0" w:type="auto"/>
+            <w:vAlign w:val="center"/>
+            <w:hideMark/>
+          </w:tcPr>
+          <w:p>
+            <w:pPr>
+              <w:pStyle w:val="af1"/>
+              <w:shd w:val="clear" w:color="auto" w:fill="FFFFFF" w:themeFill="background1"/>
+              <w:ind w:firstLine="0"/>
+              <w:rPr>
+                <w:bCs/>
+                <w:szCs w:val="28"/>
+              </w:rPr>
+            </w:pPr>
+            <w:r>
+              <w:rPr>
+                <w:bCs/>
+                <w:szCs w:val="28"/>
+              </w:rPr>
+              <w:t>Основная погрешность</w:t>
+            </w:r>
+          </w:p>
+        </w:tc>
+        <w:tc>
+          <w:tcPr>
+            <w:tcW w:w="0" w:type="auto"/>
+            <w:vAlign w:val="center"/>
+            <w:hideMark/>
+          </w:tcPr>
+          <w:p>
+            <w:pPr>
+              <w:pStyle w:val="af1"/>
+              <w:shd w:val="clear" w:color="auto" w:fill="FFFFFF" w:themeFill="background1"/>
+              <w:ind w:firstLine="0"/>
+              <w:rPr>
+                <w:bCs/>
+                <w:szCs w:val="28"/>
+              </w:rPr>
+            </w:pPr>
+            <w:r>
+              <w:rPr>
+                <w:bCs/>
+                <w:szCs w:val="28"/>
+              </w:rPr>
+              <w:t>Входное сопротивление</w:t>
+            </w:r>
+          </w:p>
+        </w:tc>
+      </w:tr>
+      <w:tr>
+        <w:tc>
+          <w:tcPr>
+            <w:tcW w:w="0" w:type="auto"/>
+            <w:vAlign w:val="center"/>
+            <w:hideMark/>
+          </w:tcPr>
+          <w:p>
+            <w:pPr>
+              <w:pStyle w:val="af"/>
+              <w:shd w:val="clear" w:color="auto" w:fill="FFFFFF" w:themeFill="background1"/>
+              <w:ind w:firstLine="0"/>
+              <w:jc w:val="center"/>
+              <w:rPr>
+                <w:bCs/>
+                <w:szCs w:val="28"/>
+              </w:rPr>
+            </w:pPr>
+            <w:r>
+              <w:rPr>
+                <w:rFonts w:eastAsia="Arial"/>
+                <w:bCs/>
+                <w:szCs w:val="28"/>
+              </w:rPr>
+              <w:t>Постоянное напряжение</w:t>
+            </w:r>
+          </w:p>
+        </w:tc>
+        <w:tc>
+          <w:tcPr>
+            <w:tcW w:w="0" w:type="auto"/>
+            <w:vAlign w:val="center"/>
+            <w:hideMark/>
+          </w:tcPr>
+          <w:p>
+            <w:pPr>
+              <w:pStyle w:val="af"/>
+              <w:shd w:val="clear" w:color="auto" w:fill="FFFFFF" w:themeFill="background1"/>
+              <w:ind w:firstLine="0"/>
+              <w:jc w:val="center"/>
+              <w:rPr>
+                <w:bCs/>
+                <w:szCs w:val="28"/>
+              </w:rPr>
+            </w:pPr>
+            <w:r>
+              <w:rPr>
+                <w:rFonts w:eastAsia="Arial"/>
+                <w:bCs/>
+                <w:szCs w:val="28"/>
+              </w:rPr>
+              <w:t>0,1 мВ – 1000 В</w:t>
+            </w:r>
+          </w:p>
+        </w:tc>
+        <w:tc>
+          <w:tcPr>
+            <w:tcW w:w="0" w:type="auto"/>
+            <w:vAlign w:val="center"/>
+            <w:hideMark/>
+          </w:tcPr>
+          <w:p>
+            <w:pPr>
+              <w:pStyle w:val="af"/>
+              <w:shd w:val="clear" w:color="auto" w:fill="FFFFFF" w:themeFill="background1"/>
+              <w:ind w:firstLine="0"/>
+              <w:jc w:val="center"/>
+              <w:rPr>
+                <w:bCs/>
+                <w:szCs w:val="28"/>
+              </w:rPr>
+            </w:pPr>
+            <w:proofErr w:type="gramStart"/>
+            <w:r>
+              <w:rPr>
+                <w:rFonts w:eastAsia="Arial"/>
+                <w:bCs/>
+                <w:szCs w:val="28"/>
+              </w:rPr>
+              <w:t>±(</w:t>
+            </w:r>
+            <w:proofErr w:type="gramEnd"/>
+            <w:r>
+              <w:rPr>
+                <w:rFonts w:eastAsia="Arial"/>
+                <w:bCs/>
+                <w:szCs w:val="28"/>
+              </w:rPr>
+              <w:t>0,5%+1) – ±(0,8%+2)</w:t>
+            </w:r>
+          </w:p>
+        </w:tc>
+        <w:tc>
+          <w:tcPr>
+            <w:tcW w:w="0" w:type="auto"/>
+            <w:vAlign w:val="center"/>
+            <w:hideMark/>
+          </w:tcPr>
+          <w:p>
+            <w:pPr>
+              <w:pStyle w:val="af"/>
+              <w:shd w:val="clear" w:color="auto" w:fill="FFFFFF" w:themeFill="background1"/>
+              <w:ind w:firstLine="0"/>
+              <w:jc w:val="center"/>
+              <w:rPr>
+                <w:bCs/>
+                <w:szCs w:val="28"/>
+              </w:rPr>
+            </w:pPr>
+            <w:r>
+              <w:rPr>
+                <w:rFonts w:eastAsia="Arial"/>
+                <w:bCs/>
+                <w:szCs w:val="28"/>
+              </w:rPr>
+              <w:t>10 МОм</w:t>
+            </w:r>
+          </w:p>
+        </w:tc>
+      </w:tr>
+      <w:tr>
+        <w:tc>
+          <w:tcPr>
+            <w:tcW w:w="0" w:type="auto"/>
+            <w:vAlign w:val="center"/>
+            <w:hideMark/>
+          </w:tcPr>
+          <w:p>
+            <w:pPr>
+              <w:pStyle w:val="af"/>
+              <w:shd w:val="clear" w:color="auto" w:fill="FFFFFF" w:themeFill="background1"/>
+              <w:ind w:firstLine="0"/>
+              <w:jc w:val="center"/>
+              <w:rPr>
+                <w:bCs/>
+                <w:szCs w:val="28"/>
+              </w:rPr>
+            </w:pPr>
+            <w:r>
+              <w:rPr>
+                <w:rFonts w:eastAsia="Arial"/>
+                <w:bCs/>
+                <w:szCs w:val="28"/>
+              </w:rPr>
+              <w:t>Переменное напряжение</w:t>
+            </w:r>
+          </w:p>
+        </w:tc>
+        <w:tc>
+          <w:tcPr>
+            <w:tcW w:w="0" w:type="auto"/>
+            <w:vAlign w:val="center"/>
+            <w:hideMark/>
+          </w:tcPr>
+          <w:p>
+            <w:pPr>
+              <w:pStyle w:val="af"/>
+              <w:shd w:val="clear" w:color="auto" w:fill="FFFFFF" w:themeFill="background1"/>
+              <w:ind w:firstLine="0"/>
+              <w:jc w:val="center"/>
+              <w:rPr>
+                <w:bCs/>
+                <w:szCs w:val="28"/>
+              </w:rPr>
+            </w:pPr>
+            <w:r>
+              <w:rPr>
+                <w:rFonts w:eastAsia="Arial"/>
+                <w:bCs/>
+                <w:szCs w:val="28"/>
+              </w:rPr>
+              <w:t>0,1 мВ – 750 В</w:t>
+            </w:r>
+          </w:p>
+        </w:tc>
+        <w:tc>
+          <w:tcPr>
+            <w:tcW w:w="0" w:type="auto"/>
+            <w:vAlign w:val="center"/>
+            <w:hideMark/>
+          </w:tcPr>
+          <w:p>
+            <w:pPr>
+              <w:pStyle w:val="af"/>
+              <w:shd w:val="clear" w:color="auto" w:fill="FFFFFF" w:themeFill="background1"/>
+              <w:ind w:firstLine="0"/>
+              <w:jc w:val="center"/>
+              <w:rPr>
+                <w:bCs/>
+                <w:szCs w:val="28"/>
+              </w:rPr>
+            </w:pPr>
+            <w:proofErr w:type="gramStart"/>
+            <w:r>
+              <w:rPr>
+                <w:rFonts w:eastAsia="Arial"/>
+                <w:bCs/>
+                <w:szCs w:val="28"/>
+              </w:rPr>
+              <w:t>±(</w:t>
+            </w:r>
+            <w:proofErr w:type="gramEnd"/>
+            <w:r>
+              <w:rPr>
+                <w:rFonts w:eastAsia="Arial"/>
+                <w:bCs/>
+                <w:szCs w:val="28"/>
+              </w:rPr>
+              <w:t>0,8%+3) – ±(1,2%+3)</w:t>
+            </w:r>
+          </w:p>
+        </w:tc>
+        <w:tc>
+          <w:tcPr>
+            <w:tcW w:w="0" w:type="auto"/>
+            <w:vAlign w:val="center"/>
+            <w:hideMark/>
+          </w:tcPr>
+          <w:p>
+            <w:pPr>
+              <w:pStyle w:val="af"/>
+              <w:shd w:val="clear" w:color="auto" w:fill="FFFFFF" w:themeFill="background1"/>
+              <w:ind w:firstLine="0"/>
+              <w:jc w:val="center"/>
+              <w:rPr>
+                <w:bCs/>
+                <w:szCs w:val="28"/>
+              </w:rPr>
+            </w:pPr>
+            <w:r>
+              <w:rPr>
+                <w:rFonts w:eastAsia="Arial"/>
+                <w:bCs/>
+                <w:szCs w:val="28"/>
+              </w:rPr>
+              <w:t>10 МОм</w:t>
+            </w:r>
+          </w:p>
+        </w:tc>
+      </w:tr>
+      <w:tr>
+        <w:tc>
+          <w:tcPr>
+            <w:tcW w:w="0" w:type="auto"/>
+            <w:vAlign w:val="center"/>
+            <w:hideMark/>
+          </w:tcPr>
+          <w:p>
+            <w:pPr>
+              <w:pStyle w:val="af"/>
+              <w:shd w:val="clear" w:color="auto" w:fill="FFFFFF" w:themeFill="background1"/>
+              <w:ind w:firstLine="0"/>
+              <w:jc w:val="center"/>
+              <w:rPr>
+                <w:bCs/>
+                <w:szCs w:val="28"/>
+              </w:rPr>
+            </w:pPr>
+            <w:r>
+              <w:rPr>
+                <w:rFonts w:eastAsia="Arial"/>
+                <w:bCs/>
+                <w:szCs w:val="28"/>
+              </w:rPr>
+              <w:lastRenderedPageBreak/>
+              <w:t>Постоянный ток</w:t>
+            </w:r>
+          </w:p>
+        </w:tc>
+        <w:tc>
+          <w:tcPr>
+            <w:tcW w:w="0" w:type="auto"/>
+            <w:vAlign w:val="center"/>
+            <w:hideMark/>
+          </w:tcPr>
+          <w:p>
+            <w:pPr>
+              <w:pStyle w:val="af"/>
+              <w:shd w:val="clear" w:color="auto" w:fill="FFFFFF" w:themeFill="background1"/>
+              <w:ind w:firstLine="0"/>
+              <w:jc w:val="center"/>
+              <w:rPr>
+                <w:bCs/>
+                <w:szCs w:val="28"/>
+              </w:rPr>
+            </w:pPr>
+            <w:r>
+              <w:rPr>
+                <w:rFonts w:eastAsia="Arial"/>
+                <w:bCs/>
+                <w:szCs w:val="28"/>
+              </w:rPr>
+              <w:t>0,01 мкА – 20 А</w:t>
+            </w:r>
+          </w:p>
+        </w:tc>
+        <w:tc>
+          <w:tcPr>
+            <w:tcW w:w="0" w:type="auto"/>
+            <w:vAlign w:val="center"/>
+            <w:hideMark/>
+          </w:tcPr>
+          <w:p>
+            <w:pPr>
+              <w:pStyle w:val="af"/>
+              <w:shd w:val="clear" w:color="auto" w:fill="FFFFFF" w:themeFill="background1"/>
+              <w:ind w:firstLine="0"/>
+              <w:jc w:val="center"/>
+              <w:rPr>
+                <w:bCs/>
+                <w:szCs w:val="28"/>
+              </w:rPr>
+            </w:pPr>
+            <w:proofErr w:type="gramStart"/>
+            <w:r>
+              <w:rPr>
+                <w:rFonts w:eastAsia="Arial"/>
+                <w:bCs/>
+                <w:szCs w:val="28"/>
+              </w:rPr>
+              <w:t>±(</w:t>
+            </w:r>
+            <w:proofErr w:type="gramEnd"/>
+            <w:r>
+              <w:rPr>
+                <w:rFonts w:eastAsia="Arial"/>
+                <w:bCs/>
+                <w:szCs w:val="28"/>
+              </w:rPr>
+              <w:t>0,8%+1) – ±(2%+5)</w:t>
+            </w:r>
+          </w:p>
+        </w:tc>
+        <w:tc>
+          <w:tcPr>
+            <w:tcW w:w="0" w:type="auto"/>
+            <w:vAlign w:val="center"/>
+            <w:hideMark/>
+          </w:tcPr>
+          <w:p>
+            <w:pPr>
+              <w:pStyle w:val="af"/>
+              <w:shd w:val="clear" w:color="auto" w:fill="FFFFFF" w:themeFill="background1"/>
+              <w:ind w:firstLine="0"/>
+              <w:jc w:val="center"/>
+              <w:rPr>
+                <w:bCs/>
+                <w:szCs w:val="28"/>
+              </w:rPr>
+            </w:pPr>
+            <w:r>
+              <w:rPr>
+                <w:rFonts w:eastAsia="Arial"/>
+                <w:bCs/>
+                <w:szCs w:val="28"/>
+              </w:rPr>
+              <w:t>—</w:t>
+            </w:r>
+          </w:p>
+        </w:tc>
+      </w:tr>
+      <w:tr>
+        <w:tc>
+          <w:tcPr>
+            <w:tcW w:w="0" w:type="auto"/>
+            <w:vAlign w:val="center"/>
+            <w:hideMark/>
+          </w:tcPr>
+          <w:p>
+            <w:pPr>
+              <w:pStyle w:val="af"/>
+              <w:shd w:val="clear" w:color="auto" w:fill="FFFFFF" w:themeFill="background1"/>
+              <w:ind w:firstLine="0"/>
+              <w:jc w:val="center"/>
+              <w:rPr>
+                <w:bCs/>
+                <w:szCs w:val="28"/>
+              </w:rPr>
+            </w:pPr>
+            <w:r>
+              <w:rPr>
+                <w:rFonts w:eastAsia="Arial"/>
+                <w:bCs/>
+                <w:szCs w:val="28"/>
+              </w:rPr>
+              <w:t>Переменный ток</w:t>
+            </w:r>
+          </w:p>
+        </w:tc>
+        <w:tc>
+          <w:tcPr>
+            <w:tcW w:w="0" w:type="auto"/>
+            <w:vAlign w:val="center"/>
+            <w:hideMark/>
+          </w:tcPr>
+          <w:p>
+            <w:pPr>
+              <w:pStyle w:val="af"/>
+              <w:shd w:val="clear" w:color="auto" w:fill="FFFFFF" w:themeFill="background1"/>
+              <w:ind w:firstLine="0"/>
+              <w:jc w:val="center"/>
+              <w:rPr>
+                <w:bCs/>
+                <w:szCs w:val="28"/>
+              </w:rPr>
+            </w:pPr>
+            <w:r>
+              <w:rPr>
+                <w:rFonts w:eastAsia="Arial"/>
+                <w:bCs/>
+                <w:szCs w:val="28"/>
+              </w:rPr>
+              <w:t>0,1 мкА – 20 А</w:t>
+            </w:r>
+          </w:p>
+        </w:tc>
+        <w:tc>
+          <w:tcPr>
+            <w:tcW w:w="0" w:type="auto"/>
+            <w:vAlign w:val="center"/>
+            <w:hideMark/>
+          </w:tcPr>
+          <w:p>
+            <w:pPr>
+              <w:pStyle w:val="af"/>
+              <w:shd w:val="clear" w:color="auto" w:fill="FFFFFF" w:themeFill="background1"/>
+              <w:ind w:firstLine="0"/>
+              <w:jc w:val="center"/>
+              <w:rPr>
+                <w:bCs/>
+                <w:szCs w:val="28"/>
+              </w:rPr>
+            </w:pPr>
+            <w:proofErr w:type="gramStart"/>
+            <w:r>
+              <w:rPr>
+                <w:rFonts w:eastAsia="Arial"/>
+                <w:bCs/>
+                <w:szCs w:val="28"/>
+              </w:rPr>
+              <w:t>±(</w:t>
+            </w:r>
+            <w:proofErr w:type="gramEnd"/>
+            <w:r>
+              <w:rPr>
+                <w:rFonts w:eastAsia="Arial"/>
+                <w:bCs/>
+                <w:szCs w:val="28"/>
+              </w:rPr>
+              <w:t>1%+3) – ±(3%+7)</w:t>
+            </w:r>
+          </w:p>
+        </w:tc>
+        <w:tc>
+          <w:tcPr>
+            <w:tcW w:w="0" w:type="auto"/>
+            <w:vAlign w:val="center"/>
+            <w:hideMark/>
+          </w:tcPr>
+          <w:p>
+            <w:pPr>
+              <w:pStyle w:val="af"/>
+              <w:shd w:val="clear" w:color="auto" w:fill="FFFFFF" w:themeFill="background1"/>
+              <w:ind w:firstLine="0"/>
+              <w:jc w:val="center"/>
+              <w:rPr>
+                <w:bCs/>
+                <w:szCs w:val="28"/>
+              </w:rPr>
+            </w:pPr>
+            <w:r>
+              <w:rPr>
+                <w:rFonts w:eastAsia="Arial"/>
+                <w:bCs/>
+                <w:szCs w:val="28"/>
+              </w:rPr>
+              <w:t>—</w:t>
+            </w:r>
+          </w:p>
+        </w:tc>
+      </w:tr>
+      <w:tr>
+        <w:tc>
+          <w:tcPr>
+            <w:tcW w:w="0" w:type="auto"/>
+            <w:vAlign w:val="center"/>
+            <w:hideMark/>
+          </w:tcPr>
+          <w:p>
+            <w:pPr>
+              <w:pStyle w:val="af"/>
+              <w:shd w:val="clear" w:color="auto" w:fill="FFFFFF" w:themeFill="background1"/>
+              <w:ind w:firstLine="0"/>
+              <w:jc w:val="center"/>
+              <w:rPr>
+                <w:bCs/>
+                <w:szCs w:val="28"/>
+              </w:rPr>
+            </w:pPr>
+            <w:r>
+              <w:rPr>
+                <w:rFonts w:eastAsia="Arial"/>
+                <w:bCs/>
+                <w:szCs w:val="28"/>
+              </w:rPr>
+              <w:t>Сопротивление</w:t>
+            </w:r>
+          </w:p>
+        </w:tc>
+        <w:tc>
+          <w:tcPr>
+            <w:tcW w:w="0" w:type="auto"/>
+            <w:vAlign w:val="center"/>
+            <w:hideMark/>
+          </w:tcPr>
+          <w:p>
+            <w:pPr>
+              <w:pStyle w:val="af"/>
+              <w:shd w:val="clear" w:color="auto" w:fill="FFFFFF" w:themeFill="background1"/>
+              <w:ind w:firstLine="0"/>
+              <w:jc w:val="center"/>
+              <w:rPr>
+                <w:bCs/>
+                <w:szCs w:val="28"/>
+              </w:rPr>
+            </w:pPr>
+            <w:r>
+              <w:rPr>
+                <w:rFonts w:eastAsia="Arial"/>
+                <w:bCs/>
+                <w:szCs w:val="28"/>
+              </w:rPr>
+              <w:t>0,1 Ом – 200 МОм</w:t>
+            </w:r>
+          </w:p>
+        </w:tc>
+        <w:tc>
+          <w:tcPr>
+            <w:tcW w:w="0" w:type="auto"/>
+            <w:vAlign w:val="center"/>
+            <w:hideMark/>
+          </w:tcPr>
+          <w:p>
+            <w:pPr>
+              <w:pStyle w:val="af"/>
+              <w:shd w:val="clear" w:color="auto" w:fill="FFFFFF" w:themeFill="background1"/>
+              <w:ind w:firstLine="0"/>
+              <w:jc w:val="center"/>
+              <w:rPr>
+                <w:bCs/>
+                <w:szCs w:val="28"/>
+              </w:rPr>
+            </w:pPr>
+            <w:proofErr w:type="gramStart"/>
+            <w:r>
+              <w:rPr>
+                <w:rFonts w:eastAsia="Arial"/>
+                <w:bCs/>
+                <w:szCs w:val="28"/>
+              </w:rPr>
+              <w:t>±(</w:t>
+            </w:r>
+            <w:proofErr w:type="gramEnd"/>
+            <w:r>
+              <w:rPr>
+                <w:rFonts w:eastAsia="Arial"/>
+                <w:bCs/>
+                <w:szCs w:val="28"/>
+              </w:rPr>
+              <w:t>0,8%+1) – ±[5%(-10)+10]</w:t>
+            </w:r>
+          </w:p>
+        </w:tc>
+        <w:tc>
+          <w:tcPr>
+            <w:tcW w:w="0" w:type="auto"/>
+            <w:vAlign w:val="center"/>
+            <w:hideMark/>
+          </w:tcPr>
+          <w:p>
+            <w:pPr>
+              <w:pStyle w:val="af"/>
+              <w:shd w:val="clear" w:color="auto" w:fill="FFFFFF" w:themeFill="background1"/>
+              <w:ind w:firstLine="0"/>
+              <w:jc w:val="center"/>
+              <w:rPr>
+                <w:bCs/>
+                <w:szCs w:val="28"/>
+              </w:rPr>
+            </w:pPr>
+            <w:r>
+              <w:rPr>
+                <w:rFonts w:eastAsia="Arial"/>
+                <w:bCs/>
+                <w:szCs w:val="28"/>
+              </w:rPr>
+              <w:t>—</w:t>
+            </w:r>
+          </w:p>
+        </w:tc>
+      </w:tr>
+      <w:tr>
+        <w:tc>
+          <w:tcPr>
+            <w:tcW w:w="0" w:type="auto"/>
+            <w:vAlign w:val="center"/>
+            <w:hideMark/>
+          </w:tcPr>
+          <w:p>
+            <w:pPr>
+              <w:pStyle w:val="af"/>
+              <w:shd w:val="clear" w:color="auto" w:fill="FFFFFF" w:themeFill="background1"/>
+              <w:ind w:firstLine="0"/>
+              <w:jc w:val="center"/>
+              <w:rPr>
+                <w:bCs/>
+                <w:szCs w:val="28"/>
+              </w:rPr>
+            </w:pPr>
+            <w:r>
+              <w:rPr>
+                <w:rFonts w:eastAsia="Arial"/>
+                <w:bCs/>
+                <w:szCs w:val="28"/>
+              </w:rPr>
+              <w:t>Емкость</w:t>
+            </w:r>
+          </w:p>
+        </w:tc>
+        <w:tc>
+          <w:tcPr>
+            <w:tcW w:w="0" w:type="auto"/>
+            <w:vAlign w:val="center"/>
+            <w:hideMark/>
+          </w:tcPr>
+          <w:p>
+            <w:pPr>
+              <w:pStyle w:val="af"/>
+              <w:shd w:val="clear" w:color="auto" w:fill="FFFFFF" w:themeFill="background1"/>
+              <w:ind w:firstLine="0"/>
+              <w:jc w:val="center"/>
+              <w:rPr>
+                <w:bCs/>
+                <w:szCs w:val="28"/>
+              </w:rPr>
+            </w:pPr>
+            <w:r>
+              <w:rPr>
+                <w:rFonts w:eastAsia="Arial"/>
+                <w:bCs/>
+                <w:szCs w:val="28"/>
+              </w:rPr>
+              <w:t>1 пФ – 20 мкФ</w:t>
+            </w:r>
+          </w:p>
+        </w:tc>
+        <w:tc>
+          <w:tcPr>
+            <w:tcW w:w="0" w:type="auto"/>
+            <w:vAlign w:val="center"/>
+            <w:hideMark/>
+          </w:tcPr>
+          <w:p>
+            <w:pPr>
+              <w:pStyle w:val="af"/>
+              <w:shd w:val="clear" w:color="auto" w:fill="FFFFFF" w:themeFill="background1"/>
+              <w:ind w:firstLine="0"/>
+              <w:jc w:val="center"/>
+              <w:rPr>
+                <w:bCs/>
+                <w:szCs w:val="28"/>
+              </w:rPr>
+            </w:pPr>
+            <w:proofErr w:type="gramStart"/>
+            <w:r>
+              <w:rPr>
+                <w:rFonts w:eastAsia="Arial"/>
+                <w:bCs/>
+                <w:szCs w:val="28"/>
+              </w:rPr>
+              <w:t>±(</w:t>
+            </w:r>
+            <w:proofErr w:type="gramEnd"/>
+            <w:r>
+              <w:rPr>
+                <w:rFonts w:eastAsia="Arial"/>
+                <w:bCs/>
+                <w:szCs w:val="28"/>
+              </w:rPr>
+              <w:t>4%+3)</w:t>
+            </w:r>
+          </w:p>
+        </w:tc>
+        <w:tc>
+          <w:tcPr>
+            <w:tcW w:w="0" w:type="auto"/>
+            <w:vAlign w:val="center"/>
+            <w:hideMark/>
+          </w:tcPr>
+          <w:p>
+            <w:pPr>
+              <w:pStyle w:val="af"/>
+              <w:shd w:val="clear" w:color="auto" w:fill="FFFFFF" w:themeFill="background1"/>
+              <w:ind w:firstLine="0"/>
+              <w:jc w:val="center"/>
+              <w:rPr>
+                <w:bCs/>
+                <w:szCs w:val="28"/>
+              </w:rPr>
+            </w:pPr>
+            <w:r>
+              <w:rPr>
+                <w:rFonts w:eastAsia="Arial"/>
+                <w:bCs/>
+                <w:szCs w:val="28"/>
+              </w:rPr>
+              <w:t>—</w:t>
+            </w:r>
+          </w:p>
+        </w:tc>
+      </w:tr>
+      <w:tr>
+        <w:tc>
+          <w:tcPr>
+            <w:tcW w:w="0" w:type="auto"/>
+            <w:vAlign w:val="center"/>
+            <w:hideMark/>
+          </w:tcPr>
+          <w:p>
+            <w:pPr>
+              <w:pStyle w:val="af"/>
+              <w:shd w:val="clear" w:color="auto" w:fill="FFFFFF" w:themeFill="background1"/>
+              <w:ind w:firstLine="0"/>
+              <w:jc w:val="center"/>
+              <w:rPr>
+                <w:bCs/>
+                <w:szCs w:val="28"/>
+              </w:rPr>
+            </w:pPr>
+            <w:r>
+              <w:rPr>
+                <w:rFonts w:eastAsia="Arial"/>
+                <w:bCs/>
+                <w:szCs w:val="28"/>
+              </w:rPr>
+              <w:t>Частота</w:t>
+            </w:r>
+          </w:p>
+        </w:tc>
+        <w:tc>
+          <w:tcPr>
+            <w:tcW w:w="0" w:type="auto"/>
+            <w:vAlign w:val="center"/>
+            <w:hideMark/>
+          </w:tcPr>
+          <w:p>
+            <w:pPr>
+              <w:pStyle w:val="af"/>
+              <w:shd w:val="clear" w:color="auto" w:fill="FFFFFF" w:themeFill="background1"/>
+              <w:ind w:firstLine="0"/>
+              <w:jc w:val="center"/>
+              <w:rPr>
+                <w:bCs/>
+                <w:szCs w:val="28"/>
+              </w:rPr>
+            </w:pPr>
+            <w:r>
+              <w:rPr>
+                <w:rFonts w:eastAsia="Arial"/>
+                <w:bCs/>
+                <w:szCs w:val="28"/>
+              </w:rPr>
+              <w:t>2 кГц – 20 кГц</w:t>
+            </w:r>
+          </w:p>
+        </w:tc>
+        <w:tc>
+          <w:tcPr>
+            <w:tcW w:w="0" w:type="auto"/>
+            <w:vAlign w:val="center"/>
+            <w:hideMark/>
+          </w:tcPr>
+          <w:p>
+            <w:pPr>
+              <w:pStyle w:val="af"/>
+              <w:shd w:val="clear" w:color="auto" w:fill="FFFFFF" w:themeFill="background1"/>
+              <w:ind w:firstLine="0"/>
+              <w:jc w:val="center"/>
+              <w:rPr>
+                <w:bCs/>
+                <w:szCs w:val="28"/>
+              </w:rPr>
+            </w:pPr>
+            <w:proofErr w:type="gramStart"/>
+            <w:r>
+              <w:rPr>
+                <w:rFonts w:eastAsia="Arial"/>
+                <w:bCs/>
+                <w:szCs w:val="28"/>
+              </w:rPr>
+              <w:t>±(</w:t>
+            </w:r>
+            <w:proofErr w:type="gramEnd"/>
+            <w:r>
+              <w:rPr>
+                <w:rFonts w:eastAsia="Arial"/>
+                <w:bCs/>
+                <w:szCs w:val="28"/>
+              </w:rPr>
+              <w:t>1,5%+5)</w:t>
+            </w:r>
+          </w:p>
+        </w:tc>
+        <w:tc>
+          <w:tcPr>
+            <w:tcW w:w="0" w:type="auto"/>
+            <w:vAlign w:val="center"/>
+            <w:hideMark/>
+          </w:tcPr>
+          <w:p>
+            <w:pPr>
+              <w:pStyle w:val="af"/>
+              <w:shd w:val="clear" w:color="auto" w:fill="FFFFFF" w:themeFill="background1"/>
+              <w:ind w:firstLine="0"/>
+              <w:jc w:val="center"/>
+              <w:rPr>
+                <w:bCs/>
+                <w:szCs w:val="28"/>
+              </w:rPr>
+            </w:pPr>
+            <w:r>
+              <w:rPr>
+                <w:rFonts w:eastAsia="Arial"/>
+                <w:bCs/>
+                <w:szCs w:val="28"/>
+              </w:rPr>
+              <w:t>—</w:t>
+            </w:r>
+          </w:p>
+        </w:tc>
+      </w:tr>
+      <w:tr>
+        <w:tc>
+          <w:tcPr>
+            <w:tcW w:w="0" w:type="auto"/>
+            <w:vAlign w:val="center"/>
+            <w:hideMark/>
+          </w:tcPr>
+          <w:p>
+            <w:pPr>
+              <w:pStyle w:val="af"/>
+              <w:shd w:val="clear" w:color="auto" w:fill="FFFFFF" w:themeFill="background1"/>
+              <w:ind w:firstLine="0"/>
+              <w:jc w:val="center"/>
+              <w:rPr>
+                <w:bCs/>
+                <w:szCs w:val="28"/>
+              </w:rPr>
+            </w:pPr>
+            <w:r>
+              <w:rPr>
+                <w:rFonts w:eastAsia="Arial"/>
+                <w:bCs/>
+                <w:szCs w:val="28"/>
+              </w:rPr>
+              <w:t>Разрешающая способность</w:t>
+            </w:r>
+          </w:p>
+        </w:tc>
+        <w:tc>
+          <w:tcPr>
+            <w:tcW w:w="0" w:type="auto"/>
+            <w:vAlign w:val="center"/>
+            <w:hideMark/>
+          </w:tcPr>
+          <w:p>
+            <w:pPr>
+              <w:pStyle w:val="af"/>
+              <w:shd w:val="clear" w:color="auto" w:fill="FFFFFF" w:themeFill="background1"/>
+              <w:ind w:firstLine="0"/>
+              <w:jc w:val="center"/>
+              <w:rPr>
+                <w:bCs/>
+                <w:szCs w:val="28"/>
+              </w:rPr>
+            </w:pPr>
+            <w:r>
+              <w:rPr>
+                <w:rFonts w:eastAsia="Arial"/>
+                <w:bCs/>
+                <w:szCs w:val="28"/>
+              </w:rPr>
+              <w:t>3½ разряда (1999 отсчетов)</w:t>
+            </w:r>
+          </w:p>
+        </w:tc>
+        <w:tc>
+          <w:tcPr>
+            <w:tcW w:w="0" w:type="auto"/>
+            <w:vAlign w:val="center"/>
+            <w:hideMark/>
+          </w:tcPr>
+          <w:p>
+            <w:pPr>
+              <w:pStyle w:val="af"/>
+              <w:shd w:val="clear" w:color="auto" w:fill="FFFFFF" w:themeFill="background1"/>
+              <w:ind w:firstLine="0"/>
+              <w:jc w:val="center"/>
+              <w:rPr>
+                <w:bCs/>
+                <w:szCs w:val="28"/>
+              </w:rPr>
+            </w:pPr>
+            <w:r>
+              <w:rPr>
+                <w:rFonts w:eastAsia="Arial"/>
+                <w:bCs/>
+                <w:szCs w:val="28"/>
+              </w:rPr>
+              <w:t>Категория перенапряжения</w:t>
+            </w:r>
+          </w:p>
+        </w:tc>
+        <w:tc>
+          <w:tcPr>
+            <w:tcW w:w="0" w:type="auto"/>
+            <w:vAlign w:val="center"/>
+            <w:hideMark/>
+          </w:tcPr>
+          <w:p>
+            <w:pPr>
+              <w:pStyle w:val="af"/>
+              <w:shd w:val="clear" w:color="auto" w:fill="FFFFFF" w:themeFill="background1"/>
+              <w:ind w:firstLine="0"/>
+              <w:jc w:val="center"/>
+              <w:rPr>
+                <w:bCs/>
+                <w:szCs w:val="28"/>
+              </w:rPr>
+            </w:pPr>
+            <w:r>
+              <w:rPr>
+                <w:rFonts w:eastAsia="Arial"/>
+                <w:bCs/>
+                <w:szCs w:val="28"/>
+              </w:rPr>
+              <w:t>CAT I 1000 В / CAT II 600 В</w:t>
+            </w:r>
+          </w:p>
+        </w:tc>
+      </w:tr>
+    </w:tbl>
+    <w:p>
+      <w:pPr>
+        <w:spacing w:after="0" w:line="360" w:lineRule="auto"/>
+        <w:ind w:firstLine="709"/>
+        <w:jc w:val="both"/>
+        <w:rPr>
+          <w:rFonts w:ascii="Times New Roman" w:hAnsi="Times New Roman" w:cs="Times New Roman"/>
+          <w:sz w:val="28"/>
+          <w:szCs w:val="28"/>
+        </w:rPr>
+      </w:pPr>
+    </w:p>
+    <w:p>
+      <w:pPr>
+        <w:pStyle w:val="a7"/>
+        <w:numPr>
+          <w:ilvl w:val="1"/>
+          <w:numId w:val="1"/>
+        </w:numPr>
+        <w:shd w:val="clear" w:color="auto" w:fill="FFFFFF" w:themeFill="background1"/>
+        <w:spacing w:after="0" w:line="360" w:lineRule="auto"/>
+        <w:ind w:left="0" w:firstLine="709"/>
+        <w:jc w:val="both"/>
+        <w:rPr>
+          <w:rFonts w:ascii="Times New Roman" w:hAnsi="Times New Roman" w:cs="Times New Roman"/>
+          <w:sz w:val="28"/>
+          <w:szCs w:val="28"/>
+        </w:rPr>
+      </w:pPr>
+      <w:r>
+        <w:rPr>
+          <w:rFonts w:ascii="Times New Roman" w:hAnsi="Times New Roman" w:cs="Times New Roman"/>
+          <w:sz w:val="28"/>
+          <w:szCs w:val="28"/>
+        </w:rPr>
+        <w:t>Условия эксплуатации и общие данные</w:t>
+      </w:r>
+    </w:p>
+    <w:p>
+      <w:pPr>
+        <w:spacing w:after="0" w:line="360" w:lineRule="auto"/>
+        <w:ind w:firstLine="709"/>
+        <w:jc w:val="both"/>
+        <w:rPr>
+          <w:rFonts w:ascii="Times New Roman" w:hAnsi="Times New Roman" w:cs="Times New Roman"/>
+          <w:sz w:val="28"/>
+          <w:szCs w:val="28"/>
+          <w:lang w:val="en-US"/>
+        </w:rPr>
+      </w:pPr>
+      <w:r>
+        <w:rPr>
+          <w:rFonts w:ascii="Times New Roman" w:hAnsi="Times New Roman" w:cs="Times New Roman"/>
+          <w:sz w:val="28"/>
+          <w:szCs w:val="28"/>
+        </w:rPr>
+        <w:t>Данные</w:t>
+      </w:r>
+      <w:r>
+        <w:rPr>
+          <w:rFonts w:ascii="Times New Roman" w:hAnsi="Times New Roman" w:cs="Times New Roman"/>
+          <w:sz w:val="28"/>
+          <w:szCs w:val="28"/>
+          <w:lang w:val="en-US"/>
+        </w:rPr>
+        <w:t xml:space="preserve"> </w:t>
+      </w:r>
+      <w:r>
+        <w:rPr>
+          <w:rFonts w:ascii="Times New Roman" w:hAnsi="Times New Roman" w:cs="Times New Roman"/>
+          <w:sz w:val="28"/>
+          <w:szCs w:val="28"/>
+        </w:rPr>
+        <w:t>взяты</w:t>
+      </w:r>
+      <w:r>
+        <w:rPr>
+          <w:rFonts w:ascii="Times New Roman" w:hAnsi="Times New Roman" w:cs="Times New Roman"/>
+          <w:sz w:val="28"/>
+          <w:szCs w:val="28"/>
+          <w:lang w:val="en-US"/>
+        </w:rPr>
+        <w:t xml:space="preserve"> </w:t>
+      </w:r>
+      <w:r>
+        <w:rPr>
+          <w:rFonts w:ascii="Times New Roman" w:hAnsi="Times New Roman" w:cs="Times New Roman"/>
+          <w:sz w:val="28"/>
+          <w:szCs w:val="28"/>
+        </w:rPr>
+        <w:t>из</w:t>
+      </w:r>
+      <w:r>
+        <w:rPr>
+          <w:rFonts w:ascii="Times New Roman" w:hAnsi="Times New Roman" w:cs="Times New Roman"/>
+          <w:sz w:val="28"/>
+          <w:szCs w:val="28"/>
+          <w:lang w:val="en-US"/>
+        </w:rPr>
+        <w:t xml:space="preserve"> </w:t>
+      </w:r>
+      <w:r>
+        <w:rPr>
+          <w:rFonts w:ascii="Times New Roman" w:hAnsi="Times New Roman" w:cs="Times New Roman"/>
+          <w:sz w:val="28"/>
+          <w:szCs w:val="28"/>
+        </w:rPr>
+        <w:t>раздела</w:t>
+      </w:r>
+      <w:r>
+        <w:rPr>
+          <w:rFonts w:ascii="Times New Roman" w:hAnsi="Times New Roman" w:cs="Times New Roman"/>
+          <w:sz w:val="28"/>
+          <w:szCs w:val="28"/>
+          <w:lang w:val="en-US"/>
+        </w:rPr>
+        <w:t xml:space="preserve"> A «Your Meters Feature» </w:t>
+      </w:r>
+      <w:r>
+        <w:rPr>
+          <w:rFonts w:ascii="Times New Roman" w:hAnsi="Times New Roman" w:cs="Times New Roman"/>
+          <w:sz w:val="28"/>
+          <w:szCs w:val="28"/>
+        </w:rPr>
+        <w:t>и</w:t>
+      </w:r>
+      <w:r>
+        <w:rPr>
+          <w:rFonts w:ascii="Times New Roman" w:hAnsi="Times New Roman" w:cs="Times New Roman"/>
+          <w:sz w:val="28"/>
+          <w:szCs w:val="28"/>
+          <w:lang w:val="en-US"/>
+        </w:rPr>
+        <w:t xml:space="preserve"> Safety Rules.</w:t>
+      </w:r>
+    </w:p>
+    <w:p>
+      <w:pPr>
+        <w:spacing w:after="0" w:line="360" w:lineRule="auto"/>
+        <w:jc w:val="both"/>
+        <w:rPr>
+          <w:rStyle w:val="ae"/>
+          <w:rFonts w:ascii="Times New Roman" w:hAnsi="Times New Roman" w:cs="Times New Roman"/>
+          <w:bCs/>
+          <w:sz w:val="28"/>
+          <w:szCs w:val="28"/>
+        </w:rPr>
+      </w:pPr>
+      <w:r>
+        <w:rPr>
+          <w:rStyle w:val="ae"/>
+          <w:rFonts w:ascii="Times New Roman" w:hAnsi="Times New Roman" w:cs="Times New Roman"/>
+          <w:bCs/>
+          <w:sz w:val="28"/>
+          <w:szCs w:val="28"/>
+        </w:rPr>
+        <w:t xml:space="preserve">Таблица </w:t>
+      </w:r>
+      <w:r>
+        <w:rPr>
+          <w:rFonts w:ascii="Times New Roman" w:hAnsi="Times New Roman" w:cs="Times New Roman"/>
+          <w:sz w:val="28"/>
+          <w:szCs w:val="28"/>
+        </w:rPr>
+        <w:fldChar w:fldCharType="begin"/>
+      </w:r>
+      <w:r>
+        <w:rPr>
+          <w:rFonts w:ascii="Times New Roman" w:hAnsi="Times New Roman" w:cs="Times New Roman"/>
+          <w:sz w:val="28"/>
+          <w:szCs w:val="28"/>
+        </w:rPr>
+        <w:instrText xml:space="preserve"> SEQ Таблица \* ARABIC </w:instrText>
+      </w:r>
+      <w:r>
+        <w:rPr>
+          <w:rFonts w:ascii="Times New Roman" w:hAnsi="Times New Roman" w:cs="Times New Roman"/>
+          <w:sz w:val="28"/>
+          <w:szCs w:val="28"/>
+        </w:rPr>
+        <w:fldChar w:fldCharType="separate"/>
+      </w:r>
+      <w:r>
+        <w:rPr>
+          <w:rFonts w:ascii="Times New Roman" w:hAnsi="Times New Roman" w:cs="Times New Roman"/>
+          <w:noProof/>
+          <w:sz w:val="28"/>
+          <w:szCs w:val="28"/>
+        </w:rPr>
+        <w:t>9</w:t>
+      </w:r>
+      <w:r>
+        <w:rPr>
+          <w:rFonts w:ascii="Times New Roman" w:hAnsi="Times New Roman" w:cs="Times New Roman"/>
+          <w:sz w:val="28"/>
+          <w:szCs w:val="28"/>
+        </w:rPr>
+        <w:fldChar w:fldCharType="end"/>
+      </w:r>
+      <w:r>
+        <w:rPr>
+          <w:rStyle w:val="ae"/>
+          <w:rFonts w:ascii="Times New Roman" w:hAnsi="Times New Roman" w:cs="Times New Roman"/>
+          <w:bCs/>
+          <w:sz w:val="28"/>
+          <w:szCs w:val="28"/>
+        </w:rPr>
+        <w:t xml:space="preserve"> – Эксплуатационные данные UT55</w:t>
+      </w:r>
+    </w:p>
+    <w:tbl>
+      <w:tblPr>
+        <w:tblStyle w:val="ad"/>
+        <w:tblW w:w="0" w:type="auto"/>
+        <w:tblLook w:val="04A0" w:firstRow="1" w:lastRow="0" w:firstColumn="1" w:lastColumn="0" w:noHBand="0" w:noVBand="1"/>
+      </w:tblPr>
+      <w:tblGrid>
+        <w:gridCol w:w="4387"/>
+        <w:gridCol w:w="4958"/>
+      </w:tblGrid>
+      <w:tr>
+        <w:tc>
+          <w:tcPr>
+            <w:tcW w:w="0" w:type="auto"/>
+            <w:vAlign w:val="center"/>
+            <w:hideMark/>
+          </w:tcPr>
+          <w:p>
+            <w:pPr>
+              <w:pStyle w:val="af1"/>
+              <w:shd w:val="clear" w:color="auto" w:fill="FFFFFF" w:themeFill="background1"/>
+              <w:ind w:firstLine="0"/>
+              <w:rPr>
+                <w:bCs/>
+                <w:szCs w:val="28"/>
+              </w:rPr>
+            </w:pPr>
+            <w:r>
+              <w:rPr>
+                <w:bCs/>
+                <w:szCs w:val="28"/>
+              </w:rPr>
+              <w:t>Параметр</w:t>
+            </w:r>
+          </w:p>
+        </w:tc>
+        <w:tc>
+          <w:tcPr>
+            <w:tcW w:w="0" w:type="auto"/>
+            <w:vAlign w:val="center"/>
+            <w:hideMark/>
+          </w:tcPr>
+          <w:p>
+            <w:pPr>
+              <w:pStyle w:val="af1"/>
+              <w:shd w:val="clear" w:color="auto" w:fill="FFFFFF" w:themeFill="background1"/>
+              <w:ind w:firstLine="0"/>
+              <w:rPr>
+                <w:bCs/>
+                <w:szCs w:val="28"/>
+              </w:rPr>
+            </w:pPr>
+            <w:r>
+              <w:rPr>
+                <w:bCs/>
+                <w:szCs w:val="28"/>
+              </w:rPr>
+              <w:t>Значение</w:t>
+            </w:r>
+          </w:p>
+        </w:tc>
+      </w:tr>
+      <w:tr>
+        <w:tc>
+          <w:tcPr>
+            <w:tcW w:w="0" w:type="auto"/>
+            <w:vAlign w:val="center"/>
+            <w:hideMark/>
+          </w:tcPr>
+          <w:p>
+            <w:pPr>
+              <w:pStyle w:val="af"/>
+              <w:shd w:val="clear" w:color="auto" w:fill="FFFFFF" w:themeFill="background1"/>
+              <w:ind w:firstLine="0"/>
+              <w:jc w:val="center"/>
+              <w:rPr>
+                <w:bCs/>
+                <w:szCs w:val="28"/>
+              </w:rPr>
+            </w:pPr>
+            <w:r>
+              <w:rPr>
+                <w:bCs/>
+                <w:szCs w:val="28"/>
+              </w:rPr>
+              <w:t>Электропитание</w:t>
+            </w:r>
+          </w:p>
+        </w:tc>
+        <w:tc>
+          <w:tcPr>
+            <w:tcW w:w="0" w:type="auto"/>
+            <w:vAlign w:val="center"/>
+            <w:hideMark/>
+          </w:tcPr>
+          <w:p>
+            <w:pPr>
+              <w:pStyle w:val="af"/>
+              <w:shd w:val="clear" w:color="auto" w:fill="FFFFFF" w:themeFill="background1"/>
+              <w:ind w:firstLine="0"/>
+              <w:jc w:val="center"/>
+              <w:rPr>
+                <w:bCs/>
+                <w:szCs w:val="28"/>
+              </w:rPr>
+            </w:pPr>
+            <w:r>
+              <w:rPr>
+                <w:bCs/>
+                <w:szCs w:val="28"/>
+              </w:rPr>
+              <w:t>9 В (NEDA 1604 или 6F22 или 006P)</w:t>
+            </w:r>
+          </w:p>
+        </w:tc>
+      </w:tr>
+      <w:tr>
+        <w:tc>
+          <w:tcPr>
+            <w:tcW w:w="0" w:type="auto"/>
+            <w:vAlign w:val="center"/>
+            <w:hideMark/>
+          </w:tcPr>
+          <w:p>
+            <w:pPr>
+              <w:pStyle w:val="af"/>
+              <w:shd w:val="clear" w:color="auto" w:fill="FFFFFF" w:themeFill="background1"/>
+              <w:ind w:firstLine="0"/>
+              <w:jc w:val="center"/>
+              <w:rPr>
+                <w:bCs/>
+                <w:szCs w:val="28"/>
+              </w:rPr>
+            </w:pPr>
+            <w:r>
+              <w:rPr>
+                <w:bCs/>
+                <w:szCs w:val="28"/>
+              </w:rPr>
+              <w:t>Класс защиты по электробезопасности</w:t>
+            </w:r>
+          </w:p>
+        </w:tc>
+        <w:tc>
+          <w:tcPr>
+            <w:tcW w:w="0" w:type="auto"/>
+            <w:vAlign w:val="center"/>
+            <w:hideMark/>
+          </w:tcPr>
+          <w:p>
+            <w:pPr>
+              <w:pStyle w:val="af"/>
+              <w:shd w:val="clear" w:color="auto" w:fill="FFFFFF" w:themeFill="background1"/>
+              <w:ind w:firstLine="0"/>
+              <w:jc w:val="center"/>
+              <w:rPr>
+                <w:bCs/>
+                <w:szCs w:val="28"/>
+              </w:rPr>
+            </w:pPr>
+            <w:r>
+              <w:rPr>
+                <w:bCs/>
+                <w:szCs w:val="28"/>
+              </w:rPr>
+              <w:t>Класс II (двойная изоляция, IEC 61010)</w:t>
+            </w:r>
+          </w:p>
+        </w:tc>
+      </w:tr>
+      <w:tr>
+        <w:tc>
+          <w:tcPr>
+            <w:tcW w:w="0" w:type="auto"/>
+            <w:vAlign w:val="center"/>
+            <w:hideMark/>
+          </w:tcPr>
+          <w:p>
+            <w:pPr>
+              <w:pStyle w:val="af"/>
+              <w:shd w:val="clear" w:color="auto" w:fill="FFFFFF" w:themeFill="background1"/>
+              <w:ind w:firstLine="0"/>
+              <w:jc w:val="center"/>
+              <w:rPr>
+                <w:bCs/>
+                <w:szCs w:val="28"/>
+              </w:rPr>
+            </w:pPr>
+            <w:r>
+              <w:rPr>
+                <w:bCs/>
+                <w:szCs w:val="28"/>
+              </w:rPr>
+              <w:t>Рабочая температура</w:t>
+            </w:r>
+          </w:p>
+        </w:tc>
+        <w:tc>
+          <w:tcPr>
+            <w:tcW w:w="0" w:type="auto"/>
+            <w:vAlign w:val="center"/>
+            <w:hideMark/>
+          </w:tcPr>
+          <w:p>
+            <w:pPr>
+              <w:pStyle w:val="af"/>
+              <w:shd w:val="clear" w:color="auto" w:fill="FFFFFF" w:themeFill="background1"/>
+              <w:ind w:firstLine="0"/>
+              <w:jc w:val="center"/>
+              <w:rPr>
+                <w:bCs/>
+                <w:szCs w:val="28"/>
+              </w:rPr>
+            </w:pPr>
+            <w:r>
+              <w:rPr>
+                <w:bCs/>
+                <w:szCs w:val="28"/>
+              </w:rPr>
+              <w:t>от 0 до +40 °С</w:t>
+            </w:r>
+          </w:p>
+        </w:tc>
+      </w:tr>
+      <w:tr>
+        <w:tc>
+          <w:tcPr>
+            <w:tcW w:w="0" w:type="auto"/>
+            <w:vAlign w:val="center"/>
+            <w:hideMark/>
+          </w:tcPr>
+          <w:p>
+            <w:pPr>
+              <w:pStyle w:val="af"/>
+              <w:shd w:val="clear" w:color="auto" w:fill="FFFFFF" w:themeFill="background1"/>
+              <w:ind w:firstLine="0"/>
+              <w:jc w:val="center"/>
+              <w:rPr>
+                <w:bCs/>
+                <w:szCs w:val="28"/>
+              </w:rPr>
+            </w:pPr>
+            <w:r>
+              <w:rPr>
+                <w:bCs/>
+                <w:szCs w:val="28"/>
+              </w:rPr>
+              <w:t>Температура хранения</w:t>
+            </w:r>
+          </w:p>
+        </w:tc>
+        <w:tc>
+          <w:tcPr>
+            <w:tcW w:w="0" w:type="auto"/>
+            <w:vAlign w:val="center"/>
+            <w:hideMark/>
+          </w:tcPr>
+          <w:p>
+            <w:pPr>
+              <w:pStyle w:val="af"/>
+              <w:shd w:val="clear" w:color="auto" w:fill="FFFFFF" w:themeFill="background1"/>
+              <w:ind w:firstLine="0"/>
+              <w:jc w:val="center"/>
+              <w:rPr>
+                <w:bCs/>
+                <w:szCs w:val="28"/>
+              </w:rPr>
+            </w:pPr>
+            <w:r>
+              <w:rPr>
+                <w:bCs/>
+                <w:szCs w:val="28"/>
+              </w:rPr>
+              <w:t>от -10 до +50 °С</w:t>
+            </w:r>
+          </w:p>
+        </w:tc>
+      </w:tr>
+      <w:tr>
+        <w:tc>
+          <w:tcPr>
+            <w:tcW w:w="0" w:type="auto"/>
+            <w:vAlign w:val="center"/>
+            <w:hideMark/>
+          </w:tcPr>
+          <w:p>
+            <w:pPr>
+              <w:pStyle w:val="af"/>
+              <w:shd w:val="clear" w:color="auto" w:fill="FFFFFF" w:themeFill="background1"/>
+              <w:ind w:firstLine="0"/>
+              <w:jc w:val="center"/>
+              <w:rPr>
+                <w:bCs/>
+                <w:szCs w:val="28"/>
+              </w:rPr>
+            </w:pPr>
+            <w:r>
+              <w:rPr>
+                <w:bCs/>
+                <w:szCs w:val="28"/>
+              </w:rPr>
+              <w:t>Влажность</w:t>
+            </w:r>
+          </w:p>
+        </w:tc>
+        <w:tc>
+          <w:tcPr>
+            <w:tcW w:w="0" w:type="auto"/>
+            <w:vAlign w:val="center"/>
+            <w:hideMark/>
+          </w:tcPr>
+          <w:p>
+            <w:pPr>
+              <w:pStyle w:val="af"/>
+              <w:shd w:val="clear" w:color="auto" w:fill="FFFFFF" w:themeFill="background1"/>
+              <w:ind w:firstLine="0"/>
+              <w:jc w:val="center"/>
+              <w:rPr>
+                <w:bCs/>
+                <w:szCs w:val="28"/>
+              </w:rPr>
+            </w:pPr>
+            <w:r>
+              <w:rPr>
+                <w:bCs/>
+                <w:szCs w:val="28"/>
+              </w:rPr>
+              <w:t>макс. 80% (до 31°С), линейно до 50% (40°С)</w:t>
+            </w:r>
+          </w:p>
+        </w:tc>
+      </w:tr>
+      <w:tr>
+        <w:tc>
+          <w:tcPr>
+            <w:tcW w:w="0" w:type="auto"/>
+            <w:vAlign w:val="center"/>
+            <w:hideMark/>
+          </w:tcPr>
+          <w:p>
+            <w:pPr>
+              <w:pStyle w:val="af"/>
+              <w:shd w:val="clear" w:color="auto" w:fill="FFFFFF" w:themeFill="background1"/>
+              <w:ind w:firstLine="0"/>
+              <w:jc w:val="center"/>
+              <w:rPr>
+                <w:bCs/>
+                <w:szCs w:val="28"/>
+              </w:rPr>
+            </w:pPr>
+            <w:r>
+              <w:rPr>
+                <w:bCs/>
+                <w:szCs w:val="28"/>
+              </w:rPr>
+              <w:t>Габаритные размеры</w:t>
+            </w:r>
+          </w:p>
+        </w:tc>
+        <w:tc>
+          <w:tcPr>
+            <w:tcW w:w="0" w:type="auto"/>
+            <w:vAlign w:val="center"/>
+            <w:hideMark/>
+          </w:tcPr>
+          <w:p>
+            <w:pPr>
+              <w:pStyle w:val="af"/>
+              <w:shd w:val="clear" w:color="auto" w:fill="FFFFFF" w:themeFill="background1"/>
+              <w:ind w:firstLine="0"/>
+              <w:jc w:val="center"/>
+              <w:rPr>
+                <w:bCs/>
+                <w:szCs w:val="28"/>
+              </w:rPr>
+            </w:pPr>
+            <w:r>
+              <w:rPr>
+                <w:bCs/>
+                <w:szCs w:val="28"/>
+              </w:rPr>
+              <w:t>190×88×34 мм</w:t>
+            </w:r>
+          </w:p>
+        </w:tc>
+      </w:tr>
+      <w:tr>
+        <w:tc>
+          <w:tcPr>
+            <w:tcW w:w="0" w:type="auto"/>
+            <w:vAlign w:val="center"/>
+            <w:hideMark/>
+          </w:tcPr>
+          <w:p>
+            <w:pPr>
+              <w:pStyle w:val="af"/>
+              <w:shd w:val="clear" w:color="auto" w:fill="FFFFFF" w:themeFill="background1"/>
+              <w:ind w:firstLine="0"/>
+              <w:jc w:val="center"/>
+              <w:rPr>
+                <w:bCs/>
+                <w:szCs w:val="28"/>
+              </w:rPr>
+            </w:pPr>
+            <w:r>
+              <w:rPr>
+                <w:bCs/>
+                <w:szCs w:val="28"/>
+              </w:rPr>
+              <w:t>Масса</w:t>
+            </w:r>
+          </w:p>
+        </w:tc>
+        <w:tc>
+          <w:tcPr>
+            <w:tcW w:w="0" w:type="auto"/>
+            <w:vAlign w:val="center"/>
+            <w:hideMark/>
+          </w:tcPr>
+          <w:p>
+            <w:pPr>
+              <w:pStyle w:val="af"/>
+              <w:shd w:val="clear" w:color="auto" w:fill="FFFFFF" w:themeFill="background1"/>
+              <w:ind w:firstLine="0"/>
+              <w:jc w:val="center"/>
+              <w:rPr>
+                <w:bCs/>
+                <w:szCs w:val="28"/>
+              </w:rPr>
+            </w:pPr>
+            <w:r>
+              <w:rPr>
+                <w:bCs/>
+                <w:szCs w:val="28"/>
+              </w:rPr>
+              <w:t xml:space="preserve">~270 г (прибор), ~550 г (с </w:t>
+            </w:r>
+            <w:proofErr w:type="spellStart"/>
+            <w:r>
+              <w:rPr>
+                <w:bCs/>
+                <w:szCs w:val="28"/>
+              </w:rPr>
+              <w:t>холстером</w:t>
+            </w:r>
+            <w:proofErr w:type="spellEnd"/>
+            <w:r>
+              <w:rPr>
+                <w:bCs/>
+                <w:szCs w:val="28"/>
+              </w:rPr>
+              <w:t>)</w:t>
+            </w:r>
+          </w:p>
+        </w:tc>
+      </w:tr>
+      <w:tr>
+        <w:tc>
+          <w:tcPr>
+            <w:tcW w:w="0" w:type="auto"/>
+            <w:vAlign w:val="center"/>
+            <w:hideMark/>
+          </w:tcPr>
+          <w:p>
+            <w:pPr>
+              <w:pStyle w:val="af"/>
+              <w:shd w:val="clear" w:color="auto" w:fill="FFFFFF" w:themeFill="background1"/>
+              <w:ind w:firstLine="0"/>
+              <w:jc w:val="center"/>
+              <w:rPr>
+                <w:bCs/>
+                <w:szCs w:val="28"/>
+              </w:rPr>
+            </w:pPr>
+            <w:r>
+              <w:rPr>
+                <w:bCs/>
+                <w:szCs w:val="28"/>
+              </w:rPr>
+              <w:t>Автоотключение питания</w:t>
+            </w:r>
+          </w:p>
+        </w:tc>
+        <w:tc>
+          <w:tcPr>
+            <w:tcW w:w="0" w:type="auto"/>
+            <w:vAlign w:val="center"/>
+            <w:hideMark/>
+          </w:tcPr>
+          <w:p>
+            <w:pPr>
+              <w:pStyle w:val="af"/>
+              <w:shd w:val="clear" w:color="auto" w:fill="FFFFFF" w:themeFill="background1"/>
+              <w:ind w:firstLine="0"/>
+              <w:jc w:val="center"/>
+              <w:rPr>
+                <w:bCs/>
+                <w:szCs w:val="28"/>
+              </w:rPr>
+            </w:pPr>
+            <w:r>
+              <w:rPr>
+                <w:bCs/>
+                <w:szCs w:val="28"/>
+              </w:rPr>
+              <w:t>Через 15 минут (только UT53/54/55)</w:t>
+            </w:r>
+          </w:p>
+        </w:tc>
+      </w:tr>
+      <w:tr>
+        <w:tc>
+          <w:tcPr>
+            <w:tcW w:w="0" w:type="auto"/>
+            <w:vAlign w:val="center"/>
+            <w:hideMark/>
+          </w:tcPr>
+          <w:p>
+            <w:pPr>
+              <w:pStyle w:val="af"/>
+              <w:shd w:val="clear" w:color="auto" w:fill="FFFFFF" w:themeFill="background1"/>
+              <w:ind w:firstLine="0"/>
+              <w:jc w:val="center"/>
+              <w:rPr>
+                <w:bCs/>
+                <w:szCs w:val="28"/>
+              </w:rPr>
+            </w:pPr>
+            <w:r>
+              <w:rPr>
+                <w:bCs/>
+                <w:szCs w:val="28"/>
+              </w:rPr>
+              <w:t>Предохранитель</w:t>
+            </w:r>
+          </w:p>
+        </w:tc>
+        <w:tc>
+          <w:tcPr>
+            <w:tcW w:w="0" w:type="auto"/>
+            <w:vAlign w:val="center"/>
+            <w:hideMark/>
+          </w:tcPr>
+          <w:p>
+            <w:pPr>
+              <w:pStyle w:val="af"/>
+              <w:shd w:val="clear" w:color="auto" w:fill="FFFFFF" w:themeFill="background1"/>
+              <w:ind w:firstLine="0"/>
+              <w:jc w:val="center"/>
+              <w:rPr>
+                <w:bCs/>
+                <w:szCs w:val="28"/>
+              </w:rPr>
+            </w:pPr>
+            <w:r>
+              <w:rPr>
+                <w:bCs/>
+                <w:szCs w:val="28"/>
+              </w:rPr>
+              <w:t>315 мА/250 В (быстродействующий)</w:t>
+            </w:r>
+          </w:p>
+        </w:tc>
+      </w:tr>
+    </w:tbl>
+    <w:p>
+      <w:pPr>
+        <w:spacing w:after="0" w:line="360" w:lineRule="auto"/>
+        <w:ind w:firstLine="709"/>
+        <w:jc w:val="both"/>
+        <w:rPr>
+          <w:rFonts w:ascii="Times New Roman" w:hAnsi="Times New Roman" w:cs="Times New Roman"/>
+          <w:sz w:val="28"/>
+          <w:szCs w:val="28"/>
+        </w:rPr>
+      </w:pPr>
+      <w:r>
+        <w:rPr>
+          <w:rFonts w:ascii="Times New Roman" w:hAnsi="Times New Roman" w:cs="Times New Roman"/>
+          <w:sz w:val="28"/>
+          <w:szCs w:val="28"/>
+        </w:rPr>
+        <w:br w:type="page"/>
+      </w:r>
+    </w:p>
+    <w:p>
+      <w:pPr>
+        <w:pStyle w:val="1"/>
+        <w:spacing w:before="0" w:after="0" w:line="360" w:lineRule="auto"/>
+        <w:jc w:val="center"/>
+        <w:rPr>
+          <w:rFonts w:ascii="Times New Roman" w:hAnsi="Times New Roman" w:cs="Times New Roman"/>
+          <w:b/>
+          <w:bCs/>
+          <w:sz w:val="28"/>
+          <w:szCs w:val="28"/>
+        </w:rPr>
+      </w:pPr>
+      <w:bookmarkStart w:id="14" w:name="_Toc223014597"/>
+      <w:bookmarkStart w:id="15" w:name="_Toc223028926"/>
+      <w:r>
+        <w:rPr>
+          <w:rFonts w:ascii="Times New Roman" w:hAnsi="Times New Roman" w:cs="Times New Roman"/>
+          <w:b/>
+          <w:bCs/>
+          <w:color w:val="auto"/>
+          <w:sz w:val="28"/>
+          <w:szCs w:val="28"/>
+        </w:rPr>
+        <w:lastRenderedPageBreak/>
+        <w:t>ЗАКЛЮЧЕНИЕ</w:t>
+      </w:r>
+      <w:bookmarkEnd w:id="14"/>
+      <w:bookmarkEnd w:id="15"/>
+    </w:p>
+    <w:p>
+      <w:pPr>
+        <w:spacing w:after="0" w:line="360" w:lineRule="auto"/>
+        <w:ind w:firstLine="709"/>
+        <w:jc w:val="both"/>
+        <w:rPr>
+          <w:rFonts w:ascii="Times New Roman" w:hAnsi="Times New Roman" w:cs="Times New Roman"/>
+          <w:sz w:val="28"/>
+          <w:szCs w:val="28"/>
+        </w:rPr>
+      </w:pPr>
+      <w:r>
+        <w:rPr>
+          <w:rFonts w:ascii="Times New Roman" w:hAnsi="Times New Roman" w:cs="Times New Roman"/>
+          <w:sz w:val="28"/>
+          <w:szCs w:val="28"/>
+        </w:rPr>
+        <w:t>В ходе выполнения лабораторной работы были изучены паспорта и руководства по эксплуатации трёх цифровых измерительных приборов: универсального вольтметра В7-58/2, мультиметра MY-60 и мультиметра UNI-T UT55.</w:t>
+      </w:r>
+    </w:p>
+    <w:p>
+      <w:pPr>
+        <w:spacing w:after="0" w:line="360" w:lineRule="auto"/>
+        <w:ind w:firstLine="709"/>
+        <w:jc w:val="both"/>
+        <w:rPr>
+          <w:rFonts w:ascii="Times New Roman" w:hAnsi="Times New Roman" w:cs="Times New Roman"/>
+          <w:sz w:val="28"/>
+          <w:szCs w:val="28"/>
+        </w:rPr>
+      </w:pPr>
+      <w:r>
+        <w:rPr>
+          <w:rFonts w:ascii="Times New Roman" w:hAnsi="Times New Roman" w:cs="Times New Roman"/>
+          <w:sz w:val="28"/>
+          <w:szCs w:val="28"/>
+        </w:rPr>
+        <w:t>На основании проведённого анализа можно сделать следующие выводы:</w:t>
+      </w:r>
+    </w:p>
+    <w:p>
+      <w:pPr>
+        <w:pStyle w:val="a7"/>
+        <w:numPr>
+          <w:ilvl w:val="0"/>
+          <w:numId w:val="2"/>
+        </w:numPr>
+        <w:shd w:val="clear" w:color="auto" w:fill="FFFFFF" w:themeFill="background1"/>
+        <w:spacing w:after="0" w:line="360" w:lineRule="auto"/>
+        <w:ind w:firstLine="709"/>
+        <w:jc w:val="both"/>
+        <w:rPr>
+          <w:rFonts w:ascii="Times New Roman" w:hAnsi="Times New Roman" w:cs="Times New Roman"/>
+          <w:sz w:val="28"/>
+          <w:szCs w:val="28"/>
+        </w:rPr>
+      </w:pPr>
+      <w:r>
+        <w:rPr>
+          <w:rFonts w:ascii="Times New Roman" w:hAnsi="Times New Roman" w:cs="Times New Roman"/>
+          <w:sz w:val="28"/>
+          <w:szCs w:val="28"/>
+        </w:rPr>
+        <w:t>Классификация: Все исследуемые приборы относятся к цифровым средствам измерений (СИ) показывающего действия и являются рабочими средствами измерений (РСИ). Они предназначены для воспроизведения и хранения единицы величины с целью передачи её размера измеряемому объекту.</w:t>
+      </w:r>
+    </w:p>
+    <w:p>
+      <w:pPr>
+        <w:pStyle w:val="a7"/>
+        <w:numPr>
+          <w:ilvl w:val="0"/>
+          <w:numId w:val="2"/>
+        </w:numPr>
+        <w:shd w:val="clear" w:color="auto" w:fill="FFFFFF" w:themeFill="background1"/>
+        <w:spacing w:after="0" w:line="360" w:lineRule="auto"/>
+        <w:ind w:firstLine="709"/>
+        <w:jc w:val="both"/>
+        <w:rPr>
+          <w:rFonts w:ascii="Times New Roman" w:hAnsi="Times New Roman" w:cs="Times New Roman"/>
+          <w:sz w:val="28"/>
+          <w:szCs w:val="28"/>
+        </w:rPr>
+      </w:pPr>
+      <w:r>
+        <w:rPr>
+          <w:rFonts w:ascii="Times New Roman" w:hAnsi="Times New Roman" w:cs="Times New Roman"/>
+          <w:sz w:val="28"/>
+          <w:szCs w:val="28"/>
+        </w:rPr>
+        <w:t>Конструктивные особенности:</w:t>
+      </w:r>
+    </w:p>
+    <w:p>
+      <w:pPr>
+        <w:pStyle w:val="a7"/>
+        <w:numPr>
+          <w:ilvl w:val="0"/>
+          <w:numId w:val="3"/>
+        </w:numPr>
+        <w:shd w:val="clear" w:color="auto" w:fill="FFFFFF" w:themeFill="background1"/>
+        <w:spacing w:after="0" w:line="360" w:lineRule="auto"/>
+        <w:ind w:left="0" w:firstLine="709"/>
+        <w:jc w:val="both"/>
+        <w:rPr>
+          <w:rFonts w:ascii="Times New Roman" w:hAnsi="Times New Roman" w:cs="Times New Roman"/>
+          <w:sz w:val="28"/>
+          <w:szCs w:val="28"/>
+        </w:rPr>
+      </w:pPr>
+      <w:r>
+        <w:rPr>
+          <w:rFonts w:ascii="Times New Roman" w:hAnsi="Times New Roman" w:cs="Times New Roman"/>
+          <w:sz w:val="28"/>
+          <w:szCs w:val="28"/>
+        </w:rPr>
+        <w:t>Вольтметр В7-58/2 является стационарным прибором сетевого питания (Класс защиты I), что ограничивает его применение лабораторными условиями, но обеспечивает высокую стабильность измерений.</w:t>
+      </w:r>
+    </w:p>
+    <w:p>
+      <w:pPr>
+        <w:pStyle w:val="a7"/>
+        <w:numPr>
+          <w:ilvl w:val="0"/>
+          <w:numId w:val="3"/>
+        </w:numPr>
+        <w:shd w:val="clear" w:color="auto" w:fill="FFFFFF" w:themeFill="background1"/>
+        <w:spacing w:after="0" w:line="360" w:lineRule="auto"/>
+        <w:ind w:left="0" w:firstLine="709"/>
+        <w:jc w:val="both"/>
+        <w:rPr>
+          <w:rFonts w:ascii="Times New Roman" w:hAnsi="Times New Roman" w:cs="Times New Roman"/>
+          <w:sz w:val="28"/>
+          <w:szCs w:val="28"/>
+        </w:rPr>
+      </w:pPr>
+      <w:r>
+        <w:rPr>
+          <w:rFonts w:ascii="Times New Roman" w:hAnsi="Times New Roman" w:cs="Times New Roman"/>
+          <w:sz w:val="28"/>
+          <w:szCs w:val="28"/>
+        </w:rPr>
+        <w:t>Мультиметры MY-60 и UT55 являются портативными приборами с автономным питанием (Класс защиты II), что позволяет использовать их в полевых условиях. Прибор UT55 обладает дополнительными функциями безопасности (категория перенапряжения CAT II 600 В).</w:t>
+      </w:r>
+    </w:p>
+    <w:p>
+      <w:pPr>
+        <w:pStyle w:val="a7"/>
+        <w:numPr>
+          <w:ilvl w:val="0"/>
+          <w:numId w:val="2"/>
+        </w:numPr>
+        <w:shd w:val="clear" w:color="auto" w:fill="FFFFFF" w:themeFill="background1"/>
+        <w:spacing w:after="0" w:line="360" w:lineRule="auto"/>
+        <w:ind w:firstLine="709"/>
+        <w:jc w:val="both"/>
+        <w:rPr>
+          <w:rFonts w:ascii="Times New Roman" w:hAnsi="Times New Roman" w:cs="Times New Roman"/>
+          <w:sz w:val="28"/>
+          <w:szCs w:val="28"/>
+        </w:rPr>
+      </w:pPr>
+      <w:r>
+        <w:rPr>
+          <w:rFonts w:ascii="Times New Roman" w:hAnsi="Times New Roman" w:cs="Times New Roman"/>
+          <w:sz w:val="28"/>
+          <w:szCs w:val="28"/>
+        </w:rPr>
+        <w:t>Метрологические характеристики:</w:t>
+      </w:r>
+    </w:p>
+    <w:p>
+      <w:pPr>
+        <w:pStyle w:val="a7"/>
+        <w:numPr>
+          <w:ilvl w:val="0"/>
+          <w:numId w:val="4"/>
+        </w:numPr>
+        <w:shd w:val="clear" w:color="auto" w:fill="FFFFFF" w:themeFill="background1"/>
+        <w:spacing w:after="0" w:line="360" w:lineRule="auto"/>
+        <w:ind w:left="0" w:firstLine="709"/>
+        <w:jc w:val="both"/>
+        <w:rPr>
+          <w:rFonts w:ascii="Times New Roman" w:hAnsi="Times New Roman" w:cs="Times New Roman"/>
+          <w:sz w:val="28"/>
+          <w:szCs w:val="28"/>
+        </w:rPr>
+      </w:pPr>
+      <w:r>
+        <w:rPr>
+          <w:rFonts w:ascii="Times New Roman" w:hAnsi="Times New Roman" w:cs="Times New Roman"/>
+          <w:sz w:val="28"/>
+          <w:szCs w:val="28"/>
+        </w:rPr>
+        <w:t>Все приборы имеют дискретность отсчёта 3½ разряда (1999 отсчётов).</w:t>
+      </w:r>
+    </w:p>
+    <w:p>
+      <w:pPr>
+        <w:pStyle w:val="a7"/>
+        <w:numPr>
+          <w:ilvl w:val="0"/>
+          <w:numId w:val="4"/>
+        </w:numPr>
+        <w:shd w:val="clear" w:color="auto" w:fill="FFFFFF" w:themeFill="background1"/>
+        <w:spacing w:after="0" w:line="360" w:lineRule="auto"/>
+        <w:ind w:left="0" w:firstLine="709"/>
+        <w:jc w:val="both"/>
+        <w:rPr>
+          <w:rFonts w:ascii="Times New Roman" w:hAnsi="Times New Roman" w:cs="Times New Roman"/>
+          <w:sz w:val="28"/>
+          <w:szCs w:val="28"/>
+        </w:rPr>
+      </w:pPr>
+      <w:r>
+        <w:rPr>
+          <w:rFonts w:ascii="Times New Roman" w:hAnsi="Times New Roman" w:cs="Times New Roman"/>
+          <w:sz w:val="28"/>
+          <w:szCs w:val="28"/>
+        </w:rPr>
+        <w:t>Диапазоны измерений основных величин (напряжение, ток, сопротивление) у приборов сопоставимы, однако мультиметры обладают расширенным функционалом (измерение ёмкости, температуры, частоты, проверка полупроводников).</w:t>
+      </w:r>
+    </w:p>
+    <w:p>
+      <w:pPr>
+        <w:pStyle w:val="a7"/>
+        <w:numPr>
+          <w:ilvl w:val="0"/>
+          <w:numId w:val="4"/>
+        </w:numPr>
+        <w:shd w:val="clear" w:color="auto" w:fill="FFFFFF" w:themeFill="background1"/>
+        <w:spacing w:after="0" w:line="360" w:lineRule="auto"/>
+        <w:ind w:left="0" w:firstLine="709"/>
+        <w:jc w:val="both"/>
+        <w:rPr>
+          <w:rFonts w:ascii="Times New Roman" w:hAnsi="Times New Roman" w:cs="Times New Roman"/>
+          <w:sz w:val="28"/>
+          <w:szCs w:val="28"/>
+        </w:rPr>
+      </w:pPr>
+      <w:r>
+        <w:rPr>
+          <w:rFonts w:ascii="Times New Roman" w:hAnsi="Times New Roman" w:cs="Times New Roman"/>
+          <w:sz w:val="28"/>
+          <w:szCs w:val="28"/>
+        </w:rPr>
+        <w:t>Основная погрешность измерений находится в пределах от ±0,5% до ±5,0% в зависимости от диапазона и измеряемой величины, что соответствует классу точности рабочих приборов.</w:t>
+      </w:r>
+    </w:p>
+    <w:p>
+      <w:pPr>
+        <w:pStyle w:val="a7"/>
+        <w:numPr>
+          <w:ilvl w:val="0"/>
+          <w:numId w:val="2"/>
+        </w:numPr>
+        <w:shd w:val="clear" w:color="auto" w:fill="FFFFFF" w:themeFill="background1"/>
+        <w:spacing w:after="0" w:line="360" w:lineRule="auto"/>
+        <w:ind w:firstLine="709"/>
+        <w:jc w:val="both"/>
+        <w:rPr>
+          <w:rFonts w:ascii="Times New Roman" w:hAnsi="Times New Roman" w:cs="Times New Roman"/>
+          <w:sz w:val="28"/>
+          <w:szCs w:val="28"/>
+        </w:rPr>
+      </w:pPr>
+      <w:r>
+        <w:rPr>
+          <w:rFonts w:ascii="Times New Roman" w:hAnsi="Times New Roman" w:cs="Times New Roman"/>
+          <w:sz w:val="28"/>
+          <w:szCs w:val="28"/>
+        </w:rPr>
+        <w:lastRenderedPageBreak/>
+        <w:t>Эксплуатация: Межповерочный интервал для всех приборов составляет 1 год, что требует периодической метрологической аттестации для поддержания статуса рабочего СИ. Условия эксплуатации (температура, влажность) у портативных приборов более широкие по сравнению со стационарным вольтметром.</w:t>
+      </w:r>
+    </w:p>
+    <w:p>
+      <w:pPr>
+        <w:pStyle w:val="a7"/>
+        <w:numPr>
+          <w:ilvl w:val="0"/>
+          <w:numId w:val="2"/>
+        </w:numPr>
+        <w:shd w:val="clear" w:color="auto" w:fill="FFFFFF" w:themeFill="background1"/>
+        <w:spacing w:after="0" w:line="360" w:lineRule="auto"/>
+        <w:ind w:firstLine="709"/>
+        <w:jc w:val="both"/>
+        <w:rPr>
+          <w:rFonts w:ascii="Times New Roman" w:hAnsi="Times New Roman" w:cs="Times New Roman"/>
+          <w:sz w:val="28"/>
+          <w:szCs w:val="28"/>
+        </w:rPr>
+      </w:pPr>
+      <w:r>
+        <w:rPr>
+          <w:rFonts w:ascii="Times New Roman" w:hAnsi="Times New Roman" w:cs="Times New Roman"/>
+          <w:sz w:val="28"/>
+          <w:szCs w:val="28"/>
+        </w:rPr>
+        <w:t>Документация: Структура изученных руководств по эксплуатации соответствует общим требованиям ГОСТ 2.601-2019 и содержит необходимые разделы: назначение, технические характеристики, меры безопасности, комплектность и условия хранения.</w:t>
+      </w:r>
+    </w:p>
+    <w:p>
+      <w:pPr>
+        <w:spacing w:after="0" w:line="360" w:lineRule="auto"/>
+        <w:ind w:firstLine="709"/>
+        <w:jc w:val="both"/>
+        <w:rPr>
+          <w:rFonts w:ascii="Times New Roman" w:hAnsi="Times New Roman" w:cs="Times New Roman"/>
+          <w:sz w:val="28"/>
+          <w:szCs w:val="28"/>
+        </w:rPr>
+      </w:pPr>
+      <w:r>
+        <w:rPr>
+          <w:rFonts w:ascii="Times New Roman" w:hAnsi="Times New Roman" w:cs="Times New Roman"/>
+          <w:sz w:val="28"/>
+          <w:szCs w:val="28"/>
+        </w:rPr>
+        <w:t>Таким образом, цель работы достигнута: основные характеристики цифровых измерительных приборов изучены, классификационные признаки определены, отчёт оформлен в соответствии с требованиями нормативной документации.</w:t>
+      </w:r>
+      <w:r>
+        <w:rPr>
+          <w:rFonts w:ascii="Times New Roman" w:hAnsi="Times New Roman" w:cs="Times New Roman"/>
+          <w:sz w:val="28"/>
+          <w:szCs w:val="28"/>
+        </w:rPr>
+        <w:br w:type="page" w:clear="all"/>
+      </w:r>
+    </w:p>
+    <w:p>
+      <w:pPr>
+        <w:pStyle w:val="1"/>
+        <w:spacing w:before="0" w:after="0" w:line="360" w:lineRule="auto"/>
+        <w:jc w:val="center"/>
+        <w:rPr>
+          <w:rFonts w:ascii="Times New Roman" w:hAnsi="Times New Roman" w:cs="Times New Roman"/>
+          <w:b/>
+          <w:bCs/>
+          <w:sz w:val="28"/>
+          <w:szCs w:val="28"/>
+        </w:rPr>
+      </w:pPr>
+      <w:bookmarkStart w:id="16" w:name="_Toc223014598"/>
+      <w:bookmarkStart w:id="17" w:name="_Toc223028927"/>
+      <w:r>
+        <w:rPr>
+          <w:rFonts w:ascii="Times New Roman" w:hAnsi="Times New Roman" w:cs="Times New Roman"/>
+          <w:b/>
+          <w:bCs/>
+          <w:color w:val="auto"/>
+          <w:sz w:val="28"/>
+          <w:szCs w:val="28"/>
+        </w:rPr>
+        <w:lastRenderedPageBreak/>
+        <w:t>СПИСОК ИСПОЛЬЗОВАННЫХ ИСТОЧНИКОВ</w:t>
+      </w:r>
+      <w:bookmarkEnd w:id="16"/>
+      <w:bookmarkEnd w:id="17"/>
+    </w:p>
+    <w:p>
+      <w:pPr>
+        <w:spacing w:after="0" w:line="360" w:lineRule="auto"/>
+        <w:ind w:firstLine="709"/>
+        <w:jc w:val="both"/>
+        <w:rPr>
+          <w:rFonts w:ascii="Times New Roman" w:hAnsi="Times New Roman" w:cs="Times New Roman"/>
+          <w:sz w:val="28"/>
+          <w:szCs w:val="28"/>
+        </w:rPr>
+      </w:pPr>
+      <w:r>
+        <w:rPr>
+          <w:rFonts w:ascii="Times New Roman" w:hAnsi="Times New Roman" w:cs="Times New Roman"/>
+          <w:sz w:val="28"/>
+          <w:szCs w:val="28"/>
+        </w:rPr>
+        <w:t>ГОСТ 7.32-2017.  Отчет о научно-исследовательской работе. М., 2017. 26 с. [Электронный ресурс] — URL: https://lms.surgu.ru/pluginfile.php/616472/mod_resource/content/1/7.32-2017.pdf (дата обращения 19.02.2026).</w:t>
       </w:r>
     </w:p>
     <w:sectPr>
+      <w:footerReference w:type="default" r:id="rId7"/>
       <w:pgSz w:w="11906" w:h="16838"/>
       <w:pgMar w:top="1134" w:right="850" w:bottom="1134" w:left="1701" w:header="708" w:footer="708" w:gutter="0"/>
       <w:cols w:space="708"/>
+      <w:titlePg/>
       <w:docGrid w:linePitch="360"/>
     </w:sectPr>
   </w:body>
 </w:document>
+</file>
+
+<file path=word/endnotes.xml><?xml version="1.0" encoding="utf-8"?>
+<w:endnotes xmlns:wpc="http://schemas.microsoft.com/office/word/2010/wordprocessingCanvas" xmlns:cx="http://schemas.microsoft.com/office/drawing/2014/chartex" xmlns:cx1="http://schemas.microsoft.com/office/drawing/2015/9/8/chartex" xmlns:cx2="http://schemas.microsoft.com/office/drawing/2015/10/21/chartex" xmlns:cx3="http://schemas.microsoft.com/office/drawing/2016/5/9/chartex" xmlns:cx4="http://schemas.microsoft.com/office/drawing/2016/5/10/chartex" xmlns:cx5="http://schemas.microsoft.com/office/drawing/2016/5/11/chartex" xmlns:cx6="http://schemas.microsoft.com/office/drawing/2016/5/12/chartex" xmlns:cx7="http://schemas.microsoft.com/office/drawing/2016/5/13/chartex" xmlns:cx8="http://schemas.microsoft.com/office/drawing/2016/5/14/chartex" xmlns:mc="http://schemas.openxmlformats.org/markup-compatibility/2006" xmlns:aink="http://schemas.microsoft.com/office/drawing/2016/ink" xmlns:am3d="http://schemas.microsoft.com/office/drawing/2017/model3d" xmlns:o="urn:schemas-microsoft-com:office:office" xmlns:oel="http://schemas.microsoft.com/office/2019/extlst" xmlns:r="http://schemas.openxmlformats.org/officeDocument/2006/relationships" xmlns:m="http://schemas.openxmlformats.org/officeDocument/2006/math" xmlns:v="urn:schemas-microsoft-com:vml" xmlns:wp14="http://schemas.microsoft.com/office/word/2010/wordprocessingDrawing" xmlns:wp="http://schemas.openxmlformats.org/drawingml/2006/wordprocessingDrawing" xmlns:w10="urn:schemas-microsoft-com:office:word" xmlns:w="http://schemas.openxmlformats.org/wordprocessingml/2006/main" xmlns:w14="http://schemas.microsoft.com/office/word/2010/wordml" xmlns:w15="http://schemas.microsoft.com/office/word/2012/wordml" xmlns:w16cex="http://schemas.microsoft.com/office/word/2018/wordml/cex" xmlns:w16cid="http://schemas.microsoft.com/office/word/2016/wordml/cid" xmlns:w16="http://schemas.microsoft.com/office/word/2018/wordml" xmlns:w16sdtdh="http://schemas.microsoft.com/office/word/2020/wordml/sdtdatahash" xmlns:w16se="http://schemas.microsoft.com/office/word/2015/wordml/symex" xmlns:wpg="http://schemas.microsoft.com/office/word/2010/wordprocessingGroup" xmlns:wpi="http://schemas.microsoft.com/office/word/2010/wordprocessingInk" xmlns:wne="http://schemas.microsoft.com/office/word/2006/wordml" xmlns:wps="http://schemas.microsoft.com/office/word/2010/wordprocessingShape" mc:Ignorable="w14 w15 w16se w16cid w16 w16cex w16sdtdh wp14">
+  <w:endnote w:type="separator" w:id="-1">
+    <w:p>
+      <w:pPr>
+        <w:spacing w:after="0" w:line="240" w:lineRule="auto"/>
+      </w:pPr>
+      <w:r>
+        <w:separator/>
+      </w:r>
+    </w:p>
+  </w:endnote>
+  <w:endnote w:type="continuationSeparator" w:id="0">
+    <w:p>
+      <w:pPr>
+        <w:spacing w:after="0" w:line="240" w:lineRule="auto"/>
+      </w:pPr>
+      <w:r>
+        <w:continuationSeparator/>
+      </w:r>
+    </w:p>
+  </w:endnote>
+</w:endnotes>
+</file>
+
+<file path=word/footer1.xml><?xml version="1.0" encoding="utf-8"?>
+<w:ftr xmlns:wpc="http://schemas.microsoft.com/office/word/2010/wordprocessingCanvas" xmlns:cx="http://schemas.microsoft.com/office/drawing/2014/chartex" xmlns:cx1="http://schemas.microsoft.com/office/drawing/2015/9/8/chartex" xmlns:cx2="http://schemas.microsoft.com/office/drawing/2015/10/21/chartex" xmlns:cx3="http://schemas.microsoft.com/office/drawing/2016/5/9/chartex" xmlns:cx4="http://schemas.microsoft.com/office/drawing/2016/5/10/chartex" xmlns:cx5="http://schemas.microsoft.com/office/drawing/2016/5/11/chartex" xmlns:cx6="http://schemas.microsoft.com/office/drawing/2016/5/12/chartex" xmlns:cx7="http://schemas.microsoft.com/office/drawing/2016/5/13/chartex" xmlns:cx8="http://schemas.microsoft.com/office/drawing/2016/5/14/chartex" xmlns:mc="http://schemas.openxmlformats.org/markup-compatibility/2006" xmlns:aink="http://schemas.microsoft.com/office/drawing/2016/ink" xmlns:am3d="http://schemas.microsoft.com/office/drawing/2017/model3d" xmlns:o="urn:schemas-microsoft-com:office:office" xmlns:oel="http://schemas.microsoft.com/office/2019/extlst" xmlns:r="http://schemas.openxmlformats.org/officeDocument/2006/relationships" xmlns:m="http://schemas.openxmlformats.org/officeDocument/2006/math" xmlns:v="urn:schemas-microsoft-com:vml" xmlns:wp14="http://schemas.microsoft.com/office/word/2010/wordprocessingDrawing" xmlns:wp="http://schemas.openxmlformats.org/drawingml/2006/wordprocessingDrawing" xmlns:w10="urn:schemas-microsoft-com:office:word" xmlns:w="http://schemas.openxmlformats.org/wordprocessingml/2006/main" xmlns:w14="http://schemas.microsoft.com/office/word/2010/wordml" xmlns:w15="http://schemas.microsoft.com/office/word/2012/wordml" xmlns:w16cex="http://schemas.microsoft.com/office/word/2018/wordml/cex" xmlns:w16cid="http://schemas.microsoft.com/office/word/2016/wordml/cid" xmlns:w16="http://schemas.microsoft.com/office/word/2018/wordml" xmlns:w16sdtdh="http://schemas.microsoft.com/office/word/2020/wordml/sdtdatahash" xmlns:w16se="http://schemas.microsoft.com/office/word/2015/wordml/symex" xmlns:wpg="http://schemas.microsoft.com/office/word/2010/wordprocessingGroup" xmlns:wpi="http://schemas.microsoft.com/office/word/2010/wordprocessingInk" xmlns:wne="http://schemas.microsoft.com/office/word/2006/wordml" xmlns:wps="http://schemas.microsoft.com/office/word/2010/wordprocessingShape" mc:Ignorable="w14 w15 w16se w16cid w16 w16cex w16sdtdh wp14">
+  <w:sdt>
+    <w:sdtPr>
+      <w:id w:val="259188086"/>
+      <w:docPartObj>
+        <w:docPartGallery w:val="Page Numbers (Bottom of Page)"/>
+        <w:docPartUnique/>
+      </w:docPartObj>
+    </w:sdtPr>
+    <w:sdtEndPr>
+      <w:rPr>
+        <w:rFonts w:ascii="Times New Roman" w:hAnsi="Times New Roman" w:cs="Times New Roman"/>
+        <w:sz w:val="28"/>
+        <w:szCs w:val="28"/>
+      </w:rPr>
+    </w:sdtEndPr>
+    <w:sdtContent>
+      <w:p>
+        <w:pPr>
+          <w:pStyle w:val="af5"/>
+          <w:jc w:val="center"/>
+          <w:rPr>
+            <w:rFonts w:ascii="Times New Roman" w:hAnsi="Times New Roman" w:cs="Times New Roman"/>
+            <w:sz w:val="28"/>
+            <w:szCs w:val="28"/>
+          </w:rPr>
+        </w:pPr>
+        <w:r>
+          <w:rPr>
+            <w:rFonts w:ascii="Times New Roman" w:hAnsi="Times New Roman" w:cs="Times New Roman"/>
+            <w:sz w:val="28"/>
+            <w:szCs w:val="28"/>
+          </w:rPr>
+          <w:fldChar w:fldCharType="begin"/>
+        </w:r>
+        <w:r>
+          <w:rPr>
+            <w:rFonts w:ascii="Times New Roman" w:hAnsi="Times New Roman" w:cs="Times New Roman"/>
+            <w:sz w:val="28"/>
+            <w:szCs w:val="28"/>
+          </w:rPr>
+          <w:instrText>PAGE   \* MERGEFORMAT</w:instrText>
+        </w:r>
+        <w:r>
+          <w:rPr>
+            <w:rFonts w:ascii="Times New Roman" w:hAnsi="Times New Roman" w:cs="Times New Roman"/>
+            <w:sz w:val="28"/>
+            <w:szCs w:val="28"/>
+          </w:rPr>
+          <w:fldChar w:fldCharType="separate"/>
+        </w:r>
+        <w:r>
+          <w:rPr>
+            <w:rFonts w:ascii="Times New Roman" w:hAnsi="Times New Roman" w:cs="Times New Roman"/>
+            <w:sz w:val="28"/>
+            <w:szCs w:val="28"/>
+          </w:rPr>
+          <w:t>2</w:t>
+        </w:r>
+        <w:r>
+          <w:rPr>
+            <w:rFonts w:ascii="Times New Roman" w:hAnsi="Times New Roman" w:cs="Times New Roman"/>
+            <w:sz w:val="28"/>
+            <w:szCs w:val="28"/>
+          </w:rPr>
+          <w:fldChar w:fldCharType="end"/>
+        </w:r>
+      </w:p>
+    </w:sdtContent>
+  </w:sdt>
+</w:ftr>
+</file>
+
+<file path=word/footnotes.xml><?xml version="1.0" encoding="utf-8"?>
+<w:footnotes xmlns:wpc="http://schemas.microsoft.com/office/word/2010/wordprocessingCanvas" xmlns:cx="http://schemas.microsoft.com/office/drawing/2014/chartex" xmlns:cx1="http://schemas.microsoft.com/office/drawing/2015/9/8/chartex" xmlns:cx2="http://schemas.microsoft.com/office/drawing/2015/10/21/chartex" xmlns:cx3="http://schemas.microsoft.com/office/drawing/2016/5/9/chartex" xmlns:cx4="http://schemas.microsoft.com/office/drawing/2016/5/10/chartex" xmlns:cx5="http://schemas.microsoft.com/office/drawing/2016/5/11/chartex" xmlns:cx6="http://schemas.microsoft.com/office/drawing/2016/5/12/chartex" xmlns:cx7="http://schemas.microsoft.com/office/drawing/2016/5/13/chartex" xmlns:cx8="http://schemas.microsoft.com/office/drawing/2016/5/14/chartex" xmlns:mc="http://schemas.openxmlformats.org/markup-compatibility/2006" xmlns:aink="http://schemas.microsoft.com/office/drawing/2016/ink" xmlns:am3d="http://schemas.microsoft.com/office/drawing/2017/model3d" xmlns:o="urn:schemas-microsoft-com:office:office" xmlns:oel="http://schemas.microsoft.com/office/2019/extlst" xmlns:r="http://schemas.openxmlformats.org/officeDocument/2006/relationships" xmlns:m="http://schemas.openxmlformats.org/officeDocument/2006/math" xmlns:v="urn:schemas-microsoft-com:vml" xmlns:wp14="http://schemas.microsoft.com/office/word/2010/wordprocessingDrawing" xmlns:wp="http://schemas.openxmlformats.org/drawingml/2006/wordprocessingDrawing" xmlns:w10="urn:schemas-microsoft-com:office:word" xmlns:w="http://schemas.openxmlformats.org/wordprocessingml/2006/main" xmlns:w14="http://schemas.microsoft.com/office/word/2010/wordml" xmlns:w15="http://schemas.microsoft.com/office/word/2012/wordml" xmlns:w16cex="http://schemas.microsoft.com/office/word/2018/wordml/cex" xmlns:w16cid="http://schemas.microsoft.com/office/word/2016/wordml/cid" xmlns:w16="http://schemas.microsoft.com/office/word/2018/wordml" xmlns:w16sdtdh="http://schemas.microsoft.com/office/word/2020/wordml/sdtdatahash" xmlns:w16se="http://schemas.microsoft.com/office/word/2015/wordml/symex" xmlns:wpg="http://schemas.microsoft.com/office/word/2010/wordprocessingGroup" xmlns:wpi="http://schemas.microsoft.com/office/word/2010/wordprocessingInk" xmlns:wne="http://schemas.microsoft.com/office/word/2006/wordml" xmlns:wps="http://schemas.microsoft.com/office/word/2010/wordprocessingShape" mc:Ignorable="w14 w15 w16se w16cid w16 w16cex w16sdtdh wp14">
+  <w:footnote w:type="separator" w:id="-1">
+    <w:p>
+      <w:pPr>
+        <w:spacing w:after="0" w:line="240" w:lineRule="auto"/>
+      </w:pPr>
+      <w:r>
+        <w:separator/>
+      </w:r>
+    </w:p>
+  </w:footnote>
+  <w:footnote w:type="continuationSeparator" w:id="0">
+    <w:p>
+      <w:pPr>
+        <w:spacing w:after="0" w:line="240" w:lineRule="auto"/>
+      </w:pPr>
+      <w:r>
+        <w:continuationSeparator/>
+      </w:r>
+    </w:p>
+  </w:footnote>
+</w:footnotes>
+</file>
+
+<file path=word/numbering.xml><?xml version="1.0" encoding="utf-8"?>
+<w:numbering xmlns:wpc="http://schemas.microsoft.com/office/word/2010/wordprocessingCanvas" xmlns:cx="http://schemas.microsoft.com/office/drawing/2014/chartex" xmlns:cx1="http://schemas.microsoft.com/office/drawing/2015/9/8/chartex" xmlns:cx2="http://schemas.microsoft.com/office/drawing/2015/10/21/chartex" xmlns:cx3="http://schemas.microsoft.com/office/drawing/2016/5/9/chartex" xmlns:cx4="http://schemas.microsoft.com/office/drawing/2016/5/10/chartex" xmlns:cx5="http://schemas.microsoft.com/office/drawing/2016/5/11/chartex" xmlns:cx6="http://schemas.microsoft.com/office/drawing/2016/5/12/chartex" xmlns:cx7="http://schemas.microsoft.com/office/drawing/2016/5/13/chartex" xmlns:cx8="http://schemas.microsoft.com/office/drawing/2016/5/14/chartex" xmlns:mc="http://schemas.openxmlformats.org/markup-compatibility/2006" xmlns:aink="http://schemas.microsoft.com/office/drawing/2016/ink" xmlns:am3d="http://schemas.microsoft.com/office/drawing/2017/model3d" xmlns:o="urn:schemas-microsoft-com:office:office" xmlns:oel="http://schemas.microsoft.com/office/2019/extlst" xmlns:r="http://schemas.openxmlformats.org/officeDocument/2006/relationships" xmlns:m="http://schemas.openxmlformats.org/officeDocument/2006/math" xmlns:v="urn:schemas-microsoft-com:vml" xmlns:wp14="http://schemas.microsoft.com/office/word/2010/wordprocessingDrawing" xmlns:wp="http://schemas.openxmlformats.org/drawingml/2006/wordprocessingDrawing" xmlns:w10="urn:schemas-microsoft-com:office:word" xmlns:w="http://schemas.openxmlformats.org/wordprocessingml/2006/main" xmlns:w14="http://schemas.microsoft.com/office/word/2010/wordml" xmlns:w15="http://schemas.microsoft.com/office/word/2012/wordml" xmlns:w16cex="http://schemas.microsoft.com/office/word/2018/wordml/cex" xmlns:w16cid="http://schemas.microsoft.com/office/word/2016/wordml/cid" xmlns:w16="http://schemas.microsoft.com/office/word/2018/wordml" xmlns:w16sdtdh="http://schemas.microsoft.com/office/word/2020/wordml/sdtdatahash" xmlns:w16se="http://schemas.microsoft.com/office/word/2015/wordml/symex" xmlns:wpg="http://schemas.microsoft.com/office/word/2010/wordprocessingGroup" xmlns:wpi="http://schemas.microsoft.com/office/word/2010/wordprocessingInk" xmlns:wne="http://schemas.microsoft.com/office/word/2006/wordml" xmlns:wps="http://schemas.microsoft.com/office/word/2010/wordprocessingShape" mc:Ignorable="w14 w15 w16se w16cid w16 w16cex w16sdtdh wp14">
+  <w:abstractNum w:abstractNumId="0" w15:restartNumberingAfterBreak="0">
+    <w:nsid w:val="059D0AD2"/>
+    <w:multiLevelType w:val="hybridMultilevel"/>
+    <w:tmpl w:val="85824470"/>
+    <w:lvl w:ilvl="0" w:tplc="04190001">
+      <w:start w:val="1"/>
+      <w:numFmt w:val="bullet"/>
+      <w:lvlText w:val=""/>
+      <w:lvlJc w:val="left"/>
+      <w:pPr>
+        <w:ind w:left="1429" w:hanging="360"/>
+      </w:pPr>
+      <w:rPr>
+        <w:rFonts w:ascii="Symbol" w:hAnsi="Symbol" w:hint="default"/>
+      </w:rPr>
+    </w:lvl>
+    <w:lvl w:ilvl="1" w:tplc="04190003" w:tentative="1">
+      <w:start w:val="1"/>
+      <w:numFmt w:val="bullet"/>
+      <w:lvlText w:val="o"/>
+      <w:lvlJc w:val="left"/>
+      <w:pPr>
+        <w:ind w:left="2149" w:hanging="360"/>
+      </w:pPr>
+      <w:rPr>
+        <w:rFonts w:ascii="Courier New" w:hAnsi="Courier New" w:cs="Courier New" w:hint="default"/>
+      </w:rPr>
+    </w:lvl>
+    <w:lvl w:ilvl="2" w:tplc="04190005" w:tentative="1">
+      <w:start w:val="1"/>
+      <w:numFmt w:val="bullet"/>
+      <w:lvlText w:val=""/>
+      <w:lvlJc w:val="left"/>
+      <w:pPr>
+        <w:ind w:left="2869" w:hanging="360"/>
+      </w:pPr>
+      <w:rPr>
+        <w:rFonts w:ascii="Wingdings" w:hAnsi="Wingdings" w:hint="default"/>
+      </w:rPr>
+    </w:lvl>
+    <w:lvl w:ilvl="3" w:tplc="04190001" w:tentative="1">
+      <w:start w:val="1"/>
+      <w:numFmt w:val="bullet"/>
+      <w:lvlText w:val=""/>
+      <w:lvlJc w:val="left"/>
+      <w:pPr>
+        <w:ind w:left="3589" w:hanging="360"/>
+      </w:pPr>
+      <w:rPr>
+        <w:rFonts w:ascii="Symbol" w:hAnsi="Symbol" w:hint="default"/>
+      </w:rPr>
+    </w:lvl>
+    <w:lvl w:ilvl="4" w:tplc="04190003" w:tentative="1">
+      <w:start w:val="1"/>
+      <w:numFmt w:val="bullet"/>
+      <w:lvlText w:val="o"/>
+      <w:lvlJc w:val="left"/>
+      <w:pPr>
+        <w:ind w:left="4309" w:hanging="360"/>
+      </w:pPr>
+      <w:rPr>
+        <w:rFonts w:ascii="Courier New" w:hAnsi="Courier New" w:cs="Courier New" w:hint="default"/>
+      </w:rPr>
+    </w:lvl>
+    <w:lvl w:ilvl="5" w:tplc="04190005" w:tentative="1">
+      <w:start w:val="1"/>
+      <w:numFmt w:val="bullet"/>
+      <w:lvlText w:val=""/>
+      <w:lvlJc w:val="left"/>
+      <w:pPr>
+        <w:ind w:left="5029" w:hanging="360"/>
+      </w:pPr>
+      <w:rPr>
+        <w:rFonts w:ascii="Wingdings" w:hAnsi="Wingdings" w:hint="default"/>
+      </w:rPr>
+    </w:lvl>
+    <w:lvl w:ilvl="6" w:tplc="04190001" w:tentative="1">
+      <w:start w:val="1"/>
+      <w:numFmt w:val="bullet"/>
+      <w:lvlText w:val=""/>
+      <w:lvlJc w:val="left"/>
+      <w:pPr>
+        <w:ind w:left="5749" w:hanging="360"/>
+      </w:pPr>
+      <w:rPr>
+        <w:rFonts w:ascii="Symbol" w:hAnsi="Symbol" w:hint="default"/>
+      </w:rPr>
+    </w:lvl>
+    <w:lvl w:ilvl="7" w:tplc="04190003" w:tentative="1">
+      <w:start w:val="1"/>
+      <w:numFmt w:val="bullet"/>
+      <w:lvlText w:val="o"/>
+      <w:lvlJc w:val="left"/>
+      <w:pPr>
+        <w:ind w:left="6469" w:hanging="360"/>
+      </w:pPr>
+      <w:rPr>
+        <w:rFonts w:ascii="Courier New" w:hAnsi="Courier New" w:cs="Courier New" w:hint="default"/>
+      </w:rPr>
+    </w:lvl>
+    <w:lvl w:ilvl="8" w:tplc="04190005" w:tentative="1">
+      <w:start w:val="1"/>
+      <w:numFmt w:val="bullet"/>
+      <w:lvlText w:val=""/>
+      <w:lvlJc w:val="left"/>
+      <w:pPr>
+        <w:ind w:left="7189" w:hanging="360"/>
+      </w:pPr>
+      <w:rPr>
+        <w:rFonts w:ascii="Wingdings" w:hAnsi="Wingdings" w:hint="default"/>
+      </w:rPr>
+    </w:lvl>
+  </w:abstractNum>
+  <w:abstractNum w:abstractNumId="1" w15:restartNumberingAfterBreak="0">
+    <w:nsid w:val="1395716C"/>
+    <w:multiLevelType w:val="hybridMultilevel"/>
+    <w:tmpl w:val="82F215D4"/>
+    <w:lvl w:ilvl="0" w:tplc="616E4078">
+      <w:start w:val="1"/>
+      <w:numFmt w:val="decimal"/>
+      <w:suff w:val="space"/>
+      <w:lvlText w:val="%1."/>
+      <w:lvlJc w:val="left"/>
+      <w:pPr>
+        <w:ind w:left="0" w:firstLine="0"/>
+      </w:pPr>
+      <w:rPr>
+        <w:rFonts w:hint="default"/>
+      </w:rPr>
+    </w:lvl>
+    <w:lvl w:ilvl="1" w:tplc="04190019" w:tentative="1">
+      <w:start w:val="1"/>
+      <w:numFmt w:val="lowerLetter"/>
+      <w:lvlText w:val="%2."/>
+      <w:lvlJc w:val="left"/>
+      <w:pPr>
+        <w:ind w:left="2149" w:hanging="360"/>
+      </w:pPr>
+    </w:lvl>
+    <w:lvl w:ilvl="2" w:tplc="0419001B" w:tentative="1">
+      <w:start w:val="1"/>
+      <w:numFmt w:val="lowerRoman"/>
+      <w:lvlText w:val="%3."/>
+      <w:lvlJc w:val="right"/>
+      <w:pPr>
+        <w:ind w:left="2869" w:hanging="180"/>
+      </w:pPr>
+    </w:lvl>
+    <w:lvl w:ilvl="3" w:tplc="0419000F" w:tentative="1">
+      <w:start w:val="1"/>
+      <w:numFmt w:val="decimal"/>
+      <w:lvlText w:val="%4."/>
+      <w:lvlJc w:val="left"/>
+      <w:pPr>
+        <w:ind w:left="3589" w:hanging="360"/>
+      </w:pPr>
+    </w:lvl>
+    <w:lvl w:ilvl="4" w:tplc="04190019" w:tentative="1">
+      <w:start w:val="1"/>
+      <w:numFmt w:val="lowerLetter"/>
+      <w:lvlText w:val="%5."/>
+      <w:lvlJc w:val="left"/>
+      <w:pPr>
+        <w:ind w:left="4309" w:hanging="360"/>
+      </w:pPr>
+    </w:lvl>
+    <w:lvl w:ilvl="5" w:tplc="0419001B" w:tentative="1">
+      <w:start w:val="1"/>
+      <w:numFmt w:val="lowerRoman"/>
+      <w:lvlText w:val="%6."/>
+      <w:lvlJc w:val="right"/>
+      <w:pPr>
+        <w:ind w:left="5029" w:hanging="180"/>
+      </w:pPr>
+    </w:lvl>
+    <w:lvl w:ilvl="6" w:tplc="0419000F" w:tentative="1">
+      <w:start w:val="1"/>
+      <w:numFmt w:val="decimal"/>
+      <w:lvlText w:val="%7."/>
+      <w:lvlJc w:val="left"/>
+      <w:pPr>
+        <w:ind w:left="5749" w:hanging="360"/>
+      </w:pPr>
+    </w:lvl>
+    <w:lvl w:ilvl="7" w:tplc="04190019" w:tentative="1">
+      <w:start w:val="1"/>
+      <w:numFmt w:val="lowerLetter"/>
+      <w:lvlText w:val="%8."/>
+      <w:lvlJc w:val="left"/>
+      <w:pPr>
+        <w:ind w:left="6469" w:hanging="360"/>
+      </w:pPr>
+    </w:lvl>
+    <w:lvl w:ilvl="8" w:tplc="0419001B" w:tentative="1">
+      <w:start w:val="1"/>
+      <w:numFmt w:val="lowerRoman"/>
+      <w:lvlText w:val="%9."/>
+      <w:lvlJc w:val="right"/>
+      <w:pPr>
+        <w:ind w:left="7189" w:hanging="180"/>
+      </w:pPr>
+    </w:lvl>
+  </w:abstractNum>
+  <w:abstractNum w:abstractNumId="2" w15:restartNumberingAfterBreak="0">
+    <w:nsid w:val="13B078DE"/>
+    <w:multiLevelType w:val="hybridMultilevel"/>
+    <w:tmpl w:val="742049FA"/>
+    <w:lvl w:ilvl="0" w:tplc="04190001">
+      <w:start w:val="1"/>
+      <w:numFmt w:val="bullet"/>
+      <w:lvlText w:val=""/>
+      <w:lvlJc w:val="left"/>
+      <w:pPr>
+        <w:ind w:left="1429" w:hanging="360"/>
+      </w:pPr>
+      <w:rPr>
+        <w:rFonts w:ascii="Symbol" w:hAnsi="Symbol" w:hint="default"/>
+      </w:rPr>
+    </w:lvl>
+    <w:lvl w:ilvl="1" w:tplc="04190003" w:tentative="1">
+      <w:start w:val="1"/>
+      <w:numFmt w:val="bullet"/>
+      <w:lvlText w:val="o"/>
+      <w:lvlJc w:val="left"/>
+      <w:pPr>
+        <w:ind w:left="2149" w:hanging="360"/>
+      </w:pPr>
+      <w:rPr>
+        <w:rFonts w:ascii="Courier New" w:hAnsi="Courier New" w:cs="Courier New" w:hint="default"/>
+      </w:rPr>
+    </w:lvl>
+    <w:lvl w:ilvl="2" w:tplc="04190005" w:tentative="1">
+      <w:start w:val="1"/>
+      <w:numFmt w:val="bullet"/>
+      <w:lvlText w:val=""/>
+      <w:lvlJc w:val="left"/>
+      <w:pPr>
+        <w:ind w:left="2869" w:hanging="360"/>
+      </w:pPr>
+      <w:rPr>
+        <w:rFonts w:ascii="Wingdings" w:hAnsi="Wingdings" w:hint="default"/>
+      </w:rPr>
+    </w:lvl>
+    <w:lvl w:ilvl="3" w:tplc="04190001" w:tentative="1">
+      <w:start w:val="1"/>
+      <w:numFmt w:val="bullet"/>
+      <w:lvlText w:val=""/>
+      <w:lvlJc w:val="left"/>
+      <w:pPr>
+        <w:ind w:left="3589" w:hanging="360"/>
+      </w:pPr>
+      <w:rPr>
+        <w:rFonts w:ascii="Symbol" w:hAnsi="Symbol" w:hint="default"/>
+      </w:rPr>
+    </w:lvl>
+    <w:lvl w:ilvl="4" w:tplc="04190003" w:tentative="1">
+      <w:start w:val="1"/>
+      <w:numFmt w:val="bullet"/>
+      <w:lvlText w:val="o"/>
+      <w:lvlJc w:val="left"/>
+      <w:pPr>
+        <w:ind w:left="4309" w:hanging="360"/>
+      </w:pPr>
+      <w:rPr>
+        <w:rFonts w:ascii="Courier New" w:hAnsi="Courier New" w:cs="Courier New" w:hint="default"/>
+      </w:rPr>
+    </w:lvl>
+    <w:lvl w:ilvl="5" w:tplc="04190005" w:tentative="1">
+      <w:start w:val="1"/>
+      <w:numFmt w:val="bullet"/>
+      <w:lvlText w:val=""/>
+      <w:lvlJc w:val="left"/>
+      <w:pPr>
+        <w:ind w:left="5029" w:hanging="360"/>
+      </w:pPr>
+      <w:rPr>
+        <w:rFonts w:ascii="Wingdings" w:hAnsi="Wingdings" w:hint="default"/>
+      </w:rPr>
+    </w:lvl>
+    <w:lvl w:ilvl="6" w:tplc="04190001" w:tentative="1">
+      <w:start w:val="1"/>
+      <w:numFmt w:val="bullet"/>
+      <w:lvlText w:val=""/>
+      <w:lvlJc w:val="left"/>
+      <w:pPr>
+        <w:ind w:left="5749" w:hanging="360"/>
+      </w:pPr>
+      <w:rPr>
+        <w:rFonts w:ascii="Symbol" w:hAnsi="Symbol" w:hint="default"/>
+      </w:rPr>
+    </w:lvl>
+    <w:lvl w:ilvl="7" w:tplc="04190003" w:tentative="1">
+      <w:start w:val="1"/>
+      <w:numFmt w:val="bullet"/>
+      <w:lvlText w:val="o"/>
+      <w:lvlJc w:val="left"/>
+      <w:pPr>
+        <w:ind w:left="6469" w:hanging="360"/>
+      </w:pPr>
+      <w:rPr>
+        <w:rFonts w:ascii="Courier New" w:hAnsi="Courier New" w:cs="Courier New" w:hint="default"/>
+      </w:rPr>
+    </w:lvl>
+    <w:lvl w:ilvl="8" w:tplc="04190005" w:tentative="1">
+      <w:start w:val="1"/>
+      <w:numFmt w:val="bullet"/>
+      <w:lvlText w:val=""/>
+      <w:lvlJc w:val="left"/>
+      <w:pPr>
+        <w:ind w:left="7189" w:hanging="360"/>
+      </w:pPr>
+      <w:rPr>
+        <w:rFonts w:ascii="Wingdings" w:hAnsi="Wingdings" w:hint="default"/>
+      </w:rPr>
+    </w:lvl>
+  </w:abstractNum>
+  <w:abstractNum w:abstractNumId="3" w15:restartNumberingAfterBreak="0">
+    <w:nsid w:val="493414F6"/>
+    <w:multiLevelType w:val="hybridMultilevel"/>
+    <w:tmpl w:val="169CA522"/>
+    <w:lvl w:ilvl="0" w:tplc="04190001">
+      <w:start w:val="1"/>
+      <w:numFmt w:val="bullet"/>
+      <w:lvlText w:val=""/>
+      <w:lvlJc w:val="left"/>
+      <w:pPr>
+        <w:ind w:left="1429" w:hanging="360"/>
+      </w:pPr>
+      <w:rPr>
+        <w:rFonts w:ascii="Symbol" w:hAnsi="Symbol" w:hint="default"/>
+      </w:rPr>
+    </w:lvl>
+    <w:lvl w:ilvl="1" w:tplc="04190003" w:tentative="1">
+      <w:start w:val="1"/>
+      <w:numFmt w:val="bullet"/>
+      <w:lvlText w:val="o"/>
+      <w:lvlJc w:val="left"/>
+      <w:pPr>
+        <w:ind w:left="2149" w:hanging="360"/>
+      </w:pPr>
+      <w:rPr>
+        <w:rFonts w:ascii="Courier New" w:hAnsi="Courier New" w:cs="Courier New" w:hint="default"/>
+      </w:rPr>
+    </w:lvl>
+    <w:lvl w:ilvl="2" w:tplc="04190005" w:tentative="1">
+      <w:start w:val="1"/>
+      <w:numFmt w:val="bullet"/>
+      <w:lvlText w:val=""/>
+      <w:lvlJc w:val="left"/>
+      <w:pPr>
+        <w:ind w:left="2869" w:hanging="360"/>
+      </w:pPr>
+      <w:rPr>
+        <w:rFonts w:ascii="Wingdings" w:hAnsi="Wingdings" w:hint="default"/>
+      </w:rPr>
+    </w:lvl>
+    <w:lvl w:ilvl="3" w:tplc="04190001" w:tentative="1">
+      <w:start w:val="1"/>
+      <w:numFmt w:val="bullet"/>
+      <w:lvlText w:val=""/>
+      <w:lvlJc w:val="left"/>
+      <w:pPr>
+        <w:ind w:left="3589" w:hanging="360"/>
+      </w:pPr>
+      <w:rPr>
+        <w:rFonts w:ascii="Symbol" w:hAnsi="Symbol" w:hint="default"/>
+      </w:rPr>
+    </w:lvl>
+    <w:lvl w:ilvl="4" w:tplc="04190003" w:tentative="1">
+      <w:start w:val="1"/>
+      <w:numFmt w:val="bullet"/>
+      <w:lvlText w:val="o"/>
+      <w:lvlJc w:val="left"/>
+      <w:pPr>
+        <w:ind w:left="4309" w:hanging="360"/>
+      </w:pPr>
+      <w:rPr>
+        <w:rFonts w:ascii="Courier New" w:hAnsi="Courier New" w:cs="Courier New" w:hint="default"/>
+      </w:rPr>
+    </w:lvl>
+    <w:lvl w:ilvl="5" w:tplc="04190005" w:tentative="1">
+      <w:start w:val="1"/>
+      <w:numFmt w:val="bullet"/>
+      <w:lvlText w:val=""/>
+      <w:lvlJc w:val="left"/>
+      <w:pPr>
+        <w:ind w:left="5029" w:hanging="360"/>
+      </w:pPr>
+      <w:rPr>
+        <w:rFonts w:ascii="Wingdings" w:hAnsi="Wingdings" w:hint="default"/>
+      </w:rPr>
+    </w:lvl>
+    <w:lvl w:ilvl="6" w:tplc="04190001" w:tentative="1">
+      <w:start w:val="1"/>
+      <w:numFmt w:val="bullet"/>
+      <w:lvlText w:val=""/>
+      <w:lvlJc w:val="left"/>
+      <w:pPr>
+        <w:ind w:left="5749" w:hanging="360"/>
+      </w:pPr>
+      <w:rPr>
+        <w:rFonts w:ascii="Symbol" w:hAnsi="Symbol" w:hint="default"/>
+      </w:rPr>
+    </w:lvl>
+    <w:lvl w:ilvl="7" w:tplc="04190003" w:tentative="1">
+      <w:start w:val="1"/>
+      <w:numFmt w:val="bullet"/>
+      <w:lvlText w:val="o"/>
+      <w:lvlJc w:val="left"/>
+      <w:pPr>
+        <w:ind w:left="6469" w:hanging="360"/>
+      </w:pPr>
+      <w:rPr>
+        <w:rFonts w:ascii="Courier New" w:hAnsi="Courier New" w:cs="Courier New" w:hint="default"/>
+      </w:rPr>
+    </w:lvl>
+    <w:lvl w:ilvl="8" w:tplc="04190005" w:tentative="1">
+      <w:start w:val="1"/>
+      <w:numFmt w:val="bullet"/>
+      <w:lvlText w:val=""/>
+      <w:lvlJc w:val="left"/>
+      <w:pPr>
+        <w:ind w:left="7189" w:hanging="360"/>
+      </w:pPr>
+      <w:rPr>
+        <w:rFonts w:ascii="Wingdings" w:hAnsi="Wingdings" w:hint="default"/>
+      </w:rPr>
+    </w:lvl>
+  </w:abstractNum>
+  <w:abstractNum w:abstractNumId="4" w15:restartNumberingAfterBreak="0">
+    <w:nsid w:val="57DF5F20"/>
+    <w:multiLevelType w:val="multilevel"/>
+    <w:tmpl w:val="4AD09CDA"/>
+    <w:lvl w:ilvl="0">
+      <w:start w:val="1"/>
+      <w:numFmt w:val="decimal"/>
+      <w:lvlText w:val="%1."/>
+      <w:lvlJc w:val="left"/>
+      <w:pPr>
+        <w:ind w:left="1069" w:hanging="360"/>
+      </w:pPr>
+      <w:rPr>
+        <w:rFonts w:hint="default"/>
+        <w:b w:val="0"/>
+        <w:bCs w:val="0"/>
+      </w:rPr>
+    </w:lvl>
+    <w:lvl w:ilvl="1">
+      <w:start w:val="1"/>
+      <w:numFmt w:val="decimal"/>
+      <w:isLgl/>
+      <w:lvlText w:val="%1.%2"/>
+      <w:lvlJc w:val="left"/>
+      <w:pPr>
+        <w:ind w:left="1129" w:hanging="420"/>
+      </w:pPr>
+      <w:rPr>
+        <w:rFonts w:hint="default"/>
+      </w:rPr>
+    </w:lvl>
+    <w:lvl w:ilvl="2">
+      <w:start w:val="1"/>
+      <w:numFmt w:val="decimal"/>
+      <w:isLgl/>
+      <w:lvlText w:val="%1.%2.%3"/>
+      <w:lvlJc w:val="left"/>
+      <w:pPr>
+        <w:ind w:left="1429" w:hanging="720"/>
+      </w:pPr>
+      <w:rPr>
+        <w:rFonts w:hint="default"/>
+      </w:rPr>
+    </w:lvl>
+    <w:lvl w:ilvl="3">
+      <w:start w:val="1"/>
+      <w:numFmt w:val="decimal"/>
+      <w:isLgl/>
+      <w:lvlText w:val="%1.%2.%3.%4"/>
+      <w:lvlJc w:val="left"/>
+      <w:pPr>
+        <w:ind w:left="1789" w:hanging="1080"/>
+      </w:pPr>
+      <w:rPr>
+        <w:rFonts w:hint="default"/>
+      </w:rPr>
+    </w:lvl>
+    <w:lvl w:ilvl="4">
+      <w:start w:val="1"/>
+      <w:numFmt w:val="decimal"/>
+      <w:isLgl/>
+      <w:lvlText w:val="%1.%2.%3.%4.%5"/>
+      <w:lvlJc w:val="left"/>
+      <w:pPr>
+        <w:ind w:left="1789" w:hanging="1080"/>
+      </w:pPr>
+      <w:rPr>
+        <w:rFonts w:hint="default"/>
+      </w:rPr>
+    </w:lvl>
+    <w:lvl w:ilvl="5">
+      <w:start w:val="1"/>
+      <w:numFmt w:val="decimal"/>
+      <w:isLgl/>
+      <w:lvlText w:val="%1.%2.%3.%4.%5.%6"/>
+      <w:lvlJc w:val="left"/>
+      <w:pPr>
+        <w:ind w:left="2149" w:hanging="1440"/>
+      </w:pPr>
+      <w:rPr>
+        <w:rFonts w:hint="default"/>
+      </w:rPr>
+    </w:lvl>
+    <w:lvl w:ilvl="6">
+      <w:start w:val="1"/>
+      <w:numFmt w:val="decimal"/>
+      <w:isLgl/>
+      <w:lvlText w:val="%1.%2.%3.%4.%5.%6.%7"/>
+      <w:lvlJc w:val="left"/>
+      <w:pPr>
+        <w:ind w:left="2149" w:hanging="1440"/>
+      </w:pPr>
+      <w:rPr>
+        <w:rFonts w:hint="default"/>
+      </w:rPr>
+    </w:lvl>
+    <w:lvl w:ilvl="7">
+      <w:start w:val="1"/>
+      <w:numFmt w:val="decimal"/>
+      <w:isLgl/>
+      <w:lvlText w:val="%1.%2.%3.%4.%5.%6.%7.%8"/>
+      <w:lvlJc w:val="left"/>
+      <w:pPr>
+        <w:ind w:left="2509" w:hanging="1800"/>
+      </w:pPr>
+      <w:rPr>
+        <w:rFonts w:hint="default"/>
+      </w:rPr>
+    </w:lvl>
+    <w:lvl w:ilvl="8">
+      <w:start w:val="1"/>
+      <w:numFmt w:val="decimal"/>
+      <w:isLgl/>
+      <w:lvlText w:val="%1.%2.%3.%4.%5.%6.%7.%8.%9"/>
+      <w:lvlJc w:val="left"/>
+      <w:pPr>
+        <w:ind w:left="2869" w:hanging="2160"/>
+      </w:pPr>
+      <w:rPr>
+        <w:rFonts w:hint="default"/>
+      </w:rPr>
+    </w:lvl>
+  </w:abstractNum>
+  <w:abstractNum w:abstractNumId="5" w15:restartNumberingAfterBreak="0">
+    <w:nsid w:val="5DB53B1E"/>
+    <w:multiLevelType w:val="hybridMultilevel"/>
+    <w:tmpl w:val="FDE26894"/>
+    <w:lvl w:ilvl="0" w:tplc="04190001">
+      <w:start w:val="1"/>
+      <w:numFmt w:val="bullet"/>
+      <w:lvlText w:val=""/>
+      <w:lvlJc w:val="left"/>
+      <w:pPr>
+        <w:ind w:left="1429" w:hanging="360"/>
+      </w:pPr>
+      <w:rPr>
+        <w:rFonts w:ascii="Symbol" w:hAnsi="Symbol" w:hint="default"/>
+      </w:rPr>
+    </w:lvl>
+    <w:lvl w:ilvl="1" w:tplc="04190003" w:tentative="1">
+      <w:start w:val="1"/>
+      <w:numFmt w:val="bullet"/>
+      <w:lvlText w:val="o"/>
+      <w:lvlJc w:val="left"/>
+      <w:pPr>
+        <w:ind w:left="2149" w:hanging="360"/>
+      </w:pPr>
+      <w:rPr>
+        <w:rFonts w:ascii="Courier New" w:hAnsi="Courier New" w:cs="Courier New" w:hint="default"/>
+      </w:rPr>
+    </w:lvl>
+    <w:lvl w:ilvl="2" w:tplc="04190005" w:tentative="1">
+      <w:start w:val="1"/>
+      <w:numFmt w:val="bullet"/>
+      <w:lvlText w:val=""/>
+      <w:lvlJc w:val="left"/>
+      <w:pPr>
+        <w:ind w:left="2869" w:hanging="360"/>
+      </w:pPr>
+      <w:rPr>
+        <w:rFonts w:ascii="Wingdings" w:hAnsi="Wingdings" w:hint="default"/>
+      </w:rPr>
+    </w:lvl>
+    <w:lvl w:ilvl="3" w:tplc="04190001" w:tentative="1">
+      <w:start w:val="1"/>
+      <w:numFmt w:val="bullet"/>
+      <w:lvlText w:val=""/>
+      <w:lvlJc w:val="left"/>
+      <w:pPr>
+        <w:ind w:left="3589" w:hanging="360"/>
+      </w:pPr>
+      <w:rPr>
+        <w:rFonts w:ascii="Symbol" w:hAnsi="Symbol" w:hint="default"/>
+      </w:rPr>
+    </w:lvl>
+    <w:lvl w:ilvl="4" w:tplc="04190003" w:tentative="1">
+      <w:start w:val="1"/>
+      <w:numFmt w:val="bullet"/>
+      <w:lvlText w:val="o"/>
+      <w:lvlJc w:val="left"/>
+      <w:pPr>
+        <w:ind w:left="4309" w:hanging="360"/>
+      </w:pPr>
+      <w:rPr>
+        <w:rFonts w:ascii="Courier New" w:hAnsi="Courier New" w:cs="Courier New" w:hint="default"/>
+      </w:rPr>
+    </w:lvl>
+    <w:lvl w:ilvl="5" w:tplc="04190005" w:tentative="1">
+      <w:start w:val="1"/>
+      <w:numFmt w:val="bullet"/>
+      <w:lvlText w:val=""/>
+      <w:lvlJc w:val="left"/>
+      <w:pPr>
+        <w:ind w:left="5029" w:hanging="360"/>
+      </w:pPr>
+      <w:rPr>
+        <w:rFonts w:ascii="Wingdings" w:hAnsi="Wingdings" w:hint="default"/>
+      </w:rPr>
+    </w:lvl>
+    <w:lvl w:ilvl="6" w:tplc="04190001" w:tentative="1">
+      <w:start w:val="1"/>
+      <w:numFmt w:val="bullet"/>
+      <w:lvlText w:val=""/>
+      <w:lvlJc w:val="left"/>
+      <w:pPr>
+        <w:ind w:left="5749" w:hanging="360"/>
+      </w:pPr>
+      <w:rPr>
+        <w:rFonts w:ascii="Symbol" w:hAnsi="Symbol" w:hint="default"/>
+      </w:rPr>
+    </w:lvl>
+    <w:lvl w:ilvl="7" w:tplc="04190003" w:tentative="1">
+      <w:start w:val="1"/>
+      <w:numFmt w:val="bullet"/>
+      <w:lvlText w:val="o"/>
+      <w:lvlJc w:val="left"/>
+      <w:pPr>
+        <w:ind w:left="6469" w:hanging="360"/>
+      </w:pPr>
+      <w:rPr>
+        <w:rFonts w:ascii="Courier New" w:hAnsi="Courier New" w:cs="Courier New" w:hint="default"/>
+      </w:rPr>
+    </w:lvl>
+    <w:lvl w:ilvl="8" w:tplc="04190005" w:tentative="1">
+      <w:start w:val="1"/>
+      <w:numFmt w:val="bullet"/>
+      <w:lvlText w:val=""/>
+      <w:lvlJc w:val="left"/>
+      <w:pPr>
+        <w:ind w:left="7189" w:hanging="360"/>
+      </w:pPr>
+      <w:rPr>
+        <w:rFonts w:ascii="Wingdings" w:hAnsi="Wingdings" w:hint="default"/>
+      </w:rPr>
+    </w:lvl>
+  </w:abstractNum>
+  <w:num w:numId="1" w16cid:durableId="1965648826">
+    <w:abstractNumId w:val="4"/>
+  </w:num>
+  <w:num w:numId="2" w16cid:durableId="331688822">
+    <w:abstractNumId w:val="1"/>
+  </w:num>
+  <w:num w:numId="3" w16cid:durableId="1823423587">
+    <w:abstractNumId w:val="5"/>
+  </w:num>
+  <w:num w:numId="4" w16cid:durableId="1506827108">
+    <w:abstractNumId w:val="3"/>
+  </w:num>
+  <w:num w:numId="5" w16cid:durableId="1099331558">
+    <w:abstractNumId w:val="0"/>
+  </w:num>
+  <w:num w:numId="6" w16cid:durableId="725493912">
+    <w:abstractNumId w:val="2"/>
+  </w:num>
+</w:numbering>
 </file>
 
 <file path=word/styles.xml><?xml version="1.0" encoding="utf-8"?>
@@ -1305,7 +9867,7 @@
     <w:lsdException w:name="Table Web 2" w:semiHidden="1" w:unhideWhenUsed="1"/>
     <w:lsdException w:name="Table Web 3" w:semiHidden="1" w:unhideWhenUsed="1"/>
     <w:lsdException w:name="Balloon Text" w:semiHidden="1" w:unhideWhenUsed="1"/>
-    <w:lsdException w:name="Table Grid" w:uiPriority="39"/>
+    <w:lsdException w:name="Table Grid" w:uiPriority="59"/>
     <w:lsdException w:name="Table Theme" w:semiHidden="1" w:unhideWhenUsed="1"/>
     <w:lsdException w:name="Placeholder Text" w:semiHidden="1"/>
     <w:lsdException w:name="No Spacing" w:uiPriority="1" w:qFormat="1"/>
@@ -2130,6 +10692,199 @@
       <w:u w:val="single"/>
     </w:rPr>
   </w:style>
+  <w:style w:type="table" w:styleId="ad">
+    <w:name w:val="Table Grid"/>
+    <w:basedOn w:val="a1"/>
+    <w:uiPriority w:val="59"/>
+    <w:rsid w:val="00DF301D"/>
+    <w:pPr>
+      <w:spacing w:after="0" w:line="240" w:lineRule="auto"/>
+      <w:ind w:firstLine="709"/>
+    </w:pPr>
+    <w:rPr>
+      <w:rFonts w:ascii="Times New Roman" w:eastAsia="Times New Roman" w:hAnsi="Times New Roman" w:cs="Times New Roman"/>
+      <w:kern w:val="0"/>
+      <w:lang w:eastAsia="ru-RU"/>
+      <w14:ligatures w14:val="none"/>
+    </w:rPr>
+    <w:tblPr>
+      <w:tblBorders>
+        <w:top w:val="single" w:sz="4" w:space="0" w:color="000000"/>
+        <w:left w:val="single" w:sz="4" w:space="0" w:color="000000"/>
+        <w:bottom w:val="single" w:sz="4" w:space="0" w:color="000000"/>
+        <w:right w:val="single" w:sz="4" w:space="0" w:color="000000"/>
+        <w:insideH w:val="single" w:sz="4" w:space="0" w:color="000000"/>
+        <w:insideV w:val="single" w:sz="4" w:space="0" w:color="000000"/>
+      </w:tblBorders>
+    </w:tblPr>
+  </w:style>
+  <w:style w:type="character" w:styleId="ae">
+    <w:name w:val="Book Title"/>
+    <w:aliases w:val="Имя таблицы"/>
+    <w:uiPriority w:val="33"/>
+    <w:qFormat/>
+    <w:rsid w:val="00DF301D"/>
+    <w:rPr>
+      <w:rFonts w:eastAsia="Arial"/>
+      <w:spacing w:val="5"/>
+    </w:rPr>
+  </w:style>
+  <w:style w:type="paragraph" w:customStyle="1" w:styleId="af">
+    <w:name w:val="Таблица"/>
+    <w:link w:val="af0"/>
+    <w:qFormat/>
+    <w:rsid w:val="00DF301D"/>
+    <w:pPr>
+      <w:spacing w:after="0" w:line="360" w:lineRule="auto"/>
+      <w:jc w:val="both"/>
+    </w:pPr>
+    <w:rPr>
+      <w:rFonts w:ascii="Times New Roman" w:eastAsia="Times New Roman" w:hAnsi="Times New Roman" w:cs="Times New Roman"/>
+      <w:kern w:val="0"/>
+      <w:sz w:val="28"/>
+      <w:lang w:eastAsia="ru-RU"/>
+      <w14:ligatures w14:val="none"/>
+    </w:rPr>
+  </w:style>
+  <w:style w:type="character" w:customStyle="1" w:styleId="af0">
+    <w:name w:val="Таблица Знак"/>
+    <w:basedOn w:val="a0"/>
+    <w:link w:val="af"/>
+    <w:rsid w:val="00DF301D"/>
+    <w:rPr>
+      <w:rFonts w:ascii="Times New Roman" w:eastAsia="Times New Roman" w:hAnsi="Times New Roman" w:cs="Times New Roman"/>
+      <w:kern w:val="0"/>
+      <w:sz w:val="28"/>
+      <w:lang w:eastAsia="ru-RU"/>
+      <w14:ligatures w14:val="none"/>
+    </w:rPr>
+  </w:style>
+  <w:style w:type="paragraph" w:customStyle="1" w:styleId="af1">
+    <w:name w:val="Заголовок таблицы"/>
+    <w:link w:val="af2"/>
+    <w:qFormat/>
+    <w:rsid w:val="00DF301D"/>
+    <w:pPr>
+      <w:spacing w:after="0" w:line="360" w:lineRule="auto"/>
+      <w:jc w:val="center"/>
+    </w:pPr>
+    <w:rPr>
+      <w:rFonts w:ascii="Times New Roman" w:eastAsia="Arial" w:hAnsi="Times New Roman" w:cs="Times New Roman"/>
+      <w:kern w:val="0"/>
+      <w:sz w:val="28"/>
+      <w:lang w:eastAsia="ru-RU"/>
+      <w14:ligatures w14:val="none"/>
+    </w:rPr>
+  </w:style>
+  <w:style w:type="character" w:customStyle="1" w:styleId="af2">
+    <w:name w:val="Заголовок таблицы Знак"/>
+    <w:basedOn w:val="af0"/>
+    <w:link w:val="af1"/>
+    <w:rsid w:val="00DF301D"/>
+    <w:rPr>
+      <w:rFonts w:ascii="Times New Roman" w:eastAsia="Arial" w:hAnsi="Times New Roman" w:cs="Times New Roman"/>
+      <w:kern w:val="0"/>
+      <w:sz w:val="28"/>
+      <w:lang w:eastAsia="ru-RU"/>
+      <w14:ligatures w14:val="none"/>
+    </w:rPr>
+  </w:style>
+  <w:style w:type="paragraph" w:styleId="23">
+    <w:name w:val="toc 2"/>
+    <w:basedOn w:val="a"/>
+    <w:next w:val="a"/>
+    <w:autoRedefine/>
+    <w:uiPriority w:val="39"/>
+    <w:unhideWhenUsed/>
+    <w:rsid w:val="005A4F80"/>
+    <w:pPr>
+      <w:spacing w:after="100"/>
+      <w:ind w:left="220"/>
+    </w:pPr>
+  </w:style>
+  <w:style w:type="paragraph" w:styleId="af3">
+    <w:name w:val="header"/>
+    <w:basedOn w:val="a"/>
+    <w:link w:val="af4"/>
+    <w:uiPriority w:val="99"/>
+    <w:unhideWhenUsed/>
+    <w:rsid w:val="000804BA"/>
+    <w:pPr>
+      <w:tabs>
+        <w:tab w:val="center" w:pos="4677"/>
+        <w:tab w:val="right" w:pos="9355"/>
+      </w:tabs>
+      <w:spacing w:after="0" w:line="240" w:lineRule="auto"/>
+    </w:pPr>
+  </w:style>
+  <w:style w:type="character" w:customStyle="1" w:styleId="af4">
+    <w:name w:val="Верхний колонтитул Знак"/>
+    <w:basedOn w:val="a0"/>
+    <w:link w:val="af3"/>
+    <w:uiPriority w:val="99"/>
+    <w:rsid w:val="000804BA"/>
+    <w:rPr>
+      <w:kern w:val="0"/>
+      <w:sz w:val="22"/>
+      <w:szCs w:val="22"/>
+      <w14:ligatures w14:val="none"/>
+    </w:rPr>
+  </w:style>
+  <w:style w:type="paragraph" w:styleId="af5">
+    <w:name w:val="footer"/>
+    <w:basedOn w:val="a"/>
+    <w:link w:val="af6"/>
+    <w:uiPriority w:val="99"/>
+    <w:unhideWhenUsed/>
+    <w:rsid w:val="000804BA"/>
+    <w:pPr>
+      <w:tabs>
+        <w:tab w:val="center" w:pos="4677"/>
+        <w:tab w:val="right" w:pos="9355"/>
+      </w:tabs>
+      <w:spacing w:after="0" w:line="240" w:lineRule="auto"/>
+    </w:pPr>
+  </w:style>
+  <w:style w:type="character" w:customStyle="1" w:styleId="af6">
+    <w:name w:val="Нижний колонтитул Знак"/>
+    <w:basedOn w:val="a0"/>
+    <w:link w:val="af5"/>
+    <w:uiPriority w:val="99"/>
+    <w:rsid w:val="000804BA"/>
+    <w:rPr>
+      <w:kern w:val="0"/>
+      <w:sz w:val="22"/>
+      <w:szCs w:val="22"/>
+      <w14:ligatures w14:val="none"/>
+    </w:rPr>
+  </w:style>
+  <w:style w:type="paragraph" w:styleId="af7">
+    <w:name w:val="Normal (Web)"/>
+    <w:basedOn w:val="a"/>
+    <w:uiPriority w:val="99"/>
+    <w:unhideWhenUsed/>
+    <w:rsid w:val="00530B70"/>
+    <w:pPr>
+      <w:spacing w:before="100" w:beforeAutospacing="1" w:after="100" w:afterAutospacing="1" w:line="240" w:lineRule="auto"/>
+    </w:pPr>
+    <w:rPr>
+      <w:rFonts w:ascii="Times New Roman" w:eastAsia="Times New Roman" w:hAnsi="Times New Roman" w:cs="Times New Roman"/>
+      <w:sz w:val="24"/>
+      <w:szCs w:val="24"/>
+      <w:lang w:eastAsia="ja-JP"/>
+    </w:rPr>
+  </w:style>
+  <w:style w:type="character" w:styleId="af8">
+    <w:name w:val="Strong"/>
+    <w:basedOn w:val="a0"/>
+    <w:uiPriority w:val="22"/>
+    <w:qFormat/>
+    <w:rsid w:val="00530B70"/>
+    <w:rPr>
+      <w:b/>
+      <w:bCs/>
+    </w:rPr>
+  </w:style>
 </w:styles>
 </file>
 

--- a/4 курс/Metrology/606-22_РечукДМ_Лаб3.docx
+++ b/4 курс/Metrology/606-22_РечукДМ_Лаб3.docx
@@ -425,7 +425,10 @@
         <w:spacing w:before="0" w:after="0" w:line="360" w:lineRule="auto"/>
         <w:jc w:val="center"/>
         <w:rPr>
+          <w:rFonts w:ascii="Times New Roman" w:hAnsi="Times New Roman" w:cs="Times New Roman"/>
           <w:noProof/>
+          <w:sz w:val="28"/>
+          <w:szCs w:val="28"/>
         </w:rPr>
       </w:pPr>
       <w:bookmarkStart w:id="0" w:name="_Toc221953235"/>
@@ -1285,8 +1288,16 @@
         <w:spacing w:before="0" w:beforeAutospacing="0" w:after="0" w:afterAutospacing="0" w:line="360" w:lineRule="auto"/>
         <w:ind w:firstLine="709"/>
         <w:jc w:val="both"/>
-      </w:pPr>
-      <w:r>
+        <w:rPr>
+          <w:sz w:val="28"/>
+          <w:szCs w:val="28"/>
+        </w:rPr>
+      </w:pPr>
+      <w:r>
+        <w:rPr>
+          <w:sz w:val="28"/>
+          <w:szCs w:val="28"/>
+        </w:rPr>
         <w:t>Цель работы — изучить характеристики цифровых измерительных приборов на основе анализа их паспортов и руководств по эксплуатации.</w:t>
       </w:r>
     </w:p>
@@ -1296,8 +1307,16 @@
         <w:spacing w:before="0" w:beforeAutospacing="0" w:after="0" w:afterAutospacing="0" w:line="360" w:lineRule="auto"/>
         <w:ind w:firstLine="709"/>
         <w:jc w:val="both"/>
-      </w:pPr>
-      <w:r>
+        <w:rPr>
+          <w:sz w:val="28"/>
+          <w:szCs w:val="28"/>
+        </w:rPr>
+      </w:pPr>
+      <w:r>
+        <w:rPr>
+          <w:sz w:val="28"/>
+          <w:szCs w:val="28"/>
+        </w:rPr>
         <w:t>В ходе работы были определены классификационные признаки приборов, проанализированы их метрологические характеристики, условия эксплуатации и основные технические параметры.</w:t>
       </w:r>
     </w:p>
@@ -1307,8 +1326,16 @@
         <w:spacing w:before="0" w:beforeAutospacing="0" w:after="0" w:afterAutospacing="0" w:line="360" w:lineRule="auto"/>
         <w:ind w:firstLine="709"/>
         <w:jc w:val="both"/>
-      </w:pPr>
-      <w:r>
+        <w:rPr>
+          <w:sz w:val="28"/>
+          <w:szCs w:val="28"/>
+        </w:rPr>
+      </w:pPr>
+      <w:r>
+        <w:rPr>
+          <w:sz w:val="28"/>
+          <w:szCs w:val="28"/>
+        </w:rPr>
         <w:t xml:space="preserve">Объектами исследования являлись универсальный вольтметр </w:t>
       </w:r>
       <w:r>
@@ -1317,10 +1344,16 @@
           <w:rFonts w:eastAsiaTheme="majorEastAsia"/>
           <w:b w:val="0"/>
           <w:bCs w:val="0"/>
+          <w:sz w:val="28"/>
+          <w:szCs w:val="28"/>
         </w:rPr>
         <w:t>В7-58/2</w:t>
       </w:r>
       <w:r>
+        <w:rPr>
+          <w:sz w:val="28"/>
+          <w:szCs w:val="28"/>
+        </w:rPr>
         <w:t xml:space="preserve">, цифровые мультиметры </w:t>
       </w:r>
       <w:r>
@@ -1329,10 +1362,16 @@
           <w:rFonts w:eastAsiaTheme="majorEastAsia"/>
           <w:b w:val="0"/>
           <w:bCs w:val="0"/>
+          <w:sz w:val="28"/>
+          <w:szCs w:val="28"/>
         </w:rPr>
         <w:t>MY-60</w:t>
       </w:r>
       <w:r>
+        <w:rPr>
+          <w:sz w:val="28"/>
+          <w:szCs w:val="28"/>
+        </w:rPr>
         <w:t xml:space="preserve"> и </w:t>
       </w:r>
       <w:r>
@@ -1341,10 +1380,16 @@
           <w:rFonts w:eastAsiaTheme="majorEastAsia"/>
           <w:b w:val="0"/>
           <w:bCs w:val="0"/>
+          <w:sz w:val="28"/>
+          <w:szCs w:val="28"/>
         </w:rPr>
         <w:t>UNI-T UT55</w:t>
       </w:r>
       <w:r>
+        <w:rPr>
+          <w:sz w:val="28"/>
+          <w:szCs w:val="28"/>
+        </w:rPr>
         <w:t>.</w:t>
       </w:r>
     </w:p>
@@ -2019,10 +2064,10 @@
         <w:tblLook w:val="04A0" w:firstRow="1" w:lastRow="0" w:firstColumn="1" w:lastColumn="0" w:noHBand="0" w:noVBand="1"/>
       </w:tblPr>
       <w:tblGrid>
-        <w:gridCol w:w="2555"/>
-        <w:gridCol w:w="2199"/>
-        <w:gridCol w:w="2199"/>
-        <w:gridCol w:w="2392"/>
+        <w:gridCol w:w="2534"/>
+        <w:gridCol w:w="2167"/>
+        <w:gridCol w:w="2270"/>
+        <w:gridCol w:w="2374"/>
       </w:tblGrid>
       <w:tr>
         <w:tc>
@@ -2196,21 +2241,26 @@
                 <w:szCs w:val="28"/>
               </w:rPr>
             </w:pPr>
-            <w:proofErr w:type="gramStart"/>
-            <w:r>
-              <w:rPr>
-                <w:bCs/>
-                <w:szCs w:val="28"/>
-              </w:rPr>
-              <w:t>±(</w:t>
-            </w:r>
-            <w:proofErr w:type="gramEnd"/>
-            <w:r>
-              <w:rPr>
-                <w:bCs/>
-                <w:szCs w:val="28"/>
-              </w:rPr>
-              <w:t>0,5–1,5)%</w:t>
+            <w:r>
+              <w:rPr>
+                <w:bCs/>
+                <w:szCs w:val="28"/>
+              </w:rPr>
+              <w:t>± (</w:t>
+            </w:r>
+            <w:r>
+              <w:rPr>
+                <w:bCs/>
+                <w:szCs w:val="28"/>
+              </w:rPr>
+              <w:t>0,5–1,</w:t>
+            </w:r>
+            <w:r>
+              <w:rPr>
+                <w:bCs/>
+                <w:szCs w:val="28"/>
+              </w:rPr>
+              <w:t>5) %</w:t>
             </w:r>
           </w:p>
         </w:tc>
@@ -2318,6 +2368,20 @@
               </w:rPr>
               <w:t>±1,5% (20 Гц – 20 кГц)</w:t>
             </w:r>
+            <w:r>
+              <w:rPr>
+                <w:bCs/>
+                <w:szCs w:val="28"/>
+              </w:rPr>
+              <w:t xml:space="preserve"> </w:t>
+            </w:r>
+            <w:r>
+              <w:rPr>
+                <w:bCs/>
+                <w:szCs w:val="28"/>
+              </w:rPr>
+              <w:t>%</w:t>
+            </w:r>
           </w:p>
         </w:tc>
         <w:tc>
@@ -2389,6 +2453,7 @@
               <w:rPr>
                 <w:bCs/>
                 <w:szCs w:val="28"/>
+                <w:lang w:val="en-US"/>
               </w:rPr>
             </w:pPr>
             <w:r>
@@ -2399,68 +2464,44 @@
               <w:t>до 10 А</w:t>
             </w:r>
           </w:p>
-          <w:p>
-            <w:pPr>
-              <w:spacing w:line="360" w:lineRule="auto"/>
-              <w:ind w:firstLine="0"/>
-              <w:jc w:val="center"/>
-            </w:pPr>
-          </w:p>
-          <w:p>
-            <w:pPr>
-              <w:spacing w:line="360" w:lineRule="auto"/>
-              <w:ind w:firstLine="0"/>
-              <w:jc w:val="center"/>
-              <w:rPr>
-                <w:bCs/>
-                <w:sz w:val="28"/>
-                <w:szCs w:val="28"/>
-              </w:rPr>
-            </w:pPr>
-          </w:p>
-          <w:p>
-            <w:pPr>
-              <w:tabs>
-                <w:tab w:val="left" w:pos="1813"/>
-              </w:tabs>
-              <w:spacing w:line="360" w:lineRule="auto"/>
-              <w:ind w:firstLine="0"/>
-              <w:jc w:val="center"/>
-            </w:pPr>
-          </w:p>
-        </w:tc>
-        <w:tc>
-          <w:tcPr>
-            <w:tcW w:w="0" w:type="auto"/>
-            <w:vAlign w:val="center"/>
-            <w:hideMark/>
-          </w:tcPr>
-          <w:p>
-            <w:pPr>
-              <w:pStyle w:val="af"/>
-              <w:shd w:val="clear" w:color="auto" w:fill="FFFFFF" w:themeFill="background1"/>
-              <w:ind w:firstLine="0"/>
-              <w:jc w:val="center"/>
-              <w:rPr>
-                <w:bCs/>
-                <w:szCs w:val="28"/>
-              </w:rPr>
-            </w:pPr>
-            <w:proofErr w:type="gramStart"/>
-            <w:r>
-              <w:rPr>
-                <w:bCs/>
-                <w:szCs w:val="28"/>
-              </w:rPr>
-              <w:t>±(</w:t>
-            </w:r>
-            <w:proofErr w:type="gramEnd"/>
-            <w:r>
-              <w:rPr>
-                <w:bCs/>
-                <w:szCs w:val="28"/>
-              </w:rPr>
-              <w:t>0,8–2,0)%</w:t>
+        </w:tc>
+        <w:tc>
+          <w:tcPr>
+            <w:tcW w:w="0" w:type="auto"/>
+            <w:vAlign w:val="center"/>
+            <w:hideMark/>
+          </w:tcPr>
+          <w:p>
+            <w:pPr>
+              <w:pStyle w:val="af"/>
+              <w:shd w:val="clear" w:color="auto" w:fill="FFFFFF" w:themeFill="background1"/>
+              <w:ind w:firstLine="0"/>
+              <w:jc w:val="center"/>
+              <w:rPr>
+                <w:bCs/>
+                <w:szCs w:val="28"/>
+              </w:rPr>
+            </w:pPr>
+            <w:r>
+              <w:rPr>
+                <w:bCs/>
+                <w:szCs w:val="28"/>
+              </w:rPr>
+              <w:t>± (</w:t>
+            </w:r>
+            <w:r>
+              <w:rPr>
+                <w:bCs/>
+                <w:szCs w:val="28"/>
+              </w:rPr>
+              <w:t>0,8–2,</w:t>
+            </w:r>
+            <w:r>
+              <w:rPr>
+                <w:bCs/>
+                <w:szCs w:val="28"/>
+              </w:rPr>
+              <w:t>0) %</w:t>
             </w:r>
           </w:p>
         </w:tc>
@@ -2514,7 +2555,6 @@
                 <w:bCs/>
                 <w:szCs w:val="28"/>
               </w:rPr>
-              <w:lastRenderedPageBreak/>
               <w:t>Переменный ток</w:t>
             </w:r>
           </w:p>
@@ -2727,6 +2767,7 @@
                 <w:bCs/>
                 <w:szCs w:val="28"/>
               </w:rPr>
+              <w:lastRenderedPageBreak/>
               <w:t>Разрешающая способность</w:t>
             </w:r>
           </w:p>
@@ -2873,6 +2914,7 @@
           <w:rFonts w:ascii="Times New Roman" w:hAnsi="Times New Roman" w:cs="Times New Roman"/>
           <w:sz w:val="28"/>
           <w:szCs w:val="28"/>
+          <w:lang w:val="en-US"/>
         </w:rPr>
       </w:pPr>
       <w:r>
@@ -3986,7 +4028,6 @@
                 <w:bCs/>
                 <w:szCs w:val="28"/>
               </w:rPr>
-              <w:lastRenderedPageBreak/>
               <w:t>По условиям применения</w:t>
             </w:r>
           </w:p>
@@ -4074,6 +4115,7 @@
           <w:sz w:val="28"/>
           <w:szCs w:val="28"/>
         </w:rPr>
+        <w:lastRenderedPageBreak/>
         <w:t>Данные взяты из раздела «СПЕЦИФИКАЦИЯ» инструкции.</w:t>
       </w:r>
     </w:p>
@@ -4335,37 +4377,12 @@
                 <w:szCs w:val="28"/>
               </w:rPr>
             </w:pPr>
-            <w:proofErr w:type="gramStart"/>
-            <w:r>
-              <w:rPr>
-                <w:bCs/>
-                <w:szCs w:val="28"/>
-              </w:rPr>
-              <w:t>±(</w:t>
-            </w:r>
-            <w:proofErr w:type="gramEnd"/>
-            <w:r>
-              <w:rPr>
-                <w:bCs/>
-                <w:szCs w:val="28"/>
-              </w:rPr>
-              <w:t xml:space="preserve">0,5–0,8)% ±1 </w:t>
-            </w:r>
-            <w:proofErr w:type="spellStart"/>
-            <w:r>
-              <w:rPr>
-                <w:bCs/>
-                <w:szCs w:val="28"/>
-              </w:rPr>
-              <w:t>ед.сч</w:t>
-            </w:r>
-            <w:proofErr w:type="spellEnd"/>
-            <w:r>
-              <w:rPr>
-                <w:bCs/>
-                <w:szCs w:val="28"/>
-              </w:rPr>
-              <w:t>.</w:t>
+            <w:r>
+              <w:rPr>
+                <w:bCs/>
+                <w:szCs w:val="28"/>
+              </w:rPr>
+              <w:t>±(0,5–0,8)% ±1 ед.сч.</w:t>
             </w:r>
           </w:p>
         </w:tc>
@@ -4466,37 +4483,12 @@
                 <w:szCs w:val="28"/>
               </w:rPr>
             </w:pPr>
-            <w:proofErr w:type="gramStart"/>
-            <w:r>
-              <w:rPr>
-                <w:bCs/>
-                <w:szCs w:val="28"/>
-              </w:rPr>
-              <w:t>±(</w:t>
-            </w:r>
-            <w:proofErr w:type="gramEnd"/>
-            <w:r>
-              <w:rPr>
-                <w:bCs/>
-                <w:szCs w:val="28"/>
-              </w:rPr>
-              <w:t xml:space="preserve">0,8–1,2)% ±3 </w:t>
-            </w:r>
-            <w:proofErr w:type="spellStart"/>
-            <w:r>
-              <w:rPr>
-                <w:bCs/>
-                <w:szCs w:val="28"/>
-              </w:rPr>
-              <w:t>ед.сч</w:t>
-            </w:r>
-            <w:proofErr w:type="spellEnd"/>
-            <w:r>
-              <w:rPr>
-                <w:bCs/>
-                <w:szCs w:val="28"/>
-              </w:rPr>
-              <w:t>.</w:t>
+            <w:r>
+              <w:rPr>
+                <w:bCs/>
+                <w:szCs w:val="28"/>
+              </w:rPr>
+              <w:t>±(0,8–1,2)% ±3 ед.сч.</w:t>
             </w:r>
           </w:p>
         </w:tc>
@@ -4597,37 +4589,12 @@
                 <w:szCs w:val="28"/>
               </w:rPr>
             </w:pPr>
-            <w:proofErr w:type="gramStart"/>
-            <w:r>
-              <w:rPr>
-                <w:bCs/>
-                <w:szCs w:val="28"/>
-              </w:rPr>
-              <w:t>±(</w:t>
-            </w:r>
-            <w:proofErr w:type="gramEnd"/>
-            <w:r>
-              <w:rPr>
-                <w:bCs/>
-                <w:szCs w:val="28"/>
-              </w:rPr>
-              <w:t xml:space="preserve">0,8–2,0)% ±1–5 </w:t>
-            </w:r>
-            <w:proofErr w:type="spellStart"/>
-            <w:r>
-              <w:rPr>
-                <w:bCs/>
-                <w:szCs w:val="28"/>
-              </w:rPr>
-              <w:t>ед.сч</w:t>
-            </w:r>
-            <w:proofErr w:type="spellEnd"/>
-            <w:r>
-              <w:rPr>
-                <w:bCs/>
-                <w:szCs w:val="28"/>
-              </w:rPr>
-              <w:t>.</w:t>
+            <w:r>
+              <w:rPr>
+                <w:bCs/>
+                <w:szCs w:val="28"/>
+              </w:rPr>
+              <w:t>±(0,8–2,0)% ±1–5 ед.сч.</w:t>
             </w:r>
           </w:p>
         </w:tc>
@@ -4728,37 +4695,12 @@
                 <w:szCs w:val="28"/>
               </w:rPr>
             </w:pPr>
-            <w:proofErr w:type="gramStart"/>
-            <w:r>
-              <w:rPr>
-                <w:bCs/>
-                <w:szCs w:val="28"/>
-              </w:rPr>
-              <w:t>±(</w:t>
-            </w:r>
-            <w:proofErr w:type="gramEnd"/>
-            <w:r>
-              <w:rPr>
-                <w:bCs/>
-                <w:szCs w:val="28"/>
-              </w:rPr>
-              <w:t xml:space="preserve">1,0–3,0)% ±3–7 </w:t>
-            </w:r>
-            <w:proofErr w:type="spellStart"/>
-            <w:r>
-              <w:rPr>
-                <w:bCs/>
-                <w:szCs w:val="28"/>
-              </w:rPr>
-              <w:t>ед.сч</w:t>
-            </w:r>
-            <w:proofErr w:type="spellEnd"/>
-            <w:r>
-              <w:rPr>
-                <w:bCs/>
-                <w:szCs w:val="28"/>
-              </w:rPr>
-              <w:t>.</w:t>
+            <w:r>
+              <w:rPr>
+                <w:bCs/>
+                <w:szCs w:val="28"/>
+              </w:rPr>
+              <w:t>±(1,0–3,0)% ±3–7 ед.сч.</w:t>
             </w:r>
           </w:p>
         </w:tc>
@@ -4859,37 +4801,12 @@
                 <w:szCs w:val="28"/>
               </w:rPr>
             </w:pPr>
-            <w:proofErr w:type="gramStart"/>
-            <w:r>
-              <w:rPr>
-                <w:bCs/>
-                <w:szCs w:val="28"/>
-              </w:rPr>
-              <w:t>±(</w:t>
-            </w:r>
-            <w:proofErr w:type="gramEnd"/>
-            <w:r>
-              <w:rPr>
-                <w:bCs/>
-                <w:szCs w:val="28"/>
-              </w:rPr>
-              <w:t xml:space="preserve">0,8–5,0)% ±1–10 </w:t>
-            </w:r>
-            <w:proofErr w:type="spellStart"/>
-            <w:r>
-              <w:rPr>
-                <w:bCs/>
-                <w:szCs w:val="28"/>
-              </w:rPr>
-              <w:t>ед.сч</w:t>
-            </w:r>
-            <w:proofErr w:type="spellEnd"/>
-            <w:r>
-              <w:rPr>
-                <w:bCs/>
-                <w:szCs w:val="28"/>
-              </w:rPr>
-              <w:t>.</w:t>
+            <w:r>
+              <w:rPr>
+                <w:bCs/>
+                <w:szCs w:val="28"/>
+              </w:rPr>
+              <w:t>±(0,8–5,0)% ±1–10 ед.сч.</w:t>
             </w:r>
           </w:p>
         </w:tc>
@@ -4995,23 +4912,7 @@
                 <w:bCs/>
                 <w:szCs w:val="28"/>
               </w:rPr>
-              <w:t xml:space="preserve">±4,0% ±3 </w:t>
-            </w:r>
-            <w:proofErr w:type="spellStart"/>
-            <w:r>
-              <w:rPr>
-                <w:bCs/>
-                <w:szCs w:val="28"/>
-              </w:rPr>
-              <w:t>ед.сч</w:t>
-            </w:r>
-            <w:proofErr w:type="spellEnd"/>
-            <w:r>
-              <w:rPr>
-                <w:bCs/>
-                <w:szCs w:val="28"/>
-              </w:rPr>
-              <w:t>.</w:t>
+              <w:t>±4,0% ±3 ед.сч.</w:t>
             </w:r>
           </w:p>
         </w:tc>
@@ -5112,21 +5013,12 @@
                 <w:szCs w:val="28"/>
               </w:rPr>
             </w:pPr>
-            <w:proofErr w:type="gramStart"/>
-            <w:r>
-              <w:rPr>
-                <w:bCs/>
-                <w:szCs w:val="28"/>
-              </w:rPr>
-              <w:t>±(</w:t>
-            </w:r>
-            <w:proofErr w:type="gramEnd"/>
-            <w:r>
-              <w:rPr>
-                <w:bCs/>
-                <w:szCs w:val="28"/>
-              </w:rPr>
-              <w:t>1,0–5,0)%</w:t>
+            <w:r>
+              <w:rPr>
+                <w:bCs/>
+                <w:szCs w:val="28"/>
+              </w:rPr>
+              <w:t>±(1,0–5,0)%</w:t>
             </w:r>
           </w:p>
         </w:tc>
@@ -5535,7 +5427,6 @@
                 <w:bCs/>
                 <w:szCs w:val="28"/>
               </w:rPr>
-              <w:lastRenderedPageBreak/>
               <w:t>Класс защиты по электробезопасности</w:t>
             </w:r>
           </w:p>
@@ -5698,6 +5589,7 @@
                 <w:bCs/>
                 <w:szCs w:val="28"/>
               </w:rPr>
+              <w:lastRenderedPageBreak/>
               <w:t>Габаритные размеры</w:t>
             </w:r>
           </w:p>
@@ -5981,43 +5873,7 @@
           <w:sz w:val="28"/>
           <w:szCs w:val="28"/>
         </w:rPr>
-        <w:t xml:space="preserve">На основании изучения </w:t>
-      </w:r>
-      <w:proofErr w:type="spellStart"/>
-      <w:r>
-        <w:rPr>
-          <w:rFonts w:ascii="Times New Roman" w:hAnsi="Times New Roman" w:cs="Times New Roman"/>
-          <w:sz w:val="28"/>
-          <w:szCs w:val="28"/>
-        </w:rPr>
-        <w:t>Operating</w:t>
-      </w:r>
-      <w:proofErr w:type="spellEnd"/>
-      <w:r>
-        <w:rPr>
-          <w:rFonts w:ascii="Times New Roman" w:hAnsi="Times New Roman" w:cs="Times New Roman"/>
-          <w:sz w:val="28"/>
-          <w:szCs w:val="28"/>
-        </w:rPr>
-        <w:t xml:space="preserve"> </w:t>
-      </w:r>
-      <w:proofErr w:type="spellStart"/>
-      <w:r>
-        <w:rPr>
-          <w:rFonts w:ascii="Times New Roman" w:hAnsi="Times New Roman" w:cs="Times New Roman"/>
-          <w:sz w:val="28"/>
-          <w:szCs w:val="28"/>
-        </w:rPr>
-        <w:t>Manual</w:t>
-      </w:r>
-      <w:proofErr w:type="spellEnd"/>
-      <w:r>
-        <w:rPr>
-          <w:rFonts w:ascii="Times New Roman" w:hAnsi="Times New Roman" w:cs="Times New Roman"/>
-          <w:sz w:val="28"/>
-          <w:szCs w:val="28"/>
-        </w:rPr>
-        <w:t xml:space="preserve"> UT51-55.</w:t>
+        <w:t>На основании изучения Operating Manual UT51-55.</w:t>
       </w:r>
     </w:p>
     <w:p>
@@ -6492,25 +6348,7 @@
           <w:sz w:val="28"/>
           <w:szCs w:val="28"/>
         </w:rPr>
-        <w:t>Данные взяты из раздела B «</w:t>
-      </w:r>
-      <w:proofErr w:type="spellStart"/>
-      <w:r>
-        <w:rPr>
-          <w:rFonts w:ascii="Times New Roman" w:hAnsi="Times New Roman" w:cs="Times New Roman"/>
-          <w:sz w:val="28"/>
-          <w:szCs w:val="28"/>
-        </w:rPr>
-        <w:t>Specifications</w:t>
-      </w:r>
-      <w:proofErr w:type="spellEnd"/>
-      <w:r>
-        <w:rPr>
-          <w:rFonts w:ascii="Times New Roman" w:hAnsi="Times New Roman" w:cs="Times New Roman"/>
-          <w:sz w:val="28"/>
-          <w:szCs w:val="28"/>
-        </w:rPr>
-        <w:t>» (модель UT55).</w:t>
+        <w:t>Данные взяты из раздела B «Specifications» (модель UT55).</w:t>
       </w:r>
     </w:p>
     <w:p>
@@ -6785,23 +6623,13 @@
                 <w:szCs w:val="28"/>
               </w:rPr>
             </w:pPr>
-            <w:proofErr w:type="gramStart"/>
             <w:r>
               <w:rPr>
                 <w:rFonts w:eastAsia="Arial"/>
                 <w:bCs/>
                 <w:szCs w:val="28"/>
               </w:rPr>
-              <w:t>±(</w:t>
-            </w:r>
-            <w:proofErr w:type="gramEnd"/>
-            <w:r>
-              <w:rPr>
-                <w:rFonts w:eastAsia="Arial"/>
-                <w:bCs/>
-                <w:szCs w:val="28"/>
-              </w:rPr>
-              <w:t>0,5%+1) – ±(0,8%+2)</w:t>
+              <w:t>±(0,5%+1) – ±(0,8%+2)</w:t>
             </w:r>
           </w:p>
         </w:tc>
@@ -6905,23 +6733,13 @@
                 <w:szCs w:val="28"/>
               </w:rPr>
             </w:pPr>
-            <w:proofErr w:type="gramStart"/>
             <w:r>
               <w:rPr>
                 <w:rFonts w:eastAsia="Arial"/>
                 <w:bCs/>
                 <w:szCs w:val="28"/>
               </w:rPr>
-              <w:t>±(</w:t>
-            </w:r>
-            <w:proofErr w:type="gramEnd"/>
-            <w:r>
-              <w:rPr>
-                <w:rFonts w:eastAsia="Arial"/>
-                <w:bCs/>
-                <w:szCs w:val="28"/>
-              </w:rPr>
-              <w:t>0,8%+3) – ±(1,2%+3)</w:t>
+              <w:t>±(0,8%+3) – ±(1,2%+3)</w:t>
             </w:r>
           </w:p>
         </w:tc>
@@ -6977,7 +6795,6 @@
                 <w:bCs/>
                 <w:szCs w:val="28"/>
               </w:rPr>
-              <w:lastRenderedPageBreak/>
               <w:t>Постоянный ток</w:t>
             </w:r>
           </w:p>
@@ -7026,23 +6843,13 @@
                 <w:szCs w:val="28"/>
               </w:rPr>
             </w:pPr>
-            <w:proofErr w:type="gramStart"/>
             <w:r>
               <w:rPr>
                 <w:rFonts w:eastAsia="Arial"/>
                 <w:bCs/>
                 <w:szCs w:val="28"/>
               </w:rPr>
-              <w:t>±(</w:t>
-            </w:r>
-            <w:proofErr w:type="gramEnd"/>
-            <w:r>
-              <w:rPr>
-                <w:rFonts w:eastAsia="Arial"/>
-                <w:bCs/>
-                <w:szCs w:val="28"/>
-              </w:rPr>
-              <w:t>0,8%+1) – ±(2%+5)</w:t>
+              <w:t>±(0,8%+1) – ±(2%+5)</w:t>
             </w:r>
           </w:p>
         </w:tc>
@@ -7146,23 +6953,13 @@
                 <w:szCs w:val="28"/>
               </w:rPr>
             </w:pPr>
-            <w:proofErr w:type="gramStart"/>
             <w:r>
               <w:rPr>
                 <w:rFonts w:eastAsia="Arial"/>
                 <w:bCs/>
                 <w:szCs w:val="28"/>
               </w:rPr>
-              <w:t>±(</w:t>
-            </w:r>
-            <w:proofErr w:type="gramEnd"/>
-            <w:r>
-              <w:rPr>
-                <w:rFonts w:eastAsia="Arial"/>
-                <w:bCs/>
-                <w:szCs w:val="28"/>
-              </w:rPr>
-              <w:t>1%+3) – ±(3%+7)</w:t>
+              <w:t>±(1%+3) – ±(3%+7)</w:t>
             </w:r>
           </w:p>
         </w:tc>
@@ -7218,6 +7015,7 @@
                 <w:bCs/>
                 <w:szCs w:val="28"/>
               </w:rPr>
+              <w:lastRenderedPageBreak/>
               <w:t>Сопротивление</w:t>
             </w:r>
           </w:p>
@@ -7266,23 +7064,13 @@
                 <w:szCs w:val="28"/>
               </w:rPr>
             </w:pPr>
-            <w:proofErr w:type="gramStart"/>
             <w:r>
               <w:rPr>
                 <w:rFonts w:eastAsia="Arial"/>
                 <w:bCs/>
                 <w:szCs w:val="28"/>
               </w:rPr>
-              <w:t>±(</w:t>
-            </w:r>
-            <w:proofErr w:type="gramEnd"/>
-            <w:r>
-              <w:rPr>
-                <w:rFonts w:eastAsia="Arial"/>
-                <w:bCs/>
-                <w:szCs w:val="28"/>
-              </w:rPr>
-              <w:t>0,8%+1) – ±[5%(-10)+10]</w:t>
+              <w:t>±(0,8%+1) – ±[5%(-10)+10]</w:t>
             </w:r>
           </w:p>
         </w:tc>
@@ -7386,23 +7174,13 @@
                 <w:szCs w:val="28"/>
               </w:rPr>
             </w:pPr>
-            <w:proofErr w:type="gramStart"/>
             <w:r>
               <w:rPr>
                 <w:rFonts w:eastAsia="Arial"/>
                 <w:bCs/>
                 <w:szCs w:val="28"/>
               </w:rPr>
-              <w:t>±(</w:t>
-            </w:r>
-            <w:proofErr w:type="gramEnd"/>
-            <w:r>
-              <w:rPr>
-                <w:rFonts w:eastAsia="Arial"/>
-                <w:bCs/>
-                <w:szCs w:val="28"/>
-              </w:rPr>
-              <w:t>4%+3)</w:t>
+              <w:t>±(4%+3)</w:t>
             </w:r>
           </w:p>
         </w:tc>
@@ -7506,23 +7284,13 @@
                 <w:szCs w:val="28"/>
               </w:rPr>
             </w:pPr>
-            <w:proofErr w:type="gramStart"/>
             <w:r>
               <w:rPr>
                 <w:rFonts w:eastAsia="Arial"/>
                 <w:bCs/>
                 <w:szCs w:val="28"/>
               </w:rPr>
-              <w:t>±(</w:t>
-            </w:r>
-            <w:proofErr w:type="gramEnd"/>
-            <w:r>
-              <w:rPr>
-                <w:rFonts w:eastAsia="Arial"/>
-                <w:bCs/>
-                <w:szCs w:val="28"/>
-              </w:rPr>
-              <w:t>1,5%+5)</w:t>
+              <w:t>±(1,5%+5)</w:t>
             </w:r>
           </w:p>
         </w:tc>
@@ -8310,23 +8078,7 @@
                 <w:bCs/>
                 <w:szCs w:val="28"/>
               </w:rPr>
-              <w:t xml:space="preserve">~270 г (прибор), ~550 г (с </w:t>
-            </w:r>
-            <w:proofErr w:type="spellStart"/>
-            <w:r>
-              <w:rPr>
-                <w:bCs/>
-                <w:szCs w:val="28"/>
-              </w:rPr>
-              <w:t>холстером</w:t>
-            </w:r>
-            <w:proofErr w:type="spellEnd"/>
-            <w:r>
-              <w:rPr>
-                <w:bCs/>
-                <w:szCs w:val="28"/>
-              </w:rPr>
-              <w:t>)</w:t>
+              <w:t>~270 г (прибор), ~550 г (с холстером)</w:t>
             </w:r>
           </w:p>
         </w:tc>
@@ -8507,7 +8259,7 @@
           <w:sz w:val="28"/>
           <w:szCs w:val="28"/>
         </w:rPr>
-        <w:t>В ходе выполнения лабораторной работы были изучены паспорта и руководства по эксплуатации трёх цифровых измерительных приборов: универсального вольтметра В7-58/2, мультиметра MY-60 и мультиметра UNI-T UT55.</w:t>
+        <w:t>В работе проведён анализ паспортов трёх цифровых измерительных приборов: В7-58/2, MY-60 и UNI-T UT55.</w:t>
       </w:r>
     </w:p>
     <w:p>
@@ -8527,17 +8279,11 @@
           <w:sz w:val="28"/>
           <w:szCs w:val="28"/>
         </w:rPr>
-        <w:t>На основании проведённого анализа можно сделать следующие выводы:</w:t>
+        <w:t>Установлено, что все приборы относятся к цифровым показывающим рабочим средствам измерений. Вольтметр В7-58/2 является стационарным прибором сетевого питания, а мультиметры MY-60 и UT55 — портативными устройствами с автономным питанием.</w:t>
       </w:r>
     </w:p>
     <w:p>
       <w:pPr>
-        <w:pStyle w:val="a7"/>
-        <w:numPr>
-          <w:ilvl w:val="0"/>
-          <w:numId w:val="2"/>
-        </w:numPr>
-        <w:shd w:val="clear" w:color="auto" w:fill="FFFFFF" w:themeFill="background1"/>
         <w:spacing w:after="0" w:line="360" w:lineRule="auto"/>
         <w:ind w:firstLine="709"/>
         <w:jc w:val="both"/>
@@ -8553,17 +8299,27 @@
           <w:sz w:val="28"/>
           <w:szCs w:val="28"/>
         </w:rPr>
-        <w:t>Классификация: Все исследуемые приборы относятся к цифровым средствам измерений (СИ) показывающего действия и являются рабочими средствами измерений (РСИ). Они предназначены для воспроизведения и хранения единицы величины с целью передачи её размера измеряемому объекту.</w:t>
+        <w:t>Сравнение метрологических характеристик показало, что приборы имеют сопоставимые диапазоны измерений напряжения, тока и сопротивления.</w:t>
+      </w:r>
+      <w:r>
+        <w:rPr>
+          <w:rFonts w:ascii="Times New Roman" w:hAnsi="Times New Roman" w:cs="Times New Roman"/>
+          <w:sz w:val="28"/>
+          <w:szCs w:val="28"/>
+        </w:rPr>
+        <w:t xml:space="preserve"> </w:t>
+      </w:r>
+      <w:r>
+        <w:rPr>
+          <w:rFonts w:ascii="Times New Roman" w:hAnsi="Times New Roman" w:cs="Times New Roman"/>
+          <w:sz w:val="28"/>
+          <w:szCs w:val="28"/>
+        </w:rPr>
+        <w:t>Основная погрешность находится в пределах, соответствующих рабочим средствам измерений. Мультиметры обладают более широким функционалом по сравнению со стационарным вольтметром.</w:t>
       </w:r>
     </w:p>
     <w:p>
       <w:pPr>
-        <w:pStyle w:val="a7"/>
-        <w:numPr>
-          <w:ilvl w:val="0"/>
-          <w:numId w:val="2"/>
-        </w:numPr>
-        <w:shd w:val="clear" w:color="auto" w:fill="FFFFFF" w:themeFill="background1"/>
         <w:spacing w:after="0" w:line="360" w:lineRule="auto"/>
         <w:ind w:firstLine="709"/>
         <w:jc w:val="both"/>
@@ -8579,236 +8335,7 @@
           <w:sz w:val="28"/>
           <w:szCs w:val="28"/>
         </w:rPr>
-        <w:t>Конструктивные особенности:</w:t>
-      </w:r>
-    </w:p>
-    <w:p>
-      <w:pPr>
-        <w:pStyle w:val="a7"/>
-        <w:numPr>
-          <w:ilvl w:val="0"/>
-          <w:numId w:val="3"/>
-        </w:numPr>
-        <w:shd w:val="clear" w:color="auto" w:fill="FFFFFF" w:themeFill="background1"/>
-        <w:spacing w:after="0" w:line="360" w:lineRule="auto"/>
-        <w:ind w:left="0" w:firstLine="709"/>
-        <w:jc w:val="both"/>
-        <w:rPr>
-          <w:rFonts w:ascii="Times New Roman" w:hAnsi="Times New Roman" w:cs="Times New Roman"/>
-          <w:sz w:val="28"/>
-          <w:szCs w:val="28"/>
-        </w:rPr>
-      </w:pPr>
-      <w:r>
-        <w:rPr>
-          <w:rFonts w:ascii="Times New Roman" w:hAnsi="Times New Roman" w:cs="Times New Roman"/>
-          <w:sz w:val="28"/>
-          <w:szCs w:val="28"/>
-        </w:rPr>
-        <w:t>Вольтметр В7-58/2 является стационарным прибором сетевого питания (Класс защиты I), что ограничивает его применение лабораторными условиями, но обеспечивает высокую стабильность измерений.</w:t>
-      </w:r>
-    </w:p>
-    <w:p>
-      <w:pPr>
-        <w:pStyle w:val="a7"/>
-        <w:numPr>
-          <w:ilvl w:val="0"/>
-          <w:numId w:val="3"/>
-        </w:numPr>
-        <w:shd w:val="clear" w:color="auto" w:fill="FFFFFF" w:themeFill="background1"/>
-        <w:spacing w:after="0" w:line="360" w:lineRule="auto"/>
-        <w:ind w:left="0" w:firstLine="709"/>
-        <w:jc w:val="both"/>
-        <w:rPr>
-          <w:rFonts w:ascii="Times New Roman" w:hAnsi="Times New Roman" w:cs="Times New Roman"/>
-          <w:sz w:val="28"/>
-          <w:szCs w:val="28"/>
-        </w:rPr>
-      </w:pPr>
-      <w:r>
-        <w:rPr>
-          <w:rFonts w:ascii="Times New Roman" w:hAnsi="Times New Roman" w:cs="Times New Roman"/>
-          <w:sz w:val="28"/>
-          <w:szCs w:val="28"/>
-        </w:rPr>
-        <w:t>Мультиметры MY-60 и UT55 являются портативными приборами с автономным питанием (Класс защиты II), что позволяет использовать их в полевых условиях. Прибор UT55 обладает дополнительными функциями безопасности (категория перенапряжения CAT II 600 В).</w:t>
-      </w:r>
-    </w:p>
-    <w:p>
-      <w:pPr>
-        <w:pStyle w:val="a7"/>
-        <w:numPr>
-          <w:ilvl w:val="0"/>
-          <w:numId w:val="2"/>
-        </w:numPr>
-        <w:shd w:val="clear" w:color="auto" w:fill="FFFFFF" w:themeFill="background1"/>
-        <w:spacing w:after="0" w:line="360" w:lineRule="auto"/>
-        <w:ind w:firstLine="709"/>
-        <w:jc w:val="both"/>
-        <w:rPr>
-          <w:rFonts w:ascii="Times New Roman" w:hAnsi="Times New Roman" w:cs="Times New Roman"/>
-          <w:sz w:val="28"/>
-          <w:szCs w:val="28"/>
-        </w:rPr>
-      </w:pPr>
-      <w:r>
-        <w:rPr>
-          <w:rFonts w:ascii="Times New Roman" w:hAnsi="Times New Roman" w:cs="Times New Roman"/>
-          <w:sz w:val="28"/>
-          <w:szCs w:val="28"/>
-        </w:rPr>
-        <w:t>Метрологические характеристики:</w:t>
-      </w:r>
-    </w:p>
-    <w:p>
-      <w:pPr>
-        <w:pStyle w:val="a7"/>
-        <w:numPr>
-          <w:ilvl w:val="0"/>
-          <w:numId w:val="4"/>
-        </w:numPr>
-        <w:shd w:val="clear" w:color="auto" w:fill="FFFFFF" w:themeFill="background1"/>
-        <w:spacing w:after="0" w:line="360" w:lineRule="auto"/>
-        <w:ind w:left="0" w:firstLine="709"/>
-        <w:jc w:val="both"/>
-        <w:rPr>
-          <w:rFonts w:ascii="Times New Roman" w:hAnsi="Times New Roman" w:cs="Times New Roman"/>
-          <w:sz w:val="28"/>
-          <w:szCs w:val="28"/>
-        </w:rPr>
-      </w:pPr>
-      <w:r>
-        <w:rPr>
-          <w:rFonts w:ascii="Times New Roman" w:hAnsi="Times New Roman" w:cs="Times New Roman"/>
-          <w:sz w:val="28"/>
-          <w:szCs w:val="28"/>
-        </w:rPr>
-        <w:t>Все приборы имеют дискретность отсчёта 3½ разряда (1999 отсчётов).</w:t>
-      </w:r>
-    </w:p>
-    <w:p>
-      <w:pPr>
-        <w:pStyle w:val="a7"/>
-        <w:numPr>
-          <w:ilvl w:val="0"/>
-          <w:numId w:val="4"/>
-        </w:numPr>
-        <w:shd w:val="clear" w:color="auto" w:fill="FFFFFF" w:themeFill="background1"/>
-        <w:spacing w:after="0" w:line="360" w:lineRule="auto"/>
-        <w:ind w:left="0" w:firstLine="709"/>
-        <w:jc w:val="both"/>
-        <w:rPr>
-          <w:rFonts w:ascii="Times New Roman" w:hAnsi="Times New Roman" w:cs="Times New Roman"/>
-          <w:sz w:val="28"/>
-          <w:szCs w:val="28"/>
-        </w:rPr>
-      </w:pPr>
-      <w:r>
-        <w:rPr>
-          <w:rFonts w:ascii="Times New Roman" w:hAnsi="Times New Roman" w:cs="Times New Roman"/>
-          <w:sz w:val="28"/>
-          <w:szCs w:val="28"/>
-        </w:rPr>
-        <w:t>Диапазоны измерений основных величин (напряжение, ток, сопротивление) у приборов сопоставимы, однако мультиметры обладают расширенным функционалом (измерение ёмкости, температуры, частоты, проверка полупроводников).</w:t>
-      </w:r>
-    </w:p>
-    <w:p>
-      <w:pPr>
-        <w:pStyle w:val="a7"/>
-        <w:numPr>
-          <w:ilvl w:val="0"/>
-          <w:numId w:val="4"/>
-        </w:numPr>
-        <w:shd w:val="clear" w:color="auto" w:fill="FFFFFF" w:themeFill="background1"/>
-        <w:spacing w:after="0" w:line="360" w:lineRule="auto"/>
-        <w:ind w:left="0" w:firstLine="709"/>
-        <w:jc w:val="both"/>
-        <w:rPr>
-          <w:rFonts w:ascii="Times New Roman" w:hAnsi="Times New Roman" w:cs="Times New Roman"/>
-          <w:sz w:val="28"/>
-          <w:szCs w:val="28"/>
-        </w:rPr>
-      </w:pPr>
-      <w:r>
-        <w:rPr>
-          <w:rFonts w:ascii="Times New Roman" w:hAnsi="Times New Roman" w:cs="Times New Roman"/>
-          <w:sz w:val="28"/>
-          <w:szCs w:val="28"/>
-        </w:rPr>
-        <w:t>Основная погрешность измерений находится в пределах от ±0,5% до ±5,0% в зависимости от диапазона и измеряемой величины, что соответствует классу точности рабочих приборов.</w:t>
-      </w:r>
-    </w:p>
-    <w:p>
-      <w:pPr>
-        <w:pStyle w:val="a7"/>
-        <w:numPr>
-          <w:ilvl w:val="0"/>
-          <w:numId w:val="2"/>
-        </w:numPr>
-        <w:shd w:val="clear" w:color="auto" w:fill="FFFFFF" w:themeFill="background1"/>
-        <w:spacing w:after="0" w:line="360" w:lineRule="auto"/>
-        <w:ind w:firstLine="709"/>
-        <w:jc w:val="both"/>
-        <w:rPr>
-          <w:rFonts w:ascii="Times New Roman" w:hAnsi="Times New Roman" w:cs="Times New Roman"/>
-          <w:sz w:val="28"/>
-          <w:szCs w:val="28"/>
-        </w:rPr>
-      </w:pPr>
-      <w:r>
-        <w:rPr>
-          <w:rFonts w:ascii="Times New Roman" w:hAnsi="Times New Roman" w:cs="Times New Roman"/>
-          <w:sz w:val="28"/>
-          <w:szCs w:val="28"/>
-        </w:rPr>
-        <w:lastRenderedPageBreak/>
-        <w:t>Эксплуатация: Межповерочный интервал для всех приборов составляет 1 год, что требует периодической метрологической аттестации для поддержания статуса рабочего СИ. Условия эксплуатации (температура, влажность) у портативных приборов более широкие по сравнению со стационарным вольтметром.</w:t>
-      </w:r>
-    </w:p>
-    <w:p>
-      <w:pPr>
-        <w:pStyle w:val="a7"/>
-        <w:numPr>
-          <w:ilvl w:val="0"/>
-          <w:numId w:val="2"/>
-        </w:numPr>
-        <w:shd w:val="clear" w:color="auto" w:fill="FFFFFF" w:themeFill="background1"/>
-        <w:spacing w:after="0" w:line="360" w:lineRule="auto"/>
-        <w:ind w:firstLine="709"/>
-        <w:jc w:val="both"/>
-        <w:rPr>
-          <w:rFonts w:ascii="Times New Roman" w:hAnsi="Times New Roman" w:cs="Times New Roman"/>
-          <w:sz w:val="28"/>
-          <w:szCs w:val="28"/>
-        </w:rPr>
-      </w:pPr>
-      <w:r>
-        <w:rPr>
-          <w:rFonts w:ascii="Times New Roman" w:hAnsi="Times New Roman" w:cs="Times New Roman"/>
-          <w:sz w:val="28"/>
-          <w:szCs w:val="28"/>
-        </w:rPr>
-        <w:t>Документация: Структура изученных руководств по эксплуатации соответствует общим требованиям ГОСТ 2.601-2019 и содержит необходимые разделы: назначение, технические характеристики, меры безопасности, комплектность и условия хранения.</w:t>
-      </w:r>
-    </w:p>
-    <w:p>
-      <w:pPr>
-        <w:spacing w:after="0" w:line="360" w:lineRule="auto"/>
-        <w:ind w:firstLine="709"/>
-        <w:jc w:val="both"/>
-        <w:rPr>
-          <w:rFonts w:ascii="Times New Roman" w:hAnsi="Times New Roman" w:cs="Times New Roman"/>
-          <w:sz w:val="28"/>
-          <w:szCs w:val="28"/>
-        </w:rPr>
-      </w:pPr>
-      <w:r>
-        <w:rPr>
-          <w:rFonts w:ascii="Times New Roman" w:hAnsi="Times New Roman" w:cs="Times New Roman"/>
-          <w:sz w:val="28"/>
-          <w:szCs w:val="28"/>
-        </w:rPr>
-        <w:t>Таким образом, цель работы достигнута: основные характеристики цифровых измерительных приборов изучены, классификационные признаки определены, отчёт оформлен в соответствии с требованиями нормативной документации.</w:t>
+        <w:t>Цель работы достигнута: классификационные признаки и основные характеристики цифровых измерительных приборов изучены и систематизированы.</w:t>
       </w:r>
       <w:r>
         <w:rPr>
@@ -8866,11 +8393,27 @@
           <w:sz w:val="28"/>
           <w:szCs w:val="28"/>
         </w:rPr>
-        <w:t>ГОСТ 7.32-2017.  Отчет о научно-исследовательской работе. М., 2017. 26 с. [Электронный ресурс] — URL: https://lms.surgu.ru/pluginfile.php/616472/mod_resource/content/1/7.32-2017.pdf (дата обращения 19.02.2026).</w:t>
+        <w:t xml:space="preserve">ГОСТ 7.32-2017.  Отчет о научно-исследовательской работе. М., 2017. 26 с. [Электронный ресурс] — URL: https://lms.surgu.ru/pluginfile.php/616472/mod_resource/content/1/7.32-2017.pdf (дата обращения </w:t>
+      </w:r>
+      <w:r>
+        <w:rPr>
+          <w:rFonts w:ascii="Times New Roman" w:hAnsi="Times New Roman" w:cs="Times New Roman"/>
+          <w:sz w:val="28"/>
+          <w:szCs w:val="28"/>
+        </w:rPr>
+        <w:t>26</w:t>
+      </w:r>
+      <w:r>
+        <w:rPr>
+          <w:rFonts w:ascii="Times New Roman" w:hAnsi="Times New Roman" w:cs="Times New Roman"/>
+          <w:sz w:val="28"/>
+          <w:szCs w:val="28"/>
+        </w:rPr>
+        <w:t>.02.2026).</w:t>
       </w:r>
     </w:p>
     <w:sectPr>
-      <w:footerReference w:type="default" r:id="rId7"/>
+      <w:footerReference w:type="default" r:id="rId8"/>
       <w:pgSz w:w="11906" w:h="16838"/>
       <w:pgMar w:top="1134" w:right="850" w:bottom="1134" w:left="1701" w:header="708" w:footer="708" w:gutter="0"/>
       <w:cols w:space="708"/>
@@ -10336,7 +9879,6 @@
   <w:style w:type="character" w:default="1" w:styleId="a0">
     <w:name w:val="Default Paragraph Font"/>
     <w:uiPriority w:val="1"/>
-    <w:semiHidden/>
     <w:unhideWhenUsed/>
   </w:style>
   <w:style w:type="table" w:default="1" w:styleId="a1">
@@ -11181,4 +10723,16 @@
     </a:ext>
   </a:extLst>
 </a:theme>
+</file>
+
+<file path=customXml/item1.xml><?xml version="1.0" encoding="utf-8"?>
+<b:Sources xmlns:b="http://schemas.openxmlformats.org/officeDocument/2006/bibliography" xmlns="http://schemas.openxmlformats.org/officeDocument/2006/bibliography" SelectedStyle="\APASixthEditionOfficeOnline.xsl" StyleName="APA" Version="6"/>
+</file>
+
+<file path=customXml/itemProps1.xml><?xml version="1.0" encoding="utf-8"?>
+<ds:datastoreItem xmlns:ds="http://schemas.openxmlformats.org/officeDocument/2006/customXml" ds:itemID="{4FCA8693-2158-466A-8C8D-7E55A9D3E197}">
+  <ds:schemaRefs>
+    <ds:schemaRef ds:uri="http://schemas.openxmlformats.org/officeDocument/2006/bibliography"/>
+  </ds:schemaRefs>
+</ds:datastoreItem>
 </file>
--- a/4 курс/Metrology/606-22_РечукДМ_Лаб3.docx
+++ b/4 курс/Metrology/606-22_РечукДМ_Лаб3.docx
@@ -2373,14 +2373,7 @@
                 <w:bCs/>
                 <w:szCs w:val="28"/>
               </w:rPr>
-              <w:t xml:space="preserve"> </w:t>
-            </w:r>
-            <w:r>
-              <w:rPr>
-                <w:bCs/>
-                <w:szCs w:val="28"/>
-              </w:rPr>
-              <w:t>%</w:t>
+              <w:t xml:space="preserve"> %</w:t>
             </w:r>
           </w:p>
         </w:tc>
@@ -2914,7 +2907,6 @@
           <w:rFonts w:ascii="Times New Roman" w:hAnsi="Times New Roman" w:cs="Times New Roman"/>
           <w:sz w:val="28"/>
           <w:szCs w:val="28"/>
-          <w:lang w:val="en-US"/>
         </w:rPr>
       </w:pPr>
       <w:r>
@@ -9879,6 +9871,7 @@
   <w:style w:type="character" w:default="1" w:styleId="a0">
     <w:name w:val="Default Paragraph Font"/>
     <w:uiPriority w:val="1"/>
+    <w:semiHidden/>
     <w:unhideWhenUsed/>
   </w:style>
   <w:style w:type="table" w:default="1" w:styleId="a1">

--- a/4 курс/Metrology/606-22_РечукДМ_Лаб3.docx
+++ b/4 курс/Metrology/606-22_РечукДМ_Лаб3.docx
@@ -1552,13 +1552,23 @@
       </w:r>
       <w:r>
         <w:rPr>
+          <w:rFonts w:ascii="Times New Roman" w:eastAsia="Times New Roman" w:hAnsi="Times New Roman" w:cs="Times New Roman"/>
+          <w:b/>
+          <w:spacing w:val="5"/>
+          <w:sz w:val="28"/>
+          <w:szCs w:val="28"/>
+        </w:rPr>
+        <w:t>—</w:t>
+      </w:r>
+      <w:r>
+        <w:rPr>
           <w:rStyle w:val="ae"/>
           <w:rFonts w:ascii="Times New Roman" w:eastAsia="Times New Roman" w:hAnsi="Times New Roman" w:cs="Times New Roman"/>
           <w:bCs/>
           <w:sz w:val="28"/>
           <w:szCs w:val="28"/>
         </w:rPr>
-        <w:t>– Классификационные признаки СИ (В7-58/2)</w:t>
+        <w:t xml:space="preserve"> Классификационные признаки СИ (В7-58/2)</w:t>
       </w:r>
     </w:p>
     <w:tbl>
@@ -2009,7 +2019,27 @@
           <w:sz w:val="28"/>
           <w:szCs w:val="28"/>
         </w:rPr>
-        <w:t xml:space="preserve"> – Метрологические характеристики В7-58/2</w:t>
+        <w:t xml:space="preserve"> </w:t>
+      </w:r>
+      <w:r>
+        <w:rPr>
+          <w:rFonts w:ascii="Times New Roman" w:eastAsia="Arial" w:hAnsi="Times New Roman" w:cs="Times New Roman"/>
+          <w:bCs/>
+          <w:spacing w:val="5"/>
+          <w:sz w:val="28"/>
+          <w:szCs w:val="28"/>
+        </w:rPr>
+        <w:t>—</w:t>
+      </w:r>
+      <w:r>
+        <w:rPr>
+          <w:rStyle w:val="ae"/>
+          <w:rFonts w:ascii="Times New Roman" w:hAnsi="Times New Roman" w:cs="Times New Roman"/>
+          <w:bCs/>
+          <w:sz w:val="28"/>
+          <w:szCs w:val="28"/>
+        </w:rPr>
+        <w:t xml:space="preserve"> Метрологические характеристики В7-58/2</w:t>
       </w:r>
     </w:p>
     <w:tbl>
@@ -2961,13 +2991,23 @@
       <w:bookmarkEnd w:id="8"/>
       <w:r>
         <w:rPr>
+          <w:rFonts w:ascii="Times New Roman" w:eastAsia="Arial" w:hAnsi="Times New Roman" w:cs="Times New Roman"/>
+          <w:bCs/>
+          <w:spacing w:val="5"/>
+          <w:sz w:val="28"/>
+          <w:szCs w:val="28"/>
+        </w:rPr>
+        <w:t>—</w:t>
+      </w:r>
+      <w:r>
+        <w:rPr>
           <w:rStyle w:val="ae"/>
           <w:rFonts w:ascii="Times New Roman" w:hAnsi="Times New Roman" w:cs="Times New Roman"/>
           <w:bCs/>
           <w:sz w:val="28"/>
           <w:szCs w:val="28"/>
         </w:rPr>
-        <w:t>– Эксплуатационные данные В7-58/2</w:t>
+        <w:t xml:space="preserve"> Эксплуатационные данные В7-58/2</w:t>
       </w:r>
     </w:p>
     <w:tbl>
@@ -3682,7 +3722,27 @@
           <w:sz w:val="28"/>
           <w:szCs w:val="28"/>
         </w:rPr>
-        <w:t xml:space="preserve"> – Классификационные признаки СИ (MY-60)</w:t>
+        <w:t xml:space="preserve"> </w:t>
+      </w:r>
+      <w:r>
+        <w:rPr>
+          <w:rFonts w:ascii="Times New Roman" w:eastAsia="Arial" w:hAnsi="Times New Roman" w:cs="Times New Roman"/>
+          <w:bCs/>
+          <w:spacing w:val="5"/>
+          <w:sz w:val="28"/>
+          <w:szCs w:val="28"/>
+        </w:rPr>
+        <w:t>—</w:t>
+      </w:r>
+      <w:r>
+        <w:rPr>
+          <w:rStyle w:val="ae"/>
+          <w:rFonts w:ascii="Times New Roman" w:hAnsi="Times New Roman" w:cs="Times New Roman"/>
+          <w:bCs/>
+          <w:sz w:val="28"/>
+          <w:szCs w:val="28"/>
+        </w:rPr>
+        <w:t xml:space="preserve"> Классификационные признаки СИ (MY-60)</w:t>
       </w:r>
     </w:p>
     <w:tbl>
@@ -4148,7 +4208,27 @@
           <w:sz w:val="28"/>
           <w:szCs w:val="28"/>
         </w:rPr>
-        <w:t xml:space="preserve"> – Метрологические характеристики MY-60</w:t>
+        <w:t xml:space="preserve"> </w:t>
+      </w:r>
+      <w:r>
+        <w:rPr>
+          <w:rFonts w:ascii="Times New Roman" w:eastAsia="Arial" w:hAnsi="Times New Roman" w:cs="Times New Roman"/>
+          <w:bCs/>
+          <w:spacing w:val="5"/>
+          <w:sz w:val="28"/>
+          <w:szCs w:val="28"/>
+        </w:rPr>
+        <w:t>—</w:t>
+      </w:r>
+      <w:r>
+        <w:rPr>
+          <w:rStyle w:val="ae"/>
+          <w:rFonts w:ascii="Times New Roman" w:hAnsi="Times New Roman" w:cs="Times New Roman"/>
+          <w:bCs/>
+          <w:sz w:val="28"/>
+          <w:szCs w:val="28"/>
+        </w:rPr>
+        <w:t xml:space="preserve"> Метрологические характеристики MY-60</w:t>
       </w:r>
     </w:p>
     <w:tbl>
@@ -4349,23 +4429,7 @@
                 <w:bCs/>
                 <w:szCs w:val="28"/>
               </w:rPr>
-              <w:t xml:space="preserve">0,5–0,8)% ±1 </w:t>
-            </w:r>
-            <w:proofErr w:type="spellStart"/>
-            <w:r>
-              <w:rPr>
-                <w:bCs/>
-                <w:szCs w:val="28"/>
-              </w:rPr>
-              <w:t>ед.сч</w:t>
-            </w:r>
-            <w:proofErr w:type="spellEnd"/>
-            <w:r>
-              <w:rPr>
-                <w:bCs/>
-                <w:szCs w:val="28"/>
-              </w:rPr>
-              <w:t>.</w:t>
+              <w:t>0,5–0,8)% ±1 ед.сч.</w:t>
             </w:r>
           </w:p>
         </w:tc>
@@ -4480,23 +4544,7 @@
                 <w:bCs/>
                 <w:szCs w:val="28"/>
               </w:rPr>
-              <w:t xml:space="preserve">0,8–1,2)% ±3 </w:t>
-            </w:r>
-            <w:proofErr w:type="spellStart"/>
-            <w:r>
-              <w:rPr>
-                <w:bCs/>
-                <w:szCs w:val="28"/>
-              </w:rPr>
-              <w:t>ед.сч</w:t>
-            </w:r>
-            <w:proofErr w:type="spellEnd"/>
-            <w:r>
-              <w:rPr>
-                <w:bCs/>
-                <w:szCs w:val="28"/>
-              </w:rPr>
-              <w:t>.</w:t>
+              <w:t>0,8–1,2)% ±3 ед.сч.</w:t>
             </w:r>
           </w:p>
         </w:tc>
@@ -4611,23 +4659,7 @@
                 <w:bCs/>
                 <w:szCs w:val="28"/>
               </w:rPr>
-              <w:t xml:space="preserve">0,8–2,0)% ±1–5 </w:t>
-            </w:r>
-            <w:proofErr w:type="spellStart"/>
-            <w:r>
-              <w:rPr>
-                <w:bCs/>
-                <w:szCs w:val="28"/>
-              </w:rPr>
-              <w:t>ед.сч</w:t>
-            </w:r>
-            <w:proofErr w:type="spellEnd"/>
-            <w:r>
-              <w:rPr>
-                <w:bCs/>
-                <w:szCs w:val="28"/>
-              </w:rPr>
-              <w:t>.</w:t>
+              <w:t>0,8–2,0)% ±1–5 ед.сч.</w:t>
             </w:r>
           </w:p>
         </w:tc>
@@ -4742,23 +4774,7 @@
                 <w:bCs/>
                 <w:szCs w:val="28"/>
               </w:rPr>
-              <w:t xml:space="preserve">1,0–3,0)% ±3–7 </w:t>
-            </w:r>
-            <w:proofErr w:type="spellStart"/>
-            <w:r>
-              <w:rPr>
-                <w:bCs/>
-                <w:szCs w:val="28"/>
-              </w:rPr>
-              <w:t>ед.сч</w:t>
-            </w:r>
-            <w:proofErr w:type="spellEnd"/>
-            <w:r>
-              <w:rPr>
-                <w:bCs/>
-                <w:szCs w:val="28"/>
-              </w:rPr>
-              <w:t>.</w:t>
+              <w:t>1,0–3,0)% ±3–7 ед.сч.</w:t>
             </w:r>
           </w:p>
         </w:tc>
@@ -4873,23 +4889,7 @@
                 <w:bCs/>
                 <w:szCs w:val="28"/>
               </w:rPr>
-              <w:t xml:space="preserve">0,8–5,0)% ±1–10 </w:t>
-            </w:r>
-            <w:proofErr w:type="spellStart"/>
-            <w:r>
-              <w:rPr>
-                <w:bCs/>
-                <w:szCs w:val="28"/>
-              </w:rPr>
-              <w:t>ед.сч</w:t>
-            </w:r>
-            <w:proofErr w:type="spellEnd"/>
-            <w:r>
-              <w:rPr>
-                <w:bCs/>
-                <w:szCs w:val="28"/>
-              </w:rPr>
-              <w:t>.</w:t>
+              <w:t>0,8–5,0)% ±1–10 ед.сч.</w:t>
             </w:r>
           </w:p>
         </w:tc>
@@ -4995,23 +4995,7 @@
                 <w:bCs/>
                 <w:szCs w:val="28"/>
               </w:rPr>
-              <w:t xml:space="preserve">±4,0% ±3 </w:t>
-            </w:r>
-            <w:proofErr w:type="spellStart"/>
-            <w:r>
-              <w:rPr>
-                <w:bCs/>
-                <w:szCs w:val="28"/>
-              </w:rPr>
-              <w:t>ед.сч</w:t>
-            </w:r>
-            <w:proofErr w:type="spellEnd"/>
-            <w:r>
-              <w:rPr>
-                <w:bCs/>
-                <w:szCs w:val="28"/>
-              </w:rPr>
-              <w:t>.</w:t>
+              <w:t>±4,0% ±3 ед.сч.</w:t>
             </w:r>
           </w:p>
         </w:tc>
@@ -5393,7 +5377,27 @@
           <w:sz w:val="28"/>
           <w:szCs w:val="28"/>
         </w:rPr>
-        <w:t xml:space="preserve"> – Эксплуатационные данные MY-60</w:t>
+        <w:t xml:space="preserve"> </w:t>
+      </w:r>
+      <w:r>
+        <w:rPr>
+          <w:rFonts w:ascii="Times New Roman" w:eastAsia="Arial" w:hAnsi="Times New Roman" w:cs="Times New Roman"/>
+          <w:bCs/>
+          <w:spacing w:val="5"/>
+          <w:sz w:val="28"/>
+          <w:szCs w:val="28"/>
+        </w:rPr>
+        <w:t>—</w:t>
+      </w:r>
+      <w:r>
+        <w:rPr>
+          <w:rStyle w:val="ae"/>
+          <w:rFonts w:ascii="Times New Roman" w:hAnsi="Times New Roman" w:cs="Times New Roman"/>
+          <w:bCs/>
+          <w:sz w:val="28"/>
+          <w:szCs w:val="28"/>
+        </w:rPr>
+        <w:t xml:space="preserve"> Эксплуатационные данные MY-60</w:t>
       </w:r>
     </w:p>
     <w:tbl>
@@ -5981,43 +5985,7 @@
           <w:sz w:val="28"/>
           <w:szCs w:val="28"/>
         </w:rPr>
-        <w:t xml:space="preserve">На основании изучения </w:t>
-      </w:r>
-      <w:proofErr w:type="spellStart"/>
-      <w:r>
-        <w:rPr>
-          <w:rFonts w:ascii="Times New Roman" w:hAnsi="Times New Roman" w:cs="Times New Roman"/>
-          <w:sz w:val="28"/>
-          <w:szCs w:val="28"/>
-        </w:rPr>
-        <w:t>Operating</w:t>
-      </w:r>
-      <w:proofErr w:type="spellEnd"/>
-      <w:r>
-        <w:rPr>
-          <w:rFonts w:ascii="Times New Roman" w:hAnsi="Times New Roman" w:cs="Times New Roman"/>
-          <w:sz w:val="28"/>
-          <w:szCs w:val="28"/>
-        </w:rPr>
-        <w:t xml:space="preserve"> </w:t>
-      </w:r>
-      <w:proofErr w:type="spellStart"/>
-      <w:r>
-        <w:rPr>
-          <w:rFonts w:ascii="Times New Roman" w:hAnsi="Times New Roman" w:cs="Times New Roman"/>
-          <w:sz w:val="28"/>
-          <w:szCs w:val="28"/>
-        </w:rPr>
-        <w:t>Manual</w:t>
-      </w:r>
-      <w:proofErr w:type="spellEnd"/>
-      <w:r>
-        <w:rPr>
-          <w:rFonts w:ascii="Times New Roman" w:hAnsi="Times New Roman" w:cs="Times New Roman"/>
-          <w:sz w:val="28"/>
-          <w:szCs w:val="28"/>
-        </w:rPr>
-        <w:t xml:space="preserve"> UT51-55.</w:t>
+        <w:t>На основании изучения Operating Manual UT51-55.</w:t>
       </w:r>
     </w:p>
     <w:p>
@@ -6091,7 +6059,27 @@
           <w:sz w:val="28"/>
           <w:szCs w:val="28"/>
         </w:rPr>
-        <w:t xml:space="preserve"> – Классификационные признаки СИ (UT55)</w:t>
+        <w:t xml:space="preserve"> </w:t>
+      </w:r>
+      <w:r>
+        <w:rPr>
+          <w:rFonts w:ascii="Times New Roman" w:eastAsia="Arial" w:hAnsi="Times New Roman" w:cs="Times New Roman"/>
+          <w:bCs/>
+          <w:spacing w:val="5"/>
+          <w:sz w:val="28"/>
+          <w:szCs w:val="28"/>
+        </w:rPr>
+        <w:t>—</w:t>
+      </w:r>
+      <w:r>
+        <w:rPr>
+          <w:rStyle w:val="ae"/>
+          <w:rFonts w:ascii="Times New Roman" w:hAnsi="Times New Roman" w:cs="Times New Roman"/>
+          <w:bCs/>
+          <w:sz w:val="28"/>
+          <w:szCs w:val="28"/>
+        </w:rPr>
+        <w:t xml:space="preserve"> Классификационные признаки СИ (UT55)</w:t>
       </w:r>
     </w:p>
     <w:tbl>
@@ -6492,25 +6480,7 @@
           <w:sz w:val="28"/>
           <w:szCs w:val="28"/>
         </w:rPr>
-        <w:t>Данные взяты из раздела B «</w:t>
-      </w:r>
-      <w:proofErr w:type="spellStart"/>
-      <w:r>
-        <w:rPr>
-          <w:rFonts w:ascii="Times New Roman" w:hAnsi="Times New Roman" w:cs="Times New Roman"/>
-          <w:sz w:val="28"/>
-          <w:szCs w:val="28"/>
-        </w:rPr>
-        <w:t>Specifications</w:t>
-      </w:r>
-      <w:proofErr w:type="spellEnd"/>
-      <w:r>
-        <w:rPr>
-          <w:rFonts w:ascii="Times New Roman" w:hAnsi="Times New Roman" w:cs="Times New Roman"/>
-          <w:sz w:val="28"/>
-          <w:szCs w:val="28"/>
-        </w:rPr>
-        <w:t>» (модель UT55).</w:t>
+        <w:t>Данные взяты из раздела B «Specifications» (модель UT55).</w:t>
       </w:r>
     </w:p>
     <w:p>
@@ -6590,13 +6560,23 @@
       <w:bookmarkEnd w:id="13"/>
       <w:r>
         <w:rPr>
+          <w:rFonts w:ascii="Times New Roman" w:eastAsia="Arial" w:hAnsi="Times New Roman" w:cs="Times New Roman"/>
+          <w:bCs/>
+          <w:spacing w:val="5"/>
+          <w:sz w:val="28"/>
+          <w:szCs w:val="28"/>
+        </w:rPr>
+        <w:t>—</w:t>
+      </w:r>
+      <w:r>
+        <w:rPr>
           <w:rStyle w:val="ae"/>
           <w:rFonts w:ascii="Times New Roman" w:hAnsi="Times New Roman" w:cs="Times New Roman"/>
           <w:bCs/>
           <w:sz w:val="28"/>
           <w:szCs w:val="28"/>
         </w:rPr>
-        <w:t>– Метрологические характеристики UT55</w:t>
+        <w:t xml:space="preserve"> Метрологические характеристики UT55</w:t>
       </w:r>
     </w:p>
     <w:tbl>
@@ -7872,7 +7852,27 @@
           <w:sz w:val="28"/>
           <w:szCs w:val="28"/>
         </w:rPr>
-        <w:t xml:space="preserve"> – Эксплуатационные данные UT55</w:t>
+        <w:t xml:space="preserve"> </w:t>
+      </w:r>
+      <w:r>
+        <w:rPr>
+          <w:rFonts w:ascii="Times New Roman" w:eastAsia="Arial" w:hAnsi="Times New Roman" w:cs="Times New Roman"/>
+          <w:bCs/>
+          <w:spacing w:val="5"/>
+          <w:sz w:val="28"/>
+          <w:szCs w:val="28"/>
+        </w:rPr>
+        <w:t>—</w:t>
+      </w:r>
+      <w:r>
+        <w:rPr>
+          <w:rStyle w:val="ae"/>
+          <w:rFonts w:ascii="Times New Roman" w:hAnsi="Times New Roman" w:cs="Times New Roman"/>
+          <w:bCs/>
+          <w:sz w:val="28"/>
+          <w:szCs w:val="28"/>
+        </w:rPr>
+        <w:t xml:space="preserve"> Эксплуатационные данные UT55</w:t>
       </w:r>
     </w:p>
     <w:tbl>
@@ -8310,23 +8310,7 @@
                 <w:bCs/>
                 <w:szCs w:val="28"/>
               </w:rPr>
-              <w:t xml:space="preserve">~270 г (прибор), ~550 г (с </w:t>
-            </w:r>
-            <w:proofErr w:type="spellStart"/>
-            <w:r>
-              <w:rPr>
-                <w:bCs/>
-                <w:szCs w:val="28"/>
-              </w:rPr>
-              <w:t>холстером</w:t>
-            </w:r>
-            <w:proofErr w:type="spellEnd"/>
-            <w:r>
-              <w:rPr>
-                <w:bCs/>
-                <w:szCs w:val="28"/>
-              </w:rPr>
-              <w:t>)</w:t>
+              <w:t>~270 г (прибор), ~550 г (с холстером)</w:t>
             </w:r>
           </w:p>
         </w:tc>
@@ -10336,7 +10320,6 @@
   <w:style w:type="character" w:default="1" w:styleId="a0">
     <w:name w:val="Default Paragraph Font"/>
     <w:uiPriority w:val="1"/>
-    <w:semiHidden/>
     <w:unhideWhenUsed/>
   </w:style>
   <w:style w:type="table" w:default="1" w:styleId="a1">

--- a/4 курс/Metrology/606-22_РечукДМ_Лаб3.docx
+++ b/4 курс/Metrology/606-22_РечукДМ_Лаб3.docx
@@ -2226,21 +2226,12 @@
                 <w:szCs w:val="28"/>
               </w:rPr>
             </w:pPr>
-            <w:proofErr w:type="gramStart"/>
-            <w:r>
-              <w:rPr>
-                <w:bCs/>
-                <w:szCs w:val="28"/>
-              </w:rPr>
-              <w:t>±(</w:t>
-            </w:r>
-            <w:proofErr w:type="gramEnd"/>
-            <w:r>
-              <w:rPr>
-                <w:bCs/>
-                <w:szCs w:val="28"/>
-              </w:rPr>
-              <w:t>0,5–1,5)%</w:t>
+            <w:r>
+              <w:rPr>
+                <w:bCs/>
+                <w:szCs w:val="28"/>
+              </w:rPr>
+              <w:t>±(0,5–1,5)%</w:t>
             </w:r>
           </w:p>
         </w:tc>
@@ -2429,68 +2420,30 @@
               <w:t>до 10 А</w:t>
             </w:r>
           </w:p>
-          <w:p>
-            <w:pPr>
-              <w:spacing w:line="360" w:lineRule="auto"/>
-              <w:ind w:firstLine="0"/>
-              <w:jc w:val="center"/>
-            </w:pPr>
-          </w:p>
-          <w:p>
-            <w:pPr>
-              <w:spacing w:line="360" w:lineRule="auto"/>
-              <w:ind w:firstLine="0"/>
-              <w:jc w:val="center"/>
-              <w:rPr>
-                <w:bCs/>
-                <w:sz w:val="28"/>
-                <w:szCs w:val="28"/>
-              </w:rPr>
-            </w:pPr>
-          </w:p>
-          <w:p>
-            <w:pPr>
-              <w:tabs>
-                <w:tab w:val="left" w:pos="1813"/>
-              </w:tabs>
-              <w:spacing w:line="360" w:lineRule="auto"/>
-              <w:ind w:firstLine="0"/>
-              <w:jc w:val="center"/>
-            </w:pPr>
-          </w:p>
-        </w:tc>
-        <w:tc>
-          <w:tcPr>
-            <w:tcW w:w="0" w:type="auto"/>
-            <w:vAlign w:val="center"/>
-            <w:hideMark/>
-          </w:tcPr>
-          <w:p>
-            <w:pPr>
-              <w:pStyle w:val="af"/>
-              <w:shd w:val="clear" w:color="auto" w:fill="FFFFFF" w:themeFill="background1"/>
-              <w:ind w:firstLine="0"/>
-              <w:jc w:val="center"/>
-              <w:rPr>
-                <w:bCs/>
-                <w:szCs w:val="28"/>
-              </w:rPr>
-            </w:pPr>
-            <w:proofErr w:type="gramStart"/>
-            <w:r>
-              <w:rPr>
-                <w:bCs/>
-                <w:szCs w:val="28"/>
-              </w:rPr>
-              <w:t>±(</w:t>
-            </w:r>
-            <w:proofErr w:type="gramEnd"/>
-            <w:r>
-              <w:rPr>
-                <w:bCs/>
-                <w:szCs w:val="28"/>
-              </w:rPr>
-              <w:t>0,8–2,0)%</w:t>
+        </w:tc>
+        <w:tc>
+          <w:tcPr>
+            <w:tcW w:w="0" w:type="auto"/>
+            <w:vAlign w:val="center"/>
+            <w:hideMark/>
+          </w:tcPr>
+          <w:p>
+            <w:pPr>
+              <w:pStyle w:val="af"/>
+              <w:shd w:val="clear" w:color="auto" w:fill="FFFFFF" w:themeFill="background1"/>
+              <w:ind w:firstLine="0"/>
+              <w:jc w:val="center"/>
+              <w:rPr>
+                <w:bCs/>
+                <w:szCs w:val="28"/>
+              </w:rPr>
+            </w:pPr>
+            <w:r>
+              <w:rPr>
+                <w:bCs/>
+                <w:szCs w:val="28"/>
+              </w:rPr>
+              <w:t>±(0,8–2,0)%</w:t>
             </w:r>
           </w:p>
         </w:tc>
@@ -2544,7 +2497,6 @@
                 <w:bCs/>
                 <w:szCs w:val="28"/>
               </w:rPr>
-              <w:lastRenderedPageBreak/>
               <w:t>Переменный ток</w:t>
             </w:r>
           </w:p>
@@ -2757,6 +2709,7 @@
                 <w:bCs/>
                 <w:szCs w:val="28"/>
               </w:rPr>
+              <w:lastRenderedPageBreak/>
               <w:t>Разрешающая способность</w:t>
             </w:r>
           </w:p>
@@ -4046,7 +3999,6 @@
                 <w:bCs/>
                 <w:szCs w:val="28"/>
               </w:rPr>
-              <w:lastRenderedPageBreak/>
               <w:t>По условиям применения</w:t>
             </w:r>
           </w:p>
@@ -4134,6 +4086,7 @@
           <w:sz w:val="28"/>
           <w:szCs w:val="28"/>
         </w:rPr>
+        <w:lastRenderedPageBreak/>
         <w:t>Данные взяты из раздела «СПЕЦИФИКАЦИЯ» инструкции.</w:t>
       </w:r>
     </w:p>
@@ -4238,10 +4191,10 @@
         <w:tblLook w:val="04A0" w:firstRow="1" w:lastRow="0" w:firstColumn="1" w:lastColumn="0" w:noHBand="0" w:noVBand="1"/>
       </w:tblPr>
       <w:tblGrid>
-        <w:gridCol w:w="2542"/>
-        <w:gridCol w:w="2178"/>
-        <w:gridCol w:w="2245"/>
-        <w:gridCol w:w="2380"/>
+        <w:gridCol w:w="2614"/>
+        <w:gridCol w:w="1974"/>
+        <w:gridCol w:w="2319"/>
+        <w:gridCol w:w="2438"/>
       </w:tblGrid>
       <w:tr>
         <w:tc>
@@ -4415,21 +4368,12 @@
                 <w:szCs w:val="28"/>
               </w:rPr>
             </w:pPr>
-            <w:proofErr w:type="gramStart"/>
-            <w:r>
-              <w:rPr>
-                <w:bCs/>
-                <w:szCs w:val="28"/>
-              </w:rPr>
-              <w:t>±(</w:t>
-            </w:r>
-            <w:proofErr w:type="gramEnd"/>
-            <w:r>
-              <w:rPr>
-                <w:bCs/>
-                <w:szCs w:val="28"/>
-              </w:rPr>
-              <w:t>0,5–0,8)% ±1 ед.сч.</w:t>
+            <w:r>
+              <w:rPr>
+                <w:bCs/>
+                <w:szCs w:val="28"/>
+              </w:rPr>
+              <w:t>±(0,5–0,8)% ±1 ед.сч.</w:t>
             </w:r>
           </w:p>
         </w:tc>
@@ -4530,21 +4474,12 @@
                 <w:szCs w:val="28"/>
               </w:rPr>
             </w:pPr>
-            <w:proofErr w:type="gramStart"/>
-            <w:r>
-              <w:rPr>
-                <w:bCs/>
-                <w:szCs w:val="28"/>
-              </w:rPr>
-              <w:t>±(</w:t>
-            </w:r>
-            <w:proofErr w:type="gramEnd"/>
-            <w:r>
-              <w:rPr>
-                <w:bCs/>
-                <w:szCs w:val="28"/>
-              </w:rPr>
-              <w:t>0,8–1,2)% ±3 ед.сч.</w:t>
+            <w:r>
+              <w:rPr>
+                <w:bCs/>
+                <w:szCs w:val="28"/>
+              </w:rPr>
+              <w:t>±(0,8–1,2)% ±3 ед.сч.</w:t>
             </w:r>
           </w:p>
         </w:tc>
@@ -4645,21 +4580,12 @@
                 <w:szCs w:val="28"/>
               </w:rPr>
             </w:pPr>
-            <w:proofErr w:type="gramStart"/>
-            <w:r>
-              <w:rPr>
-                <w:bCs/>
-                <w:szCs w:val="28"/>
-              </w:rPr>
-              <w:t>±(</w:t>
-            </w:r>
-            <w:proofErr w:type="gramEnd"/>
-            <w:r>
-              <w:rPr>
-                <w:bCs/>
-                <w:szCs w:val="28"/>
-              </w:rPr>
-              <w:t>0,8–2,0)% ±1–5 ед.сч.</w:t>
+            <w:r>
+              <w:rPr>
+                <w:bCs/>
+                <w:szCs w:val="28"/>
+              </w:rPr>
+              <w:t>±(0,8–2,0)% ±1–5 ед.сч.</w:t>
             </w:r>
           </w:p>
         </w:tc>
@@ -4760,21 +4686,12 @@
                 <w:szCs w:val="28"/>
               </w:rPr>
             </w:pPr>
-            <w:proofErr w:type="gramStart"/>
-            <w:r>
-              <w:rPr>
-                <w:bCs/>
-                <w:szCs w:val="28"/>
-              </w:rPr>
-              <w:t>±(</w:t>
-            </w:r>
-            <w:proofErr w:type="gramEnd"/>
-            <w:r>
-              <w:rPr>
-                <w:bCs/>
-                <w:szCs w:val="28"/>
-              </w:rPr>
-              <w:t>1,0–3,0)% ±3–7 ед.сч.</w:t>
+            <w:r>
+              <w:rPr>
+                <w:bCs/>
+                <w:szCs w:val="28"/>
+              </w:rPr>
+              <w:t>±(1,0–3,0)% ±3–7 ед.сч.</w:t>
             </w:r>
           </w:p>
         </w:tc>
@@ -4875,21 +4792,12 @@
                 <w:szCs w:val="28"/>
               </w:rPr>
             </w:pPr>
-            <w:proofErr w:type="gramStart"/>
-            <w:r>
-              <w:rPr>
-                <w:bCs/>
-                <w:szCs w:val="28"/>
-              </w:rPr>
-              <w:t>±(</w:t>
-            </w:r>
-            <w:proofErr w:type="gramEnd"/>
-            <w:r>
-              <w:rPr>
-                <w:bCs/>
-                <w:szCs w:val="28"/>
-              </w:rPr>
-              <w:t>0,8–5,0)% ±1–10 ед.сч.</w:t>
+            <w:r>
+              <w:rPr>
+                <w:bCs/>
+                <w:szCs w:val="28"/>
+              </w:rPr>
+              <w:t>±(0,8–5,0)% ±1–10 ед.сч.</w:t>
             </w:r>
           </w:p>
         </w:tc>
@@ -5096,21 +5004,12 @@
                 <w:szCs w:val="28"/>
               </w:rPr>
             </w:pPr>
-            <w:proofErr w:type="gramStart"/>
-            <w:r>
-              <w:rPr>
-                <w:bCs/>
-                <w:szCs w:val="28"/>
-              </w:rPr>
-              <w:t>±(</w:t>
-            </w:r>
-            <w:proofErr w:type="gramEnd"/>
-            <w:r>
-              <w:rPr>
-                <w:bCs/>
-                <w:szCs w:val="28"/>
-              </w:rPr>
-              <w:t>1,0–5,0)%</w:t>
+            <w:r>
+              <w:rPr>
+                <w:bCs/>
+                <w:szCs w:val="28"/>
+              </w:rPr>
+              <w:t>±(1,0–5,0)%</w:t>
             </w:r>
           </w:p>
         </w:tc>
@@ -5190,7 +5089,7 @@
                 <w:bCs/>
                 <w:szCs w:val="28"/>
               </w:rPr>
-              <w:t>3½ разряда (1999 отсчетов)</w:t>
+              <w:t>3½ разряда</w:t>
             </w:r>
           </w:p>
         </w:tc>
@@ -5539,7 +5438,6 @@
                 <w:bCs/>
                 <w:szCs w:val="28"/>
               </w:rPr>
-              <w:lastRenderedPageBreak/>
               <w:t>Класс защиты по электробезопасности</w:t>
             </w:r>
           </w:p>
@@ -5702,6 +5600,7 @@
                 <w:bCs/>
                 <w:szCs w:val="28"/>
               </w:rPr>
+              <w:lastRenderedPageBreak/>
               <w:t>Габаритные размеры</w:t>
             </w:r>
           </w:p>
@@ -6765,23 +6664,13 @@
                 <w:szCs w:val="28"/>
               </w:rPr>
             </w:pPr>
-            <w:proofErr w:type="gramStart"/>
             <w:r>
               <w:rPr>
                 <w:rFonts w:eastAsia="Arial"/>
                 <w:bCs/>
                 <w:szCs w:val="28"/>
               </w:rPr>
-              <w:t>±(</w:t>
-            </w:r>
-            <w:proofErr w:type="gramEnd"/>
-            <w:r>
-              <w:rPr>
-                <w:rFonts w:eastAsia="Arial"/>
-                <w:bCs/>
-                <w:szCs w:val="28"/>
-              </w:rPr>
-              <w:t>0,5%+1) – ±(0,8%+2)</w:t>
+              <w:t>±(0,5%+1) – ±(0,8%+2)</w:t>
             </w:r>
           </w:p>
         </w:tc>
@@ -6885,23 +6774,13 @@
                 <w:szCs w:val="28"/>
               </w:rPr>
             </w:pPr>
-            <w:proofErr w:type="gramStart"/>
             <w:r>
               <w:rPr>
                 <w:rFonts w:eastAsia="Arial"/>
                 <w:bCs/>
                 <w:szCs w:val="28"/>
               </w:rPr>
-              <w:t>±(</w:t>
-            </w:r>
-            <w:proofErr w:type="gramEnd"/>
-            <w:r>
-              <w:rPr>
-                <w:rFonts w:eastAsia="Arial"/>
-                <w:bCs/>
-                <w:szCs w:val="28"/>
-              </w:rPr>
-              <w:t>0,8%+3) – ±(1,2%+3)</w:t>
+              <w:t>±(0,8%+3) – ±(1,2%+3)</w:t>
             </w:r>
           </w:p>
         </w:tc>
@@ -6957,7 +6836,6 @@
                 <w:bCs/>
                 <w:szCs w:val="28"/>
               </w:rPr>
-              <w:lastRenderedPageBreak/>
               <w:t>Постоянный ток</w:t>
             </w:r>
           </w:p>
@@ -7006,23 +6884,13 @@
                 <w:szCs w:val="28"/>
               </w:rPr>
             </w:pPr>
-            <w:proofErr w:type="gramStart"/>
             <w:r>
               <w:rPr>
                 <w:rFonts w:eastAsia="Arial"/>
                 <w:bCs/>
                 <w:szCs w:val="28"/>
               </w:rPr>
-              <w:t>±(</w:t>
-            </w:r>
-            <w:proofErr w:type="gramEnd"/>
-            <w:r>
-              <w:rPr>
-                <w:rFonts w:eastAsia="Arial"/>
-                <w:bCs/>
-                <w:szCs w:val="28"/>
-              </w:rPr>
-              <w:t>0,8%+1) – ±(2%+5)</w:t>
+              <w:t>±(0,8%+1) – ±(2%+5)</w:t>
             </w:r>
           </w:p>
         </w:tc>
@@ -7126,23 +6994,13 @@
                 <w:szCs w:val="28"/>
               </w:rPr>
             </w:pPr>
-            <w:proofErr w:type="gramStart"/>
             <w:r>
               <w:rPr>
                 <w:rFonts w:eastAsia="Arial"/>
                 <w:bCs/>
                 <w:szCs w:val="28"/>
               </w:rPr>
-              <w:t>±(</w:t>
-            </w:r>
-            <w:proofErr w:type="gramEnd"/>
-            <w:r>
-              <w:rPr>
-                <w:rFonts w:eastAsia="Arial"/>
-                <w:bCs/>
-                <w:szCs w:val="28"/>
-              </w:rPr>
-              <w:t>1%+3) – ±(3%+7)</w:t>
+              <w:t>±(1%+3) – ±(3%+7)</w:t>
             </w:r>
           </w:p>
         </w:tc>
@@ -7198,6 +7056,7 @@
                 <w:bCs/>
                 <w:szCs w:val="28"/>
               </w:rPr>
+              <w:lastRenderedPageBreak/>
               <w:t>Сопротивление</w:t>
             </w:r>
           </w:p>
@@ -7246,23 +7105,13 @@
                 <w:szCs w:val="28"/>
               </w:rPr>
             </w:pPr>
-            <w:proofErr w:type="gramStart"/>
             <w:r>
               <w:rPr>
                 <w:rFonts w:eastAsia="Arial"/>
                 <w:bCs/>
                 <w:szCs w:val="28"/>
               </w:rPr>
-              <w:t>±(</w:t>
-            </w:r>
-            <w:proofErr w:type="gramEnd"/>
-            <w:r>
-              <w:rPr>
-                <w:rFonts w:eastAsia="Arial"/>
-                <w:bCs/>
-                <w:szCs w:val="28"/>
-              </w:rPr>
-              <w:t>0,8%+1) – ±[5%(-10)+10]</w:t>
+              <w:t>±(0,8%+1) – ±[5%(-10)+10]</w:t>
             </w:r>
           </w:p>
         </w:tc>
@@ -7366,23 +7215,13 @@
                 <w:szCs w:val="28"/>
               </w:rPr>
             </w:pPr>
-            <w:proofErr w:type="gramStart"/>
             <w:r>
               <w:rPr>
                 <w:rFonts w:eastAsia="Arial"/>
                 <w:bCs/>
                 <w:szCs w:val="28"/>
               </w:rPr>
-              <w:t>±(</w:t>
-            </w:r>
-            <w:proofErr w:type="gramEnd"/>
-            <w:r>
-              <w:rPr>
-                <w:rFonts w:eastAsia="Arial"/>
-                <w:bCs/>
-                <w:szCs w:val="28"/>
-              </w:rPr>
-              <w:t>4%+3)</w:t>
+              <w:t>±(4%+3)</w:t>
             </w:r>
           </w:p>
         </w:tc>
@@ -7486,23 +7325,13 @@
                 <w:szCs w:val="28"/>
               </w:rPr>
             </w:pPr>
-            <w:proofErr w:type="gramStart"/>
             <w:r>
               <w:rPr>
                 <w:rFonts w:eastAsia="Arial"/>
                 <w:bCs/>
                 <w:szCs w:val="28"/>
               </w:rPr>
-              <w:t>±(</w:t>
-            </w:r>
-            <w:proofErr w:type="gramEnd"/>
-            <w:r>
-              <w:rPr>
-                <w:rFonts w:eastAsia="Arial"/>
-                <w:bCs/>
-                <w:szCs w:val="28"/>
-              </w:rPr>
-              <w:t>1,5%+5)</w:t>
+              <w:t>±(1,5%+5)</w:t>
             </w:r>
           </w:p>
         </w:tc>
@@ -10320,6 +10149,7 @@
   <w:style w:type="character" w:default="1" w:styleId="a0">
     <w:name w:val="Default Paragraph Font"/>
     <w:uiPriority w:val="1"/>
+    <w:semiHidden/>
     <w:unhideWhenUsed/>
   </w:style>
   <w:style w:type="table" w:default="1" w:styleId="a1">
